--- a/IAC IP25 - Machine Learning - Project Report - Pranay Sunil Jagtap.docx
+++ b/IAC IP25 - Machine Learning - Project Report - Pranay Sunil Jagtap.docx
@@ -1,6 +1,6 @@
 
 <file path=word/document.xml><?xml version="1.0" encoding="utf-8"?>
-<w:document xmlns:wpc="http://schemas.microsoft.com/office/word/2010/wordprocessingCanvas" xmlns:cx="http://schemas.microsoft.com/office/drawing/2014/chartex" xmlns:cx1="http://schemas.microsoft.com/office/drawing/2015/9/8/chartex" xmlns:cx2="http://schemas.microsoft.com/office/drawing/2015/10/21/chartex" xmlns:cx3="http://schemas.microsoft.com/office/drawing/2016/5/9/chartex" xmlns:cx4="http://schemas.microsoft.com/office/drawing/2016/5/10/chartex" xmlns:cx5="http://schemas.microsoft.com/office/drawing/2016/5/11/chartex" xmlns:cx6="http://schemas.microsoft.com/office/drawing/2016/5/12/chartex" xmlns:cx7="http://schemas.microsoft.com/office/drawing/2016/5/13/chartex" xmlns:cx8="http://schemas.microsoft.com/office/drawing/2016/5/14/chartex" xmlns:mc="http://schemas.openxmlformats.org/markup-compatibility/2006" xmlns:aink="http://schemas.microsoft.com/office/drawing/2016/ink" xmlns:am3d="http://schemas.microsoft.com/office/drawing/2017/model3d" xmlns:o="urn:schemas-microsoft-com:office:office" xmlns:oel="http://schemas.microsoft.com/office/2019/extlst" xmlns:r="http://schemas.openxmlformats.org/officeDocument/2006/relationships" xmlns:m="http://schemas.openxmlformats.org/officeDocument/2006/math" xmlns:v="urn:schemas-microsoft-com:vml" xmlns:wp14="http://schemas.microsoft.com/office/word/2010/wordprocessingDrawing" xmlns:wp="http://schemas.openxmlformats.org/drawingml/2006/wordprocessingDrawing" xmlns:w10="urn:schemas-microsoft-com:office:word" xmlns:w="http://schemas.openxmlformats.org/wordprocessingml/2006/main" xmlns:w14="http://schemas.microsoft.com/office/word/2010/wordml" xmlns:w15="http://schemas.microsoft.com/office/word/2012/wordml" xmlns:w16cex="http://schemas.microsoft.com/office/word/2018/wordml/cex" xmlns:w16cid="http://schemas.microsoft.com/office/word/2016/wordml/cid" xmlns:w16="http://schemas.microsoft.com/office/word/2018/wordml" xmlns:w16du="http://schemas.microsoft.com/office/word/2023/wordml/word16du" xmlns:w16sdtdh="http://schemas.microsoft.com/office/word/2020/wordml/sdtdatahash" xmlns:w16sdtfl="http://schemas.microsoft.com/office/word/2024/wordml/sdtformatlock" xmlns:w16se="http://schemas.microsoft.com/office/word/2015/wordml/symex" xmlns:wpg="http://schemas.microsoft.com/office/word/2010/wordprocessingGroup" xmlns:wpi="http://schemas.microsoft.com/office/word/2010/wordprocessingInk" xmlns:wne="http://schemas.microsoft.com/office/word/2006/wordml" xmlns:wps="http://schemas.microsoft.com/office/word/2010/wordprocessingShape" mc:Ignorable="w14 w15 w16se w16cid w16 w16cex w16sdtdh w16sdtfl w16du wp14">
+<w:document xmlns:wpc="http://schemas.microsoft.com/office/word/2010/wordprocessingCanvas" xmlns:cx="http://schemas.microsoft.com/office/drawing/2014/chartex" xmlns:cx1="http://schemas.microsoft.com/office/drawing/2015/9/8/chartex" xmlns:cx2="http://schemas.microsoft.com/office/drawing/2015/10/21/chartex" xmlns:cx3="http://schemas.microsoft.com/office/drawing/2016/5/9/chartex" xmlns:cx4="http://schemas.microsoft.com/office/drawing/2016/5/10/chartex" xmlns:cx5="http://schemas.microsoft.com/office/drawing/2016/5/11/chartex" xmlns:cx6="http://schemas.microsoft.com/office/drawing/2016/5/12/chartex" xmlns:cx7="http://schemas.microsoft.com/office/drawing/2016/5/13/chartex" xmlns:cx8="http://schemas.microsoft.com/office/drawing/2016/5/14/chartex" xmlns:mc="http://schemas.openxmlformats.org/markup-compatibility/2006" xmlns:aink="http://schemas.microsoft.com/office/drawing/2016/ink" xmlns:am3d="http://schemas.microsoft.com/office/drawing/2017/model3d" xmlns:o="urn:schemas-microsoft-com:office:office" xmlns:oel="http://schemas.microsoft.com/office/2019/extlst" xmlns:r="http://schemas.openxmlformats.org/officeDocument/2006/relationships" xmlns:m="http://schemas.openxmlformats.org/officeDocument/2006/math" xmlns:v="urn:schemas-microsoft-com:vml" xmlns:wp14="http://schemas.microsoft.com/office/word/2010/wordprocessingDrawing" xmlns:wp="http://schemas.openxmlformats.org/drawingml/2006/wordprocessingDrawing" xmlns:w10="urn:schemas-microsoft-com:office:word" xmlns:w="http://schemas.openxmlformats.org/wordprocessingml/2006/main" xmlns:w14="http://schemas.microsoft.com/office/word/2010/wordml" xmlns:w15="http://schemas.microsoft.com/office/word/2012/wordml" xmlns:w16cex="http://schemas.microsoft.com/office/word/2018/wordml/cex" xmlns:w16cid="http://schemas.microsoft.com/office/word/2016/wordml/cid" xmlns:w16="http://schemas.microsoft.com/office/word/2018/wordml" xmlns:w16du="http://schemas.microsoft.com/office/word/2023/wordml/word16du" xmlns:w16sdtdh="http://schemas.microsoft.com/office/word/2020/wordml/sdtdatahash" xmlns:w16sdtfl="http://schemas.microsoft.com/office/word/2024/wordml/sdtformatlock" xmlns:w16se="http://schemas.microsoft.com/office/word/2015/wordml/symex" xmlns:wpg="http://schemas.microsoft.com/office/word/2010/wordprocessingGroup" xmlns:wpi="http://schemas.microsoft.com/office/word/2010/wordprocessingInk" xmlns:wne="http://schemas.microsoft.com/office/word/2006/wordml" xmlns:wps="http://schemas.microsoft.com/office/word/2010/wordprocessingShape" xmlns:a="http://schemas.openxmlformats.org/drawingml/2006/main" xmlns:pic="http://schemas.openxmlformats.org/drawingml/2006/picture" xmlns:a14="http://schemas.microsoft.com/office/drawing/2010/main" mc:Ignorable="w14 w15 w16se w16cid w16 w16cex w16sdtdh w16sdtfl w16du wp14">
   <w:body>
     <w:sdt>
       <w:sdtPr>
@@ -734,11 +734,11 @@
               </mc:Choice>
               <mc:Fallback>
                 <w:pict>
-                  <v:shapetype w14:anchorId="72D27D08" id="_x0000_t202" coordsize="21600,21600" o:spt="202" path="m,l,21600r21600,l21600,xe">
+                  <v:shapetype id="_x0000_t202" coordsize="21600,21600" o:spt="202" path="m,l,21600r21600,l21600,xe" w14:anchorId="72D27D08">
                     <v:stroke joinstyle="miter"/>
                     <v:path gradientshapeok="t" o:connecttype="rect"/>
                   </v:shapetype>
-                  <v:shape id="Text Box 21" o:spid="_x0000_s1026" type="#_x0000_t202" style="position:absolute;margin-left:-21pt;margin-top:220.85pt;width:514pt;height:464pt;z-index:251664384;visibility:visible;mso-wrap-style:square;mso-width-percent:0;mso-height-percent:0;mso-wrap-distance-left:9pt;mso-wrap-distance-top:0;mso-wrap-distance-right:9pt;mso-wrap-distance-bottom:0;mso-position-horizontal:absolute;mso-position-horizontal-relative:text;mso-position-vertical:absolute;mso-position-vertical-relative:text;mso-width-percent:0;mso-height-percent:0;mso-width-relative:margin;mso-height-relative:margin;v-text-anchor:top" o:gfxdata="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" filled="f" stroked="f" strokeweight=".5pt">
+                  <v:shape id="Text Box 21" style="position:absolute;margin-left:-21pt;margin-top:220.85pt;width:514pt;height:464pt;z-index:251664384;visibility:visible;mso-wrap-style:square;mso-width-percent:0;mso-height-percent:0;mso-wrap-distance-left:9pt;mso-wrap-distance-top:0;mso-wrap-distance-right:9pt;mso-wrap-distance-bottom:0;mso-position-horizontal:absolute;mso-position-horizontal-relative:text;mso-position-vertical:absolute;mso-position-vertical-relative:text;mso-width-percent:0;mso-height-percent:0;mso-width-relative:margin;mso-height-relative:margin;v-text-anchor:top" o:spid="_x0000_s1026" filled="f" stroked="f" strokeweight=".5pt" type="#_x0000_t202" o:gfxdata="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">
                     <v:textbox>
                       <w:txbxContent>
                         <w:p>
@@ -1610,7 +1610,7 @@
           <w:headerReference w:type="default" r:id="rId11"/>
           <w:footerReference w:type="default" r:id="rId12"/>
           <w:type w:val="continuous"/>
-          <w:pgSz w:w="11906" w:h="16838" w:code="9"/>
+          <w:pgSz w:w="11906" w:h="16838" w:orient="portrait" w:code="9"/>
           <w:pgMar w:top="1440" w:right="1440" w:bottom="1440" w:left="1440" w:header="720" w:footer="720" w:gutter="0"/>
           <w:pgNumType w:start="0"/>
           <w:cols w:space="720"/>
@@ -1686,9 +1686,9 @@
           <w:color w:val="595959" w:themeColor="text1" w:themeTint="A6"/>
         </w:rPr>
         <w:sectPr>
-          <w:pgSz w:w="11910" w:h="16850"/>
+          <w:pgSz w:w="11910" w:h="16850" w:orient="portrait"/>
           <w:pgMar w:top="1600" w:right="200" w:bottom="280" w:left="0" w:header="720" w:footer="720" w:gutter="0"/>
-          <w:cols w:num="2" w:space="720" w:equalWidth="0">
+          <w:cols w:equalWidth="0" w:space="720" w:num="2">
             <w:col w:w="3686" w:space="1754"/>
             <w:col w:w="6270"/>
           </w:cols>
@@ -1698,7 +1698,7 @@
     <w:sdt>
       <w:sdtPr>
         <w:rPr>
-          <w:rFonts w:ascii="Arial" w:eastAsia="Lucida Sans Unicode" w:hAnsi="Arial" w:cs="Arial"/>
+          <w:rFonts w:ascii="Arial" w:hAnsi="Arial" w:eastAsia="Lucida Sans Unicode" w:cs="Arial"/>
           <w:color w:val="595959" w:themeColor="text1" w:themeTint="A6"/>
           <w:sz w:val="22"/>
           <w:szCs w:val="22"/>
@@ -1712,14 +1712,14 @@
       </w:sdtPr>
       <w:sdtEndPr>
         <w:rPr>
-          <w:rFonts w:eastAsia="Times New Roman"/>
-          <w:b/>
-          <w:bCs/>
+          <w:rFonts w:ascii="Arial" w:hAnsi="Arial" w:eastAsia="Times New Roman" w:cs="Arial"/>
+          <w:b w:val="1"/>
+          <w:bCs w:val="1"/>
           <w:noProof/>
           <w:color w:val="000000" w:themeColor="text1"/>
           <w:sz w:val="24"/>
           <w:szCs w:val="24"/>
-          <w:lang w:bidi="ar-SA"/>
+          <w:lang w:val="en-IN" w:eastAsia="en-GB" w:bidi="ar-SA"/>
         </w:rPr>
       </w:sdtEndPr>
       <w:sdtContent>
@@ -1733,7 +1733,7 @@
             <w:ind w:left="-432"/>
             <w:jc w:val="both"/>
             <w:rPr>
-              <w:rFonts w:ascii="Arial" w:eastAsia="Lucida Sans Unicode" w:hAnsi="Arial" w:cs="Arial"/>
+              <w:rFonts w:ascii="Arial" w:hAnsi="Arial" w:eastAsia="Lucida Sans Unicode" w:cs="Arial"/>
               <w:color w:val="595959" w:themeColor="text1" w:themeTint="A6"/>
               <w:sz w:val="22"/>
               <w:szCs w:val="22"/>
@@ -1751,7 +1751,7 @@
             <w:ind w:left="-432"/>
             <w:jc w:val="both"/>
             <w:rPr>
-              <w:rFonts w:ascii="Arial" w:eastAsia="Lucida Sans Unicode" w:hAnsi="Arial" w:cs="Arial"/>
+              <w:rFonts w:ascii="Arial" w:hAnsi="Arial" w:eastAsia="Lucida Sans Unicode" w:cs="Arial"/>
               <w:color w:val="595959" w:themeColor="text1" w:themeTint="A6"/>
               <w:sz w:val="22"/>
               <w:szCs w:val="22"/>
@@ -1797,7 +1797,7 @@
               <w:tab w:val="right" w:leader="dot" w:pos="9020"/>
             </w:tabs>
             <w:rPr>
-              <w:rFonts w:asciiTheme="minorHAnsi" w:eastAsiaTheme="minorEastAsia" w:hAnsiTheme="minorHAnsi" w:cstheme="minorBidi"/>
+              <w:rFonts w:asciiTheme="minorHAnsi" w:hAnsiTheme="minorHAnsi" w:eastAsiaTheme="minorEastAsia" w:cstheme="minorBidi"/>
               <w:noProof/>
             </w:rPr>
           </w:pPr>
@@ -1822,7 +1822,7 @@
             </w:rPr>
             <w:fldChar w:fldCharType="separate"/>
           </w:r>
-          <w:hyperlink w:anchor="_Toc143445375" w:history="1">
+          <w:hyperlink w:history="1" w:anchor="_Toc143445375">
             <w:r>
               <w:rPr>
                 <w:rStyle w:val="Hyperlink"/>
@@ -1835,7 +1835,7 @@
             </w:r>
             <w:r>
               <w:rPr>
-                <w:rFonts w:asciiTheme="minorHAnsi" w:eastAsiaTheme="minorEastAsia" w:hAnsiTheme="minorHAnsi" w:cstheme="minorBidi"/>
+                <w:rFonts w:asciiTheme="minorHAnsi" w:hAnsiTheme="minorHAnsi" w:eastAsiaTheme="minorEastAsia" w:cstheme="minorBidi"/>
                 <w:noProof/>
               </w:rPr>
               <w:tab/>
@@ -1908,11 +1908,11 @@
               <w:tab w:val="right" w:leader="dot" w:pos="9020"/>
             </w:tabs>
             <w:rPr>
-              <w:rFonts w:asciiTheme="minorHAnsi" w:eastAsiaTheme="minorEastAsia" w:hAnsiTheme="minorHAnsi" w:cstheme="minorBidi"/>
+              <w:rFonts w:asciiTheme="minorHAnsi" w:hAnsiTheme="minorHAnsi" w:eastAsiaTheme="minorEastAsia" w:cstheme="minorBidi"/>
               <w:noProof/>
             </w:rPr>
           </w:pPr>
-          <w:hyperlink w:anchor="_Toc143445376" w:history="1">
+          <w:hyperlink w:history="1" w:anchor="_Toc143445376">
             <w:r>
               <w:rPr>
                 <w:rStyle w:val="Hyperlink"/>
@@ -1925,7 +1925,7 @@
             </w:r>
             <w:r>
               <w:rPr>
-                <w:rFonts w:asciiTheme="minorHAnsi" w:eastAsiaTheme="minorEastAsia" w:hAnsiTheme="minorHAnsi" w:cstheme="minorBidi"/>
+                <w:rFonts w:asciiTheme="minorHAnsi" w:hAnsiTheme="minorHAnsi" w:eastAsiaTheme="minorEastAsia" w:cstheme="minorBidi"/>
                 <w:noProof/>
               </w:rPr>
               <w:tab/>
@@ -1998,11 +1998,11 @@
               <w:tab w:val="right" w:leader="dot" w:pos="9020"/>
             </w:tabs>
             <w:rPr>
-              <w:rFonts w:asciiTheme="minorHAnsi" w:eastAsiaTheme="minorEastAsia" w:hAnsiTheme="minorHAnsi" w:cstheme="minorBidi"/>
+              <w:rFonts w:asciiTheme="minorHAnsi" w:hAnsiTheme="minorHAnsi" w:eastAsiaTheme="minorEastAsia" w:cstheme="minorBidi"/>
               <w:noProof/>
             </w:rPr>
           </w:pPr>
-          <w:hyperlink w:anchor="_Toc143445377" w:history="1">
+          <w:hyperlink w:history="1" w:anchor="_Toc143445377">
             <w:r>
               <w:rPr>
                 <w:rStyle w:val="Hyperlink"/>
@@ -2015,7 +2015,7 @@
             </w:r>
             <w:r>
               <w:rPr>
-                <w:rFonts w:asciiTheme="minorHAnsi" w:eastAsiaTheme="minorEastAsia" w:hAnsiTheme="minorHAnsi" w:cstheme="minorBidi"/>
+                <w:rFonts w:asciiTheme="minorHAnsi" w:hAnsiTheme="minorHAnsi" w:eastAsiaTheme="minorEastAsia" w:cstheme="minorBidi"/>
                 <w:noProof/>
               </w:rPr>
               <w:tab/>
@@ -2088,11 +2088,11 @@
               <w:tab w:val="right" w:leader="dot" w:pos="9020"/>
             </w:tabs>
             <w:rPr>
-              <w:rFonts w:asciiTheme="minorHAnsi" w:eastAsiaTheme="minorEastAsia" w:hAnsiTheme="minorHAnsi" w:cstheme="minorBidi"/>
+              <w:rFonts w:asciiTheme="minorHAnsi" w:hAnsiTheme="minorHAnsi" w:eastAsiaTheme="minorEastAsia" w:cstheme="minorBidi"/>
               <w:noProof/>
             </w:rPr>
           </w:pPr>
-          <w:hyperlink w:anchor="_Toc143445378" w:history="1">
+          <w:hyperlink w:history="1" w:anchor="_Toc143445378">
             <w:r>
               <w:rPr>
                 <w:rStyle w:val="Hyperlink"/>
@@ -2103,7 +2103,7 @@
             </w:r>
             <w:r>
               <w:rPr>
-                <w:rFonts w:asciiTheme="minorHAnsi" w:eastAsiaTheme="minorEastAsia" w:hAnsiTheme="minorHAnsi" w:cstheme="minorBidi"/>
+                <w:rFonts w:asciiTheme="minorHAnsi" w:hAnsiTheme="minorHAnsi" w:eastAsiaTheme="minorEastAsia" w:cstheme="minorBidi"/>
                 <w:noProof/>
               </w:rPr>
               <w:tab/>
@@ -2174,11 +2174,11 @@
               <w:tab w:val="right" w:leader="dot" w:pos="9020"/>
             </w:tabs>
             <w:rPr>
-              <w:rFonts w:asciiTheme="minorHAnsi" w:eastAsiaTheme="minorEastAsia" w:hAnsiTheme="minorHAnsi" w:cstheme="minorBidi"/>
+              <w:rFonts w:asciiTheme="minorHAnsi" w:hAnsiTheme="minorHAnsi" w:eastAsiaTheme="minorEastAsia" w:cstheme="minorBidi"/>
               <w:noProof/>
             </w:rPr>
           </w:pPr>
-          <w:hyperlink w:anchor="_Toc143445379" w:history="1">
+          <w:hyperlink w:history="1" w:anchor="_Toc143445379">
             <w:r>
               <w:rPr>
                 <w:rStyle w:val="Hyperlink"/>
@@ -2189,7 +2189,7 @@
             </w:r>
             <w:r>
               <w:rPr>
-                <w:rFonts w:asciiTheme="minorHAnsi" w:eastAsiaTheme="minorEastAsia" w:hAnsiTheme="minorHAnsi" w:cstheme="minorBidi"/>
+                <w:rFonts w:asciiTheme="minorHAnsi" w:hAnsiTheme="minorHAnsi" w:eastAsiaTheme="minorEastAsia" w:cstheme="minorBidi"/>
                 <w:noProof/>
               </w:rPr>
               <w:tab/>
@@ -2260,11 +2260,11 @@
               <w:tab w:val="right" w:leader="dot" w:pos="9020"/>
             </w:tabs>
             <w:rPr>
-              <w:rFonts w:asciiTheme="minorHAnsi" w:eastAsiaTheme="minorEastAsia" w:hAnsiTheme="minorHAnsi" w:cstheme="minorBidi"/>
+              <w:rFonts w:asciiTheme="minorHAnsi" w:hAnsiTheme="minorHAnsi" w:eastAsiaTheme="minorEastAsia" w:cstheme="minorBidi"/>
               <w:noProof/>
             </w:rPr>
           </w:pPr>
-          <w:hyperlink w:anchor="_Toc143445380" w:history="1">
+          <w:hyperlink w:history="1" w:anchor="_Toc143445380">
             <w:r>
               <w:rPr>
                 <w:rStyle w:val="Hyperlink"/>
@@ -2275,7 +2275,7 @@
             </w:r>
             <w:r>
               <w:rPr>
-                <w:rFonts w:asciiTheme="minorHAnsi" w:eastAsiaTheme="minorEastAsia" w:hAnsiTheme="minorHAnsi" w:cstheme="minorBidi"/>
+                <w:rFonts w:asciiTheme="minorHAnsi" w:hAnsiTheme="minorHAnsi" w:eastAsiaTheme="minorEastAsia" w:cstheme="minorBidi"/>
                 <w:noProof/>
               </w:rPr>
               <w:tab/>
@@ -2346,11 +2346,11 @@
               <w:tab w:val="right" w:leader="dot" w:pos="9020"/>
             </w:tabs>
             <w:rPr>
-              <w:rFonts w:asciiTheme="minorHAnsi" w:eastAsiaTheme="minorEastAsia" w:hAnsiTheme="minorHAnsi" w:cstheme="minorBidi"/>
+              <w:rFonts w:asciiTheme="minorHAnsi" w:hAnsiTheme="minorHAnsi" w:eastAsiaTheme="minorEastAsia" w:cstheme="minorBidi"/>
               <w:noProof/>
             </w:rPr>
           </w:pPr>
-          <w:hyperlink w:anchor="_Toc143445381" w:history="1">
+          <w:hyperlink w:history="1" w:anchor="_Toc143445381">
             <w:r>
               <w:rPr>
                 <w:rStyle w:val="Hyperlink"/>
@@ -2363,7 +2363,7 @@
             </w:r>
             <w:r>
               <w:rPr>
-                <w:rFonts w:asciiTheme="minorHAnsi" w:eastAsiaTheme="minorEastAsia" w:hAnsiTheme="minorHAnsi" w:cstheme="minorBidi"/>
+                <w:rFonts w:asciiTheme="minorHAnsi" w:hAnsiTheme="minorHAnsi" w:eastAsiaTheme="minorEastAsia" w:cstheme="minorBidi"/>
                 <w:noProof/>
               </w:rPr>
               <w:tab/>
@@ -2436,11 +2436,11 @@
               <w:tab w:val="right" w:leader="dot" w:pos="9020"/>
             </w:tabs>
             <w:rPr>
-              <w:rFonts w:asciiTheme="minorHAnsi" w:eastAsiaTheme="minorEastAsia" w:hAnsiTheme="minorHAnsi" w:cstheme="minorBidi"/>
+              <w:rFonts w:asciiTheme="minorHAnsi" w:hAnsiTheme="minorHAnsi" w:eastAsiaTheme="minorEastAsia" w:cstheme="minorBidi"/>
               <w:noProof/>
             </w:rPr>
           </w:pPr>
-          <w:hyperlink w:anchor="_Toc143445382" w:history="1">
+          <w:hyperlink w:history="1" w:anchor="_Toc143445382">
             <w:r>
               <w:rPr>
                 <w:rStyle w:val="Hyperlink"/>
@@ -2451,7 +2451,7 @@
             </w:r>
             <w:r>
               <w:rPr>
-                <w:rFonts w:asciiTheme="minorHAnsi" w:eastAsiaTheme="minorEastAsia" w:hAnsiTheme="minorHAnsi" w:cstheme="minorBidi"/>
+                <w:rFonts w:asciiTheme="minorHAnsi" w:hAnsiTheme="minorHAnsi" w:eastAsiaTheme="minorEastAsia" w:cstheme="minorBidi"/>
                 <w:noProof/>
               </w:rPr>
               <w:tab/>
@@ -2522,11 +2522,11 @@
               <w:tab w:val="right" w:leader="dot" w:pos="9020"/>
             </w:tabs>
             <w:rPr>
-              <w:rFonts w:asciiTheme="minorHAnsi" w:eastAsiaTheme="minorEastAsia" w:hAnsiTheme="minorHAnsi" w:cstheme="minorBidi"/>
+              <w:rFonts w:asciiTheme="minorHAnsi" w:hAnsiTheme="minorHAnsi" w:eastAsiaTheme="minorEastAsia" w:cstheme="minorBidi"/>
               <w:noProof/>
             </w:rPr>
           </w:pPr>
-          <w:hyperlink w:anchor="_Toc143445383" w:history="1">
+          <w:hyperlink w:history="1" w:anchor="_Toc143445383">
             <w:r>
               <w:rPr>
                 <w:rStyle w:val="Hyperlink"/>
@@ -2537,7 +2537,7 @@
             </w:r>
             <w:r>
               <w:rPr>
-                <w:rFonts w:asciiTheme="minorHAnsi" w:eastAsiaTheme="minorEastAsia" w:hAnsiTheme="minorHAnsi" w:cstheme="minorBidi"/>
+                <w:rFonts w:asciiTheme="minorHAnsi" w:hAnsiTheme="minorHAnsi" w:eastAsiaTheme="minorEastAsia" w:cstheme="minorBidi"/>
                 <w:noProof/>
               </w:rPr>
               <w:tab/>
@@ -2608,11 +2608,11 @@
               <w:tab w:val="right" w:leader="dot" w:pos="9020"/>
             </w:tabs>
             <w:rPr>
-              <w:rFonts w:asciiTheme="minorHAnsi" w:eastAsiaTheme="minorEastAsia" w:hAnsiTheme="minorHAnsi" w:cstheme="minorBidi"/>
+              <w:rFonts w:asciiTheme="minorHAnsi" w:hAnsiTheme="minorHAnsi" w:eastAsiaTheme="minorEastAsia" w:cstheme="minorBidi"/>
               <w:noProof/>
             </w:rPr>
           </w:pPr>
-          <w:hyperlink w:anchor="_Toc143445384" w:history="1">
+          <w:hyperlink w:history="1" w:anchor="_Toc143445384">
             <w:r>
               <w:rPr>
                 <w:rStyle w:val="Hyperlink"/>
@@ -2623,7 +2623,7 @@
             </w:r>
             <w:r>
               <w:rPr>
-                <w:rFonts w:asciiTheme="minorHAnsi" w:eastAsiaTheme="minorEastAsia" w:hAnsiTheme="minorHAnsi" w:cstheme="minorBidi"/>
+                <w:rFonts w:asciiTheme="minorHAnsi" w:hAnsiTheme="minorHAnsi" w:eastAsiaTheme="minorEastAsia" w:cstheme="minorBidi"/>
                 <w:noProof/>
               </w:rPr>
               <w:tab/>
@@ -2694,11 +2694,11 @@
               <w:tab w:val="right" w:leader="dot" w:pos="9020"/>
             </w:tabs>
             <w:rPr>
-              <w:rFonts w:asciiTheme="minorHAnsi" w:eastAsiaTheme="minorEastAsia" w:hAnsiTheme="minorHAnsi" w:cstheme="minorBidi"/>
+              <w:rFonts w:asciiTheme="minorHAnsi" w:hAnsiTheme="minorHAnsi" w:eastAsiaTheme="minorEastAsia" w:cstheme="minorBidi"/>
               <w:noProof/>
             </w:rPr>
           </w:pPr>
-          <w:hyperlink w:anchor="_Toc143445385" w:history="1">
+          <w:hyperlink w:history="1" w:anchor="_Toc143445385">
             <w:r>
               <w:rPr>
                 <w:rStyle w:val="Hyperlink"/>
@@ -2711,7 +2711,7 @@
             </w:r>
             <w:r>
               <w:rPr>
-                <w:rFonts w:asciiTheme="minorHAnsi" w:eastAsiaTheme="minorEastAsia" w:hAnsiTheme="minorHAnsi" w:cstheme="minorBidi"/>
+                <w:rFonts w:asciiTheme="minorHAnsi" w:hAnsiTheme="minorHAnsi" w:eastAsiaTheme="minorEastAsia" w:cstheme="minorBidi"/>
                 <w:noProof/>
               </w:rPr>
               <w:tab/>
@@ -2784,11 +2784,11 @@
               <w:tab w:val="right" w:leader="dot" w:pos="9020"/>
             </w:tabs>
             <w:rPr>
-              <w:rFonts w:asciiTheme="minorHAnsi" w:eastAsiaTheme="minorEastAsia" w:hAnsiTheme="minorHAnsi" w:cstheme="minorBidi"/>
+              <w:rFonts w:asciiTheme="minorHAnsi" w:hAnsiTheme="minorHAnsi" w:eastAsiaTheme="minorEastAsia" w:cstheme="minorBidi"/>
               <w:noProof/>
             </w:rPr>
           </w:pPr>
-          <w:hyperlink w:anchor="_Toc143445386" w:history="1">
+          <w:hyperlink w:history="1" w:anchor="_Toc143445386">
             <w:r>
               <w:rPr>
                 <w:rStyle w:val="Hyperlink"/>
@@ -2801,7 +2801,7 @@
             </w:r>
             <w:r>
               <w:rPr>
-                <w:rFonts w:asciiTheme="minorHAnsi" w:eastAsiaTheme="minorEastAsia" w:hAnsiTheme="minorHAnsi" w:cstheme="minorBidi"/>
+                <w:rFonts w:asciiTheme="minorHAnsi" w:hAnsiTheme="minorHAnsi" w:eastAsiaTheme="minorEastAsia" w:cstheme="minorBidi"/>
                 <w:noProof/>
               </w:rPr>
               <w:tab/>
@@ -2874,11 +2874,11 @@
               <w:tab w:val="right" w:leader="dot" w:pos="9020"/>
             </w:tabs>
             <w:rPr>
-              <w:rFonts w:asciiTheme="minorHAnsi" w:eastAsiaTheme="minorEastAsia" w:hAnsiTheme="minorHAnsi" w:cstheme="minorBidi"/>
+              <w:rFonts w:asciiTheme="minorHAnsi" w:hAnsiTheme="minorHAnsi" w:eastAsiaTheme="minorEastAsia" w:cstheme="minorBidi"/>
               <w:noProof/>
             </w:rPr>
           </w:pPr>
-          <w:hyperlink w:anchor="_Toc143445387" w:history="1">
+          <w:hyperlink w:history="1" w:anchor="_Toc143445387">
             <w:r>
               <w:rPr>
                 <w:rStyle w:val="Hyperlink"/>
@@ -2891,7 +2891,7 @@
             </w:r>
             <w:r>
               <w:rPr>
-                <w:rFonts w:asciiTheme="minorHAnsi" w:eastAsiaTheme="minorEastAsia" w:hAnsiTheme="minorHAnsi" w:cstheme="minorBidi"/>
+                <w:rFonts w:asciiTheme="minorHAnsi" w:hAnsiTheme="minorHAnsi" w:eastAsiaTheme="minorEastAsia" w:cstheme="minorBidi"/>
                 <w:noProof/>
               </w:rPr>
               <w:tab/>
@@ -2964,11 +2964,11 @@
               <w:tab w:val="right" w:leader="dot" w:pos="9020"/>
             </w:tabs>
             <w:rPr>
-              <w:rFonts w:asciiTheme="minorHAnsi" w:eastAsiaTheme="minorEastAsia" w:hAnsiTheme="minorHAnsi" w:cstheme="minorBidi"/>
+              <w:rFonts w:asciiTheme="minorHAnsi" w:hAnsiTheme="minorHAnsi" w:eastAsiaTheme="minorEastAsia" w:cstheme="minorBidi"/>
               <w:noProof/>
             </w:rPr>
           </w:pPr>
-          <w:hyperlink w:anchor="_Toc143445388" w:history="1">
+          <w:hyperlink w:history="1" w:anchor="_Toc143445388">
             <w:r>
               <w:rPr>
                 <w:rStyle w:val="Hyperlink"/>
@@ -2979,7 +2979,7 @@
             </w:r>
             <w:r>
               <w:rPr>
-                <w:rFonts w:asciiTheme="minorHAnsi" w:eastAsiaTheme="minorEastAsia" w:hAnsiTheme="minorHAnsi" w:cstheme="minorBidi"/>
+                <w:rFonts w:asciiTheme="minorHAnsi" w:hAnsiTheme="minorHAnsi" w:eastAsiaTheme="minorEastAsia" w:cstheme="minorBidi"/>
                 <w:noProof/>
               </w:rPr>
               <w:tab/>
@@ -3092,7 +3092,7 @@
         <w:sectPr>
           <w:headerReference w:type="default" r:id="rId13"/>
           <w:footerReference w:type="default" r:id="rId14"/>
-          <w:pgSz w:w="11910" w:h="16850"/>
+          <w:pgSz w:w="11910" w:h="16850" w:orient="portrait"/>
           <w:pgMar w:top="1440" w:right="1440" w:bottom="1440" w:left="1440" w:header="680" w:footer="57" w:gutter="0"/>
           <w:pgNumType w:start="1"/>
           <w:cols w:space="720"/>
@@ -3523,7 +3523,7 @@
         <w:spacing w:line="360" w:lineRule="auto"/>
         <w:jc w:val="both"/>
         <w:rPr>
-          <w:rFonts w:ascii="Arial" w:eastAsia="Calibri" w:hAnsi="Arial" w:cs="Arial"/>
+          <w:rFonts w:ascii="Arial" w:hAnsi="Arial" w:eastAsia="Calibri" w:cs="Arial"/>
           <w:b/>
           <w:bCs/>
           <w:color w:val="595959" w:themeColor="text1" w:themeTint="A6"/>
@@ -3546,29 +3546,29 @@
     <w:p>
       <w:pPr>
         <w:pStyle w:val="Heading1"/>
+        <w:bidi w:val="0"/>
         <w:spacing w:before="240" w:line="360" w:lineRule="auto"/>
-        <w:ind w:left="450"/>
+        <w:ind w:left="360"/>
         <w:jc w:val="both"/>
         <w:rPr>
           <w:rFonts w:ascii="Arial" w:hAnsi="Arial" w:cs="Arial"/>
-          <w:b/>
-          <w:bCs/>
+          <w:b w:val="1"/>
+          <w:bCs w:val="1"/>
           <w:color w:val="FFB923" w:themeColor="accent4"/>
           <w:sz w:val="28"/>
           <w:szCs w:val="28"/>
         </w:rPr>
       </w:pPr>
-      <w:bookmarkStart w:id="0" w:name="_Toc143445375"/>
-      <w:r>
-        <w:rPr>
-          <w:rFonts w:ascii="Arial" w:hAnsi="Arial" w:cs="Arial"/>
-          <w:b/>
-          <w:bCs/>
-          <w:color w:val="FFB923" w:themeColor="accent4"/>
+      <w:bookmarkStart w:name="_Toc143445375" w:id="0"/>
+      <w:r>
+        <w:rPr>
+          <w:rFonts w:ascii="Arial" w:hAnsi="Arial" w:cs="Arial"/>
+          <w:b w:val="1"/>
+          <w:bCs w:val="1"/>
+          <w:color w:val="FFB923" w:themeColor="accent4" w:themeTint="FF" w:themeShade="FF"/>
           <w:sz w:val="28"/>
           <w:szCs w:val="28"/>
         </w:rPr>
-        <w:lastRenderedPageBreak/>
         <w:t>PROJECT DETAILS</w:t>
       </w:r>
       <w:bookmarkEnd w:id="0"/>
@@ -3588,12 +3588,12 @@
         <w:tblW w:w="8465" w:type="dxa"/>
         <w:tblInd w:w="562" w:type="dxa"/>
         <w:tblBorders>
-          <w:top w:val="single" w:sz="4" w:space="0" w:color="auto"/>
-          <w:left w:val="single" w:sz="4" w:space="0" w:color="auto"/>
-          <w:bottom w:val="single" w:sz="4" w:space="0" w:color="auto"/>
-          <w:right w:val="single" w:sz="4" w:space="0" w:color="auto"/>
-          <w:insideH w:val="single" w:sz="4" w:space="0" w:color="auto"/>
-          <w:insideV w:val="single" w:sz="4" w:space="0" w:color="auto"/>
+          <w:top w:val="single" w:color="auto" w:sz="4" w:space="0"/>
+          <w:left w:val="single" w:color="auto" w:sz="4" w:space="0"/>
+          <w:bottom w:val="single" w:color="auto" w:sz="4" w:space="0"/>
+          <w:right w:val="single" w:color="auto" w:sz="4" w:space="0"/>
+          <w:insideH w:val="single" w:color="auto" w:sz="4" w:space="0"/>
+          <w:insideV w:val="single" w:color="auto" w:sz="4" w:space="0"/>
         </w:tblBorders>
         <w:tblLayout w:type="fixed"/>
         <w:tblLook w:val="0000" w:firstRow="0" w:lastRow="0" w:firstColumn="0" w:lastColumn="0" w:noHBand="0" w:noVBand="0"/>
@@ -4017,7 +4017,7 @@
           <w:szCs w:val="28"/>
         </w:rPr>
       </w:pPr>
-      <w:bookmarkStart w:id="1" w:name="_Toc143445376"/>
+      <w:bookmarkStart w:name="_Toc143445376" w:id="1"/>
       <w:r>
         <w:rPr>
           <w:rFonts w:ascii="Arial" w:hAnsi="Arial" w:cs="Arial"/>
@@ -4037,126 +4037,126 @@
         <w:ind w:left="432"/>
         <w:jc w:val="both"/>
         <w:rPr>
-          <w:rFonts w:ascii="Arial" w:eastAsia="Arial" w:hAnsi="Arial" w:cs="Arial"/>
-        </w:rPr>
-      </w:pPr>
-      <w:r>
-        <w:rPr>
-          <w:rFonts w:ascii="Arial" w:eastAsia="Arial" w:hAnsi="Arial" w:cs="Arial"/>
+          <w:rFonts w:ascii="Arial" w:hAnsi="Arial" w:eastAsia="Arial" w:cs="Arial"/>
+        </w:rPr>
+      </w:pPr>
+      <w:r>
+        <w:rPr>
+          <w:rFonts w:ascii="Arial" w:hAnsi="Arial" w:eastAsia="Arial" w:cs="Arial"/>
         </w:rPr>
         <w:t>Graduate Career Recommender is a web portal primarily for students,</w:t>
       </w:r>
       <w:r>
         <w:rPr>
-          <w:rFonts w:ascii="Arial" w:eastAsia="Arial" w:hAnsi="Arial" w:cs="Arial"/>
+          <w:rFonts w:ascii="Arial" w:hAnsi="Arial" w:eastAsia="Arial" w:cs="Arial"/>
         </w:rPr>
         <w:t xml:space="preserve"> faculty, and admins</w:t>
       </w:r>
       <w:r>
         <w:rPr>
-          <w:rFonts w:ascii="Arial" w:eastAsia="Arial" w:hAnsi="Arial" w:cs="Arial"/>
+          <w:rFonts w:ascii="Arial" w:hAnsi="Arial" w:eastAsia="Arial" w:cs="Arial"/>
         </w:rPr>
         <w:t>, which aims to suggest appropriate &amp; suitable job roles to user</w:t>
       </w:r>
       <w:r>
         <w:rPr>
-          <w:rFonts w:ascii="Arial" w:eastAsia="Arial" w:hAnsi="Arial" w:cs="Arial"/>
+          <w:rFonts w:ascii="Arial" w:hAnsi="Arial" w:eastAsia="Arial" w:cs="Arial"/>
         </w:rPr>
         <w:t xml:space="preserve"> depending on their inputs.</w:t>
       </w:r>
       <w:r>
         <w:rPr>
-          <w:rFonts w:ascii="Arial" w:eastAsia="Arial" w:hAnsi="Arial" w:cs="Arial"/>
+          <w:rFonts w:ascii="Arial" w:hAnsi="Arial" w:eastAsia="Arial" w:cs="Arial"/>
         </w:rPr>
         <w:t xml:space="preserve"> </w:t>
       </w:r>
       <w:r>
         <w:rPr>
-          <w:rFonts w:ascii="Arial" w:eastAsia="Arial" w:hAnsi="Arial" w:cs="Arial"/>
+          <w:rFonts w:ascii="Arial" w:hAnsi="Arial" w:eastAsia="Arial" w:cs="Arial"/>
         </w:rPr>
         <w:t xml:space="preserve">Like aptitude scores, </w:t>
       </w:r>
       <w:r>
         <w:rPr>
-          <w:rFonts w:ascii="Arial" w:eastAsia="Arial" w:hAnsi="Arial" w:cs="Arial"/>
+          <w:rFonts w:ascii="Arial" w:hAnsi="Arial" w:eastAsia="Arial" w:cs="Arial"/>
         </w:rPr>
         <w:t xml:space="preserve">hobbies &amp; interests, and career/academic preferences. </w:t>
       </w:r>
       <w:r>
         <w:rPr>
-          <w:rFonts w:ascii="Arial" w:eastAsia="Arial" w:hAnsi="Arial" w:cs="Arial"/>
+          <w:rFonts w:ascii="Arial" w:hAnsi="Arial" w:eastAsia="Arial" w:cs="Arial"/>
         </w:rPr>
         <w:t xml:space="preserve">The project was undertaken to provide a concise </w:t>
       </w:r>
       <w:r>
         <w:rPr>
-          <w:rFonts w:ascii="Arial" w:eastAsia="Arial" w:hAnsi="Arial" w:cs="Arial"/>
+          <w:rFonts w:ascii="Arial" w:hAnsi="Arial" w:eastAsia="Arial" w:cs="Arial"/>
         </w:rPr>
         <w:t xml:space="preserve">and one stop </w:t>
       </w:r>
       <w:r>
         <w:rPr>
-          <w:rFonts w:ascii="Arial" w:eastAsia="Arial" w:hAnsi="Arial" w:cs="Arial"/>
+          <w:rFonts w:ascii="Arial" w:hAnsi="Arial" w:eastAsia="Arial" w:cs="Arial"/>
         </w:rPr>
         <w:t xml:space="preserve">solution </w:t>
       </w:r>
       <w:r>
         <w:rPr>
-          <w:rFonts w:ascii="Arial" w:eastAsia="Arial" w:hAnsi="Arial" w:cs="Arial"/>
+          <w:rFonts w:ascii="Arial" w:hAnsi="Arial" w:eastAsia="Arial" w:cs="Arial"/>
         </w:rPr>
         <w:t xml:space="preserve">for suggesting </w:t>
       </w:r>
       <w:r>
         <w:rPr>
-          <w:rFonts w:ascii="Arial" w:eastAsia="Arial" w:hAnsi="Arial" w:cs="Arial"/>
+          <w:rFonts w:ascii="Arial" w:hAnsi="Arial" w:eastAsia="Arial" w:cs="Arial"/>
         </w:rPr>
         <w:t xml:space="preserve">most appropriate &amp; suitable job role to undergrad students i their final year. Eliminating </w:t>
       </w:r>
       <w:r>
         <w:rPr>
-          <w:rFonts w:ascii="Arial" w:eastAsia="Arial" w:hAnsi="Arial" w:cs="Arial"/>
+          <w:rFonts w:ascii="Arial" w:hAnsi="Arial" w:eastAsia="Arial" w:cs="Arial"/>
         </w:rPr>
         <w:t xml:space="preserve">the dilemma and confusion between picking their desired job role, which </w:t>
       </w:r>
       <w:r>
         <w:rPr>
-          <w:rFonts w:ascii="Arial" w:eastAsia="Arial" w:hAnsi="Arial" w:cs="Arial"/>
+          <w:rFonts w:ascii="Arial" w:hAnsi="Arial" w:eastAsia="Arial" w:cs="Arial"/>
         </w:rPr>
         <w:t>is often fuelled &amp; influenced by peer pressure.</w:t>
       </w:r>
       <w:r>
         <w:rPr>
-          <w:rFonts w:ascii="Arial" w:eastAsia="Arial" w:hAnsi="Arial" w:cs="Arial"/>
+          <w:rFonts w:ascii="Arial" w:hAnsi="Arial" w:eastAsia="Arial" w:cs="Arial"/>
         </w:rPr>
         <w:t xml:space="preserve"> In long term this portal will keep del</w:t>
       </w:r>
       <w:r>
         <w:rPr>
-          <w:rFonts w:ascii="Arial" w:eastAsia="Arial" w:hAnsi="Arial" w:cs="Arial"/>
+          <w:rFonts w:ascii="Arial" w:hAnsi="Arial" w:eastAsia="Arial" w:cs="Arial"/>
         </w:rPr>
         <w:t xml:space="preserve">ivering clarity in decision making to </w:t>
       </w:r>
       <w:r>
         <w:rPr>
-          <w:rFonts w:ascii="Arial" w:eastAsia="Arial" w:hAnsi="Arial" w:cs="Arial"/>
+          <w:rFonts w:ascii="Arial" w:hAnsi="Arial" w:eastAsia="Arial" w:cs="Arial"/>
         </w:rPr>
         <w:t>our future engineers, doctors, ar</w:t>
       </w:r>
       <w:r>
         <w:rPr>
-          <w:rFonts w:ascii="Arial" w:eastAsia="Arial" w:hAnsi="Arial" w:cs="Arial"/>
+          <w:rFonts w:ascii="Arial" w:hAnsi="Arial" w:eastAsia="Arial" w:cs="Arial"/>
         </w:rPr>
         <w:t>chitects, artists, etc.,</w:t>
       </w:r>
       <w:r>
         <w:rPr>
-          <w:rFonts w:ascii="Arial" w:eastAsia="Arial" w:hAnsi="Arial" w:cs="Arial"/>
+          <w:rFonts w:ascii="Arial" w:hAnsi="Arial" w:eastAsia="Arial" w:cs="Arial"/>
         </w:rPr>
         <w:t xml:space="preserve"> regarding possible </w:t>
       </w:r>
       <w:r>
         <w:rPr>
-          <w:rFonts w:ascii="Arial" w:eastAsia="Arial" w:hAnsi="Arial" w:cs="Arial"/>
+          <w:rFonts w:ascii="Arial" w:hAnsi="Arial" w:eastAsia="Arial" w:cs="Arial"/>
         </w:rPr>
         <w:t>&amp; suitable career.</w:t>
       </w:r>
@@ -4175,7 +4175,7 @@
           <w:szCs w:val="28"/>
         </w:rPr>
       </w:pPr>
-      <w:bookmarkStart w:id="2" w:name="_Toc143445377"/>
+      <w:bookmarkStart w:name="_Toc143445377" w:id="2"/>
       <w:r>
         <w:rPr>
           <w:rFonts w:ascii="Arial" w:hAnsi="Arial" w:cs="Arial"/>
@@ -4194,13 +4194,13 @@
         <w:pStyle w:val="Heading2"/>
         <w:ind w:left="993" w:hanging="567"/>
         <w:rPr>
-          <w:rFonts w:ascii="Arial" w:eastAsia="Times New Roman" w:hAnsi="Arial" w:cs="Arial"/>
-        </w:rPr>
-      </w:pPr>
-      <w:bookmarkStart w:id="3" w:name="_Toc143445378"/>
-      <w:r>
-        <w:rPr>
-          <w:rFonts w:ascii="Arial" w:eastAsia="Times New Roman" w:hAnsi="Arial" w:cs="Arial"/>
+          <w:rFonts w:ascii="Arial" w:hAnsi="Arial" w:eastAsia="Times New Roman" w:cs="Arial"/>
+        </w:rPr>
+      </w:pPr>
+      <w:bookmarkStart w:name="_Toc143445378" w:id="3"/>
+      <w:r>
+        <w:rPr>
+          <w:rFonts w:ascii="Arial" w:hAnsi="Arial" w:eastAsia="Times New Roman" w:cs="Arial"/>
         </w:rPr>
         <w:t>Background</w:t>
       </w:r>
@@ -4211,126 +4211,126 @@
         <w:ind w:left="990"/>
         <w:jc w:val="both"/>
         <w:rPr>
-          <w:rFonts w:ascii="Arial" w:eastAsia="Arial" w:hAnsi="Arial" w:cs="Arial"/>
-        </w:rPr>
-      </w:pPr>
-      <w:r>
-        <w:rPr>
-          <w:rFonts w:ascii="Arial" w:eastAsia="Arial" w:hAnsi="Arial" w:cs="Arial"/>
+          <w:rFonts w:ascii="Arial" w:hAnsi="Arial" w:eastAsia="Arial" w:cs="Arial"/>
+        </w:rPr>
+      </w:pPr>
+      <w:r>
+        <w:rPr>
+          <w:rFonts w:ascii="Arial" w:hAnsi="Arial" w:eastAsia="Arial" w:cs="Arial"/>
         </w:rPr>
         <w:t>In the ever-growing world of science &amp; technology, and with the advent</w:t>
       </w:r>
       <w:r>
         <w:rPr>
-          <w:rFonts w:ascii="Arial" w:eastAsia="Arial" w:hAnsi="Arial" w:cs="Arial"/>
+          <w:rFonts w:ascii="Arial" w:hAnsi="Arial" w:eastAsia="Arial" w:cs="Arial"/>
         </w:rPr>
         <w:t xml:space="preserve"> and its fast-paced adoption in almost </w:t>
       </w:r>
       <w:r>
         <w:rPr>
-          <w:rFonts w:ascii="Arial" w:eastAsia="Arial" w:hAnsi="Arial" w:cs="Arial"/>
+          <w:rFonts w:ascii="Arial" w:hAnsi="Arial" w:eastAsia="Arial" w:cs="Arial"/>
         </w:rPr>
         <w:t xml:space="preserve">every industry, we will see old </w:t>
       </w:r>
       <w:r>
         <w:rPr>
-          <w:rFonts w:ascii="Arial" w:eastAsia="Arial" w:hAnsi="Arial" w:cs="Arial"/>
+          <w:rFonts w:ascii="Arial" w:hAnsi="Arial" w:eastAsia="Arial" w:cs="Arial"/>
         </w:rPr>
         <w:t xml:space="preserve">mundane jobs perish and </w:t>
       </w:r>
       <w:r>
         <w:rPr>
-          <w:rFonts w:ascii="Arial" w:eastAsia="Arial" w:hAnsi="Arial" w:cs="Arial"/>
+          <w:rFonts w:ascii="Arial" w:hAnsi="Arial" w:eastAsia="Arial" w:cs="Arial"/>
         </w:rPr>
         <w:t xml:space="preserve">other existing &amp; </w:t>
       </w:r>
       <w:r>
         <w:rPr>
-          <w:rFonts w:ascii="Arial" w:eastAsia="Arial" w:hAnsi="Arial" w:cs="Arial"/>
+          <w:rFonts w:ascii="Arial" w:hAnsi="Arial" w:eastAsia="Arial" w:cs="Arial"/>
         </w:rPr>
         <w:t>new</w:t>
       </w:r>
       <w:r>
         <w:rPr>
-          <w:rFonts w:ascii="Arial" w:eastAsia="Arial" w:hAnsi="Arial" w:cs="Arial"/>
+          <w:rFonts w:ascii="Arial" w:hAnsi="Arial" w:eastAsia="Arial" w:cs="Arial"/>
         </w:rPr>
         <w:t xml:space="preserve"> </w:t>
       </w:r>
       <w:r>
         <w:rPr>
-          <w:rFonts w:ascii="Arial" w:eastAsia="Arial" w:hAnsi="Arial" w:cs="Arial"/>
+          <w:rFonts w:ascii="Arial" w:hAnsi="Arial" w:eastAsia="Arial" w:cs="Arial"/>
         </w:rPr>
         <w:t>jobs</w:t>
       </w:r>
       <w:r>
         <w:rPr>
-          <w:rFonts w:ascii="Arial" w:eastAsia="Arial" w:hAnsi="Arial" w:cs="Arial"/>
+          <w:rFonts w:ascii="Arial" w:hAnsi="Arial" w:eastAsia="Arial" w:cs="Arial"/>
         </w:rPr>
         <w:t xml:space="preserve"> roles leveraging AI emerge. </w:t>
       </w:r>
       <w:r>
         <w:rPr>
-          <w:rFonts w:ascii="Arial" w:eastAsia="Arial" w:hAnsi="Arial" w:cs="Arial"/>
+          <w:rFonts w:ascii="Arial" w:hAnsi="Arial" w:eastAsia="Arial" w:cs="Arial"/>
         </w:rPr>
         <w:t>In such a dynamically changing job market</w:t>
       </w:r>
       <w:r>
         <w:rPr>
-          <w:rFonts w:ascii="Arial" w:eastAsia="Arial" w:hAnsi="Arial" w:cs="Arial"/>
+          <w:rFonts w:ascii="Arial" w:hAnsi="Arial" w:eastAsia="Arial" w:cs="Arial"/>
         </w:rPr>
         <w:t xml:space="preserve">, undergraduate students need to set their </w:t>
       </w:r>
       <w:r>
         <w:rPr>
-          <w:rFonts w:ascii="Arial" w:eastAsia="Arial" w:hAnsi="Arial" w:cs="Arial"/>
+          <w:rFonts w:ascii="Arial" w:hAnsi="Arial" w:eastAsia="Arial" w:cs="Arial"/>
         </w:rPr>
         <w:t xml:space="preserve">career priority first hand. It would be </w:t>
       </w:r>
       <w:r>
         <w:rPr>
-          <w:rFonts w:ascii="Arial" w:eastAsia="Arial" w:hAnsi="Arial" w:cs="Arial"/>
+          <w:rFonts w:ascii="Arial" w:hAnsi="Arial" w:eastAsia="Arial" w:cs="Arial"/>
         </w:rPr>
         <w:t xml:space="preserve">even </w:t>
       </w:r>
       <w:r>
         <w:rPr>
-          <w:rFonts w:ascii="Arial" w:eastAsia="Arial" w:hAnsi="Arial" w:cs="Arial"/>
+          <w:rFonts w:ascii="Arial" w:hAnsi="Arial" w:eastAsia="Arial" w:cs="Arial"/>
         </w:rPr>
         <w:t>better</w:t>
       </w:r>
       <w:r>
         <w:rPr>
-          <w:rFonts w:ascii="Arial" w:eastAsia="Arial" w:hAnsi="Arial" w:cs="Arial"/>
+          <w:rFonts w:ascii="Arial" w:hAnsi="Arial" w:eastAsia="Arial" w:cs="Arial"/>
         </w:rPr>
         <w:t xml:space="preserve"> </w:t>
       </w:r>
       <w:r>
         <w:rPr>
-          <w:rFonts w:ascii="Arial" w:eastAsia="Arial" w:hAnsi="Arial" w:cs="Arial"/>
+          <w:rFonts w:ascii="Arial" w:hAnsi="Arial" w:eastAsia="Arial" w:cs="Arial"/>
         </w:rPr>
         <w:t>if they set th</w:t>
       </w:r>
       <w:r>
         <w:rPr>
-          <w:rFonts w:ascii="Arial" w:eastAsia="Arial" w:hAnsi="Arial" w:cs="Arial"/>
+          <w:rFonts w:ascii="Arial" w:hAnsi="Arial" w:eastAsia="Arial" w:cs="Arial"/>
         </w:rPr>
         <w:t xml:space="preserve">eir career choice before getting into university/college. </w:t>
       </w:r>
       <w:r>
         <w:rPr>
-          <w:rFonts w:ascii="Arial" w:eastAsia="Arial" w:hAnsi="Arial" w:cs="Arial"/>
+          <w:rFonts w:ascii="Arial" w:hAnsi="Arial" w:eastAsia="Arial" w:cs="Arial"/>
         </w:rPr>
         <w:t xml:space="preserve">However, students in their final year of college need to </w:t>
       </w:r>
       <w:r>
         <w:rPr>
-          <w:rFonts w:ascii="Arial" w:eastAsia="Arial" w:hAnsi="Arial" w:cs="Arial"/>
+          <w:rFonts w:ascii="Arial" w:hAnsi="Arial" w:eastAsia="Arial" w:cs="Arial"/>
         </w:rPr>
         <w:t>hurry up finally choosing their desired</w:t>
       </w:r>
       <w:r>
         <w:rPr>
-          <w:rFonts w:ascii="Arial" w:eastAsia="Arial" w:hAnsi="Arial" w:cs="Arial"/>
+          <w:rFonts w:ascii="Arial" w:hAnsi="Arial" w:eastAsia="Arial" w:cs="Arial"/>
         </w:rPr>
         <w:t xml:space="preserve"> job role. </w:t>
       </w:r>
@@ -4340,7 +4340,7 @@
         <w:ind w:left="990"/>
         <w:jc w:val="both"/>
         <w:rPr>
-          <w:rFonts w:ascii="Arial" w:eastAsia="Arial" w:hAnsi="Arial" w:cs="Arial"/>
+          <w:rFonts w:ascii="Arial" w:hAnsi="Arial" w:eastAsia="Arial" w:cs="Arial"/>
         </w:rPr>
       </w:pPr>
     </w:p>
@@ -4349,96 +4349,96 @@
         <w:ind w:left="990"/>
         <w:jc w:val="both"/>
         <w:rPr>
-          <w:rFonts w:ascii="Arial" w:eastAsia="Arial" w:hAnsi="Arial" w:cs="Arial"/>
-        </w:rPr>
-      </w:pPr>
-      <w:r>
-        <w:rPr>
-          <w:rFonts w:ascii="Arial" w:eastAsia="Arial" w:hAnsi="Arial" w:cs="Arial"/>
+          <w:rFonts w:ascii="Arial" w:hAnsi="Arial" w:eastAsia="Arial" w:cs="Arial"/>
+        </w:rPr>
+      </w:pPr>
+      <w:r>
+        <w:rPr>
+          <w:rFonts w:ascii="Arial" w:hAnsi="Arial" w:eastAsia="Arial" w:cs="Arial"/>
         </w:rPr>
         <w:t>Still, we get to see cases where</w:t>
       </w:r>
       <w:r>
         <w:rPr>
-          <w:rFonts w:ascii="Arial" w:eastAsia="Arial" w:hAnsi="Arial" w:cs="Arial"/>
+          <w:rFonts w:ascii="Arial" w:hAnsi="Arial" w:eastAsia="Arial" w:cs="Arial"/>
         </w:rPr>
         <w:t xml:space="preserve"> students are unable or regret their </w:t>
       </w:r>
       <w:r>
         <w:rPr>
-          <w:rFonts w:ascii="Arial" w:eastAsia="Arial" w:hAnsi="Arial" w:cs="Arial"/>
+          <w:rFonts w:ascii="Arial" w:hAnsi="Arial" w:eastAsia="Arial" w:cs="Arial"/>
         </w:rPr>
         <w:t xml:space="preserve">desired job role </w:t>
       </w:r>
       <w:r>
         <w:rPr>
-          <w:rFonts w:ascii="Arial" w:eastAsia="Arial" w:hAnsi="Arial" w:cs="Arial"/>
+          <w:rFonts w:ascii="Arial" w:hAnsi="Arial" w:eastAsia="Arial" w:cs="Arial"/>
         </w:rPr>
         <w:t>choice later, just becaus</w:t>
       </w:r>
       <w:r>
         <w:rPr>
-          <w:rFonts w:ascii="Arial" w:eastAsia="Arial" w:hAnsi="Arial" w:cs="Arial"/>
+          <w:rFonts w:ascii="Arial" w:hAnsi="Arial" w:eastAsia="Arial" w:cs="Arial"/>
         </w:rPr>
         <w:t>e their friend</w:t>
       </w:r>
       <w:r>
         <w:rPr>
-          <w:rFonts w:ascii="Arial" w:eastAsia="Arial" w:hAnsi="Arial" w:cs="Arial"/>
+          <w:rFonts w:ascii="Arial" w:hAnsi="Arial" w:eastAsia="Arial" w:cs="Arial"/>
         </w:rPr>
         <w:t>/peer</w:t>
       </w:r>
       <w:r>
         <w:rPr>
-          <w:rFonts w:ascii="Arial" w:eastAsia="Arial" w:hAnsi="Arial" w:cs="Arial"/>
+          <w:rFonts w:ascii="Arial" w:hAnsi="Arial" w:eastAsia="Arial" w:cs="Arial"/>
         </w:rPr>
         <w:t xml:space="preserve"> took or</w:t>
       </w:r>
       <w:r>
         <w:rPr>
-          <w:rFonts w:ascii="Arial" w:eastAsia="Arial" w:hAnsi="Arial" w:cs="Arial"/>
+          <w:rFonts w:ascii="Arial" w:hAnsi="Arial" w:eastAsia="Arial" w:cs="Arial"/>
         </w:rPr>
         <w:t xml:space="preserve"> </w:t>
       </w:r>
       <w:r>
         <w:rPr>
-          <w:rFonts w:ascii="Arial" w:eastAsia="Arial" w:hAnsi="Arial" w:cs="Arial"/>
+          <w:rFonts w:ascii="Arial" w:hAnsi="Arial" w:eastAsia="Arial" w:cs="Arial"/>
         </w:rPr>
         <w:t>ask them to take that career</w:t>
       </w:r>
       <w:r>
         <w:rPr>
-          <w:rFonts w:ascii="Arial" w:eastAsia="Arial" w:hAnsi="Arial" w:cs="Arial"/>
+          <w:rFonts w:ascii="Arial" w:hAnsi="Arial" w:eastAsia="Arial" w:cs="Arial"/>
         </w:rPr>
         <w:t xml:space="preserve">. Such crucial career/life decisions must not be taken under anybody’s </w:t>
       </w:r>
       <w:r>
         <w:rPr>
-          <w:rFonts w:ascii="Arial" w:eastAsia="Arial" w:hAnsi="Arial" w:cs="Arial"/>
+          <w:rFonts w:ascii="Arial" w:hAnsi="Arial" w:eastAsia="Arial" w:cs="Arial"/>
         </w:rPr>
         <w:t>influence but</w:t>
       </w:r>
       <w:r>
         <w:rPr>
-          <w:rFonts w:ascii="Arial" w:eastAsia="Arial" w:hAnsi="Arial" w:cs="Arial"/>
+          <w:rFonts w:ascii="Arial" w:hAnsi="Arial" w:eastAsia="Arial" w:cs="Arial"/>
         </w:rPr>
         <w:t xml:space="preserve"> should be solely the student’s personal </w:t>
       </w:r>
       <w:r>
         <w:rPr>
-          <w:rFonts w:ascii="Arial" w:eastAsia="Arial" w:hAnsi="Arial" w:cs="Arial"/>
+          <w:rFonts w:ascii="Arial" w:hAnsi="Arial" w:eastAsia="Arial" w:cs="Arial"/>
         </w:rPr>
         <w:t>unbiased</w:t>
       </w:r>
       <w:r>
         <w:rPr>
-          <w:rFonts w:ascii="Arial" w:eastAsia="Arial" w:hAnsi="Arial" w:cs="Arial"/>
+          <w:rFonts w:ascii="Arial" w:hAnsi="Arial" w:eastAsia="Arial" w:cs="Arial"/>
         </w:rPr>
         <w:t xml:space="preserve"> preference/choice</w:t>
       </w:r>
       <w:r>
         <w:rPr>
-          <w:rFonts w:ascii="Arial" w:eastAsia="Arial" w:hAnsi="Arial" w:cs="Arial"/>
+          <w:rFonts w:ascii="Arial" w:hAnsi="Arial" w:eastAsia="Arial" w:cs="Arial"/>
         </w:rPr>
         <w:t>.</w:t>
       </w:r>
@@ -4448,7 +4448,7 @@
         <w:ind w:left="990"/>
         <w:jc w:val="both"/>
         <w:rPr>
-          <w:rFonts w:ascii="Arial" w:eastAsia="Arial" w:hAnsi="Arial" w:cs="Arial"/>
+          <w:rFonts w:ascii="Arial" w:hAnsi="Arial" w:eastAsia="Arial" w:cs="Arial"/>
         </w:rPr>
       </w:pPr>
     </w:p>
@@ -4457,90 +4457,90 @@
         <w:ind w:left="990"/>
         <w:jc w:val="both"/>
         <w:rPr>
-          <w:rFonts w:ascii="Arial" w:eastAsia="Arial" w:hAnsi="Arial" w:cs="Arial"/>
-        </w:rPr>
-      </w:pPr>
-      <w:r>
-        <w:rPr>
-          <w:rFonts w:ascii="Arial" w:eastAsia="Arial" w:hAnsi="Arial" w:cs="Arial"/>
+          <w:rFonts w:ascii="Arial" w:hAnsi="Arial" w:eastAsia="Arial" w:cs="Arial"/>
+        </w:rPr>
+      </w:pPr>
+      <w:r>
+        <w:rPr>
+          <w:rFonts w:ascii="Arial" w:hAnsi="Arial" w:eastAsia="Arial" w:cs="Arial"/>
         </w:rPr>
         <w:t>Students must choose a career only after assessing their strengths, weaknesses, aptitude</w:t>
       </w:r>
       <w:r>
         <w:rPr>
-          <w:rFonts w:ascii="Arial" w:eastAsia="Arial" w:hAnsi="Arial" w:cs="Arial"/>
+          <w:rFonts w:ascii="Arial" w:hAnsi="Arial" w:eastAsia="Arial" w:cs="Arial"/>
         </w:rPr>
         <w:t xml:space="preserve">, and their personal preferences or likings of what they like to do or work on. </w:t>
       </w:r>
       <w:r>
         <w:rPr>
-          <w:rFonts w:ascii="Arial" w:eastAsia="Arial" w:hAnsi="Arial" w:cs="Arial"/>
+          <w:rFonts w:ascii="Arial" w:hAnsi="Arial" w:eastAsia="Arial" w:cs="Arial"/>
         </w:rPr>
         <w:t xml:space="preserve">Well, this can only be known after trying working on some </w:t>
       </w:r>
       <w:r>
         <w:rPr>
-          <w:rFonts w:ascii="Arial" w:eastAsia="Arial" w:hAnsi="Arial" w:cs="Arial"/>
+          <w:rFonts w:ascii="Arial" w:hAnsi="Arial" w:eastAsia="Arial" w:cs="Arial"/>
         </w:rPr>
         <w:t xml:space="preserve">small </w:t>
       </w:r>
       <w:r>
         <w:rPr>
-          <w:rFonts w:ascii="Arial" w:eastAsia="Arial" w:hAnsi="Arial" w:cs="Arial"/>
+          <w:rFonts w:ascii="Arial" w:hAnsi="Arial" w:eastAsia="Arial" w:cs="Arial"/>
         </w:rPr>
         <w:t>DIY projects or prototypes</w:t>
       </w:r>
       <w:r>
         <w:rPr>
-          <w:rFonts w:ascii="Arial" w:eastAsia="Arial" w:hAnsi="Arial" w:cs="Arial"/>
+          <w:rFonts w:ascii="Arial" w:hAnsi="Arial" w:eastAsia="Arial" w:cs="Arial"/>
         </w:rPr>
         <w:t>. In the process of building the</w:t>
       </w:r>
       <w:r>
         <w:rPr>
-          <w:rFonts w:ascii="Arial" w:eastAsia="Arial" w:hAnsi="Arial" w:cs="Arial"/>
+          <w:rFonts w:ascii="Arial" w:hAnsi="Arial" w:eastAsia="Arial" w:cs="Arial"/>
         </w:rPr>
         <w:t>se</w:t>
       </w:r>
       <w:r>
         <w:rPr>
-          <w:rFonts w:ascii="Arial" w:eastAsia="Arial" w:hAnsi="Arial" w:cs="Arial"/>
+          <w:rFonts w:ascii="Arial" w:hAnsi="Arial" w:eastAsia="Arial" w:cs="Arial"/>
         </w:rPr>
         <w:t xml:space="preserve"> prototype</w:t>
       </w:r>
       <w:r>
         <w:rPr>
-          <w:rFonts w:ascii="Arial" w:eastAsia="Arial" w:hAnsi="Arial" w:cs="Arial"/>
+          <w:rFonts w:ascii="Arial" w:hAnsi="Arial" w:eastAsia="Arial" w:cs="Arial"/>
         </w:rPr>
         <w:t>s</w:t>
       </w:r>
       <w:r>
         <w:rPr>
-          <w:rFonts w:ascii="Arial" w:eastAsia="Arial" w:hAnsi="Arial" w:cs="Arial"/>
+          <w:rFonts w:ascii="Arial" w:hAnsi="Arial" w:eastAsia="Arial" w:cs="Arial"/>
         </w:rPr>
         <w:t xml:space="preserve"> students will learn </w:t>
       </w:r>
       <w:r>
         <w:rPr>
-          <w:rFonts w:ascii="Arial" w:eastAsia="Arial" w:hAnsi="Arial" w:cs="Arial"/>
+          <w:rFonts w:ascii="Arial" w:hAnsi="Arial" w:eastAsia="Arial" w:cs="Arial"/>
         </w:rPr>
         <w:t>what they enjoy working on, what are their weak areas,</w:t>
       </w:r>
       <w:r>
         <w:rPr>
-          <w:rFonts w:ascii="Arial" w:eastAsia="Arial" w:hAnsi="Arial" w:cs="Arial"/>
+          <w:rFonts w:ascii="Arial" w:hAnsi="Arial" w:eastAsia="Arial" w:cs="Arial"/>
         </w:rPr>
         <w:t xml:space="preserve"> and</w:t>
       </w:r>
       <w:r>
         <w:rPr>
-          <w:rFonts w:ascii="Arial" w:eastAsia="Arial" w:hAnsi="Arial" w:cs="Arial"/>
+          <w:rFonts w:ascii="Arial" w:hAnsi="Arial" w:eastAsia="Arial" w:cs="Arial"/>
         </w:rPr>
         <w:t xml:space="preserve"> where they exceed their expect</w:t>
       </w:r>
       <w:r>
         <w:rPr>
-          <w:rFonts w:ascii="Arial" w:eastAsia="Arial" w:hAnsi="Arial" w:cs="Arial"/>
+          <w:rFonts w:ascii="Arial" w:hAnsi="Arial" w:eastAsia="Arial" w:cs="Arial"/>
         </w:rPr>
         <w:t>ations of work.</w:t>
       </w:r>
@@ -4550,7 +4550,7 @@
         <w:ind w:left="990"/>
         <w:jc w:val="both"/>
         <w:rPr>
-          <w:rFonts w:ascii="Arial" w:eastAsia="Arial" w:hAnsi="Arial" w:cs="Arial"/>
+          <w:rFonts w:ascii="Arial" w:hAnsi="Arial" w:eastAsia="Arial" w:cs="Arial"/>
         </w:rPr>
       </w:pPr>
     </w:p>
@@ -4559,187 +4559,187 @@
         <w:ind w:left="990"/>
         <w:jc w:val="both"/>
         <w:rPr>
-          <w:rFonts w:ascii="Arial" w:eastAsia="Arial" w:hAnsi="Arial" w:cs="Arial"/>
-        </w:rPr>
-      </w:pPr>
-      <w:r>
-        <w:rPr>
-          <w:rFonts w:ascii="Arial" w:eastAsia="Arial" w:hAnsi="Arial" w:cs="Arial"/>
+          <w:rFonts w:ascii="Arial" w:hAnsi="Arial" w:eastAsia="Arial" w:cs="Arial"/>
+        </w:rPr>
+      </w:pPr>
+      <w:r>
+        <w:rPr>
+          <w:rFonts w:ascii="Arial" w:hAnsi="Arial" w:eastAsia="Arial" w:cs="Arial"/>
         </w:rPr>
         <w:t xml:space="preserve">In this exhaustive journey of </w:t>
       </w:r>
       <w:r>
         <w:rPr>
-          <w:rFonts w:ascii="Arial" w:eastAsia="Arial" w:hAnsi="Arial" w:cs="Arial"/>
+          <w:rFonts w:ascii="Arial" w:hAnsi="Arial" w:eastAsia="Arial" w:cs="Arial"/>
         </w:rPr>
         <w:t xml:space="preserve">finding the dream job role, we have found a way to help students </w:t>
       </w:r>
       <w:r>
         <w:rPr>
-          <w:rFonts w:ascii="Arial" w:eastAsia="Arial" w:hAnsi="Arial" w:cs="Arial"/>
+          <w:rFonts w:ascii="Arial" w:hAnsi="Arial" w:eastAsia="Arial" w:cs="Arial"/>
         </w:rPr>
         <w:t xml:space="preserve">identify their </w:t>
       </w:r>
       <w:r>
         <w:rPr>
-          <w:rFonts w:ascii="Arial" w:eastAsia="Arial" w:hAnsi="Arial" w:cs="Arial"/>
+          <w:rFonts w:ascii="Arial" w:hAnsi="Arial" w:eastAsia="Arial" w:cs="Arial"/>
         </w:rPr>
         <w:t>desired career</w:t>
       </w:r>
       <w:r>
         <w:rPr>
-          <w:rFonts w:ascii="Arial" w:eastAsia="Arial" w:hAnsi="Arial" w:cs="Arial"/>
+          <w:rFonts w:ascii="Arial" w:hAnsi="Arial" w:eastAsia="Arial" w:cs="Arial"/>
         </w:rPr>
         <w:t xml:space="preserve"> using Machine Learning</w:t>
       </w:r>
       <w:r>
         <w:rPr>
-          <w:rFonts w:ascii="Arial" w:eastAsia="Arial" w:hAnsi="Arial" w:cs="Arial"/>
+          <w:rFonts w:ascii="Arial" w:hAnsi="Arial" w:eastAsia="Arial" w:cs="Arial"/>
         </w:rPr>
         <w:t xml:space="preserve">. </w:t>
       </w:r>
       <w:r>
         <w:rPr>
-          <w:rFonts w:ascii="Arial" w:eastAsia="Arial" w:hAnsi="Arial" w:cs="Arial"/>
+          <w:rFonts w:ascii="Arial" w:hAnsi="Arial" w:eastAsia="Arial" w:cs="Arial"/>
         </w:rPr>
         <w:t>This help may not be with building prototypes</w:t>
       </w:r>
       <w:r>
         <w:rPr>
-          <w:rFonts w:ascii="Arial" w:eastAsia="Arial" w:hAnsi="Arial" w:cs="Arial"/>
+          <w:rFonts w:ascii="Arial" w:hAnsi="Arial" w:eastAsia="Arial" w:cs="Arial"/>
         </w:rPr>
         <w:t>/projects</w:t>
       </w:r>
       <w:r>
         <w:rPr>
-          <w:rFonts w:ascii="Arial" w:eastAsia="Arial" w:hAnsi="Arial" w:cs="Arial"/>
+          <w:rFonts w:ascii="Arial" w:hAnsi="Arial" w:eastAsia="Arial" w:cs="Arial"/>
         </w:rPr>
         <w:t xml:space="preserve"> but with making the final choice. </w:t>
       </w:r>
       <w:r>
         <w:rPr>
-          <w:rFonts w:ascii="Arial" w:eastAsia="Arial" w:hAnsi="Arial" w:cs="Arial"/>
+          <w:rFonts w:ascii="Arial" w:hAnsi="Arial" w:eastAsia="Arial" w:cs="Arial"/>
         </w:rPr>
         <w:t xml:space="preserve">We came up with a </w:t>
       </w:r>
       <w:r>
         <w:rPr>
-          <w:rFonts w:ascii="Arial" w:eastAsia="Arial" w:hAnsi="Arial" w:cs="Arial"/>
+          <w:rFonts w:ascii="Arial" w:hAnsi="Arial" w:eastAsia="Arial" w:cs="Arial"/>
         </w:rPr>
         <w:t xml:space="preserve">job role recommendation portal, which </w:t>
       </w:r>
       <w:r>
         <w:rPr>
-          <w:rFonts w:ascii="Arial" w:eastAsia="Arial" w:hAnsi="Arial" w:cs="Arial"/>
+          <w:rFonts w:ascii="Arial" w:hAnsi="Arial" w:eastAsia="Arial" w:cs="Arial"/>
         </w:rPr>
         <w:t xml:space="preserve">suggests </w:t>
       </w:r>
       <w:r>
         <w:rPr>
-          <w:rFonts w:ascii="Arial" w:eastAsia="Arial" w:hAnsi="Arial" w:cs="Arial"/>
+          <w:rFonts w:ascii="Arial" w:hAnsi="Arial" w:eastAsia="Arial" w:cs="Arial"/>
         </w:rPr>
         <w:lastRenderedPageBreak/>
         <w:t xml:space="preserve">the most appropriate job role to the student after </w:t>
       </w:r>
       <w:r>
         <w:rPr>
-          <w:rFonts w:ascii="Arial" w:eastAsia="Arial" w:hAnsi="Arial" w:cs="Arial"/>
+          <w:rFonts w:ascii="Arial" w:hAnsi="Arial" w:eastAsia="Arial" w:cs="Arial"/>
         </w:rPr>
         <w:t xml:space="preserve">assessing his/her </w:t>
       </w:r>
       <w:r>
         <w:rPr>
-          <w:rFonts w:ascii="Arial" w:eastAsia="Arial" w:hAnsi="Arial" w:cs="Arial"/>
+          <w:rFonts w:ascii="Arial" w:hAnsi="Arial" w:eastAsia="Arial" w:cs="Arial"/>
         </w:rPr>
         <w:t xml:space="preserve">job </w:t>
       </w:r>
       <w:r>
         <w:rPr>
-          <w:rFonts w:ascii="Arial" w:eastAsia="Arial" w:hAnsi="Arial" w:cs="Arial"/>
+          <w:rFonts w:ascii="Arial" w:hAnsi="Arial" w:eastAsia="Arial" w:cs="Arial"/>
         </w:rPr>
         <w:t>preference</w:t>
       </w:r>
       <w:r>
         <w:rPr>
-          <w:rFonts w:ascii="Arial" w:eastAsia="Arial" w:hAnsi="Arial" w:cs="Arial"/>
+          <w:rFonts w:ascii="Arial" w:hAnsi="Arial" w:eastAsia="Arial" w:cs="Arial"/>
         </w:rPr>
         <w:t>s, aptitude, and other parameters</w:t>
       </w:r>
       <w:r>
         <w:rPr>
-          <w:rFonts w:ascii="Arial" w:eastAsia="Arial" w:hAnsi="Arial" w:cs="Arial"/>
+          <w:rFonts w:ascii="Arial" w:hAnsi="Arial" w:eastAsia="Arial" w:cs="Arial"/>
         </w:rPr>
         <w:t xml:space="preserve">. The parameters are same on which the machine learning models were </w:t>
       </w:r>
       <w:r>
         <w:rPr>
-          <w:rFonts w:ascii="Arial" w:eastAsia="Arial" w:hAnsi="Arial" w:cs="Arial"/>
+          <w:rFonts w:ascii="Arial" w:hAnsi="Arial" w:eastAsia="Arial" w:cs="Arial"/>
         </w:rPr>
         <w:t>trained. Based on the models suggested j</w:t>
       </w:r>
       <w:r>
         <w:rPr>
-          <w:rFonts w:ascii="Arial" w:eastAsia="Arial" w:hAnsi="Arial" w:cs="Arial"/>
+          <w:rFonts w:ascii="Arial" w:hAnsi="Arial" w:eastAsia="Arial" w:cs="Arial"/>
         </w:rPr>
         <w:t xml:space="preserve">ob </w:t>
       </w:r>
       <w:r>
         <w:rPr>
-          <w:rFonts w:ascii="Arial" w:eastAsia="Arial" w:hAnsi="Arial" w:cs="Arial"/>
+          <w:rFonts w:ascii="Arial" w:hAnsi="Arial" w:eastAsia="Arial" w:cs="Arial"/>
         </w:rPr>
         <w:t>role</w:t>
       </w:r>
       <w:r>
         <w:rPr>
-          <w:rFonts w:ascii="Arial" w:eastAsia="Arial" w:hAnsi="Arial" w:cs="Arial"/>
+          <w:rFonts w:ascii="Arial" w:hAnsi="Arial" w:eastAsia="Arial" w:cs="Arial"/>
         </w:rPr>
         <w:t>s the portal recommends some</w:t>
       </w:r>
       <w:r>
         <w:rPr>
-          <w:rFonts w:ascii="Arial" w:eastAsia="Arial" w:hAnsi="Arial" w:cs="Arial"/>
+          <w:rFonts w:ascii="Arial" w:hAnsi="Arial" w:eastAsia="Arial" w:cs="Arial"/>
         </w:rPr>
         <w:t xml:space="preserve"> free</w:t>
       </w:r>
       <w:r>
         <w:rPr>
-          <w:rFonts w:ascii="Arial" w:eastAsia="Arial" w:hAnsi="Arial" w:cs="Arial"/>
+          <w:rFonts w:ascii="Arial" w:hAnsi="Arial" w:eastAsia="Arial" w:cs="Arial"/>
         </w:rPr>
         <w:t xml:space="preserve"> online courses</w:t>
       </w:r>
       <w:r>
         <w:rPr>
-          <w:rFonts w:ascii="Arial" w:eastAsia="Arial" w:hAnsi="Arial" w:cs="Arial"/>
+          <w:rFonts w:ascii="Arial" w:hAnsi="Arial" w:eastAsia="Arial" w:cs="Arial"/>
         </w:rPr>
         <w:t xml:space="preserve">, from </w:t>
       </w:r>
       <w:r>
         <w:rPr>
-          <w:rFonts w:ascii="Arial" w:eastAsia="Arial" w:hAnsi="Arial" w:cs="Arial"/>
+          <w:rFonts w:ascii="Arial" w:hAnsi="Arial" w:eastAsia="Arial" w:cs="Arial"/>
         </w:rPr>
         <w:t xml:space="preserve">popular </w:t>
       </w:r>
       <w:r>
         <w:rPr>
-          <w:rFonts w:ascii="Arial" w:eastAsia="Arial" w:hAnsi="Arial" w:cs="Arial"/>
+          <w:rFonts w:ascii="Arial" w:hAnsi="Arial" w:eastAsia="Arial" w:cs="Arial"/>
         </w:rPr>
         <w:t>websites like edx</w:t>
       </w:r>
       <w:r>
         <w:rPr>
-          <w:rFonts w:ascii="Arial" w:eastAsia="Arial" w:hAnsi="Arial" w:cs="Arial"/>
+          <w:rFonts w:ascii="Arial" w:hAnsi="Arial" w:eastAsia="Arial" w:cs="Arial"/>
         </w:rPr>
         <w:t xml:space="preserve">, Coursera, YouTube, etc. </w:t>
       </w:r>
       <w:r>
         <w:rPr>
-          <w:rFonts w:ascii="Arial" w:eastAsia="Arial" w:hAnsi="Arial" w:cs="Arial"/>
+          <w:rFonts w:ascii="Arial" w:hAnsi="Arial" w:eastAsia="Arial" w:cs="Arial"/>
         </w:rPr>
         <w:t xml:space="preserve">Students can then refer these courses to begin their preparation </w:t>
       </w:r>
       <w:r>
         <w:rPr>
-          <w:rFonts w:ascii="Arial" w:eastAsia="Arial" w:hAnsi="Arial" w:cs="Arial"/>
+          <w:rFonts w:ascii="Arial" w:hAnsi="Arial" w:eastAsia="Arial" w:cs="Arial"/>
         </w:rPr>
         <w:t>towards securing their desired job role.</w:t>
       </w:r>
@@ -4749,13 +4749,13 @@
         <w:pStyle w:val="Heading2"/>
         <w:ind w:left="993" w:hanging="567"/>
         <w:rPr>
-          <w:rFonts w:ascii="Arial" w:eastAsia="Times New Roman" w:hAnsi="Arial" w:cs="Arial"/>
-        </w:rPr>
-      </w:pPr>
-      <w:bookmarkStart w:id="4" w:name="_Toc143445379"/>
-      <w:r>
-        <w:rPr>
-          <w:rFonts w:ascii="Arial" w:eastAsia="Times New Roman" w:hAnsi="Arial" w:cs="Arial"/>
+          <w:rFonts w:ascii="Arial" w:hAnsi="Arial" w:eastAsia="Times New Roman" w:cs="Arial"/>
+        </w:rPr>
+      </w:pPr>
+      <w:bookmarkStart w:name="_Toc143445379" w:id="4"/>
+      <w:r>
+        <w:rPr>
+          <w:rFonts w:ascii="Arial" w:hAnsi="Arial" w:eastAsia="Times New Roman" w:cs="Arial"/>
         </w:rPr>
         <w:t>Stakeholders</w:t>
       </w:r>
@@ -4765,13 +4765,13 @@
       <w:pPr>
         <w:ind w:left="990"/>
         <w:rPr>
-          <w:rFonts w:asciiTheme="minorHAnsi" w:eastAsiaTheme="minorEastAsia" w:hAnsiTheme="minorHAnsi" w:cstheme="minorBidi"/>
+          <w:rFonts w:asciiTheme="minorHAnsi" w:hAnsiTheme="minorHAnsi" w:eastAsiaTheme="minorEastAsia" w:cstheme="minorBidi"/>
         </w:rPr>
       </w:pPr>
       <w:r>
         <w:rPr>
           <w:rStyle w:val="Heading3Char"/>
-          <w:rFonts w:ascii="Arial" w:eastAsia="Arial" w:hAnsi="Arial" w:cs="Arial"/>
+          <w:rFonts w:ascii="Arial" w:hAnsi="Arial" w:eastAsia="Arial" w:cs="Arial"/>
           <w:color w:val="auto"/>
         </w:rPr>
         <w:t>Undergraduate Students:</w:t>
@@ -4779,50 +4779,50 @@
       <w:r>
         <w:rPr>
           <w:rStyle w:val="Heading3Char"/>
-          <w:rFonts w:ascii="Arial" w:eastAsia="Arial" w:hAnsi="Arial" w:cs="Arial"/>
+          <w:rFonts w:ascii="Arial" w:hAnsi="Arial" w:eastAsia="Arial" w:cs="Arial"/>
           <w:color w:val="auto"/>
         </w:rPr>
         <w:t xml:space="preserve"> </w:t>
       </w:r>
       <w:r>
         <w:rPr>
-          <w:rFonts w:asciiTheme="minorHAnsi" w:eastAsiaTheme="minorEastAsia" w:hAnsiTheme="minorHAnsi" w:cstheme="minorBidi"/>
+          <w:rFonts w:asciiTheme="minorHAnsi" w:hAnsiTheme="minorHAnsi" w:eastAsiaTheme="minorEastAsia" w:cstheme="minorBidi"/>
         </w:rPr>
         <w:t>Students will be</w:t>
       </w:r>
       <w:r>
         <w:rPr>
-          <w:rFonts w:asciiTheme="minorHAnsi" w:eastAsiaTheme="minorEastAsia" w:hAnsiTheme="minorHAnsi" w:cstheme="minorBidi"/>
+          <w:rFonts w:asciiTheme="minorHAnsi" w:hAnsiTheme="minorHAnsi" w:eastAsiaTheme="minorEastAsia" w:cstheme="minorBidi"/>
         </w:rPr>
         <w:t xml:space="preserve"> greatly</w:t>
       </w:r>
       <w:r>
         <w:rPr>
-          <w:rFonts w:asciiTheme="minorHAnsi" w:eastAsiaTheme="minorEastAsia" w:hAnsiTheme="minorHAnsi" w:cstheme="minorBidi"/>
+          <w:rFonts w:asciiTheme="minorHAnsi" w:hAnsiTheme="minorHAnsi" w:eastAsiaTheme="minorEastAsia" w:cstheme="minorBidi"/>
         </w:rPr>
         <w:t xml:space="preserve"> benefited by this ini</w:t>
       </w:r>
       <w:r>
         <w:rPr>
-          <w:rFonts w:asciiTheme="minorHAnsi" w:eastAsiaTheme="minorEastAsia" w:hAnsiTheme="minorHAnsi" w:cstheme="minorBidi"/>
+          <w:rFonts w:asciiTheme="minorHAnsi" w:hAnsiTheme="minorHAnsi" w:eastAsiaTheme="minorEastAsia" w:cstheme="minorBidi"/>
         </w:rPr>
         <w:t xml:space="preserve">tiative </w:t>
       </w:r>
       <w:r>
         <w:rPr>
-          <w:rFonts w:asciiTheme="minorHAnsi" w:eastAsiaTheme="minorEastAsia" w:hAnsiTheme="minorHAnsi" w:cstheme="minorBidi"/>
+          <w:rFonts w:asciiTheme="minorHAnsi" w:hAnsiTheme="minorHAnsi" w:eastAsiaTheme="minorEastAsia" w:cstheme="minorBidi"/>
         </w:rPr>
         <w:t>as they will clear and concise job role suggestion &amp; course recommendation</w:t>
       </w:r>
       <w:r>
         <w:rPr>
-          <w:rFonts w:asciiTheme="minorHAnsi" w:eastAsiaTheme="minorEastAsia" w:hAnsiTheme="minorHAnsi" w:cstheme="minorBidi"/>
+          <w:rFonts w:asciiTheme="minorHAnsi" w:hAnsiTheme="minorHAnsi" w:eastAsiaTheme="minorEastAsia" w:cstheme="minorBidi"/>
         </w:rPr>
         <w:t xml:space="preserve"> after analysing their </w:t>
       </w:r>
       <w:r>
         <w:rPr>
-          <w:rFonts w:asciiTheme="minorHAnsi" w:eastAsiaTheme="minorEastAsia" w:hAnsiTheme="minorHAnsi" w:cstheme="minorBidi"/>
+          <w:rFonts w:asciiTheme="minorHAnsi" w:hAnsiTheme="minorHAnsi" w:eastAsiaTheme="minorEastAsia" w:cstheme="minorBidi"/>
         </w:rPr>
         <w:t>strength, weakness, aptitude, and career preferences.</w:t>
       </w:r>
@@ -4831,13 +4831,13 @@
       <w:pPr>
         <w:ind w:left="990"/>
         <w:rPr>
-          <w:rFonts w:asciiTheme="minorHAnsi" w:eastAsiaTheme="minorEastAsia" w:hAnsiTheme="minorHAnsi" w:cstheme="minorBidi"/>
+          <w:rFonts w:asciiTheme="minorHAnsi" w:hAnsiTheme="minorHAnsi" w:eastAsiaTheme="minorEastAsia" w:cstheme="minorBidi"/>
         </w:rPr>
       </w:pPr>
       <w:r>
         <w:rPr>
           <w:rStyle w:val="Heading3Char"/>
-          <w:rFonts w:ascii="Arial" w:eastAsia="Arial" w:hAnsi="Arial" w:cs="Arial"/>
+          <w:rFonts w:ascii="Arial" w:hAnsi="Arial" w:eastAsia="Arial" w:cs="Arial"/>
           <w:color w:val="auto"/>
         </w:rPr>
         <w:t>Recruiters</w:t>
@@ -4845,7 +4845,7 @@
       <w:r>
         <w:rPr>
           <w:rStyle w:val="Heading3Char"/>
-          <w:rFonts w:ascii="Arial" w:eastAsia="Arial" w:hAnsi="Arial" w:cs="Arial"/>
+          <w:rFonts w:ascii="Arial" w:hAnsi="Arial" w:eastAsia="Arial" w:cs="Arial"/>
           <w:color w:val="auto"/>
         </w:rPr>
         <w:t>/Institutions</w:t>
@@ -4853,14 +4853,14 @@
       <w:r>
         <w:rPr>
           <w:rStyle w:val="Heading3Char"/>
-          <w:rFonts w:ascii="Arial" w:eastAsia="Arial" w:hAnsi="Arial" w:cs="Arial"/>
+          <w:rFonts w:ascii="Arial" w:hAnsi="Arial" w:eastAsia="Arial" w:cs="Arial"/>
           <w:color w:val="auto"/>
         </w:rPr>
         <w:t>:</w:t>
       </w:r>
       <w:r>
         <w:rPr>
-          <w:rFonts w:asciiTheme="minorHAnsi" w:eastAsiaTheme="minorEastAsia" w:hAnsiTheme="minorHAnsi" w:cstheme="minorBidi"/>
+          <w:rFonts w:asciiTheme="minorHAnsi" w:hAnsiTheme="minorHAnsi" w:eastAsiaTheme="minorEastAsia" w:cstheme="minorBidi"/>
           <w:b/>
           <w:bCs/>
         </w:rPr>
@@ -4868,13 +4868,13 @@
       </w:r>
       <w:r>
         <w:rPr>
-          <w:rFonts w:asciiTheme="minorHAnsi" w:eastAsiaTheme="minorEastAsia" w:hAnsiTheme="minorHAnsi" w:cstheme="minorBidi"/>
+          <w:rFonts w:asciiTheme="minorHAnsi" w:hAnsiTheme="minorHAnsi" w:eastAsiaTheme="minorEastAsia" w:cstheme="minorBidi"/>
         </w:rPr>
         <w:t xml:space="preserve">Recruiters &amp; education institutions can leverage this portal as a free tool for their students to help them </w:t>
       </w:r>
       <w:r>
         <w:rPr>
-          <w:rFonts w:asciiTheme="minorHAnsi" w:eastAsiaTheme="minorEastAsia" w:hAnsiTheme="minorHAnsi" w:cstheme="minorBidi"/>
+          <w:rFonts w:asciiTheme="minorHAnsi" w:hAnsiTheme="minorHAnsi" w:eastAsiaTheme="minorEastAsia" w:cstheme="minorBidi"/>
         </w:rPr>
         <w:t>identify their desired career/job role.</w:t>
       </w:r>
@@ -4884,20 +4884,20 @@
         <w:pStyle w:val="Heading2"/>
         <w:ind w:left="993" w:hanging="567"/>
         <w:rPr>
-          <w:rFonts w:ascii="Arial" w:eastAsia="Times New Roman" w:hAnsi="Arial" w:cs="Arial"/>
-        </w:rPr>
-      </w:pPr>
-      <w:bookmarkStart w:id="5" w:name="_Toc143445380"/>
-      <w:r>
-        <w:rPr>
-          <w:rFonts w:ascii="Arial" w:eastAsia="Times New Roman" w:hAnsi="Arial" w:cs="Arial"/>
+          <w:rFonts w:ascii="Arial" w:hAnsi="Arial" w:eastAsia="Times New Roman" w:cs="Arial"/>
+        </w:rPr>
+      </w:pPr>
+      <w:bookmarkStart w:name="_Toc143445380" w:id="5"/>
+      <w:r>
+        <w:rPr>
+          <w:rFonts w:ascii="Arial" w:hAnsi="Arial" w:eastAsia="Times New Roman" w:cs="Arial"/>
         </w:rPr>
         <w:t>Objectives</w:t>
       </w:r>
       <w:bookmarkEnd w:id="5"/>
       <w:r>
         <w:rPr>
-          <w:rFonts w:ascii="Arial" w:eastAsia="Times New Roman" w:hAnsi="Arial" w:cs="Arial"/>
+          <w:rFonts w:ascii="Arial" w:hAnsi="Arial" w:eastAsia="Times New Roman" w:cs="Arial"/>
         </w:rPr>
         <w:t xml:space="preserve"> </w:t>
       </w:r>
@@ -4908,27 +4908,27 @@
         <w:ind w:left="990"/>
         <w:jc w:val="both"/>
         <w:rPr>
-          <w:rFonts w:ascii="Arial" w:eastAsia="Arial" w:hAnsi="Arial" w:cs="Arial"/>
+          <w:rFonts w:ascii="Arial" w:hAnsi="Arial" w:eastAsia="Arial" w:cs="Arial"/>
           <w:lang w:val="en-US"/>
         </w:rPr>
       </w:pPr>
       <w:r>
         <w:rPr>
-          <w:rFonts w:ascii="Arial" w:eastAsia="Arial" w:hAnsi="Arial" w:cs="Arial"/>
+          <w:rFonts w:ascii="Arial" w:hAnsi="Arial" w:eastAsia="Arial" w:cs="Arial"/>
           <w:lang w:val="en-US"/>
         </w:rPr>
         <w:t xml:space="preserve">The solution involves developing a predictive model and a web application for your graduation students, which will suggest an appropriate job role and a course which help them secure the suggested job role. The model will utilize essential historical data for predicting an appropriate job role for the student, and the app will suggest the required course. The model will be trained on dataset containing </w:t>
       </w:r>
       <w:r>
         <w:rPr>
-          <w:rFonts w:ascii="Arial" w:eastAsia="Arial" w:hAnsi="Arial" w:cs="Arial"/>
+          <w:rFonts w:ascii="Arial" w:hAnsi="Arial" w:eastAsia="Arial" w:cs="Arial"/>
           <w:lang w:val="en-US"/>
         </w:rPr>
         <w:t>students’</w:t>
       </w:r>
       <w:r>
         <w:rPr>
-          <w:rFonts w:ascii="Arial" w:eastAsia="Arial" w:hAnsi="Arial" w:cs="Arial"/>
+          <w:rFonts w:ascii="Arial" w:hAnsi="Arial" w:eastAsia="Arial" w:cs="Arial"/>
           <w:lang w:val="en-US"/>
         </w:rPr>
         <w:t xml:space="preserve"> academic records and their career/subject preferences.</w:t>
@@ -4948,7 +4948,7 @@
           <w:szCs w:val="28"/>
         </w:rPr>
       </w:pPr>
-      <w:bookmarkStart w:id="6" w:name="_Toc143445381"/>
+      <w:bookmarkStart w:name="_Toc143445381" w:id="6"/>
       <w:r>
         <w:rPr>
           <w:rFonts w:ascii="Arial" w:hAnsi="Arial" w:cs="Arial"/>
@@ -4968,12 +4968,12 @@
         <w:ind w:left="450"/>
         <w:jc w:val="both"/>
         <w:rPr>
-          <w:rFonts w:ascii="Arial" w:eastAsia="Arial" w:hAnsi="Arial" w:cs="Arial"/>
-        </w:rPr>
-      </w:pPr>
-      <w:r>
-        <w:rPr>
-          <w:rFonts w:ascii="Arial" w:eastAsia="Arial" w:hAnsi="Arial" w:cs="Arial"/>
+          <w:rFonts w:ascii="Arial" w:hAnsi="Arial" w:eastAsia="Arial" w:cs="Arial"/>
+        </w:rPr>
+      </w:pPr>
+      <w:r>
+        <w:rPr>
+          <w:rFonts w:ascii="Arial" w:hAnsi="Arial" w:eastAsia="Arial" w:cs="Arial"/>
         </w:rPr>
         <w:t>These conventions are all about the positions of line breaks, how many characters should go on a line, and everything in between.</w:t>
       </w:r>
@@ -4981,15 +4981,19 @@
     <w:p>
       <w:pPr>
         <w:pStyle w:val="Heading2"/>
-        <w:ind w:left="993" w:hanging="567"/>
-        <w:rPr>
-          <w:rFonts w:ascii="Arial" w:eastAsia="Times New Roman" w:hAnsi="Arial" w:cs="Arial"/>
-        </w:rPr>
-      </w:pPr>
-      <w:bookmarkStart w:id="7" w:name="_Toc143445382"/>
-      <w:r>
-        <w:rPr>
-          <w:rFonts w:ascii="Arial" w:eastAsia="Times New Roman" w:hAnsi="Arial" w:cs="Arial"/>
+        <w:suppressLineNumbers w:val="0"/>
+        <w:bidi w:val="0"/>
+        <w:spacing w:before="200" w:beforeAutospacing="off" w:after="0" w:afterAutospacing="off" w:line="259" w:lineRule="auto"/>
+        <w:ind w:left="990" w:right="0"/>
+        <w:jc w:val="left"/>
+        <w:rPr>
+          <w:rFonts w:ascii="Arial" w:hAnsi="Arial" w:eastAsia="Times New Roman" w:cs="Arial"/>
+        </w:rPr>
+      </w:pPr>
+      <w:bookmarkStart w:name="_Toc143445382" w:id="7"/>
+      <w:r>
+        <w:rPr>
+          <w:rFonts w:ascii="Arial" w:hAnsi="Arial" w:eastAsia="Times New Roman" w:cs="Arial"/>
         </w:rPr>
         <w:t>Considerations &amp; Assumption</w:t>
       </w:r>
@@ -5001,24 +5005,24 @@
         <w:ind w:left="990"/>
         <w:jc w:val="both"/>
         <w:rPr>
-          <w:rFonts w:ascii="Arial" w:eastAsia="Arial" w:hAnsi="Arial" w:cs="Arial"/>
-        </w:rPr>
-      </w:pPr>
-      <w:r>
-        <w:rPr>
-          <w:rFonts w:ascii="Arial" w:eastAsia="Arial" w:hAnsi="Arial" w:cs="Arial"/>
+          <w:rFonts w:ascii="Arial" w:hAnsi="Arial" w:eastAsia="Arial" w:cs="Arial"/>
+        </w:rPr>
+      </w:pPr>
+      <w:r>
+        <w:rPr>
+          <w:rFonts w:ascii="Arial" w:hAnsi="Arial" w:eastAsia="Arial" w:cs="Arial"/>
         </w:rPr>
         <w:t>The provided dataset has relevant features for target variable prediction.</w:t>
       </w:r>
       <w:r>
         <w:rPr>
-          <w:rFonts w:ascii="Arial" w:eastAsia="Arial" w:hAnsi="Arial" w:cs="Arial"/>
+          <w:rFonts w:ascii="Arial" w:hAnsi="Arial" w:eastAsia="Arial" w:cs="Arial"/>
         </w:rPr>
         <w:t xml:space="preserve"> Students' information integrity. Students self-reported skills, rating, and preferences are assumed to be true and genuine. </w:t>
       </w:r>
       <w:r>
         <w:rPr>
-          <w:rFonts w:ascii="Arial" w:eastAsia="Arial" w:hAnsi="Arial" w:cs="Arial"/>
+          <w:rFonts w:ascii="Arial" w:hAnsi="Arial" w:eastAsia="Arial" w:cs="Arial"/>
         </w:rPr>
         <w:t>Library compatibility. All libraries to be used are assumed to be compatible with each other and available in the environment. Artifacts persistence. Saved artifacts, encoders, models, and metrics are available for future references and deployment purposes.</w:t>
       </w:r>
@@ -5028,13 +5032,13 @@
         <w:pStyle w:val="Heading2"/>
         <w:ind w:left="993" w:hanging="567"/>
         <w:rPr>
-          <w:rFonts w:ascii="Arial" w:eastAsia="Times New Roman" w:hAnsi="Arial" w:cs="Arial"/>
-        </w:rPr>
-      </w:pPr>
-      <w:bookmarkStart w:id="8" w:name="_Toc143445383"/>
-      <w:r>
-        <w:rPr>
-          <w:rFonts w:ascii="Arial" w:eastAsia="Times New Roman" w:hAnsi="Arial" w:cs="Arial"/>
+          <w:rFonts w:ascii="Arial" w:hAnsi="Arial" w:eastAsia="Times New Roman" w:cs="Arial"/>
+        </w:rPr>
+      </w:pPr>
+      <w:bookmarkStart w:name="_Toc143445383" w:id="8"/>
+      <w:r>
+        <w:rPr>
+          <w:rFonts w:ascii="Arial" w:hAnsi="Arial" w:eastAsia="Times New Roman" w:cs="Arial"/>
         </w:rPr>
         <w:t>Approach</w:t>
       </w:r>
@@ -5048,13 +5052,13 @@
       </w:pPr>
       <w:r>
         <w:rPr>
-          <w:rFonts w:ascii="Arial" w:eastAsia="Arial" w:hAnsi="Arial" w:cs="Arial"/>
+          <w:rFonts w:ascii="Arial" w:hAnsi="Arial" w:eastAsia="Arial" w:cs="Arial"/>
         </w:rPr>
         <w:t>Here the approach we followed to solve the problem &amp; finally build the portal</w:t>
       </w:r>
       <w:r>
         <w:rPr>
-          <w:rFonts w:ascii="Arial" w:eastAsia="Arial" w:hAnsi="Arial" w:cs="Arial"/>
+          <w:rFonts w:ascii="Arial" w:hAnsi="Arial" w:eastAsia="Arial" w:cs="Arial"/>
         </w:rPr>
         <w:t>:</w:t>
       </w:r>
@@ -5065,13 +5069,13 @@
         <w:spacing w:line="259" w:lineRule="auto"/>
         <w:ind w:left="1710"/>
         <w:rPr>
-          <w:rFonts w:ascii="Arial" w:eastAsia="Arial" w:hAnsi="Arial" w:cs="Arial"/>
+          <w:rFonts w:ascii="Arial" w:hAnsi="Arial" w:eastAsia="Arial" w:cs="Arial"/>
           <w:color w:val="auto"/>
         </w:rPr>
       </w:pPr>
       <w:r>
         <w:rPr>
-          <w:rFonts w:ascii="Arial" w:eastAsia="Arial" w:hAnsi="Arial" w:cs="Arial"/>
+          <w:rFonts w:ascii="Arial" w:hAnsi="Arial" w:eastAsia="Arial" w:cs="Arial"/>
           <w:color w:val="auto"/>
         </w:rPr>
         <w:t>Data Preprocessing:</w:t>
@@ -5083,54 +5087,54 @@
         <w:ind w:left="1350"/>
         <w:jc w:val="both"/>
         <w:rPr>
-          <w:rFonts w:ascii="Arial" w:eastAsia="Arial" w:hAnsi="Arial" w:cs="Arial"/>
-        </w:rPr>
-      </w:pPr>
-      <w:r>
-        <w:rPr>
-          <w:rFonts w:ascii="Arial" w:eastAsia="Arial" w:hAnsi="Arial" w:cs="Arial"/>
+          <w:rFonts w:ascii="Arial" w:hAnsi="Arial" w:eastAsia="Arial" w:cs="Arial"/>
+        </w:rPr>
+      </w:pPr>
+      <w:r>
+        <w:rPr>
+          <w:rFonts w:ascii="Arial" w:hAnsi="Arial" w:eastAsia="Arial" w:cs="Arial"/>
         </w:rPr>
         <w:t>The primary, most essential, and</w:t>
       </w:r>
       <w:r>
         <w:rPr>
-          <w:rFonts w:ascii="Arial" w:eastAsia="Arial" w:hAnsi="Arial" w:cs="Arial"/>
+          <w:rFonts w:ascii="Arial" w:hAnsi="Arial" w:eastAsia="Arial" w:cs="Arial"/>
         </w:rPr>
         <w:t xml:space="preserve"> time-consuming</w:t>
       </w:r>
       <w:r>
         <w:rPr>
-          <w:rFonts w:ascii="Arial" w:eastAsia="Arial" w:hAnsi="Arial" w:cs="Arial"/>
+          <w:rFonts w:ascii="Arial" w:hAnsi="Arial" w:eastAsia="Arial" w:cs="Arial"/>
         </w:rPr>
         <w:t xml:space="preserve"> step in training any ML model is data preprocessing.</w:t>
       </w:r>
       <w:r>
         <w:rPr>
-          <w:rFonts w:ascii="Arial" w:eastAsia="Arial" w:hAnsi="Arial" w:cs="Arial"/>
+          <w:rFonts w:ascii="Arial" w:hAnsi="Arial" w:eastAsia="Arial" w:cs="Arial"/>
         </w:rPr>
         <w:t xml:space="preserve"> No model can be trained without preprocessing data</w:t>
       </w:r>
       <w:r>
         <w:rPr>
-          <w:rFonts w:ascii="Arial" w:eastAsia="Arial" w:hAnsi="Arial" w:cs="Arial"/>
+          <w:rFonts w:ascii="Arial" w:hAnsi="Arial" w:eastAsia="Arial" w:cs="Arial"/>
         </w:rPr>
         <w:t xml:space="preserve"> on which the model is to be trained. </w:t>
       </w:r>
       <w:r>
         <w:rPr>
-          <w:rFonts w:ascii="Arial" w:eastAsia="Arial" w:hAnsi="Arial" w:cs="Arial"/>
+          <w:rFonts w:ascii="Arial" w:hAnsi="Arial" w:eastAsia="Arial" w:cs="Arial"/>
         </w:rPr>
         <w:t>Mentioned below are the preprocessing</w:t>
       </w:r>
       <w:r>
         <w:rPr>
-          <w:rFonts w:ascii="Arial" w:eastAsia="Arial" w:hAnsi="Arial" w:cs="Arial"/>
+          <w:rFonts w:ascii="Arial" w:hAnsi="Arial" w:eastAsia="Arial" w:cs="Arial"/>
         </w:rPr>
         <w:t xml:space="preserve"> &amp; feature engineering</w:t>
       </w:r>
       <w:r>
         <w:rPr>
-          <w:rFonts w:ascii="Arial" w:eastAsia="Arial" w:hAnsi="Arial" w:cs="Arial"/>
+          <w:rFonts w:ascii="Arial" w:hAnsi="Arial" w:eastAsia="Arial" w:cs="Arial"/>
         </w:rPr>
         <w:t xml:space="preserve"> techniques which were used:</w:t>
       </w:r>
@@ -5146,25 +5150,25 @@
         <w:ind w:left="1710"/>
         <w:jc w:val="both"/>
         <w:rPr>
-          <w:rFonts w:ascii="Arial" w:eastAsia="Arial" w:hAnsi="Arial" w:cs="Arial"/>
-        </w:rPr>
-      </w:pPr>
-      <w:r>
-        <w:rPr>
-          <w:rFonts w:ascii="Arial" w:eastAsia="Arial" w:hAnsi="Arial" w:cs="Arial"/>
+          <w:rFonts w:ascii="Arial" w:hAnsi="Arial" w:eastAsia="Arial" w:cs="Arial"/>
+        </w:rPr>
+      </w:pPr>
+      <w:r>
+        <w:rPr>
+          <w:rFonts w:ascii="Arial" w:hAnsi="Arial" w:eastAsia="Arial" w:cs="Arial"/>
         </w:rPr>
         <w:lastRenderedPageBreak/>
         <w:t>Analysing dataset shape, features &amp; target variables</w:t>
       </w:r>
       <w:r>
         <w:rPr>
-          <w:rFonts w:ascii="Arial" w:eastAsia="Arial" w:hAnsi="Arial" w:cs="Arial"/>
+          <w:rFonts w:ascii="Arial" w:hAnsi="Arial" w:eastAsia="Arial" w:cs="Arial"/>
         </w:rPr>
         <w:t xml:space="preserve"> and their data types, finding number of null values present in the dataset</w:t>
       </w:r>
       <w:r>
         <w:rPr>
-          <w:rFonts w:ascii="Arial" w:eastAsia="Arial" w:hAnsi="Arial" w:cs="Arial"/>
+          <w:rFonts w:ascii="Arial" w:hAnsi="Arial" w:eastAsia="Arial" w:cs="Arial"/>
         </w:rPr>
         <w:t>.</w:t>
       </w:r>
@@ -5180,18 +5184,18 @@
         <w:ind w:left="1710"/>
         <w:jc w:val="both"/>
         <w:rPr>
-          <w:rFonts w:ascii="Arial" w:eastAsia="Arial" w:hAnsi="Arial" w:cs="Arial"/>
-        </w:rPr>
-      </w:pPr>
-      <w:r>
-        <w:rPr>
-          <w:rFonts w:ascii="Arial" w:eastAsia="Arial" w:hAnsi="Arial" w:cs="Arial"/>
+          <w:rFonts w:ascii="Arial" w:hAnsi="Arial" w:eastAsia="Arial" w:cs="Arial"/>
+        </w:rPr>
+      </w:pPr>
+      <w:r>
+        <w:rPr>
+          <w:rFonts w:ascii="Arial" w:hAnsi="Arial" w:eastAsia="Arial" w:cs="Arial"/>
         </w:rPr>
         <w:t xml:space="preserve">Performing </w:t>
       </w:r>
       <w:r>
         <w:rPr>
-          <w:rFonts w:ascii="Cambria" w:eastAsia="Cambria" w:hAnsi="Cambria" w:cs="Cambria"/>
+          <w:rFonts w:ascii="Cambria" w:hAnsi="Cambria" w:eastAsia="Cambria" w:cs="Cambria"/>
           <w:i/>
           <w:iCs/>
           <w:color w:val="227EAD" w:themeColor="accent1" w:themeShade="BF"/>
@@ -5201,13 +5205,13 @@
       </w:r>
       <w:r>
         <w:rPr>
-          <w:rFonts w:ascii="Arial" w:eastAsia="Arial" w:hAnsi="Arial" w:cs="Arial"/>
+          <w:rFonts w:ascii="Arial" w:hAnsi="Arial" w:eastAsia="Arial" w:cs="Arial"/>
         </w:rPr>
         <w:t xml:space="preserve"> on the data set to understand the relationship amongst the feature variables</w:t>
       </w:r>
       <w:r>
         <w:rPr>
-          <w:rFonts w:ascii="Arial" w:eastAsia="Arial" w:hAnsi="Arial" w:cs="Arial"/>
+          <w:rFonts w:ascii="Arial" w:hAnsi="Arial" w:eastAsia="Arial" w:cs="Arial"/>
         </w:rPr>
         <w:t xml:space="preserve"> and target.</w:t>
       </w:r>
@@ -5223,24 +5227,24 @@
         <w:ind w:left="1710"/>
         <w:jc w:val="both"/>
         <w:rPr>
-          <w:rFonts w:ascii="Arial" w:eastAsia="Arial" w:hAnsi="Arial" w:cs="Arial"/>
-        </w:rPr>
-      </w:pPr>
-      <w:r>
-        <w:rPr>
-          <w:rFonts w:ascii="Arial" w:eastAsia="Arial" w:hAnsi="Arial" w:cs="Arial"/>
+          <w:rFonts w:ascii="Arial" w:hAnsi="Arial" w:eastAsia="Arial" w:cs="Arial"/>
+        </w:rPr>
+      </w:pPr>
+      <w:r>
+        <w:rPr>
+          <w:rFonts w:ascii="Arial" w:hAnsi="Arial" w:eastAsia="Arial" w:cs="Arial"/>
         </w:rPr>
         <w:t>Used</w:t>
       </w:r>
       <w:r>
         <w:rPr>
-          <w:rFonts w:ascii="Arial" w:eastAsia="Arial" w:hAnsi="Arial" w:cs="Arial"/>
+          <w:rFonts w:ascii="Arial" w:hAnsi="Arial" w:eastAsia="Arial" w:cs="Arial"/>
         </w:rPr>
         <w:t xml:space="preserve"> </w:t>
       </w:r>
       <w:r>
         <w:rPr>
-          <w:rFonts w:ascii="Cambria" w:eastAsia="Cambria" w:hAnsi="Cambria" w:cs="Cambria"/>
+          <w:rFonts w:ascii="Cambria" w:hAnsi="Cambria" w:eastAsia="Cambria" w:cs="Cambria"/>
           <w:i/>
           <w:iCs/>
           <w:color w:val="227EAD" w:themeColor="accent1" w:themeShade="BF"/>
@@ -5250,13 +5254,13 @@
       </w:r>
       <w:r>
         <w:rPr>
-          <w:rFonts w:ascii="Arial" w:eastAsia="Arial" w:hAnsi="Arial" w:cs="Arial"/>
+          <w:rFonts w:ascii="Arial" w:hAnsi="Arial" w:eastAsia="Arial" w:cs="Arial"/>
         </w:rPr>
         <w:t xml:space="preserve"> &amp; </w:t>
       </w:r>
       <w:r>
         <w:rPr>
-          <w:rFonts w:ascii="Cambria" w:eastAsia="Cambria" w:hAnsi="Cambria" w:cs="Cambria"/>
+          <w:rFonts w:ascii="Cambria" w:hAnsi="Cambria" w:eastAsia="Cambria" w:cs="Cambria"/>
           <w:i/>
           <w:iCs/>
           <w:color w:val="227EAD" w:themeColor="accent1" w:themeShade="BF"/>
@@ -5266,37 +5270,37 @@
       </w:r>
       <w:r>
         <w:rPr>
-          <w:rFonts w:ascii="Arial" w:eastAsia="Arial" w:hAnsi="Arial" w:cs="Arial"/>
+          <w:rFonts w:ascii="Arial" w:hAnsi="Arial" w:eastAsia="Arial" w:cs="Arial"/>
         </w:rPr>
         <w:t xml:space="preserve"> to</w:t>
       </w:r>
       <w:r>
         <w:rPr>
-          <w:rFonts w:ascii="Arial" w:eastAsia="Arial" w:hAnsi="Arial" w:cs="Arial"/>
+          <w:rFonts w:ascii="Arial" w:hAnsi="Arial" w:eastAsia="Arial" w:cs="Arial"/>
         </w:rPr>
         <w:t xml:space="preserve"> </w:t>
       </w:r>
       <w:r>
         <w:rPr>
-          <w:rFonts w:ascii="Arial" w:eastAsia="Arial" w:hAnsi="Arial" w:cs="Arial"/>
+          <w:rFonts w:ascii="Arial" w:hAnsi="Arial" w:eastAsia="Arial" w:cs="Arial"/>
         </w:rPr>
         <w:t>encode categorical features because ML model</w:t>
       </w:r>
       <w:r>
         <w:rPr>
-          <w:rFonts w:ascii="Arial" w:eastAsia="Arial" w:hAnsi="Arial" w:cs="Arial"/>
+          <w:rFonts w:ascii="Arial" w:hAnsi="Arial" w:eastAsia="Arial" w:cs="Arial"/>
         </w:rPr>
         <w:t>s</w:t>
       </w:r>
       <w:r>
         <w:rPr>
-          <w:rFonts w:ascii="Arial" w:eastAsia="Arial" w:hAnsi="Arial" w:cs="Arial"/>
+          <w:rFonts w:ascii="Arial" w:hAnsi="Arial" w:eastAsia="Arial" w:cs="Arial"/>
         </w:rPr>
         <w:t xml:space="preserve"> are unable to process </w:t>
       </w:r>
       <w:r>
         <w:rPr>
-          <w:rFonts w:ascii="Arial" w:eastAsia="Arial" w:hAnsi="Arial" w:cs="Arial"/>
+          <w:rFonts w:ascii="Arial" w:hAnsi="Arial" w:eastAsia="Arial" w:cs="Arial"/>
         </w:rPr>
         <w:t>string or character data.</w:t>
       </w:r>
@@ -5312,18 +5316,18 @@
         <w:ind w:left="1710"/>
         <w:jc w:val="both"/>
         <w:rPr>
-          <w:rFonts w:ascii="Arial" w:eastAsia="Arial" w:hAnsi="Arial" w:cs="Arial"/>
-        </w:rPr>
-      </w:pPr>
-      <w:r>
-        <w:rPr>
-          <w:rFonts w:ascii="Arial" w:eastAsia="Arial" w:hAnsi="Arial" w:cs="Arial"/>
+          <w:rFonts w:ascii="Arial" w:hAnsi="Arial" w:eastAsia="Arial" w:cs="Arial"/>
+        </w:rPr>
+      </w:pPr>
+      <w:r>
+        <w:rPr>
+          <w:rFonts w:ascii="Arial" w:hAnsi="Arial" w:eastAsia="Arial" w:cs="Arial"/>
         </w:rPr>
         <w:t xml:space="preserve">Used </w:t>
       </w:r>
       <w:r>
         <w:rPr>
-          <w:rFonts w:ascii="Cambria" w:eastAsia="Cambria" w:hAnsi="Cambria" w:cs="Cambria"/>
+          <w:rFonts w:ascii="Cambria" w:hAnsi="Cambria" w:eastAsia="Cambria" w:cs="Cambria"/>
           <w:i/>
           <w:iCs/>
           <w:color w:val="227EAD" w:themeColor="accent1" w:themeShade="BF"/>
@@ -5333,19 +5337,19 @@
       </w:r>
       <w:r>
         <w:rPr>
-          <w:rFonts w:ascii="Arial" w:eastAsia="Arial" w:hAnsi="Arial" w:cs="Arial"/>
+          <w:rFonts w:ascii="Arial" w:hAnsi="Arial" w:eastAsia="Arial" w:cs="Arial"/>
         </w:rPr>
         <w:t xml:space="preserve"> to c</w:t>
       </w:r>
       <w:r>
         <w:rPr>
-          <w:rFonts w:ascii="Arial" w:eastAsia="Arial" w:hAnsi="Arial" w:cs="Arial"/>
+          <w:rFonts w:ascii="Arial" w:hAnsi="Arial" w:eastAsia="Arial" w:cs="Arial"/>
         </w:rPr>
         <w:t xml:space="preserve">reating new </w:t>
       </w:r>
       <w:r>
         <w:rPr>
-          <w:rFonts w:ascii="Cambria" w:eastAsia="Cambria" w:hAnsi="Cambria" w:cs="Cambria"/>
+          <w:rFonts w:ascii="Cambria" w:hAnsi="Cambria" w:eastAsia="Cambria" w:cs="Cambria"/>
           <w:i/>
           <w:iCs/>
           <w:color w:val="227EAD" w:themeColor="accent1" w:themeShade="BF"/>
@@ -5355,13 +5359,13 @@
       </w:r>
       <w:r>
         <w:rPr>
-          <w:rFonts w:ascii="Arial" w:eastAsia="Arial" w:hAnsi="Arial" w:cs="Arial"/>
+          <w:rFonts w:ascii="Arial" w:hAnsi="Arial" w:eastAsia="Arial" w:cs="Arial"/>
         </w:rPr>
         <w:t xml:space="preserve">. </w:t>
       </w:r>
       <w:r>
         <w:rPr>
-          <w:rFonts w:ascii="Cambria" w:eastAsia="Cambria" w:hAnsi="Cambria" w:cs="Cambria"/>
+          <w:rFonts w:ascii="Cambria" w:hAnsi="Cambria" w:eastAsia="Cambria" w:cs="Cambria"/>
           <w:i/>
           <w:iCs/>
           <w:color w:val="227EAD" w:themeColor="accent1" w:themeShade="BF"/>
@@ -5371,55 +5375,55 @@
       </w:r>
       <w:r>
         <w:rPr>
-          <w:rFonts w:ascii="Arial" w:eastAsia="Arial" w:hAnsi="Arial" w:cs="Arial"/>
+          <w:rFonts w:ascii="Arial" w:hAnsi="Arial" w:eastAsia="Arial" w:cs="Arial"/>
         </w:rPr>
         <w:t xml:space="preserve"> are combination of existing features in the dataset.</w:t>
       </w:r>
       <w:r>
         <w:rPr>
-          <w:rFonts w:ascii="Arial" w:eastAsia="Arial" w:hAnsi="Arial" w:cs="Arial"/>
+          <w:rFonts w:ascii="Arial" w:hAnsi="Arial" w:eastAsia="Arial" w:cs="Arial"/>
         </w:rPr>
         <w:t xml:space="preserve"> Sometimes, these new features</w:t>
       </w:r>
       <w:r>
         <w:rPr>
-          <w:rFonts w:ascii="Arial" w:eastAsia="Arial" w:hAnsi="Arial" w:cs="Arial"/>
+          <w:rFonts w:ascii="Arial" w:hAnsi="Arial" w:eastAsia="Arial" w:cs="Arial"/>
         </w:rPr>
         <w:t>, which were ideally not present in the dataset,</w:t>
       </w:r>
       <w:r>
         <w:rPr>
-          <w:rFonts w:ascii="Arial" w:eastAsia="Arial" w:hAnsi="Arial" w:cs="Arial"/>
+          <w:rFonts w:ascii="Arial" w:hAnsi="Arial" w:eastAsia="Arial" w:cs="Arial"/>
         </w:rPr>
         <w:t xml:space="preserve"> help model learn</w:t>
       </w:r>
       <w:r>
         <w:rPr>
-          <w:rFonts w:ascii="Arial" w:eastAsia="Arial" w:hAnsi="Arial" w:cs="Arial"/>
+          <w:rFonts w:ascii="Arial" w:hAnsi="Arial" w:eastAsia="Arial" w:cs="Arial"/>
         </w:rPr>
         <w:t>,</w:t>
       </w:r>
       <w:r>
         <w:rPr>
-          <w:rFonts w:ascii="Arial" w:eastAsia="Arial" w:hAnsi="Arial" w:cs="Arial"/>
+          <w:rFonts w:ascii="Arial" w:hAnsi="Arial" w:eastAsia="Arial" w:cs="Arial"/>
         </w:rPr>
         <w:t xml:space="preserve"> predict</w:t>
       </w:r>
       <w:r>
         <w:rPr>
-          <w:rFonts w:ascii="Arial" w:eastAsia="Arial" w:hAnsi="Arial" w:cs="Arial"/>
+          <w:rFonts w:ascii="Arial" w:hAnsi="Arial" w:eastAsia="Arial" w:cs="Arial"/>
         </w:rPr>
         <w:t>, generalize</w:t>
       </w:r>
       <w:r>
         <w:rPr>
-          <w:rFonts w:ascii="Arial" w:eastAsia="Arial" w:hAnsi="Arial" w:cs="Arial"/>
+          <w:rFonts w:ascii="Arial" w:hAnsi="Arial" w:eastAsia="Arial" w:cs="Arial"/>
         </w:rPr>
         <w:t xml:space="preserve"> better</w:t>
       </w:r>
       <w:r>
         <w:rPr>
-          <w:rFonts w:ascii="Arial" w:eastAsia="Arial" w:hAnsi="Arial" w:cs="Arial"/>
+          <w:rFonts w:ascii="Arial" w:hAnsi="Arial" w:eastAsia="Arial" w:cs="Arial"/>
         </w:rPr>
         <w:t xml:space="preserve"> on new unseen data.</w:t>
       </w:r>
@@ -5435,12 +5439,12 @@
         <w:ind w:left="1710"/>
         <w:jc w:val="both"/>
         <w:rPr>
-          <w:rFonts w:ascii="Arial" w:eastAsia="Arial" w:hAnsi="Arial" w:cs="Arial"/>
-        </w:rPr>
-      </w:pPr>
-      <w:r>
-        <w:rPr>
-          <w:rFonts w:ascii="Cambria" w:eastAsia="Cambria" w:hAnsi="Cambria" w:cs="Cambria"/>
+          <w:rFonts w:ascii="Arial" w:hAnsi="Arial" w:eastAsia="Arial" w:cs="Arial"/>
+        </w:rPr>
+      </w:pPr>
+      <w:r>
+        <w:rPr>
+          <w:rFonts w:ascii="Cambria" w:hAnsi="Cambria" w:eastAsia="Cambria" w:cs="Cambria"/>
           <w:i/>
           <w:iCs/>
           <w:color w:val="227EAD" w:themeColor="accent1" w:themeShade="BF"/>
@@ -5450,19 +5454,19 @@
       </w:r>
       <w:r>
         <w:rPr>
-          <w:rFonts w:ascii="Arial" w:eastAsia="Arial" w:hAnsi="Arial" w:cs="Arial"/>
+          <w:rFonts w:ascii="Arial" w:hAnsi="Arial" w:eastAsia="Arial" w:cs="Arial"/>
         </w:rPr>
         <w:t xml:space="preserve">. </w:t>
       </w:r>
       <w:r>
         <w:rPr>
-          <w:rFonts w:ascii="Arial" w:eastAsia="Arial" w:hAnsi="Arial" w:cs="Arial"/>
+          <w:rFonts w:ascii="Arial" w:hAnsi="Arial" w:eastAsia="Arial" w:cs="Arial"/>
         </w:rPr>
         <w:t xml:space="preserve">Identifying most important features using </w:t>
       </w:r>
       <w:r>
         <w:rPr>
-          <w:rFonts w:ascii="Cambria" w:eastAsia="Cambria" w:hAnsi="Cambria" w:cs="Cambria"/>
+          <w:rFonts w:ascii="Cambria" w:hAnsi="Cambria" w:eastAsia="Cambria" w:cs="Cambria"/>
           <w:i/>
           <w:iCs/>
           <w:color w:val="227EAD" w:themeColor="accent1" w:themeShade="BF"/>
@@ -5472,13 +5476,13 @@
       </w:r>
       <w:r>
         <w:rPr>
-          <w:rFonts w:ascii="Arial" w:eastAsia="Arial" w:hAnsi="Arial" w:cs="Arial"/>
+          <w:rFonts w:ascii="Arial" w:hAnsi="Arial" w:eastAsia="Arial" w:cs="Arial"/>
         </w:rPr>
         <w:t xml:space="preserve"> &amp; chi-square (</w:t>
       </w:r>
       <w:r>
         <w:rPr>
-          <w:rFonts w:ascii="Cambria" w:eastAsia="Cambria" w:hAnsi="Cambria" w:cs="Cambria"/>
+          <w:rFonts w:ascii="Cambria" w:hAnsi="Cambria" w:eastAsia="Cambria" w:cs="Cambria"/>
           <w:i/>
           <w:iCs/>
           <w:color w:val="227EAD" w:themeColor="accent1" w:themeShade="BF"/>
@@ -5488,13 +5492,13 @@
       </w:r>
       <w:r>
         <w:rPr>
-          <w:rFonts w:ascii="Arial" w:eastAsia="Arial" w:hAnsi="Arial" w:cs="Arial"/>
+          <w:rFonts w:ascii="Arial" w:hAnsi="Arial" w:eastAsia="Arial" w:cs="Arial"/>
         </w:rPr>
         <w:t>) score</w:t>
       </w:r>
       <w:r>
         <w:rPr>
-          <w:rFonts w:ascii="Arial" w:eastAsia="Arial" w:hAnsi="Arial" w:cs="Arial"/>
+          <w:rFonts w:ascii="Arial" w:hAnsi="Arial" w:eastAsia="Arial" w:cs="Arial"/>
         </w:rPr>
         <w:t>s.</w:t>
       </w:r>
@@ -5510,12 +5514,12 @@
         <w:ind w:left="1710"/>
         <w:jc w:val="both"/>
         <w:rPr>
-          <w:rFonts w:ascii="Arial" w:eastAsia="Arial" w:hAnsi="Arial" w:cs="Arial"/>
-        </w:rPr>
-      </w:pPr>
-      <w:r>
-        <w:rPr>
-          <w:rFonts w:ascii="Cambria" w:eastAsia="Cambria" w:hAnsi="Cambria" w:cs="Cambria"/>
+          <w:rFonts w:ascii="Arial" w:hAnsi="Arial" w:eastAsia="Arial" w:cs="Arial"/>
+        </w:rPr>
+      </w:pPr>
+      <w:r>
+        <w:rPr>
+          <w:rFonts w:ascii="Cambria" w:hAnsi="Cambria" w:eastAsia="Cambria" w:cs="Cambria"/>
           <w:i/>
           <w:iCs/>
           <w:color w:val="227EAD" w:themeColor="accent1" w:themeShade="BF"/>
@@ -5525,7 +5529,7 @@
       </w:r>
       <w:r>
         <w:rPr>
-          <w:rFonts w:ascii="Cambria" w:eastAsia="Cambria" w:hAnsi="Cambria" w:cs="Cambria"/>
+          <w:rFonts w:ascii="Cambria" w:hAnsi="Cambria" w:eastAsia="Cambria" w:cs="Cambria"/>
           <w:i/>
           <w:iCs/>
           <w:color w:val="227EAD" w:themeColor="accent1" w:themeShade="BF"/>
@@ -5535,7 +5539,7 @@
       </w:r>
       <w:r>
         <w:rPr>
-          <w:rFonts w:ascii="Cambria" w:eastAsia="Cambria" w:hAnsi="Cambria" w:cs="Cambria"/>
+          <w:rFonts w:ascii="Cambria" w:hAnsi="Cambria" w:eastAsia="Cambria" w:cs="Cambria"/>
           <w:i/>
           <w:iCs/>
           <w:color w:val="227EAD" w:themeColor="accent1" w:themeShade="BF"/>
@@ -5545,67 +5549,67 @@
       </w:r>
       <w:r>
         <w:rPr>
-          <w:rFonts w:ascii="Arial" w:eastAsia="Arial" w:hAnsi="Arial" w:cs="Arial"/>
+          <w:rFonts w:ascii="Arial" w:hAnsi="Arial" w:eastAsia="Arial" w:cs="Arial"/>
         </w:rPr>
         <w:t xml:space="preserve"> data</w:t>
       </w:r>
       <w:r>
         <w:rPr>
-          <w:rFonts w:ascii="Arial" w:eastAsia="Arial" w:hAnsi="Arial" w:cs="Arial"/>
+          <w:rFonts w:ascii="Arial" w:hAnsi="Arial" w:eastAsia="Arial" w:cs="Arial"/>
         </w:rPr>
         <w:t>set</w:t>
       </w:r>
       <w:r>
         <w:rPr>
-          <w:rFonts w:ascii="Arial" w:eastAsia="Arial" w:hAnsi="Arial" w:cs="Arial"/>
+          <w:rFonts w:ascii="Arial" w:hAnsi="Arial" w:eastAsia="Arial" w:cs="Arial"/>
         </w:rPr>
         <w:t>. As the dataset provided was unbalanced, means the number of target classes</w:t>
       </w:r>
       <w:r>
         <w:rPr>
-          <w:rFonts w:ascii="Arial" w:eastAsia="Arial" w:hAnsi="Arial" w:cs="Arial"/>
+          <w:rFonts w:ascii="Arial" w:hAnsi="Arial" w:eastAsia="Arial" w:cs="Arial"/>
         </w:rPr>
         <w:t xml:space="preserve"> samples</w:t>
       </w:r>
       <w:r>
         <w:rPr>
-          <w:rFonts w:ascii="Arial" w:eastAsia="Arial" w:hAnsi="Arial" w:cs="Arial"/>
+          <w:rFonts w:ascii="Arial" w:hAnsi="Arial" w:eastAsia="Arial" w:cs="Arial"/>
         </w:rPr>
         <w:t xml:space="preserve"> which were </w:t>
       </w:r>
       <w:r>
         <w:rPr>
-          <w:rFonts w:ascii="Arial" w:eastAsia="Arial" w:hAnsi="Arial" w:cs="Arial"/>
+          <w:rFonts w:ascii="Arial" w:hAnsi="Arial" w:eastAsia="Arial" w:cs="Arial"/>
         </w:rPr>
         <w:t>to be predicted by the ML model were unequal. In suc</w:t>
       </w:r>
       <w:r>
         <w:rPr>
-          <w:rFonts w:ascii="Arial" w:eastAsia="Arial" w:hAnsi="Arial" w:cs="Arial"/>
+          <w:rFonts w:ascii="Arial" w:hAnsi="Arial" w:eastAsia="Arial" w:cs="Arial"/>
         </w:rPr>
         <w:t>h cases the trained model gives biased prediction</w:t>
       </w:r>
       <w:r>
         <w:rPr>
-          <w:rFonts w:ascii="Arial" w:eastAsia="Arial" w:hAnsi="Arial" w:cs="Arial"/>
+          <w:rFonts w:ascii="Arial" w:hAnsi="Arial" w:eastAsia="Arial" w:cs="Arial"/>
         </w:rPr>
         <w:t>s</w:t>
       </w:r>
       <w:r>
         <w:rPr>
-          <w:rFonts w:ascii="Arial" w:eastAsia="Arial" w:hAnsi="Arial" w:cs="Arial"/>
+          <w:rFonts w:ascii="Arial" w:hAnsi="Arial" w:eastAsia="Arial" w:cs="Arial"/>
         </w:rPr>
         <w:t xml:space="preserve">. Because it </w:t>
       </w:r>
       <w:r>
         <w:rPr>
-          <w:rFonts w:ascii="Arial" w:eastAsia="Arial" w:hAnsi="Arial" w:cs="Arial"/>
+          <w:rFonts w:ascii="Arial" w:hAnsi="Arial" w:eastAsia="Arial" w:cs="Arial"/>
         </w:rPr>
         <w:t xml:space="preserve">learns the majority class very well as </w:t>
       </w:r>
       <w:r>
         <w:rPr>
-          <w:rFonts w:ascii="Arial" w:eastAsia="Arial" w:hAnsi="Arial" w:cs="Arial"/>
+          <w:rFonts w:ascii="Arial" w:hAnsi="Arial" w:eastAsia="Arial" w:cs="Arial"/>
         </w:rPr>
         <w:t>they are available in large numbers and performs poorly against the minority classes.</w:t>
       </w:r>
@@ -5616,13 +5620,13 @@
         <w:spacing w:line="259" w:lineRule="auto"/>
         <w:ind w:left="1710"/>
         <w:rPr>
-          <w:rFonts w:ascii="Arial" w:eastAsia="Arial" w:hAnsi="Arial" w:cs="Arial"/>
+          <w:rFonts w:ascii="Arial" w:hAnsi="Arial" w:eastAsia="Arial" w:cs="Arial"/>
           <w:color w:val="auto"/>
         </w:rPr>
       </w:pPr>
       <w:r>
         <w:rPr>
-          <w:rFonts w:ascii="Arial" w:eastAsia="Arial" w:hAnsi="Arial" w:cs="Arial"/>
+          <w:rFonts w:ascii="Arial" w:hAnsi="Arial" w:eastAsia="Arial" w:cs="Arial"/>
           <w:color w:val="auto"/>
         </w:rPr>
         <w:t>Model Selection &amp; Training:</w:t>
@@ -5639,20 +5643,20 @@
         <w:ind w:left="1710"/>
         <w:jc w:val="both"/>
         <w:rPr>
-          <w:rFonts w:asciiTheme="majorHAnsi" w:eastAsiaTheme="majorEastAsia" w:hAnsiTheme="majorHAnsi" w:cstheme="majorBidi"/>
+          <w:rFonts w:asciiTheme="majorHAnsi" w:hAnsiTheme="majorHAnsi" w:eastAsiaTheme="majorEastAsia" w:cstheme="majorBidi"/>
           <w:i/>
           <w:iCs/>
         </w:rPr>
       </w:pPr>
       <w:r>
         <w:rPr>
-          <w:rFonts w:ascii="Arial" w:eastAsia="Arial" w:hAnsi="Arial" w:cs="Arial"/>
+          <w:rFonts w:ascii="Arial" w:hAnsi="Arial" w:eastAsia="Arial" w:cs="Arial"/>
         </w:rPr>
         <w:t xml:space="preserve">We choose to train two ML models: </w:t>
       </w:r>
       <w:r>
         <w:rPr>
-          <w:rFonts w:ascii="Cambria" w:eastAsia="Cambria" w:hAnsi="Cambria" w:cs="Cambria"/>
+          <w:rFonts w:ascii="Cambria" w:hAnsi="Cambria" w:eastAsia="Cambria" w:cs="Cambria"/>
           <w:i/>
           <w:iCs/>
           <w:color w:val="227EAD" w:themeColor="accent1" w:themeShade="BF"/>
@@ -5662,7 +5666,7 @@
       </w:r>
       <w:r>
         <w:rPr>
-          <w:rFonts w:ascii="Arial" w:eastAsia="Arial" w:hAnsi="Arial" w:cs="Arial"/>
+          <w:rFonts w:ascii="Arial" w:hAnsi="Arial" w:eastAsia="Arial" w:cs="Arial"/>
           <w:i/>
           <w:iCs/>
         </w:rPr>
@@ -5670,13 +5674,13 @@
       </w:r>
       <w:r>
         <w:rPr>
-          <w:rFonts w:ascii="Arial" w:eastAsia="Arial" w:hAnsi="Arial" w:cs="Arial"/>
+          <w:rFonts w:ascii="Arial" w:hAnsi="Arial" w:eastAsia="Arial" w:cs="Arial"/>
         </w:rPr>
         <w:t xml:space="preserve">&amp; </w:t>
       </w:r>
       <w:r>
         <w:rPr>
-          <w:rFonts w:ascii="Cambria" w:eastAsia="Cambria" w:hAnsi="Cambria" w:cs="Cambria"/>
+          <w:rFonts w:ascii="Cambria" w:hAnsi="Cambria" w:eastAsia="Cambria" w:cs="Cambria"/>
           <w:i/>
           <w:iCs/>
           <w:color w:val="227EAD" w:themeColor="accent1" w:themeShade="BF"/>
@@ -5686,7 +5690,7 @@
       </w:r>
       <w:r>
         <w:rPr>
-          <w:rFonts w:ascii="Arial" w:eastAsia="Arial" w:hAnsi="Arial" w:cs="Arial"/>
+          <w:rFonts w:ascii="Arial" w:hAnsi="Arial" w:eastAsia="Arial" w:cs="Arial"/>
           <w:i/>
           <w:iCs/>
         </w:rPr>
@@ -5694,7 +5698,7 @@
       </w:r>
       <w:r>
         <w:rPr>
-          <w:rFonts w:ascii="Arial" w:eastAsia="Arial" w:hAnsi="Arial" w:cs="Arial"/>
+          <w:rFonts w:ascii="Arial" w:hAnsi="Arial" w:eastAsia="Arial" w:cs="Arial"/>
         </w:rPr>
         <w:t>model.</w:t>
       </w:r>
@@ -5705,14 +5709,14 @@
         <w:ind w:left="1710"/>
         <w:jc w:val="both"/>
         <w:rPr>
-          <w:rFonts w:asciiTheme="majorHAnsi" w:eastAsiaTheme="majorEastAsia" w:hAnsiTheme="majorHAnsi" w:cstheme="majorBidi"/>
+          <w:rFonts w:asciiTheme="majorHAnsi" w:hAnsiTheme="majorHAnsi" w:eastAsiaTheme="majorEastAsia" w:cstheme="majorBidi"/>
           <w:i/>
           <w:iCs/>
         </w:rPr>
       </w:pPr>
       <w:r>
         <w:rPr>
-          <w:rFonts w:asciiTheme="majorHAnsi" w:eastAsiaTheme="majorEastAsia" w:hAnsiTheme="majorHAnsi" w:cstheme="majorBidi"/>
+          <w:rFonts w:asciiTheme="majorHAnsi" w:hAnsiTheme="majorHAnsi" w:eastAsiaTheme="majorEastAsia" w:cstheme="majorBidi"/>
           <w:b/>
           <w:bCs/>
           <w:i/>
@@ -5722,7 +5726,7 @@
       </w:r>
       <w:r>
         <w:rPr>
-          <w:rFonts w:asciiTheme="majorHAnsi" w:eastAsiaTheme="majorEastAsia" w:hAnsiTheme="majorHAnsi" w:cstheme="majorBidi"/>
+          <w:rFonts w:asciiTheme="majorHAnsi" w:hAnsiTheme="majorHAnsi" w:eastAsiaTheme="majorEastAsia" w:cstheme="majorBidi"/>
           <w:i/>
           <w:iCs/>
         </w:rPr>
@@ -5730,7 +5734,7 @@
       </w:r>
       <w:r>
         <w:rPr>
-          <w:rFonts w:asciiTheme="majorHAnsi" w:eastAsiaTheme="majorEastAsia" w:hAnsiTheme="majorHAnsi" w:cstheme="majorBidi"/>
+          <w:rFonts w:asciiTheme="majorHAnsi" w:hAnsiTheme="majorHAnsi" w:eastAsiaTheme="majorEastAsia" w:cstheme="majorBidi"/>
           <w:i/>
           <w:iCs/>
         </w:rPr>
@@ -5738,7 +5742,7 @@
       </w:r>
       <w:r>
         <w:rPr>
-          <w:rFonts w:asciiTheme="majorHAnsi" w:eastAsiaTheme="majorEastAsia" w:hAnsiTheme="majorHAnsi" w:cstheme="majorBidi"/>
+          <w:rFonts w:asciiTheme="majorHAnsi" w:hAnsiTheme="majorHAnsi" w:eastAsiaTheme="majorEastAsia" w:cstheme="majorBidi"/>
           <w:i/>
           <w:iCs/>
         </w:rPr>
@@ -5746,7 +5750,7 @@
       </w:r>
       <w:r>
         <w:rPr>
-          <w:rFonts w:asciiTheme="majorHAnsi" w:eastAsiaTheme="majorEastAsia" w:hAnsiTheme="majorHAnsi" w:cstheme="majorBidi"/>
+          <w:rFonts w:asciiTheme="majorHAnsi" w:hAnsiTheme="majorHAnsi" w:eastAsiaTheme="majorEastAsia" w:cstheme="majorBidi"/>
           <w:i/>
           <w:iCs/>
         </w:rPr>
@@ -5754,7 +5758,7 @@
       </w:r>
       <w:r>
         <w:rPr>
-          <w:rFonts w:asciiTheme="majorHAnsi" w:eastAsiaTheme="majorEastAsia" w:hAnsiTheme="majorHAnsi" w:cstheme="majorBidi"/>
+          <w:rFonts w:asciiTheme="majorHAnsi" w:hAnsiTheme="majorHAnsi" w:eastAsiaTheme="majorEastAsia" w:cstheme="majorBidi"/>
           <w:i/>
           <w:iCs/>
         </w:rPr>
@@ -5767,14 +5771,14 @@
         <w:ind w:left="1710"/>
         <w:jc w:val="both"/>
         <w:rPr>
-          <w:rFonts w:ascii="Cambria" w:eastAsia="Cambria" w:hAnsi="Cambria" w:cs="Cambria"/>
+          <w:rFonts w:ascii="Cambria" w:hAnsi="Cambria" w:eastAsia="Cambria" w:cs="Cambria"/>
           <w:i/>
           <w:iCs/>
         </w:rPr>
       </w:pPr>
       <w:r>
         <w:rPr>
-          <w:rFonts w:asciiTheme="majorHAnsi" w:eastAsiaTheme="majorEastAsia" w:hAnsiTheme="majorHAnsi" w:cstheme="majorBidi"/>
+          <w:rFonts w:asciiTheme="majorHAnsi" w:hAnsiTheme="majorHAnsi" w:eastAsiaTheme="majorEastAsia" w:cstheme="majorBidi"/>
           <w:b/>
           <w:bCs/>
           <w:i/>
@@ -5784,7 +5788,7 @@
       </w:r>
       <w:r>
         <w:rPr>
-          <w:rFonts w:asciiTheme="majorHAnsi" w:eastAsiaTheme="majorEastAsia" w:hAnsiTheme="majorHAnsi" w:cstheme="majorBidi"/>
+          <w:rFonts w:asciiTheme="majorHAnsi" w:hAnsiTheme="majorHAnsi" w:eastAsiaTheme="majorEastAsia" w:cstheme="majorBidi"/>
           <w:i/>
           <w:iCs/>
         </w:rPr>
@@ -5792,7 +5796,7 @@
       </w:r>
       <w:r>
         <w:rPr>
-          <w:rFonts w:ascii="Cambria" w:eastAsia="Cambria" w:hAnsi="Cambria" w:cs="Cambria"/>
+          <w:rFonts w:ascii="Cambria" w:hAnsi="Cambria" w:eastAsia="Cambria" w:cs="Cambria"/>
           <w:i/>
           <w:iCs/>
         </w:rPr>
@@ -5810,36 +5814,36 @@
         <w:ind w:left="1710"/>
         <w:jc w:val="both"/>
         <w:rPr>
-          <w:rFonts w:asciiTheme="minorBidi" w:eastAsiaTheme="majorEastAsia" w:hAnsiTheme="minorBidi" w:cstheme="minorBidi"/>
-        </w:rPr>
-      </w:pPr>
-      <w:r>
-        <w:rPr>
-          <w:rFonts w:asciiTheme="minorBidi" w:eastAsiaTheme="majorEastAsia" w:hAnsiTheme="minorBidi" w:cstheme="minorBidi"/>
+          <w:rFonts w:asciiTheme="minorBidi" w:hAnsiTheme="minorBidi" w:eastAsiaTheme="majorEastAsia" w:cstheme="minorBidi"/>
+        </w:rPr>
+      </w:pPr>
+      <w:r>
+        <w:rPr>
+          <w:rFonts w:asciiTheme="minorBidi" w:hAnsiTheme="minorBidi" w:eastAsiaTheme="majorEastAsia" w:cstheme="minorBidi"/>
         </w:rPr>
         <w:t xml:space="preserve">Splitting data in to training, validation, and test set. </w:t>
       </w:r>
       <w:r>
         <w:rPr>
-          <w:rFonts w:asciiTheme="minorBidi" w:eastAsiaTheme="majorEastAsia" w:hAnsiTheme="minorBidi" w:cstheme="minorBidi"/>
+          <w:rFonts w:asciiTheme="minorBidi" w:hAnsiTheme="minorBidi" w:eastAsiaTheme="majorEastAsia" w:cstheme="minorBidi"/>
         </w:rPr>
         <w:t>With following split ratio</w:t>
       </w:r>
       <w:r>
         <w:rPr>
-          <w:rFonts w:asciiTheme="minorBidi" w:eastAsiaTheme="majorEastAsia" w:hAnsiTheme="minorBidi" w:cstheme="minorBidi"/>
+          <w:rFonts w:asciiTheme="minorBidi" w:hAnsiTheme="minorBidi" w:eastAsiaTheme="majorEastAsia" w:cstheme="minorBidi"/>
         </w:rPr>
         <w:t>&gt;</w:t>
       </w:r>
       <w:r>
         <w:rPr>
-          <w:rFonts w:asciiTheme="minorBidi" w:eastAsiaTheme="majorEastAsia" w:hAnsiTheme="minorBidi" w:cstheme="minorBidi"/>
+          <w:rFonts w:asciiTheme="minorBidi" w:hAnsiTheme="minorBidi" w:eastAsiaTheme="majorEastAsia" w:cstheme="minorBidi"/>
         </w:rPr>
         <w:t xml:space="preserve"> </w:t>
       </w:r>
       <w:r>
         <w:rPr>
-          <w:rFonts w:asciiTheme="majorHAnsi" w:eastAsiaTheme="majorEastAsia" w:hAnsiTheme="majorHAnsi" w:cstheme="minorBidi"/>
+          <w:rFonts w:asciiTheme="majorHAnsi" w:hAnsiTheme="majorHAnsi" w:eastAsiaTheme="majorEastAsia" w:cstheme="minorBidi"/>
           <w:i/>
           <w:iCs/>
         </w:rPr>
@@ -5847,7 +5851,7 @@
       </w:r>
       <w:r>
         <w:rPr>
-          <w:rFonts w:asciiTheme="majorHAnsi" w:eastAsiaTheme="majorEastAsia" w:hAnsiTheme="majorHAnsi" w:cstheme="minorBidi"/>
+          <w:rFonts w:asciiTheme="majorHAnsi" w:hAnsiTheme="majorHAnsi" w:eastAsiaTheme="majorEastAsia" w:cstheme="minorBidi"/>
           <w:i/>
           <w:iCs/>
         </w:rPr>
@@ -5855,7 +5859,7 @@
       </w:r>
       <w:r>
         <w:rPr>
-          <w:rFonts w:asciiTheme="majorHAnsi" w:eastAsiaTheme="majorEastAsia" w:hAnsiTheme="majorHAnsi" w:cstheme="minorBidi"/>
+          <w:rFonts w:asciiTheme="majorHAnsi" w:hAnsiTheme="majorHAnsi" w:eastAsiaTheme="majorEastAsia" w:cstheme="minorBidi"/>
           <w:i/>
           <w:iCs/>
         </w:rPr>
@@ -5863,7 +5867,7 @@
       </w:r>
       <w:r>
         <w:rPr>
-          <w:rFonts w:asciiTheme="majorHAnsi" w:eastAsiaTheme="majorEastAsia" w:hAnsiTheme="majorHAnsi" w:cstheme="minorBidi"/>
+          <w:rFonts w:asciiTheme="majorHAnsi" w:hAnsiTheme="majorHAnsi" w:eastAsiaTheme="majorEastAsia" w:cstheme="minorBidi"/>
           <w:i/>
           <w:iCs/>
         </w:rPr>
@@ -5871,7 +5875,7 @@
       </w:r>
       <w:r>
         <w:rPr>
-          <w:rFonts w:asciiTheme="majorHAnsi" w:eastAsiaTheme="majorEastAsia" w:hAnsiTheme="majorHAnsi" w:cstheme="minorBidi"/>
+          <w:rFonts w:asciiTheme="majorHAnsi" w:hAnsiTheme="majorHAnsi" w:eastAsiaTheme="majorEastAsia" w:cstheme="minorBidi"/>
           <w:i/>
           <w:iCs/>
         </w:rPr>
@@ -5879,7 +5883,7 @@
       </w:r>
       <w:r>
         <w:rPr>
-          <w:rFonts w:asciiTheme="majorHAnsi" w:eastAsiaTheme="majorEastAsia" w:hAnsiTheme="majorHAnsi" w:cstheme="minorBidi"/>
+          <w:rFonts w:asciiTheme="majorHAnsi" w:hAnsiTheme="majorHAnsi" w:eastAsiaTheme="majorEastAsia" w:cstheme="minorBidi"/>
           <w:i/>
           <w:iCs/>
         </w:rPr>
@@ -5887,7 +5891,7 @@
       </w:r>
       <w:r>
         <w:rPr>
-          <w:rFonts w:asciiTheme="majorHAnsi" w:eastAsiaTheme="majorEastAsia" w:hAnsiTheme="majorHAnsi" w:cstheme="minorBidi"/>
+          <w:rFonts w:asciiTheme="majorHAnsi" w:hAnsiTheme="majorHAnsi" w:eastAsiaTheme="majorEastAsia" w:cstheme="minorBidi"/>
           <w:i/>
           <w:iCs/>
         </w:rPr>
@@ -5895,7 +5899,7 @@
       </w:r>
       <w:r>
         <w:rPr>
-          <w:rFonts w:asciiTheme="majorHAnsi" w:eastAsiaTheme="majorEastAsia" w:hAnsiTheme="majorHAnsi" w:cstheme="minorBidi"/>
+          <w:rFonts w:asciiTheme="majorHAnsi" w:hAnsiTheme="majorHAnsi" w:eastAsiaTheme="majorEastAsia" w:cstheme="minorBidi"/>
           <w:i/>
           <w:iCs/>
         </w:rPr>
@@ -5913,18 +5917,18 @@
         <w:ind w:left="1710"/>
         <w:jc w:val="both"/>
         <w:rPr>
-          <w:rFonts w:asciiTheme="minorBidi" w:eastAsiaTheme="majorEastAsia" w:hAnsiTheme="minorBidi" w:cstheme="minorBidi"/>
-        </w:rPr>
-      </w:pPr>
-      <w:r>
-        <w:rPr>
-          <w:rFonts w:asciiTheme="minorBidi" w:eastAsiaTheme="majorEastAsia" w:hAnsiTheme="minorBidi" w:cstheme="minorBidi"/>
+          <w:rFonts w:asciiTheme="minorBidi" w:hAnsiTheme="minorBidi" w:eastAsiaTheme="majorEastAsia" w:cstheme="minorBidi"/>
+        </w:rPr>
+      </w:pPr>
+      <w:r>
+        <w:rPr>
+          <w:rFonts w:asciiTheme="minorBidi" w:hAnsiTheme="minorBidi" w:eastAsiaTheme="majorEastAsia" w:cstheme="minorBidi"/>
         </w:rPr>
         <w:t xml:space="preserve">We used </w:t>
       </w:r>
       <w:r>
         <w:rPr>
-          <w:rFonts w:ascii="Cambria" w:eastAsia="Cambria" w:hAnsi="Cambria" w:cs="Cambria"/>
+          <w:rFonts w:ascii="Cambria" w:hAnsi="Cambria" w:eastAsia="Cambria" w:cs="Cambria"/>
           <w:i/>
           <w:iCs/>
           <w:color w:val="227EAD" w:themeColor="accent1" w:themeShade="BF"/>
@@ -5934,13 +5938,13 @@
       </w:r>
       <w:r>
         <w:rPr>
-          <w:rFonts w:asciiTheme="minorBidi" w:eastAsiaTheme="majorEastAsia" w:hAnsiTheme="minorBidi" w:cstheme="minorBidi"/>
+          <w:rFonts w:asciiTheme="minorBidi" w:hAnsiTheme="minorBidi" w:eastAsiaTheme="majorEastAsia" w:cstheme="minorBidi"/>
         </w:rPr>
         <w:t xml:space="preserve">, </w:t>
       </w:r>
       <w:r>
         <w:rPr>
-          <w:rFonts w:ascii="Cambria" w:eastAsia="Cambria" w:hAnsi="Cambria" w:cs="Cambria"/>
+          <w:rFonts w:ascii="Cambria" w:hAnsi="Cambria" w:eastAsia="Cambria" w:cs="Cambria"/>
           <w:i/>
           <w:iCs/>
           <w:color w:val="227EAD" w:themeColor="accent1" w:themeShade="BF"/>
@@ -5950,13 +5954,13 @@
       </w:r>
       <w:r>
         <w:rPr>
-          <w:rFonts w:asciiTheme="minorBidi" w:eastAsiaTheme="majorEastAsia" w:hAnsiTheme="minorBidi" w:cstheme="minorBidi"/>
+          <w:rFonts w:asciiTheme="minorBidi" w:hAnsiTheme="minorBidi" w:eastAsiaTheme="majorEastAsia" w:cstheme="minorBidi"/>
         </w:rPr>
         <w:t xml:space="preserve">, </w:t>
       </w:r>
       <w:r>
         <w:rPr>
-          <w:rFonts w:ascii="Cambria" w:eastAsia="Cambria" w:hAnsi="Cambria" w:cs="Cambria"/>
+          <w:rFonts w:ascii="Cambria" w:hAnsi="Cambria" w:eastAsia="Cambria" w:cs="Cambria"/>
           <w:i/>
           <w:iCs/>
           <w:color w:val="227EAD" w:themeColor="accent1" w:themeShade="BF"/>
@@ -5966,37 +5970,37 @@
       </w:r>
       <w:r>
         <w:rPr>
-          <w:rFonts w:asciiTheme="minorBidi" w:eastAsiaTheme="majorEastAsia" w:hAnsiTheme="minorBidi" w:cstheme="minorBidi"/>
+          <w:rFonts w:asciiTheme="minorBidi" w:hAnsiTheme="minorBidi" w:eastAsiaTheme="majorEastAsia" w:cstheme="minorBidi"/>
         </w:rPr>
         <w:t xml:space="preserve"> </w:t>
       </w:r>
       <w:r>
         <w:rPr>
-          <w:rFonts w:asciiTheme="minorBidi" w:eastAsiaTheme="majorEastAsia" w:hAnsiTheme="minorBidi" w:cstheme="minorBidi"/>
+          <w:rFonts w:asciiTheme="minorBidi" w:hAnsiTheme="minorBidi" w:eastAsiaTheme="majorEastAsia" w:cstheme="minorBidi"/>
         </w:rPr>
         <w:t xml:space="preserve">python </w:t>
       </w:r>
       <w:r>
         <w:rPr>
-          <w:rFonts w:asciiTheme="minorBidi" w:eastAsiaTheme="majorEastAsia" w:hAnsiTheme="minorBidi" w:cstheme="minorBidi"/>
+          <w:rFonts w:asciiTheme="minorBidi" w:hAnsiTheme="minorBidi" w:eastAsiaTheme="majorEastAsia" w:cstheme="minorBidi"/>
         </w:rPr>
         <w:t>librar</w:t>
       </w:r>
       <w:r>
         <w:rPr>
-          <w:rFonts w:asciiTheme="minorBidi" w:eastAsiaTheme="majorEastAsia" w:hAnsiTheme="minorBidi" w:cstheme="minorBidi"/>
+          <w:rFonts w:asciiTheme="minorBidi" w:hAnsiTheme="minorBidi" w:eastAsiaTheme="majorEastAsia" w:cstheme="minorBidi"/>
         </w:rPr>
         <w:t>ies</w:t>
       </w:r>
       <w:r>
         <w:rPr>
-          <w:rFonts w:asciiTheme="minorBidi" w:eastAsiaTheme="majorEastAsia" w:hAnsiTheme="minorBidi" w:cstheme="minorBidi"/>
+          <w:rFonts w:asciiTheme="minorBidi" w:hAnsiTheme="minorBidi" w:eastAsiaTheme="majorEastAsia" w:cstheme="minorBidi"/>
         </w:rPr>
         <w:t xml:space="preserve"> for training the RF model and </w:t>
       </w:r>
       <w:r>
         <w:rPr>
-          <w:rFonts w:ascii="Cambria" w:eastAsia="Cambria" w:hAnsi="Cambria" w:cs="Cambria"/>
+          <w:rFonts w:ascii="Cambria" w:hAnsi="Cambria" w:eastAsia="Cambria" w:cs="Cambria"/>
           <w:i/>
           <w:iCs/>
           <w:color w:val="227EAD" w:themeColor="accent1" w:themeShade="BF"/>
@@ -6006,7 +6010,7 @@
       </w:r>
       <w:r>
         <w:rPr>
-          <w:rFonts w:asciiTheme="minorBidi" w:eastAsiaTheme="majorEastAsia" w:hAnsiTheme="minorBidi" w:cstheme="minorBidi"/>
+          <w:rFonts w:asciiTheme="minorBidi" w:hAnsiTheme="minorBidi" w:eastAsiaTheme="majorEastAsia" w:cstheme="minorBidi"/>
         </w:rPr>
         <w:t xml:space="preserve">for the NN model. </w:t>
       </w:r>
@@ -6022,12 +6026,12 @@
         <w:ind w:left="1710"/>
         <w:jc w:val="both"/>
         <w:rPr>
-          <w:rFonts w:asciiTheme="majorHAnsi" w:eastAsiaTheme="majorEastAsia" w:hAnsiTheme="majorHAnsi" w:cstheme="majorBidi"/>
-        </w:rPr>
-      </w:pPr>
-      <w:r>
-        <w:rPr>
-          <w:rFonts w:ascii="Cambria" w:eastAsia="Cambria" w:hAnsi="Cambria" w:cs="Cambria"/>
+          <w:rFonts w:asciiTheme="majorHAnsi" w:hAnsiTheme="majorHAnsi" w:eastAsiaTheme="majorEastAsia" w:cstheme="majorBidi"/>
+        </w:rPr>
+      </w:pPr>
+      <w:r>
+        <w:rPr>
+          <w:rFonts w:ascii="Cambria" w:hAnsi="Cambria" w:eastAsia="Cambria" w:cs="Cambria"/>
           <w:i/>
           <w:iCs/>
           <w:color w:val="227EAD" w:themeColor="accent1" w:themeShade="BF"/>
@@ -6038,49 +6042,49 @@
       </w:r>
       <w:r>
         <w:rPr>
-          <w:rFonts w:asciiTheme="majorHAnsi" w:eastAsiaTheme="majorEastAsia" w:hAnsiTheme="majorHAnsi" w:cstheme="majorBidi"/>
+          <w:rFonts w:asciiTheme="majorHAnsi" w:hAnsiTheme="majorHAnsi" w:eastAsiaTheme="majorEastAsia" w:cstheme="majorBidi"/>
         </w:rPr>
         <w:t xml:space="preserve"> </w:t>
       </w:r>
       <w:r>
         <w:rPr>
-          <w:rFonts w:asciiTheme="minorBidi" w:eastAsiaTheme="majorEastAsia" w:hAnsiTheme="minorBidi" w:cstheme="minorBidi"/>
+          <w:rFonts w:asciiTheme="minorBidi" w:hAnsiTheme="minorBidi" w:eastAsiaTheme="majorEastAsia" w:cstheme="minorBidi"/>
         </w:rPr>
         <w:t>used for experiment</w:t>
       </w:r>
       <w:r>
         <w:rPr>
-          <w:rFonts w:asciiTheme="minorBidi" w:eastAsiaTheme="majorEastAsia" w:hAnsiTheme="minorBidi" w:cstheme="minorBidi"/>
+          <w:rFonts w:asciiTheme="minorBidi" w:hAnsiTheme="minorBidi" w:eastAsiaTheme="majorEastAsia" w:cstheme="minorBidi"/>
         </w:rPr>
         <w:t xml:space="preserve"> tracking,</w:t>
       </w:r>
       <w:r>
         <w:rPr>
-          <w:rFonts w:asciiTheme="minorBidi" w:eastAsiaTheme="majorEastAsia" w:hAnsiTheme="minorBidi" w:cstheme="minorBidi"/>
+          <w:rFonts w:asciiTheme="minorBidi" w:hAnsiTheme="minorBidi" w:eastAsiaTheme="majorEastAsia" w:cstheme="minorBidi"/>
         </w:rPr>
         <w:t xml:space="preserve"> metrics</w:t>
       </w:r>
       <w:r>
         <w:rPr>
-          <w:rFonts w:asciiTheme="minorBidi" w:eastAsiaTheme="majorEastAsia" w:hAnsiTheme="minorBidi" w:cstheme="minorBidi"/>
+          <w:rFonts w:asciiTheme="minorBidi" w:hAnsiTheme="minorBidi" w:eastAsiaTheme="majorEastAsia" w:cstheme="minorBidi"/>
         </w:rPr>
         <w:t xml:space="preserve"> &amp; artifacts</w:t>
       </w:r>
       <w:r>
         <w:rPr>
-          <w:rFonts w:asciiTheme="minorBidi" w:eastAsiaTheme="majorEastAsia" w:hAnsiTheme="minorBidi" w:cstheme="minorBidi"/>
+          <w:rFonts w:asciiTheme="minorBidi" w:hAnsiTheme="minorBidi" w:eastAsiaTheme="majorEastAsia" w:cstheme="minorBidi"/>
         </w:rPr>
         <w:t xml:space="preserve"> </w:t>
       </w:r>
       <w:r>
         <w:rPr>
-          <w:rFonts w:asciiTheme="minorBidi" w:eastAsiaTheme="majorEastAsia" w:hAnsiTheme="minorBidi" w:cstheme="minorBidi"/>
+          <w:rFonts w:asciiTheme="minorBidi" w:hAnsiTheme="minorBidi" w:eastAsiaTheme="majorEastAsia" w:cstheme="minorBidi"/>
         </w:rPr>
         <w:t>logging,</w:t>
       </w:r>
       <w:r>
         <w:rPr>
-          <w:rFonts w:asciiTheme="minorBidi" w:eastAsiaTheme="majorEastAsia" w:hAnsiTheme="minorBidi" w:cstheme="minorBidi"/>
+          <w:rFonts w:asciiTheme="minorBidi" w:hAnsiTheme="minorBidi" w:eastAsiaTheme="majorEastAsia" w:cstheme="minorBidi"/>
         </w:rPr>
         <w:t xml:space="preserve"> and for model deployment.</w:t>
       </w:r>
@@ -6091,13 +6095,13 @@
         <w:spacing w:line="259" w:lineRule="auto"/>
         <w:ind w:left="1710"/>
         <w:rPr>
-          <w:rFonts w:ascii="Arial" w:eastAsia="Arial" w:hAnsi="Arial" w:cs="Arial"/>
+          <w:rFonts w:ascii="Arial" w:hAnsi="Arial" w:eastAsia="Arial" w:cs="Arial"/>
           <w:color w:val="auto"/>
         </w:rPr>
       </w:pPr>
       <w:r>
         <w:rPr>
-          <w:rFonts w:ascii="Arial" w:eastAsia="Arial" w:hAnsi="Arial" w:cs="Arial"/>
+          <w:rFonts w:ascii="Arial" w:hAnsi="Arial" w:eastAsia="Arial" w:cs="Arial"/>
           <w:color w:val="auto"/>
         </w:rPr>
         <w:t>Model Evaluation:</w:t>
@@ -6110,12 +6114,12 @@
         <w:ind w:left="1350"/>
         <w:jc w:val="both"/>
         <w:rPr>
-          <w:rFonts w:ascii="Arial" w:eastAsia="Arial" w:hAnsi="Arial" w:cs="Arial"/>
-        </w:rPr>
-      </w:pPr>
-      <w:r>
-        <w:rPr>
-          <w:rFonts w:ascii="Arial" w:eastAsia="Arial" w:hAnsi="Arial" w:cs="Arial"/>
+          <w:rFonts w:ascii="Arial" w:hAnsi="Arial" w:eastAsia="Arial" w:cs="Arial"/>
+        </w:rPr>
+      </w:pPr>
+      <w:r>
+        <w:rPr>
+          <w:rFonts w:ascii="Arial" w:hAnsi="Arial" w:eastAsia="Arial" w:cs="Arial"/>
         </w:rPr>
         <w:t>Following metrics used for evaluating RF and NN model performance:</w:t>
       </w:r>
@@ -6126,12 +6130,12 @@
         <w:ind w:left="1350"/>
         <w:jc w:val="both"/>
         <w:rPr>
-          <w:rFonts w:ascii="Arial" w:eastAsia="Arial" w:hAnsi="Arial" w:cs="Arial"/>
-        </w:rPr>
-      </w:pPr>
-      <w:r>
-        <w:rPr>
-          <w:rFonts w:asciiTheme="majorHAnsi" w:eastAsiaTheme="majorEastAsia" w:hAnsiTheme="majorHAnsi" w:cstheme="majorBidi"/>
+          <w:rFonts w:ascii="Arial" w:hAnsi="Arial" w:eastAsia="Arial" w:cs="Arial"/>
+        </w:rPr>
+      </w:pPr>
+      <w:r>
+        <w:rPr>
+          <w:rFonts w:asciiTheme="majorHAnsi" w:hAnsiTheme="majorHAnsi" w:eastAsiaTheme="majorEastAsia" w:cstheme="majorBidi"/>
           <w:i/>
           <w:iCs/>
           <w:color w:val="227EAD" w:themeColor="accent1" w:themeShade="BF"/>
@@ -6141,25 +6145,25 @@
       </w:r>
       <w:r>
         <w:rPr>
-          <w:rFonts w:asciiTheme="majorHAnsi" w:eastAsiaTheme="majorEastAsia" w:hAnsiTheme="majorHAnsi" w:cstheme="majorBidi"/>
+          <w:rFonts w:asciiTheme="majorHAnsi" w:hAnsiTheme="majorHAnsi" w:eastAsiaTheme="majorEastAsia" w:cstheme="majorBidi"/>
         </w:rPr>
         <w:t xml:space="preserve">: </w:t>
       </w:r>
       <w:r>
         <w:rPr>
-          <w:rFonts w:ascii="Arial" w:eastAsia="Arial" w:hAnsi="Arial" w:cs="Arial"/>
+          <w:rFonts w:ascii="Arial" w:hAnsi="Arial" w:eastAsia="Arial" w:cs="Arial"/>
         </w:rPr>
         <w:t>Percentage of overall correct prediction</w:t>
       </w:r>
       <w:r>
         <w:rPr>
-          <w:rFonts w:ascii="Arial" w:eastAsia="Arial" w:hAnsi="Arial" w:cs="Arial"/>
+          <w:rFonts w:ascii="Arial" w:hAnsi="Arial" w:eastAsia="Arial" w:cs="Arial"/>
         </w:rPr>
         <w:t xml:space="preserve"> in the respective dataset</w:t>
       </w:r>
       <w:r>
         <w:rPr>
-          <w:rFonts w:ascii="Arial" w:eastAsia="Arial" w:hAnsi="Arial" w:cs="Arial"/>
+          <w:rFonts w:ascii="Arial" w:hAnsi="Arial" w:eastAsia="Arial" w:cs="Arial"/>
         </w:rPr>
         <w:t>.</w:t>
       </w:r>
@@ -6168,7 +6172,7 @@
       </w:r>
       <w:r>
         <w:rPr>
-          <w:rFonts w:asciiTheme="majorHAnsi" w:eastAsiaTheme="majorEastAsia" w:hAnsiTheme="majorHAnsi" w:cstheme="majorBidi"/>
+          <w:rFonts w:asciiTheme="majorHAnsi" w:hAnsiTheme="majorHAnsi" w:eastAsiaTheme="majorEastAsia" w:cstheme="majorBidi"/>
           <w:i/>
           <w:iCs/>
           <w:color w:val="227EAD" w:themeColor="accent1" w:themeShade="BF"/>
@@ -6178,55 +6182,55 @@
       </w:r>
       <w:r>
         <w:rPr>
-          <w:rFonts w:asciiTheme="majorHAnsi" w:eastAsiaTheme="majorEastAsia" w:hAnsiTheme="majorHAnsi" w:cstheme="majorBidi"/>
+          <w:rFonts w:asciiTheme="majorHAnsi" w:hAnsiTheme="majorHAnsi" w:eastAsiaTheme="majorEastAsia" w:cstheme="majorBidi"/>
         </w:rPr>
         <w:t>:</w:t>
       </w:r>
       <w:r>
         <w:rPr>
-          <w:rFonts w:ascii="Arial" w:eastAsia="Arial" w:hAnsi="Arial" w:cs="Arial"/>
+          <w:rFonts w:ascii="Arial" w:hAnsi="Arial" w:eastAsia="Arial" w:cs="Arial"/>
         </w:rPr>
         <w:t xml:space="preserve"> Average of recall &amp; specificity. Better metric for</w:t>
       </w:r>
       <w:r>
         <w:rPr>
-          <w:rFonts w:ascii="Arial" w:eastAsia="Arial" w:hAnsi="Arial" w:cs="Arial"/>
+          <w:rFonts w:ascii="Arial" w:hAnsi="Arial" w:eastAsia="Arial" w:cs="Arial"/>
         </w:rPr>
         <w:t xml:space="preserve"> </w:t>
       </w:r>
       <w:r>
         <w:rPr>
-          <w:rFonts w:ascii="Arial" w:eastAsia="Arial" w:hAnsi="Arial" w:cs="Arial"/>
+          <w:rFonts w:ascii="Arial" w:hAnsi="Arial" w:eastAsia="Arial" w:cs="Arial"/>
         </w:rPr>
         <w:t>imbalance class</w:t>
       </w:r>
       <w:r>
         <w:rPr>
-          <w:rFonts w:ascii="Arial" w:eastAsia="Arial" w:hAnsi="Arial" w:cs="Arial"/>
+          <w:rFonts w:ascii="Arial" w:hAnsi="Arial" w:eastAsia="Arial" w:cs="Arial"/>
         </w:rPr>
         <w:t>es</w:t>
       </w:r>
       <w:r>
         <w:rPr>
-          <w:rFonts w:ascii="Arial" w:eastAsia="Arial" w:hAnsi="Arial" w:cs="Arial"/>
+          <w:rFonts w:ascii="Arial" w:hAnsi="Arial" w:eastAsia="Arial" w:cs="Arial"/>
         </w:rPr>
         <w:t xml:space="preserve"> case</w:t>
       </w:r>
       <w:r>
         <w:rPr>
-          <w:rFonts w:ascii="Arial" w:eastAsia="Arial" w:hAnsi="Arial" w:cs="Arial"/>
+          <w:rFonts w:ascii="Arial" w:hAnsi="Arial" w:eastAsia="Arial" w:cs="Arial"/>
         </w:rPr>
         <w:t>, where difference between class</w:t>
       </w:r>
       <w:r>
         <w:rPr>
-          <w:rFonts w:ascii="Arial" w:eastAsia="Arial" w:hAnsi="Arial" w:cs="Arial"/>
+          <w:rFonts w:ascii="Arial" w:hAnsi="Arial" w:eastAsia="Arial" w:cs="Arial"/>
         </w:rPr>
         <w:t xml:space="preserve"> samples is greater</w:t>
       </w:r>
       <w:r>
         <w:rPr>
-          <w:rFonts w:ascii="Arial" w:eastAsia="Arial" w:hAnsi="Arial" w:cs="Arial"/>
+          <w:rFonts w:ascii="Arial" w:hAnsi="Arial" w:eastAsia="Arial" w:cs="Arial"/>
         </w:rPr>
         <w:t>.</w:t>
       </w:r>
@@ -6238,7 +6242,7 @@
       </w:r>
       <w:r>
         <w:rPr>
-          <w:rFonts w:asciiTheme="majorHAnsi" w:eastAsiaTheme="majorEastAsia" w:hAnsiTheme="majorHAnsi" w:cstheme="majorBidi"/>
+          <w:rFonts w:asciiTheme="majorHAnsi" w:hAnsiTheme="majorHAnsi" w:eastAsiaTheme="majorEastAsia" w:cstheme="majorBidi"/>
           <w:i/>
           <w:iCs/>
           <w:color w:val="227EAD" w:themeColor="accent1" w:themeShade="BF"/>
@@ -6248,43 +6252,43 @@
       </w:r>
       <w:r>
         <w:rPr>
-          <w:rFonts w:asciiTheme="majorHAnsi" w:eastAsiaTheme="majorEastAsia" w:hAnsiTheme="majorHAnsi" w:cstheme="majorBidi"/>
+          <w:rFonts w:asciiTheme="majorHAnsi" w:hAnsiTheme="majorHAnsi" w:eastAsiaTheme="majorEastAsia" w:cstheme="majorBidi"/>
         </w:rPr>
         <w:t xml:space="preserve">: </w:t>
       </w:r>
       <w:r>
         <w:rPr>
-          <w:rFonts w:ascii="Arial" w:eastAsia="Arial" w:hAnsi="Arial" w:cs="Arial"/>
+          <w:rFonts w:ascii="Arial" w:hAnsi="Arial" w:eastAsia="Arial" w:cs="Arial"/>
         </w:rPr>
         <w:t>Percentage of predicted positives are correct. Critical when false positives as costly.</w:t>
       </w:r>
       <w:r>
         <w:rPr>
-          <w:rFonts w:ascii="Arial" w:eastAsia="Arial" w:hAnsi="Arial" w:cs="Arial"/>
+          <w:rFonts w:ascii="Arial" w:hAnsi="Arial" w:eastAsia="Arial" w:cs="Arial"/>
         </w:rPr>
         <w:t xml:space="preserve"> </w:t>
       </w:r>
       <w:r>
         <w:rPr>
-          <w:rFonts w:ascii="Arial" w:eastAsia="Arial" w:hAnsi="Arial" w:cs="Arial"/>
+          <w:rFonts w:ascii="Arial" w:hAnsi="Arial" w:eastAsia="Arial" w:cs="Arial"/>
         </w:rPr>
         <w:t>When the model predicts an in</w:t>
       </w:r>
       <w:r>
         <w:rPr>
-          <w:rFonts w:ascii="Arial" w:eastAsia="Arial" w:hAnsi="Arial" w:cs="Arial"/>
+          <w:rFonts w:ascii="Arial" w:hAnsi="Arial" w:eastAsia="Arial" w:cs="Arial"/>
         </w:rPr>
         <w:t>correct</w:t>
       </w:r>
       <w:r>
         <w:rPr>
-          <w:rFonts w:ascii="Arial" w:eastAsia="Arial" w:hAnsi="Arial" w:cs="Arial"/>
+          <w:rFonts w:ascii="Arial" w:hAnsi="Arial" w:eastAsia="Arial" w:cs="Arial"/>
         </w:rPr>
         <w:t xml:space="preserve"> job role</w:t>
       </w:r>
       <w:r>
         <w:rPr>
-          <w:rFonts w:ascii="Arial" w:eastAsia="Arial" w:hAnsi="Arial" w:cs="Arial"/>
+          <w:rFonts w:ascii="Arial" w:hAnsi="Arial" w:eastAsia="Arial" w:cs="Arial"/>
         </w:rPr>
         <w:t>.</w:t>
       </w:r>
@@ -6293,7 +6297,7 @@
       </w:r>
       <w:r>
         <w:rPr>
-          <w:rFonts w:asciiTheme="majorHAnsi" w:eastAsiaTheme="majorEastAsia" w:hAnsiTheme="majorHAnsi" w:cstheme="majorBidi"/>
+          <w:rFonts w:asciiTheme="majorHAnsi" w:hAnsiTheme="majorHAnsi" w:eastAsiaTheme="majorEastAsia" w:cstheme="majorBidi"/>
           <w:i/>
           <w:iCs/>
           <w:color w:val="227EAD" w:themeColor="accent1" w:themeShade="BF"/>
@@ -6303,19 +6307,19 @@
       </w:r>
       <w:r>
         <w:rPr>
-          <w:rFonts w:asciiTheme="majorHAnsi" w:eastAsiaTheme="majorEastAsia" w:hAnsiTheme="majorHAnsi" w:cstheme="majorBidi"/>
+          <w:rFonts w:asciiTheme="majorHAnsi" w:hAnsiTheme="majorHAnsi" w:eastAsiaTheme="majorEastAsia" w:cstheme="majorBidi"/>
         </w:rPr>
         <w:t xml:space="preserve">: </w:t>
       </w:r>
       <w:r>
         <w:rPr>
-          <w:rFonts w:ascii="Arial" w:eastAsia="Arial" w:hAnsi="Arial" w:cs="Arial"/>
+          <w:rFonts w:ascii="Arial" w:hAnsi="Arial" w:eastAsia="Arial" w:cs="Arial"/>
         </w:rPr>
         <w:t>Percentage of actual positives correctly identified. Important when false negatives are risky.</w:t>
       </w:r>
       <w:r>
         <w:rPr>
-          <w:rFonts w:ascii="Arial" w:eastAsia="Arial" w:hAnsi="Arial" w:cs="Arial"/>
+          <w:rFonts w:ascii="Arial" w:hAnsi="Arial" w:eastAsia="Arial" w:cs="Arial"/>
         </w:rPr>
         <w:t xml:space="preserve"> When the model misses an appropriate job role.</w:t>
       </w:r>
@@ -6327,7 +6331,7 @@
       </w:r>
       <w:r>
         <w:rPr>
-          <w:rFonts w:asciiTheme="majorHAnsi" w:eastAsiaTheme="majorEastAsia" w:hAnsiTheme="majorHAnsi" w:cstheme="majorBidi"/>
+          <w:rFonts w:asciiTheme="majorHAnsi" w:hAnsiTheme="majorHAnsi" w:eastAsiaTheme="majorEastAsia" w:cstheme="majorBidi"/>
           <w:i/>
           <w:iCs/>
           <w:color w:val="227EAD" w:themeColor="accent1" w:themeShade="BF"/>
@@ -6337,25 +6341,25 @@
       </w:r>
       <w:r>
         <w:rPr>
-          <w:rFonts w:asciiTheme="majorHAnsi" w:eastAsiaTheme="majorEastAsia" w:hAnsiTheme="majorHAnsi" w:cstheme="majorBidi"/>
+          <w:rFonts w:asciiTheme="majorHAnsi" w:hAnsiTheme="majorHAnsi" w:eastAsiaTheme="majorEastAsia" w:cstheme="majorBidi"/>
         </w:rPr>
         <w:t xml:space="preserve">: </w:t>
       </w:r>
       <w:r>
         <w:rPr>
-          <w:rFonts w:ascii="Arial" w:eastAsia="Arial" w:hAnsi="Arial" w:cs="Arial"/>
+          <w:rFonts w:ascii="Arial" w:hAnsi="Arial" w:eastAsia="Arial" w:cs="Arial"/>
         </w:rPr>
         <w:t>Harmonic mean of precision &amp; recall. Best for imbalance data where both errors matter</w:t>
       </w:r>
       <w:r>
         <w:rPr>
-          <w:rFonts w:ascii="Arial" w:eastAsia="Arial" w:hAnsi="Arial" w:cs="Arial"/>
+          <w:rFonts w:ascii="Arial" w:hAnsi="Arial" w:eastAsia="Arial" w:cs="Arial"/>
         </w:rPr>
         <w:t>, namely precision and recall</w:t>
       </w:r>
       <w:r>
         <w:rPr>
-          <w:rFonts w:ascii="Arial" w:eastAsia="Arial" w:hAnsi="Arial" w:cs="Arial"/>
+          <w:rFonts w:ascii="Arial" w:hAnsi="Arial" w:eastAsia="Arial" w:cs="Arial"/>
         </w:rPr>
         <w:t>.</w:t>
       </w:r>
@@ -6366,12 +6370,12 @@
         <w:ind w:left="1350"/>
         <w:jc w:val="both"/>
         <w:rPr>
-          <w:rFonts w:ascii="Arial" w:eastAsia="Arial" w:hAnsi="Arial" w:cs="Arial"/>
-        </w:rPr>
-      </w:pPr>
-      <w:r>
-        <w:rPr>
-          <w:rFonts w:asciiTheme="majorHAnsi" w:eastAsiaTheme="majorEastAsia" w:hAnsiTheme="majorHAnsi" w:cstheme="majorBidi"/>
+          <w:rFonts w:ascii="Arial" w:hAnsi="Arial" w:eastAsia="Arial" w:cs="Arial"/>
+        </w:rPr>
+      </w:pPr>
+      <w:r>
+        <w:rPr>
+          <w:rFonts w:asciiTheme="majorHAnsi" w:hAnsiTheme="majorHAnsi" w:eastAsiaTheme="majorEastAsia" w:cstheme="majorBidi"/>
           <w:i/>
           <w:iCs/>
           <w:color w:val="227EAD" w:themeColor="accent1" w:themeShade="BF"/>
@@ -6384,7 +6388,7 @@
       </w:r>
       <w:r>
         <w:rPr>
-          <w:rFonts w:ascii="Arial" w:eastAsia="Arial" w:hAnsi="Arial" w:cs="Arial"/>
+          <w:rFonts w:ascii="Arial" w:hAnsi="Arial" w:eastAsia="Arial" w:cs="Arial"/>
         </w:rPr>
         <w:t>Measures the separation of positive and negative classes. Primarily for binary classification but can be adjusted for multiclass classification.</w:t>
       </w:r>
@@ -6395,12 +6399,12 @@
         <w:ind w:left="1350"/>
         <w:jc w:val="both"/>
         <w:rPr>
-          <w:rFonts w:ascii="Arial" w:eastAsia="Arial" w:hAnsi="Arial" w:cs="Arial"/>
-        </w:rPr>
-      </w:pPr>
-      <w:r>
-        <w:rPr>
-          <w:rFonts w:asciiTheme="majorHAnsi" w:eastAsiaTheme="majorEastAsia" w:hAnsiTheme="majorHAnsi" w:cstheme="majorBidi"/>
+          <w:rFonts w:ascii="Arial" w:hAnsi="Arial" w:eastAsia="Arial" w:cs="Arial"/>
+        </w:rPr>
+      </w:pPr>
+      <w:r>
+        <w:rPr>
+          <w:rFonts w:asciiTheme="majorHAnsi" w:hAnsiTheme="majorHAnsi" w:eastAsiaTheme="majorEastAsia" w:cstheme="majorBidi"/>
           <w:i/>
           <w:iCs/>
           <w:color w:val="227EAD" w:themeColor="accent1" w:themeShade="BF"/>
@@ -6413,19 +6417,19 @@
       </w:r>
       <w:r>
         <w:rPr>
-          <w:rFonts w:ascii="Arial" w:eastAsia="Arial" w:hAnsi="Arial" w:cs="Arial"/>
+          <w:rFonts w:ascii="Arial" w:hAnsi="Arial" w:eastAsia="Arial" w:cs="Arial"/>
         </w:rPr>
         <w:t>Focuses on performance of positive class. Better than ROC-AUC for higher class imbalance</w:t>
       </w:r>
       <w:r>
         <w:rPr>
-          <w:rFonts w:ascii="Arial" w:eastAsia="Arial" w:hAnsi="Arial" w:cs="Arial"/>
+          <w:rFonts w:ascii="Arial" w:hAnsi="Arial" w:eastAsia="Arial" w:cs="Arial"/>
         </w:rPr>
         <w:t>, where difference between class samples is greater</w:t>
       </w:r>
       <w:r>
         <w:rPr>
-          <w:rFonts w:ascii="Arial" w:eastAsia="Arial" w:hAnsi="Arial" w:cs="Arial"/>
+          <w:rFonts w:ascii="Arial" w:hAnsi="Arial" w:eastAsia="Arial" w:cs="Arial"/>
         </w:rPr>
         <w:t>.</w:t>
       </w:r>
@@ -6437,7 +6441,7 @@
       </w:r>
       <w:r>
         <w:rPr>
-          <w:rFonts w:asciiTheme="majorHAnsi" w:eastAsiaTheme="majorEastAsia" w:hAnsiTheme="majorHAnsi" w:cstheme="majorBidi"/>
+          <w:rFonts w:asciiTheme="majorHAnsi" w:hAnsiTheme="majorHAnsi" w:eastAsiaTheme="majorEastAsia" w:cstheme="majorBidi"/>
           <w:i/>
           <w:iCs/>
           <w:color w:val="227EAD" w:themeColor="accent1" w:themeShade="BF"/>
@@ -6447,7 +6451,7 @@
       </w:r>
       <w:r>
         <w:rPr>
-          <w:rFonts w:asciiTheme="majorHAnsi" w:eastAsiaTheme="majorEastAsia" w:hAnsiTheme="majorHAnsi" w:cstheme="majorBidi"/>
+          <w:rFonts w:asciiTheme="majorHAnsi" w:hAnsiTheme="majorHAnsi" w:eastAsiaTheme="majorEastAsia" w:cstheme="majorBidi"/>
           <w:i/>
           <w:iCs/>
           <w:color w:val="227EAD" w:themeColor="accent1" w:themeShade="BF"/>
@@ -6457,49 +6461,49 @@
       </w:r>
       <w:r>
         <w:rPr>
-          <w:rFonts w:asciiTheme="majorHAnsi" w:eastAsiaTheme="majorEastAsia" w:hAnsiTheme="majorHAnsi" w:cstheme="majorBidi"/>
+          <w:rFonts w:asciiTheme="majorHAnsi" w:hAnsiTheme="majorHAnsi" w:eastAsiaTheme="majorEastAsia" w:cstheme="majorBidi"/>
         </w:rPr>
         <w:t>:</w:t>
       </w:r>
       <w:r>
         <w:rPr>
-          <w:rFonts w:asciiTheme="majorHAnsi" w:eastAsiaTheme="majorEastAsia" w:hAnsiTheme="majorHAnsi" w:cstheme="majorBidi"/>
+          <w:rFonts w:asciiTheme="majorHAnsi" w:hAnsiTheme="majorHAnsi" w:eastAsiaTheme="majorEastAsia" w:cstheme="majorBidi"/>
         </w:rPr>
         <w:t xml:space="preserve"> </w:t>
       </w:r>
       <w:r>
         <w:rPr>
-          <w:rFonts w:ascii="Arial" w:eastAsia="Arial" w:hAnsi="Arial" w:cs="Arial"/>
+          <w:rFonts w:ascii="Arial" w:hAnsi="Arial" w:eastAsia="Arial" w:cs="Arial"/>
         </w:rPr>
         <w:t>It measures the correlation between predicted and actual values, considering all 4 eleme</w:t>
       </w:r>
       <w:r>
         <w:rPr>
-          <w:rFonts w:ascii="Arial" w:eastAsia="Arial" w:hAnsi="Arial" w:cs="Arial"/>
+          <w:rFonts w:ascii="Arial" w:hAnsi="Arial" w:eastAsia="Arial" w:cs="Arial"/>
         </w:rPr>
         <w:t>nts of confusion matrix. MCC</w:t>
       </w:r>
       <w:r>
         <w:rPr>
-          <w:rFonts w:ascii="Arial" w:eastAsia="Arial" w:hAnsi="Arial" w:cs="Arial"/>
+          <w:rFonts w:ascii="Arial" w:hAnsi="Arial" w:eastAsia="Arial" w:cs="Arial"/>
         </w:rPr>
         <w:t xml:space="preserve"> </w:t>
       </w:r>
       <w:r>
         <w:rPr>
-          <w:rFonts w:ascii="Arial" w:eastAsia="Arial" w:hAnsi="Arial" w:cs="Arial"/>
+          <w:rFonts w:ascii="Arial" w:hAnsi="Arial" w:eastAsia="Arial" w:cs="Arial"/>
         </w:rPr>
         <w:t xml:space="preserve">provides a balanced measure, even for imbalanced classes, and ranges from –1 to +1, </w:t>
       </w:r>
       <w:r>
         <w:rPr>
-          <w:rFonts w:ascii="Arial" w:eastAsia="Arial" w:hAnsi="Arial" w:cs="Arial"/>
+          <w:rFonts w:ascii="Arial" w:hAnsi="Arial" w:eastAsia="Arial" w:cs="Arial"/>
         </w:rPr>
         <w:t>where +1 indicates perfect prediction, 0 represents random prediction, and –1 indicates a comp</w:t>
       </w:r>
       <w:r>
         <w:rPr>
-          <w:rFonts w:ascii="Arial" w:eastAsia="Arial" w:hAnsi="Arial" w:cs="Arial"/>
+          <w:rFonts w:ascii="Arial" w:hAnsi="Arial" w:eastAsia="Arial" w:cs="Arial"/>
         </w:rPr>
         <w:t>lete disagreement between predictions and actual labels.</w:t>
       </w:r>
@@ -6510,27 +6514,27 @@
         <w:spacing w:line="259" w:lineRule="auto"/>
         <w:ind w:left="1710"/>
         <w:rPr>
-          <w:rFonts w:ascii="Arial" w:eastAsia="Arial" w:hAnsi="Arial" w:cs="Arial"/>
+          <w:rFonts w:ascii="Arial" w:hAnsi="Arial" w:eastAsia="Arial" w:cs="Arial"/>
           <w:color w:val="auto"/>
         </w:rPr>
       </w:pPr>
       <w:r>
         <w:rPr>
-          <w:rFonts w:ascii="Arial" w:eastAsia="Arial" w:hAnsi="Arial" w:cs="Arial"/>
+          <w:rFonts w:ascii="Arial" w:hAnsi="Arial" w:eastAsia="Arial" w:cs="Arial"/>
           <w:color w:val="auto"/>
         </w:rPr>
         <w:t>Finalizing Model</w:t>
       </w:r>
       <w:r>
         <w:rPr>
-          <w:rFonts w:ascii="Arial" w:eastAsia="Arial" w:hAnsi="Arial" w:cs="Arial"/>
+          <w:rFonts w:ascii="Arial" w:hAnsi="Arial" w:eastAsia="Arial" w:cs="Arial"/>
           <w:color w:val="auto"/>
         </w:rPr>
         <w:t xml:space="preserve"> for D</w:t>
       </w:r>
       <w:r>
         <w:rPr>
-          <w:rFonts w:ascii="Arial" w:eastAsia="Arial" w:hAnsi="Arial" w:cs="Arial"/>
+          <w:rFonts w:ascii="Arial" w:hAnsi="Arial" w:eastAsia="Arial" w:cs="Arial"/>
           <w:color w:val="auto"/>
         </w:rPr>
         <w:t>eployment:</w:t>
@@ -6543,30 +6547,30 @@
         <w:ind w:left="1350"/>
         <w:jc w:val="both"/>
         <w:rPr>
-          <w:rFonts w:ascii="Arial" w:eastAsia="Arial" w:hAnsi="Arial" w:cs="Arial"/>
-        </w:rPr>
-      </w:pPr>
-      <w:r>
-        <w:rPr>
-          <w:rFonts w:ascii="Arial" w:eastAsia="Arial" w:hAnsi="Arial" w:cs="Arial"/>
+          <w:rFonts w:ascii="Arial" w:hAnsi="Arial" w:eastAsia="Arial" w:cs="Arial"/>
+        </w:rPr>
+      </w:pPr>
+      <w:r>
+        <w:rPr>
+          <w:rFonts w:ascii="Arial" w:hAnsi="Arial" w:eastAsia="Arial" w:cs="Arial"/>
         </w:rPr>
         <w:t xml:space="preserve">After training and experimenting with numerous </w:t>
       </w:r>
       <w:r>
         <w:rPr>
-          <w:rFonts w:ascii="Arial" w:eastAsia="Arial" w:hAnsi="Arial" w:cs="Arial"/>
+          <w:rFonts w:ascii="Arial" w:hAnsi="Arial" w:eastAsia="Arial" w:cs="Arial"/>
         </w:rPr>
         <w:t xml:space="preserve">hyper-parameters </w:t>
       </w:r>
       <w:r>
         <w:rPr>
-          <w:rFonts w:ascii="Arial" w:eastAsia="Arial" w:hAnsi="Arial" w:cs="Arial"/>
+          <w:rFonts w:ascii="Arial" w:hAnsi="Arial" w:eastAsia="Arial" w:cs="Arial"/>
         </w:rPr>
         <w:t xml:space="preserve">3 best performing </w:t>
       </w:r>
       <w:r>
         <w:rPr>
-          <w:rFonts w:asciiTheme="majorHAnsi" w:eastAsiaTheme="majorEastAsia" w:hAnsiTheme="majorHAnsi" w:cstheme="majorBidi"/>
+          <w:rFonts w:asciiTheme="majorHAnsi" w:hAnsiTheme="majorHAnsi" w:eastAsiaTheme="majorEastAsia" w:cstheme="majorBidi"/>
           <w:i/>
           <w:iCs/>
           <w:color w:val="227EAD" w:themeColor="accent1" w:themeShade="BF"/>
@@ -6576,7 +6580,7 @@
       </w:r>
       <w:r>
         <w:rPr>
-          <w:rFonts w:asciiTheme="majorHAnsi" w:eastAsiaTheme="majorEastAsia" w:hAnsiTheme="majorHAnsi" w:cstheme="majorBidi"/>
+          <w:rFonts w:asciiTheme="majorHAnsi" w:hAnsiTheme="majorHAnsi" w:eastAsiaTheme="majorEastAsia" w:cstheme="majorBidi"/>
           <w:i/>
           <w:iCs/>
           <w:color w:val="227EAD" w:themeColor="accent1" w:themeShade="BF"/>
@@ -6586,13 +6590,13 @@
       </w:r>
       <w:r>
         <w:rPr>
-          <w:rFonts w:ascii="Arial" w:eastAsia="Arial" w:hAnsi="Arial" w:cs="Arial"/>
+          <w:rFonts w:ascii="Arial" w:hAnsi="Arial" w:eastAsia="Arial" w:cs="Arial"/>
         </w:rPr>
         <w:t xml:space="preserve"> and 1 </w:t>
       </w:r>
       <w:r>
         <w:rPr>
-          <w:rFonts w:asciiTheme="majorHAnsi" w:eastAsiaTheme="majorEastAsia" w:hAnsiTheme="majorHAnsi" w:cstheme="majorBidi"/>
+          <w:rFonts w:asciiTheme="majorHAnsi" w:hAnsiTheme="majorHAnsi" w:eastAsiaTheme="majorEastAsia" w:cstheme="majorBidi"/>
           <w:i/>
           <w:iCs/>
           <w:color w:val="227EAD" w:themeColor="accent1" w:themeShade="BF"/>
@@ -6602,31 +6606,31 @@
       </w:r>
       <w:r>
         <w:rPr>
-          <w:rFonts w:ascii="Arial" w:eastAsia="Arial" w:hAnsi="Arial" w:cs="Arial"/>
+          <w:rFonts w:ascii="Arial" w:hAnsi="Arial" w:eastAsia="Arial" w:cs="Arial"/>
         </w:rPr>
         <w:t xml:space="preserve"> model were </w:t>
       </w:r>
       <w:r>
         <w:rPr>
-          <w:rFonts w:ascii="Arial" w:eastAsia="Arial" w:hAnsi="Arial" w:cs="Arial"/>
+          <w:rFonts w:ascii="Arial" w:hAnsi="Arial" w:eastAsia="Arial" w:cs="Arial"/>
         </w:rPr>
         <w:t>chosen</w:t>
       </w:r>
       <w:r>
         <w:rPr>
-          <w:rFonts w:ascii="Arial" w:eastAsia="Arial" w:hAnsi="Arial" w:cs="Arial"/>
+          <w:rFonts w:ascii="Arial" w:hAnsi="Arial" w:eastAsia="Arial" w:cs="Arial"/>
         </w:rPr>
         <w:t xml:space="preserve"> </w:t>
       </w:r>
       <w:r>
         <w:rPr>
-          <w:rFonts w:ascii="Arial" w:eastAsia="Arial" w:hAnsi="Arial" w:cs="Arial"/>
+          <w:rFonts w:ascii="Arial" w:hAnsi="Arial" w:eastAsia="Arial" w:cs="Arial"/>
         </w:rPr>
         <w:t xml:space="preserve">for deployment using </w:t>
       </w:r>
       <w:r>
         <w:rPr>
-          <w:rFonts w:asciiTheme="majorHAnsi" w:eastAsiaTheme="majorEastAsia" w:hAnsiTheme="majorHAnsi" w:cstheme="majorBidi"/>
+          <w:rFonts w:asciiTheme="majorHAnsi" w:hAnsiTheme="majorHAnsi" w:eastAsiaTheme="majorEastAsia" w:cstheme="majorBidi"/>
           <w:i/>
           <w:iCs/>
           <w:color w:val="227EAD" w:themeColor="accent1" w:themeShade="BF"/>
@@ -6636,19 +6640,19 @@
       </w:r>
       <w:r>
         <w:rPr>
-          <w:rFonts w:ascii="Arial" w:eastAsia="Arial" w:hAnsi="Arial" w:cs="Arial"/>
+          <w:rFonts w:ascii="Arial" w:hAnsi="Arial" w:eastAsia="Arial" w:cs="Arial"/>
         </w:rPr>
         <w:t xml:space="preserve"> Cloud.</w:t>
       </w:r>
       <w:r>
         <w:rPr>
-          <w:rFonts w:ascii="Arial" w:eastAsia="Arial" w:hAnsi="Arial" w:cs="Arial"/>
+          <w:rFonts w:ascii="Arial" w:hAnsi="Arial" w:eastAsia="Arial" w:cs="Arial"/>
         </w:rPr>
         <w:t xml:space="preserve"> The selected models were logged to </w:t>
       </w:r>
       <w:r>
         <w:rPr>
-          <w:rFonts w:asciiTheme="majorHAnsi" w:eastAsiaTheme="majorEastAsia" w:hAnsiTheme="majorHAnsi" w:cstheme="majorBidi"/>
+          <w:rFonts w:asciiTheme="majorHAnsi" w:hAnsiTheme="majorHAnsi" w:eastAsiaTheme="majorEastAsia" w:cstheme="majorBidi"/>
           <w:i/>
           <w:iCs/>
           <w:color w:val="227EAD" w:themeColor="accent1" w:themeShade="BF"/>
@@ -6658,13 +6662,13 @@
       </w:r>
       <w:r>
         <w:rPr>
-          <w:rFonts w:ascii="Arial" w:eastAsia="Arial" w:hAnsi="Arial" w:cs="Arial"/>
+          <w:rFonts w:ascii="Arial" w:hAnsi="Arial" w:eastAsia="Arial" w:cs="Arial"/>
         </w:rPr>
         <w:t xml:space="preserve"> rep</w:t>
       </w:r>
       <w:r>
         <w:rPr>
-          <w:rFonts w:ascii="Arial" w:eastAsia="Arial" w:hAnsi="Arial" w:cs="Arial"/>
+          <w:rFonts w:ascii="Arial" w:hAnsi="Arial" w:eastAsia="Arial" w:cs="Arial"/>
         </w:rPr>
         <w:t>ository.</w:t>
       </w:r>
@@ -6675,13 +6679,13 @@
         <w:spacing w:line="259" w:lineRule="auto"/>
         <w:ind w:left="1710"/>
         <w:rPr>
-          <w:rFonts w:ascii="Arial" w:eastAsia="Arial" w:hAnsi="Arial" w:cs="Arial"/>
+          <w:rFonts w:ascii="Arial" w:hAnsi="Arial" w:eastAsia="Arial" w:cs="Arial"/>
           <w:color w:val="auto"/>
         </w:rPr>
       </w:pPr>
       <w:r>
         <w:rPr>
-          <w:rFonts w:ascii="Arial" w:eastAsia="Arial" w:hAnsi="Arial" w:cs="Arial"/>
+          <w:rFonts w:ascii="Arial" w:hAnsi="Arial" w:eastAsia="Arial" w:cs="Arial"/>
           <w:color w:val="auto"/>
         </w:rPr>
         <w:t>Model Deployment:</w:t>
@@ -6694,18 +6698,18 @@
         <w:ind w:left="1350"/>
         <w:jc w:val="both"/>
         <w:rPr>
-          <w:rFonts w:ascii="Arial" w:eastAsia="Arial" w:hAnsi="Arial" w:cs="Arial"/>
-        </w:rPr>
-      </w:pPr>
-      <w:r>
-        <w:rPr>
-          <w:rFonts w:ascii="Arial" w:eastAsia="Arial" w:hAnsi="Arial" w:cs="Arial"/>
+          <w:rFonts w:ascii="Arial" w:hAnsi="Arial" w:eastAsia="Arial" w:cs="Arial"/>
+        </w:rPr>
+      </w:pPr>
+      <w:r>
+        <w:rPr>
+          <w:rFonts w:ascii="Arial" w:hAnsi="Arial" w:eastAsia="Arial" w:cs="Arial"/>
         </w:rPr>
         <w:t xml:space="preserve">A fully featured web app was designed using </w:t>
       </w:r>
       <w:r>
         <w:rPr>
-          <w:rFonts w:asciiTheme="majorHAnsi" w:eastAsiaTheme="majorEastAsia" w:hAnsiTheme="majorHAnsi" w:cstheme="majorBidi"/>
+          <w:rFonts w:asciiTheme="majorHAnsi" w:hAnsiTheme="majorHAnsi" w:eastAsiaTheme="majorEastAsia" w:cstheme="majorBidi"/>
           <w:i/>
           <w:iCs/>
           <w:color w:val="227EAD" w:themeColor="accent1" w:themeShade="BF"/>
@@ -6715,73 +6719,73 @@
       </w:r>
       <w:r>
         <w:rPr>
-          <w:rFonts w:ascii="Arial" w:eastAsia="Arial" w:hAnsi="Arial" w:cs="Arial"/>
+          <w:rFonts w:ascii="Arial" w:hAnsi="Arial" w:eastAsia="Arial" w:cs="Arial"/>
         </w:rPr>
         <w:t xml:space="preserve"> library. </w:t>
       </w:r>
       <w:r>
         <w:rPr>
-          <w:rFonts w:ascii="Arial" w:eastAsia="Arial" w:hAnsi="Arial" w:cs="Arial"/>
+          <w:rFonts w:ascii="Arial" w:hAnsi="Arial" w:eastAsia="Arial" w:cs="Arial"/>
         </w:rPr>
         <w:t xml:space="preserve">An intuitive design suitable for both students and </w:t>
       </w:r>
       <w:r>
         <w:rPr>
-          <w:rFonts w:ascii="Arial" w:eastAsia="Arial" w:hAnsi="Arial" w:cs="Arial"/>
+          <w:rFonts w:ascii="Arial" w:hAnsi="Arial" w:eastAsia="Arial" w:cs="Arial"/>
         </w:rPr>
         <w:t>admins was adopted</w:t>
       </w:r>
       <w:r>
         <w:rPr>
-          <w:rFonts w:ascii="Arial" w:eastAsia="Arial" w:hAnsi="Arial" w:cs="Arial"/>
+          <w:rFonts w:ascii="Arial" w:hAnsi="Arial" w:eastAsia="Arial" w:cs="Arial"/>
         </w:rPr>
         <w:t xml:space="preserve">. </w:t>
       </w:r>
       <w:r>
         <w:rPr>
-          <w:rFonts w:ascii="Arial" w:eastAsia="Arial" w:hAnsi="Arial" w:cs="Arial"/>
+          <w:rFonts w:ascii="Arial" w:hAnsi="Arial" w:eastAsia="Arial" w:cs="Arial"/>
         </w:rPr>
         <w:t xml:space="preserve">The </w:t>
       </w:r>
       <w:r>
         <w:rPr>
-          <w:rFonts w:ascii="Arial" w:eastAsia="Arial" w:hAnsi="Arial" w:cs="Arial"/>
+          <w:rFonts w:ascii="Arial" w:hAnsi="Arial" w:eastAsia="Arial" w:cs="Arial"/>
         </w:rPr>
         <w:t xml:space="preserve">selected </w:t>
       </w:r>
       <w:r>
         <w:rPr>
-          <w:rFonts w:ascii="Arial" w:eastAsia="Arial" w:hAnsi="Arial" w:cs="Arial"/>
+          <w:rFonts w:ascii="Arial" w:hAnsi="Arial" w:eastAsia="Arial" w:cs="Arial"/>
         </w:rPr>
         <w:t>logged</w:t>
       </w:r>
       <w:r>
         <w:rPr>
-          <w:rFonts w:ascii="Arial" w:eastAsia="Arial" w:hAnsi="Arial" w:cs="Arial"/>
+          <w:rFonts w:ascii="Arial" w:hAnsi="Arial" w:eastAsia="Arial" w:cs="Arial"/>
         </w:rPr>
         <w:t xml:space="preserve"> models we</w:t>
       </w:r>
       <w:r>
         <w:rPr>
-          <w:rFonts w:ascii="Arial" w:eastAsia="Arial" w:hAnsi="Arial" w:cs="Arial"/>
+          <w:rFonts w:ascii="Arial" w:hAnsi="Arial" w:eastAsia="Arial" w:cs="Arial"/>
         </w:rPr>
         <w:t>re installed in the web app</w:t>
       </w:r>
       <w:r>
         <w:rPr>
-          <w:rFonts w:ascii="Arial" w:eastAsia="Arial" w:hAnsi="Arial" w:cs="Arial"/>
+          <w:rFonts w:ascii="Arial" w:hAnsi="Arial" w:eastAsia="Arial" w:cs="Arial"/>
         </w:rPr>
         <w:t xml:space="preserve"> and </w:t>
       </w:r>
       <w:r>
         <w:rPr>
-          <w:rFonts w:ascii="Arial" w:eastAsia="Arial" w:hAnsi="Arial" w:cs="Arial"/>
+          <w:rFonts w:ascii="Arial" w:hAnsi="Arial" w:eastAsia="Arial" w:cs="Arial"/>
         </w:rPr>
         <w:t xml:space="preserve">deployed on </w:t>
       </w:r>
       <w:r>
         <w:rPr>
-          <w:rFonts w:asciiTheme="majorHAnsi" w:eastAsiaTheme="majorEastAsia" w:hAnsiTheme="majorHAnsi" w:cstheme="majorBidi"/>
+          <w:rFonts w:asciiTheme="majorHAnsi" w:hAnsiTheme="majorHAnsi" w:eastAsiaTheme="majorEastAsia" w:cstheme="majorBidi"/>
           <w:i/>
           <w:iCs/>
           <w:color w:val="227EAD" w:themeColor="accent1" w:themeShade="BF"/>
@@ -6791,7 +6795,7 @@
       </w:r>
       <w:r>
         <w:rPr>
-          <w:rFonts w:ascii="Arial" w:eastAsia="Arial" w:hAnsi="Arial" w:cs="Arial"/>
+          <w:rFonts w:ascii="Arial" w:hAnsi="Arial" w:eastAsia="Arial" w:cs="Arial"/>
         </w:rPr>
         <w:t xml:space="preserve"> Cloud.</w:t>
       </w:r>
@@ -6801,13 +6805,13 @@
         <w:pStyle w:val="Heading2"/>
         <w:ind w:left="993" w:hanging="567"/>
         <w:rPr>
-          <w:rFonts w:ascii="Arial" w:eastAsia="Times New Roman" w:hAnsi="Arial" w:cs="Arial"/>
-        </w:rPr>
-      </w:pPr>
-      <w:bookmarkStart w:id="9" w:name="_Toc143445384"/>
-      <w:r>
-        <w:rPr>
-          <w:rFonts w:ascii="Arial" w:eastAsia="Times New Roman" w:hAnsi="Arial" w:cs="Arial"/>
+          <w:rFonts w:ascii="Arial" w:hAnsi="Arial" w:eastAsia="Times New Roman" w:cs="Arial"/>
+        </w:rPr>
+      </w:pPr>
+      <w:bookmarkStart w:name="_Toc143445384" w:id="9"/>
+      <w:r>
+        <w:rPr>
+          <w:rFonts w:ascii="Arial" w:hAnsi="Arial" w:eastAsia="Times New Roman" w:cs="Arial"/>
         </w:rPr>
         <w:t>Activities</w:t>
       </w:r>
@@ -6817,18 +6821,18 @@
       <w:pPr>
         <w:ind w:left="990"/>
         <w:rPr>
-          <w:rFonts w:ascii="Arial" w:eastAsia="Arial" w:hAnsi="Arial" w:cs="Arial"/>
-        </w:rPr>
-      </w:pPr>
-      <w:r>
-        <w:rPr>
-          <w:rFonts w:ascii="Arial" w:eastAsia="Arial" w:hAnsi="Arial" w:cs="Arial"/>
+          <w:rFonts w:ascii="Arial" w:hAnsi="Arial" w:eastAsia="Arial" w:cs="Arial"/>
+        </w:rPr>
+      </w:pPr>
+      <w:r>
+        <w:rPr>
+          <w:rFonts w:ascii="Arial" w:hAnsi="Arial" w:eastAsia="Arial" w:cs="Arial"/>
         </w:rPr>
         <w:t xml:space="preserve">To deliver the project above mentioned approach was adopted </w:t>
       </w:r>
       <w:r>
         <w:rPr>
-          <w:rFonts w:ascii="Arial" w:eastAsia="Arial" w:hAnsi="Arial" w:cs="Arial"/>
+          <w:rFonts w:ascii="Arial" w:hAnsi="Arial" w:eastAsia="Arial" w:cs="Arial"/>
         </w:rPr>
         <w:t>including the following key activities:</w:t>
       </w:r>
@@ -6838,13 +6842,13 @@
         <w:pStyle w:val="Heading3"/>
         <w:ind w:left="1710"/>
         <w:rPr>
-          <w:rFonts w:ascii="Arial" w:eastAsia="Arial" w:hAnsi="Arial" w:cs="Arial"/>
+          <w:rFonts w:ascii="Arial" w:hAnsi="Arial" w:eastAsia="Arial" w:cs="Arial"/>
           <w:color w:val="auto"/>
         </w:rPr>
       </w:pPr>
       <w:r>
         <w:rPr>
-          <w:rFonts w:ascii="Arial" w:eastAsia="Arial" w:hAnsi="Arial" w:cs="Arial"/>
+          <w:rFonts w:ascii="Arial" w:hAnsi="Arial" w:eastAsia="Arial" w:cs="Arial"/>
           <w:color w:val="auto"/>
         </w:rPr>
         <w:lastRenderedPageBreak/>
@@ -6852,14 +6856,14 @@
       </w:r>
       <w:r>
         <w:rPr>
-          <w:rFonts w:ascii="Arial" w:eastAsia="Arial" w:hAnsi="Arial" w:cs="Arial"/>
+          <w:rFonts w:ascii="Arial" w:hAnsi="Arial" w:eastAsia="Arial" w:cs="Arial"/>
           <w:color w:val="auto"/>
         </w:rPr>
         <w:t xml:space="preserve">: </w:t>
       </w:r>
       <w:r>
         <w:rPr>
-          <w:rFonts w:ascii="Arial" w:eastAsia="Arial" w:hAnsi="Arial" w:cs="Arial"/>
+          <w:rFonts w:ascii="Arial" w:hAnsi="Arial" w:eastAsia="Arial" w:cs="Arial"/>
           <w:color w:val="auto"/>
         </w:rPr>
         <w:t xml:space="preserve"> </w:t>
@@ -6872,12 +6876,12 @@
         <w:ind w:left="1350"/>
         <w:jc w:val="both"/>
         <w:rPr>
-          <w:rFonts w:ascii="Arial" w:eastAsia="Arial" w:hAnsi="Arial" w:cs="Arial"/>
-        </w:rPr>
-      </w:pPr>
-      <w:r>
-        <w:rPr>
-          <w:rFonts w:ascii="Arial" w:eastAsia="Arial" w:hAnsi="Arial" w:cs="Arial"/>
+          <w:rFonts w:ascii="Arial" w:hAnsi="Arial" w:eastAsia="Arial" w:cs="Arial"/>
+        </w:rPr>
+      </w:pPr>
+      <w:r>
+        <w:rPr>
+          <w:rFonts w:ascii="Arial" w:hAnsi="Arial" w:eastAsia="Arial" w:cs="Arial"/>
         </w:rPr>
         <w:t>Conducted group discussions with key stakeholders, including students, faculties, career coach/counsellors, and industry experts to identify project scope, sources to gather data, critical features needed for training ML model.</w:t>
       </w:r>
@@ -6888,13 +6892,13 @@
         <w:spacing w:line="259" w:lineRule="auto"/>
         <w:ind w:left="1710"/>
         <w:rPr>
-          <w:rFonts w:ascii="Arial" w:eastAsia="Arial" w:hAnsi="Arial" w:cs="Arial"/>
+          <w:rFonts w:ascii="Arial" w:hAnsi="Arial" w:eastAsia="Arial" w:cs="Arial"/>
           <w:color w:val="auto"/>
         </w:rPr>
       </w:pPr>
       <w:r>
         <w:rPr>
-          <w:rFonts w:ascii="Arial" w:eastAsia="Arial" w:hAnsi="Arial" w:cs="Arial"/>
+          <w:rFonts w:ascii="Arial" w:hAnsi="Arial" w:eastAsia="Arial" w:cs="Arial"/>
           <w:color w:val="auto"/>
         </w:rPr>
         <w:t>Planning:</w:t>
@@ -6907,48 +6911,48 @@
         <w:ind w:left="1350"/>
         <w:jc w:val="both"/>
         <w:rPr>
-          <w:rFonts w:ascii="Arial" w:eastAsia="Arial" w:hAnsi="Arial" w:cs="Arial"/>
-        </w:rPr>
-      </w:pPr>
-      <w:r>
-        <w:rPr>
-          <w:rFonts w:ascii="Arial" w:eastAsia="Arial" w:hAnsi="Arial" w:cs="Arial"/>
+          <w:rFonts w:ascii="Arial" w:hAnsi="Arial" w:eastAsia="Arial" w:cs="Arial"/>
+        </w:rPr>
+      </w:pPr>
+      <w:r>
+        <w:rPr>
+          <w:rFonts w:ascii="Arial" w:hAnsi="Arial" w:eastAsia="Arial" w:cs="Arial"/>
         </w:rPr>
         <w:t xml:space="preserve">An exhaustive project plan was </w:t>
       </w:r>
       <w:r>
         <w:rPr>
-          <w:rFonts w:ascii="Arial" w:eastAsia="Arial" w:hAnsi="Arial" w:cs="Arial"/>
+          <w:rFonts w:ascii="Arial" w:hAnsi="Arial" w:eastAsia="Arial" w:cs="Arial"/>
         </w:rPr>
         <w:t>developed with detailed timeline</w:t>
       </w:r>
       <w:r>
         <w:rPr>
-          <w:rFonts w:ascii="Arial" w:eastAsia="Arial" w:hAnsi="Arial" w:cs="Arial"/>
+          <w:rFonts w:ascii="Arial" w:hAnsi="Arial" w:eastAsia="Arial" w:cs="Arial"/>
         </w:rPr>
         <w:t xml:space="preserve"> &amp; milestones</w:t>
       </w:r>
       <w:r>
         <w:rPr>
-          <w:rFonts w:ascii="Arial" w:eastAsia="Arial" w:hAnsi="Arial" w:cs="Arial"/>
+          <w:rFonts w:ascii="Arial" w:hAnsi="Arial" w:eastAsia="Arial" w:cs="Arial"/>
         </w:rPr>
         <w:t xml:space="preserve"> </w:t>
       </w:r>
       <w:r>
         <w:rPr>
-          <w:rFonts w:ascii="Arial" w:eastAsia="Arial" w:hAnsi="Arial" w:cs="Arial"/>
+          <w:rFonts w:ascii="Arial" w:hAnsi="Arial" w:eastAsia="Arial" w:cs="Arial"/>
         </w:rPr>
         <w:t xml:space="preserve">to be achieved under product development. </w:t>
       </w:r>
       <w:r>
         <w:rPr>
-          <w:rFonts w:ascii="Arial" w:eastAsia="Arial" w:hAnsi="Arial" w:cs="Arial"/>
+          <w:rFonts w:ascii="Arial" w:hAnsi="Arial" w:eastAsia="Arial" w:cs="Arial"/>
         </w:rPr>
         <w:t xml:space="preserve">The plan also allocates essential resources required for the project and outlines </w:t>
       </w:r>
       <w:r>
         <w:rPr>
-          <w:rFonts w:ascii="Arial" w:eastAsia="Arial" w:hAnsi="Arial" w:cs="Arial"/>
+          <w:rFonts w:ascii="Arial" w:hAnsi="Arial" w:eastAsia="Arial" w:cs="Arial"/>
         </w:rPr>
         <w:t>potential risks.</w:t>
       </w:r>
@@ -6959,13 +6963,13 @@
         <w:spacing w:line="259" w:lineRule="auto"/>
         <w:ind w:left="1710"/>
         <w:rPr>
-          <w:rFonts w:ascii="Arial" w:eastAsia="Arial" w:hAnsi="Arial" w:cs="Arial"/>
+          <w:rFonts w:ascii="Arial" w:hAnsi="Arial" w:eastAsia="Arial" w:cs="Arial"/>
           <w:color w:val="auto"/>
         </w:rPr>
       </w:pPr>
       <w:r>
         <w:rPr>
-          <w:rFonts w:ascii="Arial" w:eastAsia="Arial" w:hAnsi="Arial" w:cs="Arial"/>
+          <w:rFonts w:ascii="Arial" w:hAnsi="Arial" w:eastAsia="Arial" w:cs="Arial"/>
           <w:color w:val="auto"/>
         </w:rPr>
         <w:t>Data Collection and Cleaning:</w:t>
@@ -6978,78 +6982,78 @@
         <w:ind w:left="1350"/>
         <w:jc w:val="both"/>
         <w:rPr>
-          <w:rFonts w:ascii="Arial" w:eastAsia="Arial" w:hAnsi="Arial" w:cs="Arial"/>
-        </w:rPr>
-      </w:pPr>
-      <w:r>
-        <w:rPr>
-          <w:rFonts w:ascii="Arial" w:eastAsia="Arial" w:hAnsi="Arial" w:cs="Arial"/>
+          <w:rFonts w:ascii="Arial" w:hAnsi="Arial" w:eastAsia="Arial" w:cs="Arial"/>
+        </w:rPr>
+      </w:pPr>
+      <w:r>
+        <w:rPr>
+          <w:rFonts w:ascii="Arial" w:hAnsi="Arial" w:eastAsia="Arial" w:cs="Arial"/>
         </w:rPr>
         <w:t>The available dataset</w:t>
       </w:r>
       <w:r>
         <w:rPr>
-          <w:rFonts w:ascii="Arial" w:eastAsia="Arial" w:hAnsi="Arial" w:cs="Arial"/>
+          <w:rFonts w:ascii="Arial" w:hAnsi="Arial" w:eastAsia="Arial" w:cs="Arial"/>
         </w:rPr>
         <w:t>,</w:t>
       </w:r>
       <w:r>
         <w:rPr>
-          <w:rFonts w:ascii="Arial" w:eastAsia="Arial" w:hAnsi="Arial" w:cs="Arial"/>
+          <w:rFonts w:ascii="Arial" w:hAnsi="Arial" w:eastAsia="Arial" w:cs="Arial"/>
         </w:rPr>
         <w:t xml:space="preserve"> including </w:t>
       </w:r>
       <w:r>
         <w:rPr>
-          <w:rFonts w:ascii="Arial" w:eastAsia="Arial" w:hAnsi="Arial" w:cs="Arial"/>
+          <w:rFonts w:ascii="Arial" w:hAnsi="Arial" w:eastAsia="Arial" w:cs="Arial"/>
         </w:rPr>
         <w:t>students'</w:t>
       </w:r>
       <w:r>
         <w:rPr>
-          <w:rFonts w:ascii="Arial" w:eastAsia="Arial" w:hAnsi="Arial" w:cs="Arial"/>
+          <w:rFonts w:ascii="Arial" w:hAnsi="Arial" w:eastAsia="Arial" w:cs="Arial"/>
         </w:rPr>
         <w:t xml:space="preserve"> interests</w:t>
       </w:r>
       <w:r>
         <w:rPr>
-          <w:rFonts w:ascii="Arial" w:eastAsia="Arial" w:hAnsi="Arial" w:cs="Arial"/>
+          <w:rFonts w:ascii="Arial" w:hAnsi="Arial" w:eastAsia="Arial" w:cs="Arial"/>
         </w:rPr>
         <w:t>, aptitude, subject and career preferences,</w:t>
       </w:r>
       <w:r>
         <w:rPr>
-          <w:rFonts w:ascii="Arial" w:eastAsia="Arial" w:hAnsi="Arial" w:cs="Arial"/>
+          <w:rFonts w:ascii="Arial" w:hAnsi="Arial" w:eastAsia="Arial" w:cs="Arial"/>
         </w:rPr>
         <w:t xml:space="preserve"> </w:t>
       </w:r>
       <w:r>
         <w:rPr>
-          <w:rFonts w:ascii="Arial" w:eastAsia="Arial" w:hAnsi="Arial" w:cs="Arial"/>
+          <w:rFonts w:ascii="Arial" w:hAnsi="Arial" w:eastAsia="Arial" w:cs="Arial"/>
         </w:rPr>
         <w:t xml:space="preserve">was thoroughly </w:t>
       </w:r>
       <w:r>
         <w:rPr>
-          <w:rFonts w:ascii="Arial" w:eastAsia="Arial" w:hAnsi="Arial" w:cs="Arial"/>
+          <w:rFonts w:ascii="Arial" w:hAnsi="Arial" w:eastAsia="Arial" w:cs="Arial"/>
         </w:rPr>
         <w:t>processed</w:t>
       </w:r>
       <w:r>
         <w:rPr>
-          <w:rFonts w:ascii="Arial" w:eastAsia="Arial" w:hAnsi="Arial" w:cs="Arial"/>
+          <w:rFonts w:ascii="Arial" w:hAnsi="Arial" w:eastAsia="Arial" w:cs="Arial"/>
         </w:rPr>
         <w:t xml:space="preserve"> handling missing values and data type inconsistencies</w:t>
       </w:r>
       <w:r>
         <w:rPr>
-          <w:rFonts w:ascii="Arial" w:eastAsia="Arial" w:hAnsi="Arial" w:cs="Arial"/>
+          <w:rFonts w:ascii="Arial" w:hAnsi="Arial" w:eastAsia="Arial" w:cs="Arial"/>
         </w:rPr>
         <w:t>.</w:t>
       </w:r>
       <w:r>
         <w:rPr>
-          <w:rFonts w:ascii="Arial" w:eastAsia="Arial" w:hAnsi="Arial" w:cs="Arial"/>
+          <w:rFonts w:ascii="Arial" w:hAnsi="Arial" w:eastAsia="Arial" w:cs="Arial"/>
         </w:rPr>
         <w:t xml:space="preserve"> </w:t>
       </w:r>
@@ -7060,13 +7064,13 @@
         <w:spacing w:line="259" w:lineRule="auto"/>
         <w:ind w:left="1710"/>
         <w:rPr>
-          <w:rFonts w:ascii="Arial" w:eastAsia="Arial" w:hAnsi="Arial" w:cs="Arial"/>
+          <w:rFonts w:ascii="Arial" w:hAnsi="Arial" w:eastAsia="Arial" w:cs="Arial"/>
           <w:color w:val="auto"/>
         </w:rPr>
       </w:pPr>
       <w:r>
         <w:rPr>
-          <w:rFonts w:ascii="Arial" w:eastAsia="Arial" w:hAnsi="Arial" w:cs="Arial"/>
+          <w:rFonts w:ascii="Arial" w:hAnsi="Arial" w:eastAsia="Arial" w:cs="Arial"/>
           <w:color w:val="auto"/>
         </w:rPr>
         <w:t>Data Pre-processing &amp; Feature Engineering:</w:t>
@@ -7079,48 +7083,48 @@
         <w:ind w:left="1350"/>
         <w:jc w:val="both"/>
         <w:rPr>
-          <w:rFonts w:ascii="Arial" w:eastAsia="Arial" w:hAnsi="Arial" w:cs="Arial"/>
-        </w:rPr>
-      </w:pPr>
-      <w:r>
-        <w:rPr>
-          <w:rFonts w:ascii="Arial" w:eastAsia="Arial" w:hAnsi="Arial" w:cs="Arial"/>
+          <w:rFonts w:ascii="Arial" w:hAnsi="Arial" w:eastAsia="Arial" w:cs="Arial"/>
+        </w:rPr>
+      </w:pPr>
+      <w:r>
+        <w:rPr>
+          <w:rFonts w:ascii="Arial" w:hAnsi="Arial" w:eastAsia="Arial" w:cs="Arial"/>
         </w:rPr>
         <w:t>Categorical features were</w:t>
       </w:r>
       <w:r>
         <w:rPr>
-          <w:rFonts w:ascii="Arial" w:eastAsia="Arial" w:hAnsi="Arial" w:cs="Arial"/>
+          <w:rFonts w:ascii="Arial" w:hAnsi="Arial" w:eastAsia="Arial" w:cs="Arial"/>
         </w:rPr>
         <w:t xml:space="preserve"> numerically</w:t>
       </w:r>
       <w:r>
         <w:rPr>
-          <w:rFonts w:ascii="Arial" w:eastAsia="Arial" w:hAnsi="Arial" w:cs="Arial"/>
+          <w:rFonts w:ascii="Arial" w:hAnsi="Arial" w:eastAsia="Arial" w:cs="Arial"/>
         </w:rPr>
         <w:t xml:space="preserve"> encoded to </w:t>
       </w:r>
       <w:r>
         <w:rPr>
-          <w:rFonts w:ascii="Arial" w:eastAsia="Arial" w:hAnsi="Arial" w:cs="Arial"/>
+          <w:rFonts w:ascii="Arial" w:hAnsi="Arial" w:eastAsia="Arial" w:cs="Arial"/>
         </w:rPr>
         <w:t>be processed</w:t>
       </w:r>
       <w:r>
         <w:rPr>
-          <w:rFonts w:ascii="Arial" w:eastAsia="Arial" w:hAnsi="Arial" w:cs="Arial"/>
+          <w:rFonts w:ascii="Arial" w:hAnsi="Arial" w:eastAsia="Arial" w:cs="Arial"/>
         </w:rPr>
         <w:t xml:space="preserve"> by ML models. </w:t>
       </w:r>
       <w:r>
         <w:rPr>
-          <w:rFonts w:ascii="Arial" w:eastAsia="Arial" w:hAnsi="Arial" w:cs="Arial"/>
+          <w:rFonts w:ascii="Arial" w:hAnsi="Arial" w:eastAsia="Arial" w:cs="Arial"/>
         </w:rPr>
         <w:t xml:space="preserve">New interaction features were created boosting models’ performance by </w:t>
       </w:r>
       <w:r>
         <w:rPr>
-          <w:rFonts w:asciiTheme="majorHAnsi" w:eastAsia="Arial" w:hAnsiTheme="majorHAnsi" w:cs="Arial"/>
+          <w:rFonts w:eastAsia="Arial" w:cs="Arial" w:asciiTheme="majorHAnsi" w:hAnsiTheme="majorHAnsi"/>
           <w:b/>
           <w:bCs/>
           <w:i/>
@@ -7130,19 +7134,19 @@
       </w:r>
       <w:r>
         <w:rPr>
-          <w:rFonts w:ascii="Arial" w:eastAsia="Arial" w:hAnsi="Arial" w:cs="Arial"/>
+          <w:rFonts w:ascii="Arial" w:hAnsi="Arial" w:eastAsia="Arial" w:cs="Arial"/>
         </w:rPr>
         <w:t xml:space="preserve">. </w:t>
       </w:r>
       <w:r>
         <w:rPr>
-          <w:rFonts w:ascii="Arial" w:eastAsia="Arial" w:hAnsi="Arial" w:cs="Arial"/>
+          <w:rFonts w:ascii="Arial" w:hAnsi="Arial" w:eastAsia="Arial" w:cs="Arial"/>
         </w:rPr>
         <w:t xml:space="preserve">Important and relevant features for model training were identified using </w:t>
       </w:r>
       <w:r>
         <w:rPr>
-          <w:rFonts w:asciiTheme="majorHAnsi" w:eastAsiaTheme="majorEastAsia" w:hAnsiTheme="majorHAnsi" w:cstheme="majorBidi"/>
+          <w:rFonts w:asciiTheme="majorHAnsi" w:hAnsiTheme="majorHAnsi" w:eastAsiaTheme="majorEastAsia" w:cstheme="majorBidi"/>
           <w:i/>
           <w:iCs/>
           <w:color w:val="227EAD" w:themeColor="accent1" w:themeShade="BF"/>
@@ -7152,13 +7156,13 @@
       </w:r>
       <w:r>
         <w:rPr>
-          <w:rFonts w:ascii="Arial" w:eastAsia="Arial" w:hAnsi="Arial" w:cs="Arial"/>
+          <w:rFonts w:ascii="Arial" w:hAnsi="Arial" w:eastAsia="Arial" w:cs="Arial"/>
         </w:rPr>
         <w:t xml:space="preserve"> and </w:t>
       </w:r>
       <w:r>
         <w:rPr>
-          <w:rFonts w:asciiTheme="majorHAnsi" w:eastAsiaTheme="majorEastAsia" w:hAnsiTheme="majorHAnsi" w:cstheme="majorBidi"/>
+          <w:rFonts w:asciiTheme="majorHAnsi" w:hAnsiTheme="majorHAnsi" w:eastAsiaTheme="majorEastAsia" w:cstheme="majorBidi"/>
           <w:i/>
           <w:iCs/>
           <w:color w:val="227EAD" w:themeColor="accent1" w:themeShade="BF"/>
@@ -7168,13 +7172,13 @@
       </w:r>
       <w:r>
         <w:rPr>
-          <w:rFonts w:ascii="Arial" w:eastAsia="Arial" w:hAnsi="Arial" w:cs="Arial"/>
+          <w:rFonts w:ascii="Arial" w:hAnsi="Arial" w:eastAsia="Arial" w:cs="Arial"/>
         </w:rPr>
         <w:t xml:space="preserve"> techniques.</w:t>
       </w:r>
       <w:r>
         <w:rPr>
-          <w:rFonts w:ascii="Arial" w:eastAsia="Arial" w:hAnsi="Arial" w:cs="Arial"/>
+          <w:rFonts w:ascii="Arial" w:hAnsi="Arial" w:eastAsia="Arial" w:cs="Arial"/>
         </w:rPr>
         <w:t xml:space="preserve"> Under-sampled the dataset to balance the target classes.</w:t>
       </w:r>
@@ -7185,13 +7189,13 @@
         <w:spacing w:line="259" w:lineRule="auto"/>
         <w:ind w:left="1710"/>
         <w:rPr>
-          <w:rFonts w:ascii="Arial" w:eastAsia="Arial" w:hAnsi="Arial" w:cs="Arial"/>
+          <w:rFonts w:ascii="Arial" w:hAnsi="Arial" w:eastAsia="Arial" w:cs="Arial"/>
           <w:color w:val="auto"/>
         </w:rPr>
       </w:pPr>
       <w:r>
         <w:rPr>
-          <w:rFonts w:ascii="Arial" w:eastAsia="Arial" w:hAnsi="Arial" w:cs="Arial"/>
+          <w:rFonts w:ascii="Arial" w:hAnsi="Arial" w:eastAsia="Arial" w:cs="Arial"/>
           <w:color w:val="auto"/>
         </w:rPr>
         <w:t>Model Training:</w:t>
@@ -7204,18 +7208,18 @@
         <w:ind w:left="1350"/>
         <w:jc w:val="both"/>
         <w:rPr>
-          <w:rFonts w:ascii="Arial" w:eastAsia="Arial" w:hAnsi="Arial" w:cs="Arial"/>
-        </w:rPr>
-      </w:pPr>
-      <w:r>
-        <w:rPr>
-          <w:rFonts w:ascii="Arial" w:eastAsia="Arial" w:hAnsi="Arial" w:cs="Arial"/>
+          <w:rFonts w:ascii="Arial" w:hAnsi="Arial" w:eastAsia="Arial" w:cs="Arial"/>
+        </w:rPr>
+      </w:pPr>
+      <w:r>
+        <w:rPr>
+          <w:rFonts w:ascii="Arial" w:hAnsi="Arial" w:eastAsia="Arial" w:cs="Arial"/>
         </w:rPr>
         <w:t xml:space="preserve">Trained Random Forest Classifier and Neural Network model. Used </w:t>
       </w:r>
       <w:r>
         <w:rPr>
-          <w:rFonts w:asciiTheme="majorHAnsi" w:eastAsiaTheme="majorEastAsia" w:hAnsiTheme="majorHAnsi" w:cstheme="majorBidi"/>
+          <w:rFonts w:asciiTheme="majorHAnsi" w:hAnsiTheme="majorHAnsi" w:eastAsiaTheme="majorEastAsia" w:cstheme="majorBidi"/>
           <w:i/>
           <w:iCs/>
           <w:color w:val="227EAD" w:themeColor="accent1" w:themeShade="BF"/>
@@ -7225,13 +7229,13 @@
       </w:r>
       <w:r>
         <w:rPr>
-          <w:rFonts w:ascii="Arial" w:eastAsia="Arial" w:hAnsi="Arial" w:cs="Arial"/>
+          <w:rFonts w:ascii="Arial" w:hAnsi="Arial" w:eastAsia="Arial" w:cs="Arial"/>
         </w:rPr>
         <w:t xml:space="preserve">, combined with </w:t>
       </w:r>
       <w:r>
         <w:rPr>
-          <w:rFonts w:asciiTheme="majorHAnsi" w:eastAsiaTheme="majorEastAsia" w:hAnsiTheme="majorHAnsi" w:cstheme="majorBidi"/>
+          <w:rFonts w:asciiTheme="majorHAnsi" w:hAnsiTheme="majorHAnsi" w:eastAsiaTheme="majorEastAsia" w:cstheme="majorBidi"/>
           <w:i/>
           <w:iCs/>
           <w:color w:val="227EAD" w:themeColor="accent1" w:themeShade="BF"/>
@@ -7241,7 +7245,7 @@
       </w:r>
       <w:r>
         <w:rPr>
-          <w:rFonts w:asciiTheme="majorHAnsi" w:eastAsiaTheme="majorEastAsia" w:hAnsiTheme="majorHAnsi" w:cstheme="majorBidi"/>
+          <w:rFonts w:asciiTheme="majorHAnsi" w:hAnsiTheme="majorHAnsi" w:eastAsiaTheme="majorEastAsia" w:cstheme="majorBidi"/>
           <w:i/>
           <w:iCs/>
           <w:color w:val="000000" w:themeColor="text1"/>
@@ -7250,37 +7254,37 @@
       </w:r>
       <w:r>
         <w:rPr>
-          <w:rFonts w:ascii="Arial" w:eastAsia="Arial" w:hAnsi="Arial" w:cs="Arial"/>
+          <w:rFonts w:ascii="Arial" w:hAnsi="Arial" w:eastAsia="Arial" w:cs="Arial"/>
         </w:rPr>
         <w:t xml:space="preserve"> for finding </w:t>
       </w:r>
       <w:r>
         <w:rPr>
-          <w:rFonts w:ascii="Arial" w:eastAsia="Arial" w:hAnsi="Arial" w:cs="Arial"/>
+          <w:rFonts w:ascii="Arial" w:hAnsi="Arial" w:eastAsia="Arial" w:cs="Arial"/>
         </w:rPr>
         <w:t>optimal hyper-parameters</w:t>
       </w:r>
       <w:r>
         <w:rPr>
-          <w:rFonts w:ascii="Arial" w:eastAsia="Arial" w:hAnsi="Arial" w:cs="Arial"/>
+          <w:rFonts w:ascii="Arial" w:hAnsi="Arial" w:eastAsia="Arial" w:cs="Arial"/>
         </w:rPr>
         <w:t xml:space="preserve"> for RF model,</w:t>
       </w:r>
       <w:r>
         <w:rPr>
-          <w:rFonts w:ascii="Arial" w:eastAsia="Arial" w:hAnsi="Arial" w:cs="Arial"/>
+          <w:rFonts w:ascii="Arial" w:hAnsi="Arial" w:eastAsia="Arial" w:cs="Arial"/>
         </w:rPr>
         <w:t xml:space="preserve"> as it’s faster</w:t>
       </w:r>
       <w:r>
         <w:rPr>
-          <w:rFonts w:ascii="Arial" w:eastAsia="Arial" w:hAnsi="Arial" w:cs="Arial"/>
+          <w:rFonts w:ascii="Arial" w:hAnsi="Arial" w:eastAsia="Arial" w:cs="Arial"/>
         </w:rPr>
         <w:t xml:space="preserve"> than </w:t>
       </w:r>
       <w:r>
         <w:rPr>
-          <w:rFonts w:asciiTheme="majorHAnsi" w:eastAsiaTheme="majorEastAsia" w:hAnsiTheme="majorHAnsi" w:cstheme="majorBidi"/>
+          <w:rFonts w:asciiTheme="majorHAnsi" w:hAnsiTheme="majorHAnsi" w:eastAsiaTheme="majorEastAsia" w:cstheme="majorBidi"/>
           <w:i/>
           <w:iCs/>
           <w:color w:val="227EAD" w:themeColor="accent1" w:themeShade="BF"/>
@@ -7290,13 +7294,13 @@
       </w:r>
       <w:r>
         <w:rPr>
-          <w:rFonts w:ascii="Arial" w:eastAsia="Arial" w:hAnsi="Arial" w:cs="Arial"/>
+          <w:rFonts w:ascii="Arial" w:hAnsi="Arial" w:eastAsia="Arial" w:cs="Arial"/>
         </w:rPr>
         <w:t xml:space="preserve">. </w:t>
       </w:r>
       <w:r>
         <w:rPr>
-          <w:rFonts w:asciiTheme="majorHAnsi" w:eastAsiaTheme="majorEastAsia" w:hAnsiTheme="majorHAnsi" w:cstheme="majorBidi"/>
+          <w:rFonts w:asciiTheme="majorHAnsi" w:hAnsiTheme="majorHAnsi" w:eastAsiaTheme="majorEastAsia" w:cstheme="majorBidi"/>
           <w:i/>
           <w:iCs/>
           <w:color w:val="227EAD" w:themeColor="accent1" w:themeShade="BF"/>
@@ -7306,19 +7310,19 @@
       </w:r>
       <w:r>
         <w:rPr>
-          <w:rFonts w:ascii="Arial" w:eastAsia="Arial" w:hAnsi="Arial" w:cs="Arial"/>
+          <w:rFonts w:ascii="Arial" w:hAnsi="Arial" w:eastAsia="Arial" w:cs="Arial"/>
         </w:rPr>
         <w:t xml:space="preserve"> was used for building &amp; training NN model.</w:t>
       </w:r>
       <w:r>
         <w:rPr>
-          <w:rFonts w:ascii="Arial" w:eastAsia="Arial" w:hAnsi="Arial" w:cs="Arial"/>
+          <w:rFonts w:ascii="Arial" w:hAnsi="Arial" w:eastAsia="Arial" w:cs="Arial"/>
         </w:rPr>
         <w:t xml:space="preserve"> </w:t>
       </w:r>
       <w:r>
         <w:rPr>
-          <w:rFonts w:asciiTheme="majorHAnsi" w:eastAsiaTheme="majorEastAsia" w:hAnsiTheme="majorHAnsi" w:cstheme="majorBidi"/>
+          <w:rFonts w:asciiTheme="majorHAnsi" w:hAnsiTheme="majorHAnsi" w:eastAsiaTheme="majorEastAsia" w:cstheme="majorBidi"/>
           <w:i/>
           <w:iCs/>
           <w:color w:val="227EAD" w:themeColor="accent1" w:themeShade="BF"/>
@@ -7328,7 +7332,7 @@
       </w:r>
       <w:r>
         <w:rPr>
-          <w:rFonts w:ascii="Arial" w:eastAsia="Arial" w:hAnsi="Arial" w:cs="Arial"/>
+          <w:rFonts w:ascii="Arial" w:hAnsi="Arial" w:eastAsia="Arial" w:cs="Arial"/>
         </w:rPr>
         <w:t xml:space="preserve"> helped in experiment, metric, and artifact logging.</w:t>
       </w:r>
@@ -7339,13 +7343,13 @@
         <w:spacing w:line="259" w:lineRule="auto"/>
         <w:ind w:left="1710"/>
         <w:rPr>
-          <w:rFonts w:ascii="Arial" w:eastAsia="Arial" w:hAnsi="Arial" w:cs="Arial"/>
+          <w:rFonts w:ascii="Arial" w:hAnsi="Arial" w:eastAsia="Arial" w:cs="Arial"/>
           <w:color w:val="auto"/>
         </w:rPr>
       </w:pPr>
       <w:r>
         <w:rPr>
-          <w:rFonts w:ascii="Arial" w:eastAsia="Arial" w:hAnsi="Arial" w:cs="Arial"/>
+          <w:rFonts w:ascii="Arial" w:hAnsi="Arial" w:eastAsia="Arial" w:cs="Arial"/>
           <w:color w:val="auto"/>
         </w:rPr>
         <w:t>Web App Integration:</w:t>
@@ -7358,24 +7362,24 @@
         <w:ind w:left="1350"/>
         <w:jc w:val="both"/>
         <w:rPr>
-          <w:rFonts w:ascii="Arial" w:eastAsia="Arial" w:hAnsi="Arial" w:cs="Arial"/>
-        </w:rPr>
-      </w:pPr>
-      <w:r>
-        <w:rPr>
-          <w:rFonts w:ascii="Arial" w:eastAsia="Arial" w:hAnsi="Arial" w:cs="Arial"/>
+          <w:rFonts w:ascii="Arial" w:hAnsi="Arial" w:eastAsia="Arial" w:cs="Arial"/>
+        </w:rPr>
+      </w:pPr>
+      <w:r>
+        <w:rPr>
+          <w:rFonts w:ascii="Arial" w:hAnsi="Arial" w:eastAsia="Arial" w:cs="Arial"/>
         </w:rPr>
         <w:t>The web app portal was built with an intuitive design in mind for students, faculties, and admins. The finalized models were su</w:t>
       </w:r>
       <w:r>
         <w:rPr>
-          <w:rFonts w:ascii="Arial" w:eastAsia="Arial" w:hAnsi="Arial" w:cs="Arial"/>
+          <w:rFonts w:ascii="Arial" w:hAnsi="Arial" w:eastAsia="Arial" w:cs="Arial"/>
         </w:rPr>
         <w:t xml:space="preserve">ccessfully integrated in the web app. The final web app portal was deployed on </w:t>
       </w:r>
       <w:r>
         <w:rPr>
-          <w:rFonts w:asciiTheme="majorHAnsi" w:eastAsiaTheme="majorEastAsia" w:hAnsiTheme="majorHAnsi" w:cstheme="majorBidi"/>
+          <w:rFonts w:asciiTheme="majorHAnsi" w:hAnsiTheme="majorHAnsi" w:eastAsiaTheme="majorEastAsia" w:cstheme="majorBidi"/>
           <w:i/>
           <w:iCs/>
           <w:color w:val="227EAD" w:themeColor="accent1" w:themeShade="BF"/>
@@ -7385,7 +7389,7 @@
       </w:r>
       <w:r>
         <w:rPr>
-          <w:rFonts w:asciiTheme="majorHAnsi" w:eastAsiaTheme="majorEastAsia" w:hAnsiTheme="majorHAnsi" w:cstheme="majorBidi"/>
+          <w:rFonts w:asciiTheme="majorHAnsi" w:hAnsiTheme="majorHAnsi" w:eastAsiaTheme="majorEastAsia" w:cstheme="majorBidi"/>
           <w:i/>
           <w:iCs/>
           <w:color w:val="227EAD" w:themeColor="accent1" w:themeShade="BF"/>
@@ -7395,7 +7399,7 @@
       </w:r>
       <w:r>
         <w:rPr>
-          <w:rFonts w:ascii="Arial" w:eastAsia="Arial" w:hAnsi="Arial" w:cs="Arial"/>
+          <w:rFonts w:ascii="Arial" w:hAnsi="Arial" w:eastAsia="Arial" w:cs="Arial"/>
         </w:rPr>
         <w:t xml:space="preserve"> Cloud for testing and deployment purpose.</w:t>
       </w:r>
@@ -7406,13 +7410,13 @@
         <w:spacing w:line="259" w:lineRule="auto"/>
         <w:ind w:left="1710"/>
         <w:rPr>
-          <w:rFonts w:ascii="Arial" w:eastAsia="Arial" w:hAnsi="Arial" w:cs="Arial"/>
+          <w:rFonts w:ascii="Arial" w:hAnsi="Arial" w:eastAsia="Arial" w:cs="Arial"/>
           <w:color w:val="auto"/>
         </w:rPr>
       </w:pPr>
       <w:r>
         <w:rPr>
-          <w:rFonts w:ascii="Arial" w:eastAsia="Arial" w:hAnsi="Arial" w:cs="Arial"/>
+          <w:rFonts w:ascii="Arial" w:hAnsi="Arial" w:eastAsia="Arial" w:cs="Arial"/>
           <w:color w:val="auto"/>
         </w:rPr>
         <w:t>Testing:</w:t>
@@ -7425,24 +7429,24 @@
         <w:ind w:left="1350"/>
         <w:jc w:val="both"/>
         <w:rPr>
-          <w:rFonts w:ascii="Arial" w:eastAsia="Arial" w:hAnsi="Arial" w:cs="Arial"/>
-        </w:rPr>
-      </w:pPr>
-      <w:r>
-        <w:rPr>
-          <w:rFonts w:ascii="Arial" w:eastAsia="Arial" w:hAnsi="Arial" w:cs="Arial"/>
+          <w:rFonts w:ascii="Arial" w:hAnsi="Arial" w:eastAsia="Arial" w:cs="Arial"/>
+        </w:rPr>
+      </w:pPr>
+      <w:r>
+        <w:rPr>
+          <w:rFonts w:ascii="Arial" w:hAnsi="Arial" w:eastAsia="Arial" w:cs="Arial"/>
         </w:rPr>
         <w:t xml:space="preserve">The deployed web app was thoroughly tested for all edge </w:t>
       </w:r>
       <w:r>
         <w:rPr>
-          <w:rFonts w:ascii="Arial" w:eastAsia="Arial" w:hAnsi="Arial" w:cs="Arial"/>
+          <w:rFonts w:ascii="Arial" w:hAnsi="Arial" w:eastAsia="Arial" w:cs="Arial"/>
         </w:rPr>
         <w:t>cases and was deployed to production after confirmation from Team L</w:t>
       </w:r>
       <w:r>
         <w:rPr>
-          <w:rFonts w:ascii="Arial" w:eastAsia="Arial" w:hAnsi="Arial" w:cs="Arial"/>
+          <w:rFonts w:ascii="Arial" w:hAnsi="Arial" w:eastAsia="Arial" w:cs="Arial"/>
         </w:rPr>
         <w:t>ead.</w:t>
       </w:r>
@@ -7461,7 +7465,7 @@
           <w:szCs w:val="28"/>
         </w:rPr>
       </w:pPr>
-      <w:bookmarkStart w:id="10" w:name="_Toc143445385"/>
+      <w:bookmarkStart w:name="_Toc143445385" w:id="10"/>
       <w:r>
         <w:rPr>
           <w:rFonts w:ascii="Arial" w:hAnsi="Arial" w:cs="Arial"/>
@@ -7684,7 +7688,7 @@
           <w:szCs w:val="28"/>
         </w:rPr>
       </w:pPr>
-      <w:bookmarkStart w:id="11" w:name="_Toc143445386"/>
+      <w:bookmarkStart w:name="_Toc143445386" w:id="11"/>
       <w:r>
         <w:rPr>
           <w:rFonts w:ascii="Arial" w:hAnsi="Arial" w:cs="Arial"/>
@@ -7704,7 +7708,7 @@
         <w:ind w:left="360"/>
         <w:jc w:val="both"/>
         <w:rPr>
-          <w:rFonts w:asciiTheme="majorHAnsi" w:eastAsiaTheme="majorEastAsia" w:hAnsiTheme="majorHAnsi" w:cstheme="majorBidi"/>
+          <w:rFonts w:asciiTheme="majorHAnsi" w:hAnsiTheme="majorHAnsi" w:eastAsiaTheme="majorEastAsia" w:cstheme="majorBidi"/>
           <w:i/>
           <w:iCs/>
         </w:rPr>
@@ -7825,7 +7829,7 @@
       </w:r>
       <w:r>
         <w:rPr>
-          <w:rFonts w:asciiTheme="majorHAnsi" w:eastAsiaTheme="majorEastAsia" w:hAnsiTheme="majorHAnsi" w:cstheme="majorBidi"/>
+          <w:rFonts w:asciiTheme="majorHAnsi" w:hAnsiTheme="majorHAnsi" w:eastAsiaTheme="majorEastAsia" w:cstheme="majorBidi"/>
         </w:rPr>
         <w:t xml:space="preserve">. </w:t>
       </w:r>
@@ -7860,7 +7864,7 @@
         <w:ind w:left="360"/>
         <w:jc w:val="both"/>
         <w:rPr>
-          <w:rFonts w:asciiTheme="majorHAnsi" w:eastAsiaTheme="majorEastAsia" w:hAnsiTheme="majorHAnsi" w:cstheme="majorBidi"/>
+          <w:rFonts w:asciiTheme="majorHAnsi" w:hAnsiTheme="majorHAnsi" w:eastAsiaTheme="majorEastAsia" w:cstheme="majorBidi"/>
           <w:b/>
           <w:bCs/>
           <w:i/>
@@ -7869,7 +7873,7 @@
       </w:pPr>
       <w:r>
         <w:rPr>
-          <w:rFonts w:asciiTheme="majorHAnsi" w:eastAsiaTheme="majorEastAsia" w:hAnsiTheme="majorHAnsi" w:cstheme="majorBidi"/>
+          <w:rFonts w:asciiTheme="majorHAnsi" w:hAnsiTheme="majorHAnsi" w:eastAsiaTheme="majorEastAsia" w:cstheme="majorBidi"/>
           <w:b/>
           <w:bCs/>
           <w:i/>
@@ -7879,7 +7883,7 @@
       </w:r>
       <w:r>
         <w:rPr>
-          <w:rFonts w:asciiTheme="majorHAnsi" w:eastAsiaTheme="majorEastAsia" w:hAnsiTheme="majorHAnsi" w:cstheme="majorBidi"/>
+          <w:rFonts w:asciiTheme="majorHAnsi" w:hAnsiTheme="majorHAnsi" w:eastAsiaTheme="majorEastAsia" w:cstheme="majorBidi"/>
           <w:b/>
           <w:bCs/>
           <w:i/>
@@ -7889,7 +7893,7 @@
       </w:r>
       <w:r>
         <w:rPr>
-          <w:rFonts w:asciiTheme="majorHAnsi" w:eastAsiaTheme="majorEastAsia" w:hAnsiTheme="majorHAnsi" w:cstheme="majorBidi"/>
+          <w:rFonts w:asciiTheme="majorHAnsi" w:hAnsiTheme="majorHAnsi" w:eastAsiaTheme="majorEastAsia" w:cstheme="majorBidi"/>
           <w:b/>
           <w:bCs/>
           <w:i/>
@@ -7899,7 +7903,7 @@
       </w:r>
       <w:r>
         <w:rPr>
-          <w:rFonts w:asciiTheme="majorHAnsi" w:eastAsiaTheme="majorEastAsia" w:hAnsiTheme="majorHAnsi" w:cstheme="majorBidi"/>
+          <w:rFonts w:asciiTheme="majorHAnsi" w:hAnsiTheme="majorHAnsi" w:eastAsiaTheme="majorEastAsia" w:cstheme="majorBidi"/>
           <w:b/>
           <w:bCs/>
           <w:i/>
@@ -7909,7 +7913,7 @@
       </w:r>
       <w:r>
         <w:rPr>
-          <w:rFonts w:asciiTheme="majorHAnsi" w:eastAsiaTheme="majorEastAsia" w:hAnsiTheme="majorHAnsi" w:cstheme="majorBidi"/>
+          <w:rFonts w:asciiTheme="majorHAnsi" w:hAnsiTheme="majorHAnsi" w:eastAsiaTheme="majorEastAsia" w:cstheme="majorBidi"/>
           <w:b/>
           <w:bCs/>
           <w:i/>
@@ -7919,7 +7923,7 @@
       </w:r>
       <w:r>
         <w:rPr>
-          <w:rFonts w:asciiTheme="majorHAnsi" w:eastAsiaTheme="majorEastAsia" w:hAnsiTheme="majorHAnsi" w:cstheme="majorBidi"/>
+          <w:rFonts w:asciiTheme="majorHAnsi" w:hAnsiTheme="majorHAnsi" w:eastAsiaTheme="majorEastAsia" w:cstheme="majorBidi"/>
           <w:b/>
           <w:bCs/>
           <w:i/>
@@ -7929,7 +7933,7 @@
       </w:r>
       <w:r>
         <w:rPr>
-          <w:rFonts w:asciiTheme="majorHAnsi" w:eastAsiaTheme="majorEastAsia" w:hAnsiTheme="majorHAnsi" w:cstheme="majorBidi"/>
+          <w:rFonts w:asciiTheme="majorHAnsi" w:hAnsiTheme="majorHAnsi" w:eastAsiaTheme="majorEastAsia" w:cstheme="majorBidi"/>
           <w:b/>
           <w:bCs/>
           <w:i/>
@@ -7939,7 +7943,7 @@
       </w:r>
       <w:r>
         <w:rPr>
-          <w:rFonts w:asciiTheme="majorHAnsi" w:eastAsiaTheme="majorEastAsia" w:hAnsiTheme="majorHAnsi" w:cstheme="majorBidi"/>
+          <w:rFonts w:asciiTheme="majorHAnsi" w:hAnsiTheme="majorHAnsi" w:eastAsiaTheme="majorEastAsia" w:cstheme="majorBidi"/>
           <w:b/>
           <w:bCs/>
           <w:i/>
@@ -7949,7 +7953,7 @@
       </w:r>
       <w:r>
         <w:rPr>
-          <w:rFonts w:asciiTheme="majorHAnsi" w:eastAsiaTheme="majorEastAsia" w:hAnsiTheme="majorHAnsi" w:cstheme="majorBidi"/>
+          <w:rFonts w:asciiTheme="majorHAnsi" w:hAnsiTheme="majorHAnsi" w:eastAsiaTheme="majorEastAsia" w:cstheme="majorBidi"/>
           <w:b/>
           <w:bCs/>
           <w:i/>
@@ -7959,7 +7963,7 @@
       </w:r>
       <w:r>
         <w:rPr>
-          <w:rFonts w:asciiTheme="majorHAnsi" w:eastAsiaTheme="majorEastAsia" w:hAnsiTheme="majorHAnsi" w:cstheme="majorBidi"/>
+          <w:rFonts w:asciiTheme="majorHAnsi" w:hAnsiTheme="majorHAnsi" w:eastAsiaTheme="majorEastAsia" w:cstheme="majorBidi"/>
           <w:b/>
           <w:bCs/>
           <w:i/>
@@ -7969,7 +7973,7 @@
       </w:r>
       <w:r>
         <w:rPr>
-          <w:rFonts w:asciiTheme="majorHAnsi" w:eastAsiaTheme="majorEastAsia" w:hAnsiTheme="majorHAnsi" w:cstheme="majorBidi"/>
+          <w:rFonts w:asciiTheme="majorHAnsi" w:hAnsiTheme="majorHAnsi" w:eastAsiaTheme="majorEastAsia" w:cstheme="majorBidi"/>
           <w:b/>
           <w:bCs/>
           <w:i/>
@@ -7979,7 +7983,7 @@
       </w:r>
       <w:r>
         <w:rPr>
-          <w:rFonts w:asciiTheme="majorHAnsi" w:eastAsiaTheme="majorEastAsia" w:hAnsiTheme="majorHAnsi" w:cstheme="majorBidi"/>
+          <w:rFonts w:asciiTheme="majorHAnsi" w:hAnsiTheme="majorHAnsi" w:eastAsiaTheme="majorEastAsia" w:cstheme="majorBidi"/>
           <w:b/>
           <w:bCs/>
           <w:i/>
@@ -7989,7 +7993,7 @@
       </w:r>
       <w:r>
         <w:rPr>
-          <w:rFonts w:asciiTheme="majorHAnsi" w:eastAsiaTheme="majorEastAsia" w:hAnsiTheme="majorHAnsi" w:cstheme="majorBidi"/>
+          <w:rFonts w:asciiTheme="majorHAnsi" w:hAnsiTheme="majorHAnsi" w:eastAsiaTheme="majorEastAsia" w:cstheme="majorBidi"/>
           <w:b/>
           <w:bCs/>
           <w:i/>
@@ -7999,7 +8003,7 @@
       </w:r>
       <w:r>
         <w:rPr>
-          <w:rFonts w:asciiTheme="majorHAnsi" w:eastAsiaTheme="majorEastAsia" w:hAnsiTheme="majorHAnsi" w:cstheme="majorBidi"/>
+          <w:rFonts w:asciiTheme="majorHAnsi" w:hAnsiTheme="majorHAnsi" w:eastAsiaTheme="majorEastAsia" w:cstheme="majorBidi"/>
           <w:b/>
           <w:bCs/>
           <w:i/>
@@ -8009,7 +8013,7 @@
       </w:r>
       <w:r>
         <w:rPr>
-          <w:rFonts w:asciiTheme="majorHAnsi" w:eastAsiaTheme="majorEastAsia" w:hAnsiTheme="majorHAnsi" w:cstheme="majorBidi"/>
+          <w:rFonts w:asciiTheme="majorHAnsi" w:hAnsiTheme="majorHAnsi" w:eastAsiaTheme="majorEastAsia" w:cstheme="majorBidi"/>
           <w:b/>
           <w:bCs/>
           <w:i/>
@@ -8019,7 +8023,7 @@
       </w:r>
       <w:r>
         <w:rPr>
-          <w:rFonts w:asciiTheme="majorHAnsi" w:eastAsiaTheme="majorEastAsia" w:hAnsiTheme="majorHAnsi" w:cstheme="majorBidi"/>
+          <w:rFonts w:asciiTheme="majorHAnsi" w:hAnsiTheme="majorHAnsi" w:eastAsiaTheme="majorEastAsia" w:cstheme="majorBidi"/>
           <w:b/>
           <w:bCs/>
           <w:i/>
@@ -8029,7 +8033,7 @@
       </w:r>
       <w:r>
         <w:rPr>
-          <w:rFonts w:asciiTheme="majorHAnsi" w:eastAsiaTheme="majorEastAsia" w:hAnsiTheme="majorHAnsi" w:cstheme="majorBidi"/>
+          <w:rFonts w:asciiTheme="majorHAnsi" w:hAnsiTheme="majorHAnsi" w:eastAsiaTheme="majorEastAsia" w:cstheme="majorBidi"/>
           <w:b/>
           <w:bCs/>
           <w:i/>
@@ -8039,7 +8043,7 @@
       </w:r>
       <w:r>
         <w:rPr>
-          <w:rFonts w:asciiTheme="majorHAnsi" w:eastAsiaTheme="majorEastAsia" w:hAnsiTheme="majorHAnsi" w:cstheme="majorBidi"/>
+          <w:rFonts w:asciiTheme="majorHAnsi" w:hAnsiTheme="majorHAnsi" w:eastAsiaTheme="majorEastAsia" w:cstheme="majorBidi"/>
           <w:b/>
           <w:bCs/>
           <w:i/>
@@ -8049,7 +8053,7 @@
       </w:r>
       <w:r>
         <w:rPr>
-          <w:rFonts w:asciiTheme="majorHAnsi" w:eastAsiaTheme="majorEastAsia" w:hAnsiTheme="majorHAnsi" w:cstheme="majorBidi"/>
+          <w:rFonts w:asciiTheme="majorHAnsi" w:hAnsiTheme="majorHAnsi" w:eastAsiaTheme="majorEastAsia" w:cstheme="majorBidi"/>
           <w:b/>
           <w:bCs/>
           <w:i/>
@@ -8059,7 +8063,7 @@
       </w:r>
       <w:r>
         <w:rPr>
-          <w:rFonts w:asciiTheme="majorHAnsi" w:eastAsiaTheme="majorEastAsia" w:hAnsiTheme="majorHAnsi" w:cstheme="majorBidi"/>
+          <w:rFonts w:asciiTheme="majorHAnsi" w:hAnsiTheme="majorHAnsi" w:eastAsiaTheme="majorEastAsia" w:cstheme="majorBidi"/>
           <w:b/>
           <w:bCs/>
           <w:i/>
@@ -8069,7 +8073,7 @@
       </w:r>
       <w:r>
         <w:rPr>
-          <w:rFonts w:asciiTheme="majorHAnsi" w:eastAsiaTheme="majorEastAsia" w:hAnsiTheme="majorHAnsi" w:cstheme="majorBidi"/>
+          <w:rFonts w:asciiTheme="majorHAnsi" w:hAnsiTheme="majorHAnsi" w:eastAsiaTheme="majorEastAsia" w:cstheme="majorBidi"/>
           <w:b/>
           <w:bCs/>
           <w:i/>
@@ -8079,7 +8083,7 @@
       </w:r>
       <w:r>
         <w:rPr>
-          <w:rFonts w:asciiTheme="majorHAnsi" w:eastAsiaTheme="majorEastAsia" w:hAnsiTheme="majorHAnsi" w:cstheme="majorBidi"/>
+          <w:rFonts w:asciiTheme="majorHAnsi" w:hAnsiTheme="majorHAnsi" w:eastAsiaTheme="majorEastAsia" w:cstheme="majorBidi"/>
           <w:b/>
           <w:bCs/>
           <w:i/>
@@ -8089,7 +8093,7 @@
       </w:r>
       <w:r>
         <w:rPr>
-          <w:rFonts w:asciiTheme="majorHAnsi" w:eastAsiaTheme="majorEastAsia" w:hAnsiTheme="majorHAnsi" w:cstheme="majorBidi"/>
+          <w:rFonts w:asciiTheme="majorHAnsi" w:hAnsiTheme="majorHAnsi" w:eastAsiaTheme="majorEastAsia" w:cstheme="majorBidi"/>
           <w:b/>
           <w:bCs/>
           <w:i/>
@@ -8099,7 +8103,7 @@
       </w:r>
       <w:r>
         <w:rPr>
-          <w:rFonts w:asciiTheme="majorHAnsi" w:eastAsiaTheme="majorEastAsia" w:hAnsiTheme="majorHAnsi" w:cstheme="majorBidi"/>
+          <w:rFonts w:asciiTheme="majorHAnsi" w:hAnsiTheme="majorHAnsi" w:eastAsiaTheme="majorEastAsia" w:cstheme="majorBidi"/>
           <w:b/>
           <w:bCs/>
           <w:i/>
@@ -8109,7 +8113,7 @@
       </w:r>
       <w:r>
         <w:rPr>
-          <w:rFonts w:asciiTheme="majorHAnsi" w:eastAsiaTheme="majorEastAsia" w:hAnsiTheme="majorHAnsi" w:cstheme="majorBidi"/>
+          <w:rFonts w:asciiTheme="majorHAnsi" w:hAnsiTheme="majorHAnsi" w:eastAsiaTheme="majorEastAsia" w:cstheme="majorBidi"/>
           <w:b/>
           <w:bCs/>
           <w:i/>
@@ -8120,158 +8124,143 @@
     </w:p>
     <w:p>
       <w:pPr>
+        <w:widowControl w:val="0"/>
+        <w:autoSpaceDE w:val="0"/>
+        <w:autoSpaceDN w:val="0"/>
         <w:spacing w:after="120" w:line="259" w:lineRule="auto"/>
         <w:ind w:left="360"/>
         <w:jc w:val="both"/>
         <w:rPr>
-          <w:rFonts w:asciiTheme="majorHAnsi" w:eastAsiaTheme="majorEastAsia" w:hAnsiTheme="majorHAnsi" w:cstheme="majorBidi"/>
-          <w:i/>
-          <w:iCs/>
-        </w:rPr>
-      </w:pPr>
-      <w:r>
-        <w:rPr>
-          <w:rFonts w:ascii="Arial" w:eastAsia="Arial" w:hAnsi="Arial" w:cs="Arial"/>
+          <w:rFonts w:ascii="Cambria" w:hAnsi="Cambria" w:eastAsia="ＭＳ ゴシック" w:cs="Times New Roman" w:asciiTheme="majorAscii" w:hAnsiTheme="majorAscii" w:eastAsiaTheme="majorEastAsia" w:cstheme="majorBidi"/>
+          <w:i w:val="1"/>
+          <w:iCs w:val="1"/>
+        </w:rPr>
+      </w:pPr>
+      <w:r>
+        <w:rPr>
+          <w:rFonts w:ascii="Arial" w:hAnsi="Arial" w:eastAsia="Arial" w:cs="Arial"/>
         </w:rPr>
         <w:t xml:space="preserve">The scope of </w:t>
       </w:r>
       <w:r>
         <w:rPr>
-          <w:rFonts w:ascii="Arial" w:eastAsia="Arial" w:hAnsi="Arial" w:cs="Arial"/>
+          <w:rFonts w:ascii="Arial" w:hAnsi="Arial" w:eastAsia="Arial" w:cs="Arial"/>
         </w:rPr>
         <w:t xml:space="preserve">this project </w:t>
       </w:r>
       <w:r>
         <w:rPr>
-          <w:rFonts w:ascii="Arial" w:eastAsia="Arial" w:hAnsi="Arial" w:cs="Arial"/>
+          <w:rFonts w:ascii="Arial" w:hAnsi="Arial" w:eastAsia="Arial" w:cs="Arial"/>
         </w:rPr>
         <w:t>can be expanded to any field of study.</w:t>
       </w:r>
       <w:r>
         <w:rPr>
-          <w:rFonts w:ascii="Arial" w:eastAsia="Arial" w:hAnsi="Arial" w:cs="Arial"/>
+          <w:rFonts w:ascii="Arial" w:hAnsi="Arial" w:eastAsia="Arial" w:cs="Arial"/>
         </w:rPr>
         <w:t xml:space="preserve"> Currently, it only deals with engineering and technology </w:t>
       </w:r>
       <w:r>
         <w:rPr>
-          <w:rFonts w:ascii="Arial" w:eastAsia="Arial" w:hAnsi="Arial" w:cs="Arial"/>
+          <w:rFonts w:ascii="Arial" w:hAnsi="Arial" w:eastAsia="Arial" w:cs="Arial"/>
         </w:rPr>
         <w:t>disciplines</w:t>
       </w:r>
       <w:r>
         <w:rPr>
-          <w:rFonts w:ascii="Arial" w:eastAsia="Arial" w:hAnsi="Arial" w:cs="Arial"/>
+          <w:rFonts w:ascii="Arial" w:hAnsi="Arial" w:eastAsia="Arial" w:cs="Arial"/>
         </w:rPr>
         <w:t xml:space="preserve">, but </w:t>
       </w:r>
       <w:r>
         <w:rPr>
-          <w:rFonts w:ascii="Arial" w:eastAsia="Arial" w:hAnsi="Arial" w:cs="Arial"/>
+          <w:rFonts w:ascii="Arial" w:hAnsi="Arial" w:eastAsia="Arial" w:cs="Arial"/>
         </w:rPr>
         <w:t>it can be extended to different domains like management, hospitality, medical</w:t>
       </w:r>
       <w:r>
         <w:rPr>
-          <w:rFonts w:ascii="Arial" w:eastAsia="Arial" w:hAnsi="Arial" w:cs="Arial"/>
+          <w:rFonts w:ascii="Arial" w:hAnsi="Arial" w:eastAsia="Arial" w:cs="Arial"/>
         </w:rPr>
         <w:t xml:space="preserve">, arts, entertainment industry, etc., there are endless possibilities. The only </w:t>
       </w:r>
       <w:r>
         <w:rPr>
-          <w:rFonts w:ascii="Arial" w:eastAsia="Arial" w:hAnsi="Arial" w:cs="Arial"/>
+          <w:rFonts w:ascii="Arial" w:hAnsi="Arial" w:eastAsia="Arial" w:cs="Arial"/>
         </w:rPr>
         <w:t xml:space="preserve">roadblock is </w:t>
       </w:r>
       <w:r>
         <w:rPr>
-          <w:rFonts w:asciiTheme="majorHAnsi" w:eastAsiaTheme="majorEastAsia" w:hAnsiTheme="majorHAnsi" w:cstheme="majorBidi"/>
-          <w:i/>
-          <w:iCs/>
+          <w:rFonts w:ascii="Cambria" w:hAnsi="Cambria" w:eastAsia="ＭＳ ゴシック" w:cs="Times New Roman" w:asciiTheme="majorAscii" w:hAnsiTheme="majorAscii" w:eastAsiaTheme="majorEastAsia" w:cstheme="majorBidi"/>
+          <w:i w:val="1"/>
+          <w:iCs w:val="1"/>
         </w:rPr>
         <w:t>relevant</w:t>
       </w:r>
       <w:r>
         <w:rPr>
-          <w:rFonts w:asciiTheme="majorHAnsi" w:eastAsiaTheme="majorEastAsia" w:hAnsiTheme="majorHAnsi" w:cstheme="majorBidi"/>
-          <w:i/>
-          <w:iCs/>
+          <w:rFonts w:ascii="Cambria" w:hAnsi="Cambria" w:eastAsia="ＭＳ ゴシック" w:cs="Times New Roman" w:asciiTheme="majorAscii" w:hAnsiTheme="majorAscii" w:eastAsiaTheme="majorEastAsia" w:cstheme="majorBidi"/>
+          <w:i w:val="1"/>
+          <w:iCs w:val="1"/>
         </w:rPr>
         <w:t xml:space="preserve"> superior quality</w:t>
       </w:r>
       <w:r>
         <w:rPr>
-          <w:rFonts w:asciiTheme="majorHAnsi" w:eastAsiaTheme="majorEastAsia" w:hAnsiTheme="majorHAnsi" w:cstheme="majorBidi"/>
-          <w:i/>
-          <w:iCs/>
+          <w:rFonts w:ascii="Cambria" w:hAnsi="Cambria" w:eastAsia="ＭＳ ゴシック" w:cs="Times New Roman" w:asciiTheme="majorAscii" w:hAnsiTheme="majorAscii" w:eastAsiaTheme="majorEastAsia" w:cstheme="majorBidi"/>
+          <w:i w:val="1"/>
+          <w:iCs w:val="1"/>
         </w:rPr>
         <w:t xml:space="preserve"> </w:t>
       </w:r>
       <w:r>
         <w:rPr>
-          <w:rFonts w:asciiTheme="majorHAnsi" w:eastAsiaTheme="majorEastAsia" w:hAnsiTheme="majorHAnsi" w:cstheme="majorBidi"/>
-          <w:i/>
-          <w:iCs/>
+          <w:rFonts w:ascii="Cambria" w:hAnsi="Cambria" w:eastAsia="ＭＳ ゴシック" w:cs="Times New Roman" w:asciiTheme="majorAscii" w:hAnsiTheme="majorAscii" w:eastAsiaTheme="majorEastAsia" w:cstheme="majorBidi"/>
+          <w:i w:val="1"/>
+          <w:iCs w:val="1"/>
         </w:rPr>
         <w:t>data</w:t>
       </w:r>
       <w:r>
         <w:rPr>
-          <w:rFonts w:asciiTheme="majorHAnsi" w:eastAsiaTheme="majorEastAsia" w:hAnsiTheme="majorHAnsi" w:cstheme="majorBidi"/>
-          <w:i/>
-          <w:iCs/>
+          <w:rFonts w:ascii="Cambria" w:hAnsi="Cambria" w:eastAsia="ＭＳ ゴシック" w:cs="Times New Roman" w:asciiTheme="majorAscii" w:hAnsiTheme="majorAscii" w:eastAsiaTheme="majorEastAsia" w:cstheme="majorBidi"/>
+          <w:i w:val="1"/>
+          <w:iCs w:val="1"/>
         </w:rPr>
         <w:t xml:space="preserve"> having relevant features</w:t>
       </w:r>
       <w:r>
         <w:rPr>
-          <w:rFonts w:asciiTheme="majorHAnsi" w:eastAsiaTheme="majorEastAsia" w:hAnsiTheme="majorHAnsi" w:cstheme="majorBidi"/>
-          <w:i/>
-          <w:iCs/>
+          <w:rFonts w:ascii="Cambria" w:hAnsi="Cambria" w:eastAsia="ＭＳ ゴシック" w:cs="Times New Roman" w:asciiTheme="majorAscii" w:hAnsiTheme="majorAscii" w:eastAsiaTheme="majorEastAsia" w:cstheme="majorBidi"/>
+          <w:i w:val="1"/>
+          <w:iCs w:val="1"/>
         </w:rPr>
         <w:t xml:space="preserve"> in good </w:t>
       </w:r>
       <w:r>
         <w:rPr>
-          <w:rFonts w:asciiTheme="majorHAnsi" w:eastAsiaTheme="majorEastAsia" w:hAnsiTheme="majorHAnsi" w:cstheme="majorBidi"/>
-          <w:i/>
-          <w:iCs/>
+          <w:rFonts w:ascii="Cambria" w:hAnsi="Cambria" w:eastAsia="ＭＳ ゴシック" w:cs="Times New Roman" w:asciiTheme="majorAscii" w:hAnsiTheme="majorAscii" w:eastAsiaTheme="majorEastAsia" w:cstheme="majorBidi"/>
+          <w:i w:val="1"/>
+          <w:iCs w:val="1"/>
         </w:rPr>
         <w:t>quantity of</w:t>
       </w:r>
       <w:r>
         <w:rPr>
-          <w:rFonts w:asciiTheme="majorHAnsi" w:eastAsiaTheme="majorEastAsia" w:hAnsiTheme="majorHAnsi" w:cstheme="majorBidi"/>
-          <w:i/>
-          <w:iCs/>
+          <w:rFonts w:ascii="Cambria" w:hAnsi="Cambria" w:eastAsia="ＭＳ ゴシック" w:cs="Times New Roman" w:asciiTheme="majorAscii" w:hAnsiTheme="majorAscii" w:eastAsiaTheme="majorEastAsia" w:cstheme="majorBidi"/>
+          <w:i w:val="1"/>
+          <w:iCs w:val="1"/>
         </w:rPr>
         <w:t xml:space="preserve"> respective domain</w:t>
       </w:r>
       <w:r>
         <w:rPr>
-          <w:rFonts w:asciiTheme="majorHAnsi" w:eastAsiaTheme="majorEastAsia" w:hAnsiTheme="majorHAnsi" w:cstheme="majorBidi"/>
-          <w:i/>
-          <w:iCs/>
+          <w:rFonts w:ascii="Cambria" w:hAnsi="Cambria" w:eastAsia="ＭＳ ゴシック" w:cs="Times New Roman" w:asciiTheme="majorAscii" w:hAnsiTheme="majorAscii" w:eastAsiaTheme="majorEastAsia" w:cstheme="majorBidi"/>
+          <w:i w:val="1"/>
+          <w:iCs w:val="1"/>
         </w:rPr>
         <w:t>.</w:t>
-      </w:r>
-    </w:p>
-    <w:p>
-      <w:pPr>
-        <w:widowControl w:val="0"/>
-        <w:autoSpaceDE w:val="0"/>
-        <w:autoSpaceDN w:val="0"/>
-        <w:rPr>
-          <w:rFonts w:ascii="Arial" w:hAnsi="Arial" w:cs="Arial"/>
-          <w:color w:val="595959" w:themeColor="text1" w:themeTint="A6"/>
-        </w:rPr>
-      </w:pPr>
-      <w:r>
-        <w:rPr>
-          <w:rFonts w:ascii="Arial" w:hAnsi="Arial" w:cs="Arial"/>
-          <w:color w:val="595959" w:themeColor="text1" w:themeTint="A6"/>
-        </w:rPr>
-        <w:br w:type="page"/>
       </w:r>
     </w:p>
     <w:p>
@@ -8288,7 +8277,7 @@
           <w:szCs w:val="28"/>
         </w:rPr>
       </w:pPr>
-      <w:bookmarkStart w:id="12" w:name="_Toc143445387"/>
+      <w:bookmarkStart w:name="_Toc143445387" w:id="12"/>
       <w:r>
         <w:rPr>
           <w:rFonts w:ascii="Arial" w:hAnsi="Arial" w:cs="Arial"/>
@@ -8306,22 +8295,35 @@
     <w:p>
       <w:pPr>
         <w:pStyle w:val="Heading2"/>
-        <w:rPr>
-          <w:rFonts w:ascii="Arial" w:hAnsi="Arial" w:cs="Arial"/>
-        </w:rPr>
-      </w:pPr>
-      <w:bookmarkStart w:id="13" w:name="_Ref142377092"/>
-      <w:bookmarkStart w:id="14" w:name="_Toc143445388"/>
-      <w:r>
-        <w:rPr>
-          <w:rFonts w:ascii="Arial" w:eastAsia="Times New Roman" w:hAnsi="Arial" w:cs="Arial"/>
+        <w:ind w:left="990" w:hanging="630"/>
+        <w:rPr>
+          <w:rFonts w:ascii="Arial" w:hAnsi="Arial" w:cs="Arial"/>
+        </w:rPr>
+      </w:pPr>
+      <w:bookmarkStart w:name="_Ref142377092" w:id="13"/>
+      <w:bookmarkStart w:name="_Toc143445388" w:id="14"/>
+      <w:r>
+        <w:rPr>
+          <w:rFonts w:ascii="Arial" w:hAnsi="Arial" w:eastAsia="Times New Roman" w:cs="Arial" w:asciiTheme="majorAscii" w:hAnsiTheme="majorAscii" w:eastAsiaTheme="majorEastAsia" w:cstheme="majorBidi"/>
+          <w:b w:val="1"/>
+          <w:bCs w:val="1"/>
+          <w:color w:val="3CA5D9" w:themeColor="accent1" w:themeTint="FF" w:themeShade="FF"/>
+          <w:sz w:val="26"/>
+          <w:szCs w:val="26"/>
+          <w:lang w:eastAsia="en-GB" w:bidi="ar-SA"/>
         </w:rPr>
         <w:t xml:space="preserve">Appendix A – </w:t>
       </w:r>
       <w:bookmarkEnd w:id="13"/>
       <w:r>
         <w:rPr>
-          <w:rFonts w:ascii="Arial" w:eastAsia="Times New Roman" w:hAnsi="Arial" w:cs="Arial"/>
+          <w:rFonts w:ascii="Arial" w:hAnsi="Arial" w:eastAsia="Times New Roman" w:cs="Arial" w:asciiTheme="majorAscii" w:hAnsiTheme="majorAscii" w:eastAsiaTheme="majorEastAsia" w:cstheme="majorBidi"/>
+          <w:b w:val="1"/>
+          <w:bCs w:val="1"/>
+          <w:color w:val="3CA5D9" w:themeColor="accent1" w:themeTint="FF" w:themeShade="FF"/>
+          <w:sz w:val="26"/>
+          <w:szCs w:val="26"/>
+          <w:lang w:eastAsia="en-GB" w:bidi="ar-SA"/>
         </w:rPr>
         <w:t>Project Deliverable List</w:t>
       </w:r>
@@ -8335,10 +8337,10 @@
         <w:tblStyle w:val="TableGrid0"/>
         <w:tblW w:w="0" w:type="auto"/>
         <w:tblBorders>
-          <w:top w:val="single" w:sz="6" w:space="0" w:color="auto"/>
-          <w:left w:val="single" w:sz="6" w:space="0" w:color="auto"/>
-          <w:bottom w:val="single" w:sz="6" w:space="0" w:color="auto"/>
-          <w:right w:val="single" w:sz="6" w:space="0" w:color="auto"/>
+          <w:top w:val="single" w:color="auto" w:sz="6" w:space="0"/>
+          <w:left w:val="single" w:color="auto" w:sz="6" w:space="0"/>
+          <w:bottom w:val="single" w:color="auto" w:sz="6" w:space="0"/>
+          <w:right w:val="single" w:color="auto" w:sz="6" w:space="0"/>
         </w:tblBorders>
         <w:tblLayout w:type="fixed"/>
         <w:tblLook w:val="04A0" w:firstRow="1" w:lastRow="0" w:firstColumn="1" w:lastColumn="0" w:noHBand="0" w:noVBand="1"/>
@@ -8356,10 +8358,10 @@
           <w:tcPr>
             <w:tcW w:w="1260" w:type="dxa"/>
             <w:tcBorders>
-              <w:top w:val="single" w:sz="12" w:space="0" w:color="000000" w:themeColor="text1"/>
-              <w:left w:val="single" w:sz="12" w:space="0" w:color="000000" w:themeColor="text1"/>
-              <w:bottom w:val="single" w:sz="12" w:space="0" w:color="000000" w:themeColor="text1"/>
-              <w:right w:val="single" w:sz="12" w:space="0" w:color="000000" w:themeColor="text1"/>
+              <w:top w:val="single" w:color="000000" w:themeColor="text1" w:sz="12" w:space="0"/>
+              <w:left w:val="single" w:color="000000" w:themeColor="text1" w:sz="12" w:space="0"/>
+              <w:bottom w:val="single" w:color="000000" w:themeColor="text1" w:sz="12" w:space="0"/>
+              <w:right w:val="single" w:color="000000" w:themeColor="text1" w:sz="12" w:space="0"/>
             </w:tcBorders>
             <w:tcMar>
               <w:left w:w="105" w:type="dxa"/>
@@ -8369,16 +8371,17 @@
           </w:tcPr>
           <w:p>
             <w:pPr>
+              <w:ind w:left="-90" w:firstLine="0"/>
               <w:jc w:val="center"/>
               <w:rPr>
-                <w:rFonts w:ascii="Arial" w:eastAsia="Arial" w:hAnsi="Arial" w:cs="Arial"/>
+                <w:rFonts w:ascii="Arial" w:hAnsi="Arial" w:eastAsia="Arial" w:cs="Arial"/>
               </w:rPr>
             </w:pPr>
             <w:r>
               <w:rPr>
-                <w:rFonts w:ascii="Arial" w:eastAsia="Arial" w:hAnsi="Arial" w:cs="Arial"/>
-                <w:b/>
-                <w:bCs/>
+                <w:rFonts w:ascii="Arial" w:hAnsi="Arial" w:eastAsia="Arial" w:cs="Arial"/>
+                <w:b w:val="1"/>
+                <w:bCs w:val="1"/>
               </w:rPr>
               <w:t>Sr. No.</w:t>
             </w:r>
@@ -8388,10 +8391,10 @@
           <w:tcPr>
             <w:tcW w:w="4305" w:type="dxa"/>
             <w:tcBorders>
-              <w:top w:val="single" w:sz="12" w:space="0" w:color="000000" w:themeColor="text1"/>
-              <w:left w:val="single" w:sz="12" w:space="0" w:color="000000" w:themeColor="text1"/>
-              <w:bottom w:val="single" w:sz="12" w:space="0" w:color="000000" w:themeColor="text1"/>
-              <w:right w:val="single" w:sz="12" w:space="0" w:color="000000" w:themeColor="text1"/>
+              <w:top w:val="single" w:color="000000" w:themeColor="text1" w:sz="12" w:space="0"/>
+              <w:left w:val="single" w:color="000000" w:themeColor="text1" w:sz="12" w:space="0"/>
+              <w:bottom w:val="single" w:color="000000" w:themeColor="text1" w:sz="12" w:space="0"/>
+              <w:right w:val="single" w:color="000000" w:themeColor="text1" w:sz="12" w:space="0"/>
             </w:tcBorders>
             <w:tcMar>
               <w:left w:w="105" w:type="dxa"/>
@@ -8401,16 +8404,17 @@
           </w:tcPr>
           <w:p>
             <w:pPr>
+              <w:ind w:left="-90" w:firstLine="0"/>
               <w:jc w:val="center"/>
               <w:rPr>
-                <w:rFonts w:ascii="Arial" w:eastAsia="Arial" w:hAnsi="Arial" w:cs="Arial"/>
+                <w:rFonts w:ascii="Arial" w:hAnsi="Arial" w:eastAsia="Arial" w:cs="Arial"/>
               </w:rPr>
             </w:pPr>
             <w:r>
               <w:rPr>
-                <w:rFonts w:ascii="Arial" w:eastAsia="Arial" w:hAnsi="Arial" w:cs="Arial"/>
-                <w:b/>
-                <w:bCs/>
+                <w:rFonts w:ascii="Arial" w:hAnsi="Arial" w:eastAsia="Arial" w:cs="Arial"/>
+                <w:b w:val="1"/>
+                <w:bCs w:val="1"/>
               </w:rPr>
               <w:t>Deliverable Name</w:t>
             </w:r>
@@ -8420,10 +8424,10 @@
           <w:tcPr>
             <w:tcW w:w="2055" w:type="dxa"/>
             <w:tcBorders>
-              <w:top w:val="single" w:sz="12" w:space="0" w:color="000000" w:themeColor="text1"/>
-              <w:left w:val="single" w:sz="12" w:space="0" w:color="000000" w:themeColor="text1"/>
-              <w:bottom w:val="single" w:sz="12" w:space="0" w:color="000000" w:themeColor="text1"/>
-              <w:right w:val="single" w:sz="12" w:space="0" w:color="000000" w:themeColor="text1"/>
+              <w:top w:val="single" w:color="000000" w:themeColor="text1" w:sz="12" w:space="0"/>
+              <w:left w:val="single" w:color="000000" w:themeColor="text1" w:sz="12" w:space="0"/>
+              <w:bottom w:val="single" w:color="000000" w:themeColor="text1" w:sz="12" w:space="0"/>
+              <w:right w:val="single" w:color="000000" w:themeColor="text1" w:sz="12" w:space="0"/>
             </w:tcBorders>
             <w:tcMar>
               <w:left w:w="105" w:type="dxa"/>
@@ -8433,16 +8437,17 @@
           </w:tcPr>
           <w:p>
             <w:pPr>
+              <w:ind w:left="-90" w:firstLine="0"/>
               <w:jc w:val="center"/>
               <w:rPr>
-                <w:rFonts w:ascii="Arial" w:eastAsia="Arial" w:hAnsi="Arial" w:cs="Arial"/>
+                <w:rFonts w:ascii="Arial" w:hAnsi="Arial" w:eastAsia="Arial" w:cs="Arial"/>
               </w:rPr>
             </w:pPr>
             <w:r>
               <w:rPr>
-                <w:rFonts w:ascii="Arial" w:eastAsia="Arial" w:hAnsi="Arial" w:cs="Arial"/>
-                <w:b/>
-                <w:bCs/>
+                <w:rFonts w:ascii="Arial" w:hAnsi="Arial" w:eastAsia="Arial" w:cs="Arial"/>
+                <w:b w:val="1"/>
+                <w:bCs w:val="1"/>
               </w:rPr>
               <w:t>Status</w:t>
             </w:r>
@@ -8457,10 +8462,10 @@
           <w:tcPr>
             <w:tcW w:w="1260" w:type="dxa"/>
             <w:tcBorders>
-              <w:top w:val="single" w:sz="12" w:space="0" w:color="000000" w:themeColor="text1"/>
-              <w:left w:val="single" w:sz="12" w:space="0" w:color="000000" w:themeColor="text1"/>
-              <w:bottom w:val="single" w:sz="12" w:space="0" w:color="000000" w:themeColor="text1"/>
-              <w:right w:val="single" w:sz="12" w:space="0" w:color="000000" w:themeColor="text1"/>
+              <w:top w:val="single" w:color="000000" w:themeColor="text1" w:sz="12" w:space="0"/>
+              <w:left w:val="single" w:color="000000" w:themeColor="text1" w:sz="12" w:space="0"/>
+              <w:bottom w:val="single" w:color="000000" w:themeColor="text1" w:sz="12" w:space="0"/>
+              <w:right w:val="single" w:color="000000" w:themeColor="text1" w:sz="12" w:space="0"/>
             </w:tcBorders>
             <w:tcMar>
               <w:left w:w="105" w:type="dxa"/>
@@ -8470,14 +8475,15 @@
           </w:tcPr>
           <w:p>
             <w:pPr>
+              <w:ind w:left="-90" w:firstLine="0"/>
               <w:jc w:val="center"/>
               <w:rPr>
-                <w:rFonts w:ascii="Arial" w:eastAsia="Arial" w:hAnsi="Arial" w:cs="Arial"/>
+                <w:rFonts w:ascii="Arial" w:hAnsi="Arial" w:eastAsia="Arial" w:cs="Arial"/>
               </w:rPr>
             </w:pPr>
             <w:r>
               <w:rPr>
-                <w:rFonts w:ascii="Arial" w:eastAsia="Arial" w:hAnsi="Arial" w:cs="Arial"/>
+                <w:rFonts w:ascii="Arial" w:hAnsi="Arial" w:eastAsia="Arial" w:cs="Arial"/>
               </w:rPr>
               <w:t>1</w:t>
             </w:r>
@@ -8487,10 +8493,10 @@
           <w:tcPr>
             <w:tcW w:w="4305" w:type="dxa"/>
             <w:tcBorders>
-              <w:top w:val="single" w:sz="12" w:space="0" w:color="000000" w:themeColor="text1"/>
-              <w:left w:val="single" w:sz="12" w:space="0" w:color="000000" w:themeColor="text1"/>
-              <w:bottom w:val="single" w:sz="12" w:space="0" w:color="000000" w:themeColor="text1"/>
-              <w:right w:val="single" w:sz="12" w:space="0" w:color="000000" w:themeColor="text1"/>
+              <w:top w:val="single" w:color="000000" w:themeColor="text1" w:sz="12" w:space="0"/>
+              <w:left w:val="single" w:color="000000" w:themeColor="text1" w:sz="12" w:space="0"/>
+              <w:bottom w:val="single" w:color="000000" w:themeColor="text1" w:sz="12" w:space="0"/>
+              <w:right w:val="single" w:color="000000" w:themeColor="text1" w:sz="12" w:space="0"/>
             </w:tcBorders>
             <w:tcMar>
               <w:left w:w="105" w:type="dxa"/>
@@ -8500,14 +8506,15 @@
           </w:tcPr>
           <w:p>
             <w:pPr>
+              <w:ind w:left="-90" w:firstLine="0"/>
               <w:jc w:val="center"/>
               <w:rPr>
-                <w:rFonts w:ascii="Arial" w:eastAsia="Arial" w:hAnsi="Arial" w:cs="Arial"/>
+                <w:rFonts w:ascii="Arial" w:hAnsi="Arial" w:eastAsia="Arial" w:cs="Arial"/>
               </w:rPr>
             </w:pPr>
             <w:r>
               <w:rPr>
-                <w:rFonts w:ascii="Arial" w:eastAsia="Arial" w:hAnsi="Arial" w:cs="Arial"/>
+                <w:rFonts w:ascii="Arial" w:hAnsi="Arial" w:eastAsia="Arial" w:cs="Arial"/>
               </w:rPr>
               <w:t>Development Log</w:t>
             </w:r>
@@ -8517,10 +8524,10 @@
           <w:tcPr>
             <w:tcW w:w="2055" w:type="dxa"/>
             <w:tcBorders>
-              <w:top w:val="single" w:sz="12" w:space="0" w:color="000000" w:themeColor="text1"/>
-              <w:left w:val="single" w:sz="12" w:space="0" w:color="000000" w:themeColor="text1"/>
-              <w:bottom w:val="single" w:sz="12" w:space="0" w:color="000000" w:themeColor="text1"/>
-              <w:right w:val="single" w:sz="12" w:space="0" w:color="000000" w:themeColor="text1"/>
+              <w:top w:val="single" w:color="000000" w:themeColor="text1" w:sz="12" w:space="0"/>
+              <w:left w:val="single" w:color="000000" w:themeColor="text1" w:sz="12" w:space="0"/>
+              <w:bottom w:val="single" w:color="000000" w:themeColor="text1" w:sz="12" w:space="0"/>
+              <w:right w:val="single" w:color="000000" w:themeColor="text1" w:sz="12" w:space="0"/>
             </w:tcBorders>
             <w:tcMar>
               <w:left w:w="105" w:type="dxa"/>
@@ -8530,14 +8537,15 @@
           </w:tcPr>
           <w:p>
             <w:pPr>
+              <w:ind w:left="-90" w:firstLine="0"/>
               <w:jc w:val="center"/>
               <w:rPr>
-                <w:rFonts w:ascii="Arial" w:eastAsia="Arial" w:hAnsi="Arial" w:cs="Arial"/>
+                <w:rFonts w:ascii="Arial" w:hAnsi="Arial" w:eastAsia="Arial" w:cs="Arial"/>
               </w:rPr>
             </w:pPr>
             <w:r>
               <w:rPr>
-                <w:rFonts w:ascii="Arial" w:eastAsia="Arial" w:hAnsi="Arial" w:cs="Arial"/>
+                <w:rFonts w:ascii="Arial" w:hAnsi="Arial" w:eastAsia="Arial" w:cs="Arial"/>
               </w:rPr>
               <w:t>Completed</w:t>
             </w:r>
@@ -8552,10 +8560,10 @@
           <w:tcPr>
             <w:tcW w:w="1260" w:type="dxa"/>
             <w:tcBorders>
-              <w:top w:val="single" w:sz="12" w:space="0" w:color="000000" w:themeColor="text1"/>
-              <w:left w:val="single" w:sz="12" w:space="0" w:color="000000" w:themeColor="text1"/>
-              <w:bottom w:val="single" w:sz="12" w:space="0" w:color="000000" w:themeColor="text1"/>
-              <w:right w:val="single" w:sz="12" w:space="0" w:color="000000" w:themeColor="text1"/>
+              <w:top w:val="single" w:color="000000" w:themeColor="text1" w:sz="12" w:space="0"/>
+              <w:left w:val="single" w:color="000000" w:themeColor="text1" w:sz="12" w:space="0"/>
+              <w:bottom w:val="single" w:color="000000" w:themeColor="text1" w:sz="12" w:space="0"/>
+              <w:right w:val="single" w:color="000000" w:themeColor="text1" w:sz="12" w:space="0"/>
             </w:tcBorders>
             <w:tcMar>
               <w:left w:w="105" w:type="dxa"/>
@@ -8565,14 +8573,15 @@
           </w:tcPr>
           <w:p>
             <w:pPr>
+              <w:ind w:left="-90" w:firstLine="0"/>
               <w:jc w:val="center"/>
               <w:rPr>
-                <w:rFonts w:ascii="Arial" w:eastAsia="Arial" w:hAnsi="Arial" w:cs="Arial"/>
+                <w:rFonts w:ascii="Arial" w:hAnsi="Arial" w:eastAsia="Arial" w:cs="Arial"/>
               </w:rPr>
             </w:pPr>
             <w:r>
               <w:rPr>
-                <w:rFonts w:ascii="Arial" w:eastAsia="Arial" w:hAnsi="Arial" w:cs="Arial"/>
+                <w:rFonts w:ascii="Arial" w:hAnsi="Arial" w:eastAsia="Arial" w:cs="Arial"/>
               </w:rPr>
               <w:t>2</w:t>
             </w:r>
@@ -8582,10 +8591,10 @@
           <w:tcPr>
             <w:tcW w:w="4305" w:type="dxa"/>
             <w:tcBorders>
-              <w:top w:val="single" w:sz="12" w:space="0" w:color="000000" w:themeColor="text1"/>
-              <w:left w:val="single" w:sz="12" w:space="0" w:color="000000" w:themeColor="text1"/>
-              <w:bottom w:val="single" w:sz="12" w:space="0" w:color="000000" w:themeColor="text1"/>
-              <w:right w:val="single" w:sz="12" w:space="0" w:color="000000" w:themeColor="text1"/>
+              <w:top w:val="single" w:color="000000" w:themeColor="text1" w:sz="12" w:space="0"/>
+              <w:left w:val="single" w:color="000000" w:themeColor="text1" w:sz="12" w:space="0"/>
+              <w:bottom w:val="single" w:color="000000" w:themeColor="text1" w:sz="12" w:space="0"/>
+              <w:right w:val="single" w:color="000000" w:themeColor="text1" w:sz="12" w:space="0"/>
             </w:tcBorders>
             <w:tcMar>
               <w:left w:w="105" w:type="dxa"/>
@@ -8595,23 +8604,24 @@
           </w:tcPr>
           <w:p>
             <w:pPr>
+              <w:ind w:left="-90" w:firstLine="0"/>
               <w:jc w:val="center"/>
               <w:rPr>
-                <w:rFonts w:ascii="Arial" w:eastAsia="Arial" w:hAnsi="Arial" w:cs="Arial"/>
+                <w:rFonts w:ascii="Arial" w:hAnsi="Arial" w:eastAsia="Arial" w:cs="Arial"/>
               </w:rPr>
             </w:pPr>
-            <w:hyperlink r:id="rId15">
+            <w:hyperlink r:id="Rb2333355da984975">
               <w:r>
                 <w:rPr>
                   <w:rStyle w:val="Hyperlink"/>
-                  <w:rFonts w:ascii="Arial" w:eastAsia="Arial" w:hAnsi="Arial" w:cs="Arial"/>
+                  <w:rFonts w:ascii="Arial" w:hAnsi="Arial" w:eastAsia="Arial" w:cs="Arial"/>
                 </w:rPr>
                 <w:t>GitHub Repository</w:t>
               </w:r>
               <w:r>
                 <w:rPr>
                   <w:rStyle w:val="Hyperlink"/>
-                  <w:rFonts w:ascii="Arial" w:eastAsia="Arial" w:hAnsi="Arial" w:cs="Arial"/>
+                  <w:rFonts w:ascii="Arial" w:hAnsi="Arial" w:eastAsia="Arial" w:cs="Arial"/>
                 </w:rPr>
                 <w:t>/Source Code</w:t>
               </w:r>
@@ -8622,10 +8632,10 @@
           <w:tcPr>
             <w:tcW w:w="2055" w:type="dxa"/>
             <w:tcBorders>
-              <w:top w:val="single" w:sz="12" w:space="0" w:color="000000" w:themeColor="text1"/>
-              <w:left w:val="single" w:sz="12" w:space="0" w:color="000000" w:themeColor="text1"/>
-              <w:bottom w:val="single" w:sz="12" w:space="0" w:color="000000" w:themeColor="text1"/>
-              <w:right w:val="single" w:sz="12" w:space="0" w:color="000000" w:themeColor="text1"/>
+              <w:top w:val="single" w:color="000000" w:themeColor="text1" w:sz="12" w:space="0"/>
+              <w:left w:val="single" w:color="000000" w:themeColor="text1" w:sz="12" w:space="0"/>
+              <w:bottom w:val="single" w:color="000000" w:themeColor="text1" w:sz="12" w:space="0"/>
+              <w:right w:val="single" w:color="000000" w:themeColor="text1" w:sz="12" w:space="0"/>
             </w:tcBorders>
             <w:tcMar>
               <w:left w:w="105" w:type="dxa"/>
@@ -8635,14 +8645,15 @@
           </w:tcPr>
           <w:p>
             <w:pPr>
+              <w:ind w:left="-90" w:firstLine="0"/>
               <w:jc w:val="center"/>
               <w:rPr>
-                <w:rFonts w:ascii="Arial" w:eastAsia="Arial" w:hAnsi="Arial" w:cs="Arial"/>
+                <w:rFonts w:ascii="Arial" w:hAnsi="Arial" w:eastAsia="Arial" w:cs="Arial"/>
               </w:rPr>
             </w:pPr>
             <w:r>
               <w:rPr>
-                <w:rFonts w:ascii="Arial" w:eastAsia="Arial" w:hAnsi="Arial" w:cs="Arial"/>
+                <w:rFonts w:ascii="Arial" w:hAnsi="Arial" w:eastAsia="Arial" w:cs="Arial"/>
               </w:rPr>
               <w:t>Completed</w:t>
             </w:r>
@@ -8657,10 +8668,10 @@
           <w:tcPr>
             <w:tcW w:w="1260" w:type="dxa"/>
             <w:tcBorders>
-              <w:top w:val="single" w:sz="12" w:space="0" w:color="000000" w:themeColor="text1"/>
-              <w:left w:val="single" w:sz="12" w:space="0" w:color="000000" w:themeColor="text1"/>
-              <w:bottom w:val="single" w:sz="12" w:space="0" w:color="000000" w:themeColor="text1"/>
-              <w:right w:val="single" w:sz="12" w:space="0" w:color="000000" w:themeColor="text1"/>
+              <w:top w:val="single" w:color="000000" w:themeColor="text1" w:sz="12" w:space="0"/>
+              <w:left w:val="single" w:color="000000" w:themeColor="text1" w:sz="12" w:space="0"/>
+              <w:bottom w:val="single" w:color="000000" w:themeColor="text1" w:sz="12" w:space="0"/>
+              <w:right w:val="single" w:color="000000" w:themeColor="text1" w:sz="12" w:space="0"/>
             </w:tcBorders>
             <w:tcMar>
               <w:left w:w="105" w:type="dxa"/>
@@ -8670,14 +8681,15 @@
           </w:tcPr>
           <w:p>
             <w:pPr>
+              <w:ind w:left="-90" w:firstLine="0"/>
               <w:jc w:val="center"/>
               <w:rPr>
-                <w:rFonts w:ascii="Arial" w:eastAsia="Arial" w:hAnsi="Arial" w:cs="Arial"/>
+                <w:rFonts w:ascii="Arial" w:hAnsi="Arial" w:eastAsia="Arial" w:cs="Arial"/>
               </w:rPr>
             </w:pPr>
             <w:r>
               <w:rPr>
-                <w:rFonts w:ascii="Arial" w:eastAsia="Arial" w:hAnsi="Arial" w:cs="Arial"/>
+                <w:rFonts w:ascii="Arial" w:hAnsi="Arial" w:eastAsia="Arial" w:cs="Arial"/>
               </w:rPr>
               <w:t>3</w:t>
             </w:r>
@@ -8687,10 +8699,10 @@
           <w:tcPr>
             <w:tcW w:w="4305" w:type="dxa"/>
             <w:tcBorders>
-              <w:top w:val="single" w:sz="12" w:space="0" w:color="000000" w:themeColor="text1"/>
-              <w:left w:val="single" w:sz="12" w:space="0" w:color="000000" w:themeColor="text1"/>
-              <w:bottom w:val="single" w:sz="12" w:space="0" w:color="000000" w:themeColor="text1"/>
-              <w:right w:val="single" w:sz="12" w:space="0" w:color="000000" w:themeColor="text1"/>
+              <w:top w:val="single" w:color="000000" w:themeColor="text1" w:sz="12" w:space="0"/>
+              <w:left w:val="single" w:color="000000" w:themeColor="text1" w:sz="12" w:space="0"/>
+              <w:bottom w:val="single" w:color="000000" w:themeColor="text1" w:sz="12" w:space="0"/>
+              <w:right w:val="single" w:color="000000" w:themeColor="text1" w:sz="12" w:space="0"/>
             </w:tcBorders>
             <w:tcMar>
               <w:left w:w="105" w:type="dxa"/>
@@ -8700,14 +8712,15 @@
           </w:tcPr>
           <w:p>
             <w:pPr>
+              <w:ind w:left="-90" w:firstLine="0"/>
               <w:jc w:val="center"/>
               <w:rPr>
-                <w:rFonts w:ascii="Arial" w:eastAsia="Arial" w:hAnsi="Arial" w:cs="Arial"/>
+                <w:rFonts w:ascii="Arial" w:hAnsi="Arial" w:eastAsia="Arial" w:cs="Arial"/>
               </w:rPr>
             </w:pPr>
             <w:r>
               <w:rPr>
-                <w:rFonts w:ascii="Arial" w:eastAsia="Arial" w:hAnsi="Arial" w:cs="Arial"/>
+                <w:rFonts w:ascii="Arial" w:hAnsi="Arial" w:eastAsia="Arial" w:cs="Arial"/>
               </w:rPr>
               <w:t>Lessons Learned Log</w:t>
             </w:r>
@@ -8717,10 +8730,10 @@
           <w:tcPr>
             <w:tcW w:w="2055" w:type="dxa"/>
             <w:tcBorders>
-              <w:top w:val="single" w:sz="12" w:space="0" w:color="000000" w:themeColor="text1"/>
-              <w:left w:val="single" w:sz="12" w:space="0" w:color="000000" w:themeColor="text1"/>
-              <w:bottom w:val="single" w:sz="12" w:space="0" w:color="000000" w:themeColor="text1"/>
-              <w:right w:val="single" w:sz="12" w:space="0" w:color="000000" w:themeColor="text1"/>
+              <w:top w:val="single" w:color="000000" w:themeColor="text1" w:sz="12" w:space="0"/>
+              <w:left w:val="single" w:color="000000" w:themeColor="text1" w:sz="12" w:space="0"/>
+              <w:bottom w:val="single" w:color="000000" w:themeColor="text1" w:sz="12" w:space="0"/>
+              <w:right w:val="single" w:color="000000" w:themeColor="text1" w:sz="12" w:space="0"/>
             </w:tcBorders>
             <w:tcMar>
               <w:left w:w="105" w:type="dxa"/>
@@ -8730,14 +8743,15 @@
           </w:tcPr>
           <w:p>
             <w:pPr>
+              <w:ind w:left="-90" w:firstLine="0"/>
               <w:jc w:val="center"/>
               <w:rPr>
-                <w:rFonts w:ascii="Arial" w:eastAsia="Arial" w:hAnsi="Arial" w:cs="Arial"/>
+                <w:rFonts w:ascii="Arial" w:hAnsi="Arial" w:eastAsia="Arial" w:cs="Arial"/>
               </w:rPr>
             </w:pPr>
             <w:r>
               <w:rPr>
-                <w:rFonts w:ascii="Arial" w:eastAsia="Arial" w:hAnsi="Arial" w:cs="Arial"/>
+                <w:rFonts w:ascii="Arial" w:hAnsi="Arial" w:eastAsia="Arial" w:cs="Arial"/>
               </w:rPr>
               <w:t>Completed</w:t>
             </w:r>
@@ -8752,10 +8766,10 @@
           <w:tcPr>
             <w:tcW w:w="1260" w:type="dxa"/>
             <w:tcBorders>
-              <w:top w:val="single" w:sz="12" w:space="0" w:color="000000" w:themeColor="text1"/>
-              <w:left w:val="single" w:sz="12" w:space="0" w:color="000000" w:themeColor="text1"/>
-              <w:bottom w:val="single" w:sz="12" w:space="0" w:color="000000" w:themeColor="text1"/>
-              <w:right w:val="single" w:sz="12" w:space="0" w:color="000000" w:themeColor="text1"/>
+              <w:top w:val="single" w:color="000000" w:themeColor="text1" w:sz="12" w:space="0"/>
+              <w:left w:val="single" w:color="000000" w:themeColor="text1" w:sz="12" w:space="0"/>
+              <w:bottom w:val="single" w:color="000000" w:themeColor="text1" w:sz="12" w:space="0"/>
+              <w:right w:val="single" w:color="000000" w:themeColor="text1" w:sz="12" w:space="0"/>
             </w:tcBorders>
             <w:tcMar>
               <w:left w:w="105" w:type="dxa"/>
@@ -8765,14 +8779,15 @@
           </w:tcPr>
           <w:p>
             <w:pPr>
+              <w:ind w:left="-90" w:firstLine="0"/>
               <w:jc w:val="center"/>
               <w:rPr>
-                <w:rFonts w:ascii="Arial" w:eastAsia="Arial" w:hAnsi="Arial" w:cs="Arial"/>
+                <w:rFonts w:ascii="Arial" w:hAnsi="Arial" w:eastAsia="Arial" w:cs="Arial"/>
               </w:rPr>
             </w:pPr>
             <w:r>
               <w:rPr>
-                <w:rFonts w:ascii="Arial" w:eastAsia="Arial" w:hAnsi="Arial" w:cs="Arial"/>
+                <w:rFonts w:ascii="Arial" w:hAnsi="Arial" w:eastAsia="Arial" w:cs="Arial"/>
               </w:rPr>
               <w:t>4</w:t>
             </w:r>
@@ -8782,10 +8797,10 @@
           <w:tcPr>
             <w:tcW w:w="4305" w:type="dxa"/>
             <w:tcBorders>
-              <w:top w:val="single" w:sz="12" w:space="0" w:color="000000" w:themeColor="text1"/>
-              <w:left w:val="single" w:sz="12" w:space="0" w:color="000000" w:themeColor="text1"/>
-              <w:bottom w:val="single" w:sz="12" w:space="0" w:color="000000" w:themeColor="text1"/>
-              <w:right w:val="single" w:sz="12" w:space="0" w:color="000000" w:themeColor="text1"/>
+              <w:top w:val="single" w:color="000000" w:themeColor="text1" w:sz="12" w:space="0"/>
+              <w:left w:val="single" w:color="000000" w:themeColor="text1" w:sz="12" w:space="0"/>
+              <w:bottom w:val="single" w:color="000000" w:themeColor="text1" w:sz="12" w:space="0"/>
+              <w:right w:val="single" w:color="000000" w:themeColor="text1" w:sz="12" w:space="0"/>
             </w:tcBorders>
             <w:tcMar>
               <w:left w:w="105" w:type="dxa"/>
@@ -8795,14 +8810,15 @@
           </w:tcPr>
           <w:p>
             <w:pPr>
+              <w:ind w:left="-90" w:firstLine="0"/>
               <w:jc w:val="center"/>
               <w:rPr>
-                <w:rFonts w:ascii="Arial" w:eastAsia="Arial" w:hAnsi="Arial" w:cs="Arial"/>
+                <w:rFonts w:ascii="Arial" w:hAnsi="Arial" w:eastAsia="Arial" w:cs="Arial"/>
               </w:rPr>
             </w:pPr>
             <w:r>
               <w:rPr>
-                <w:rFonts w:ascii="Arial" w:eastAsia="Arial" w:hAnsi="Arial" w:cs="Arial"/>
+                <w:rFonts w:ascii="Arial" w:hAnsi="Arial" w:eastAsia="Arial" w:cs="Arial"/>
               </w:rPr>
               <w:t>Project Report</w:t>
             </w:r>
@@ -8812,10 +8828,10 @@
           <w:tcPr>
             <w:tcW w:w="2055" w:type="dxa"/>
             <w:tcBorders>
-              <w:top w:val="single" w:sz="12" w:space="0" w:color="000000" w:themeColor="text1"/>
-              <w:left w:val="single" w:sz="12" w:space="0" w:color="000000" w:themeColor="text1"/>
-              <w:bottom w:val="single" w:sz="12" w:space="0" w:color="000000" w:themeColor="text1"/>
-              <w:right w:val="single" w:sz="12" w:space="0" w:color="000000" w:themeColor="text1"/>
+              <w:top w:val="single" w:color="000000" w:themeColor="text1" w:sz="12" w:space="0"/>
+              <w:left w:val="single" w:color="000000" w:themeColor="text1" w:sz="12" w:space="0"/>
+              <w:bottom w:val="single" w:color="000000" w:themeColor="text1" w:sz="12" w:space="0"/>
+              <w:right w:val="single" w:color="000000" w:themeColor="text1" w:sz="12" w:space="0"/>
             </w:tcBorders>
             <w:tcMar>
               <w:left w:w="105" w:type="dxa"/>
@@ -8825,14 +8841,15 @@
           </w:tcPr>
           <w:p>
             <w:pPr>
+              <w:ind w:left="-90" w:firstLine="0"/>
               <w:jc w:val="center"/>
               <w:rPr>
-                <w:rFonts w:ascii="Arial" w:eastAsia="Arial" w:hAnsi="Arial" w:cs="Arial"/>
+                <w:rFonts w:ascii="Arial" w:hAnsi="Arial" w:eastAsia="Arial" w:cs="Arial"/>
               </w:rPr>
             </w:pPr>
             <w:r>
               <w:rPr>
-                <w:rFonts w:ascii="Arial" w:eastAsia="Arial" w:hAnsi="Arial" w:cs="Arial"/>
+                <w:rFonts w:ascii="Arial" w:hAnsi="Arial" w:eastAsia="Arial" w:cs="Arial"/>
               </w:rPr>
               <w:t>Completed</w:t>
             </w:r>
@@ -8847,10 +8864,10 @@
           <w:tcPr>
             <w:tcW w:w="1260" w:type="dxa"/>
             <w:tcBorders>
-              <w:top w:val="single" w:sz="12" w:space="0" w:color="000000" w:themeColor="text1"/>
-              <w:left w:val="single" w:sz="12" w:space="0" w:color="000000" w:themeColor="text1"/>
-              <w:bottom w:val="single" w:sz="12" w:space="0" w:color="000000" w:themeColor="text1"/>
-              <w:right w:val="single" w:sz="12" w:space="0" w:color="000000" w:themeColor="text1"/>
+              <w:top w:val="single" w:color="000000" w:themeColor="text1" w:sz="12" w:space="0"/>
+              <w:left w:val="single" w:color="000000" w:themeColor="text1" w:sz="12" w:space="0"/>
+              <w:bottom w:val="single" w:color="000000" w:themeColor="text1" w:sz="12" w:space="0"/>
+              <w:right w:val="single" w:color="000000" w:themeColor="text1" w:sz="12" w:space="0"/>
             </w:tcBorders>
             <w:tcMar>
               <w:left w:w="105" w:type="dxa"/>
@@ -8860,14 +8877,15 @@
           </w:tcPr>
           <w:p>
             <w:pPr>
+              <w:ind w:left="-90" w:firstLine="0"/>
               <w:jc w:val="center"/>
               <w:rPr>
-                <w:rFonts w:ascii="Arial" w:eastAsia="Arial" w:hAnsi="Arial" w:cs="Arial"/>
+                <w:rFonts w:ascii="Arial" w:hAnsi="Arial" w:eastAsia="Arial" w:cs="Arial"/>
               </w:rPr>
             </w:pPr>
             <w:r>
               <w:rPr>
-                <w:rFonts w:ascii="Arial" w:eastAsia="Arial" w:hAnsi="Arial" w:cs="Arial"/>
+                <w:rFonts w:ascii="Arial" w:hAnsi="Arial" w:eastAsia="Arial" w:cs="Arial"/>
               </w:rPr>
               <w:t>5</w:t>
             </w:r>
@@ -8877,10 +8895,10 @@
           <w:tcPr>
             <w:tcW w:w="4305" w:type="dxa"/>
             <w:tcBorders>
-              <w:top w:val="single" w:sz="12" w:space="0" w:color="000000" w:themeColor="text1"/>
-              <w:left w:val="single" w:sz="12" w:space="0" w:color="000000" w:themeColor="text1"/>
-              <w:bottom w:val="single" w:sz="12" w:space="0" w:color="000000" w:themeColor="text1"/>
-              <w:right w:val="single" w:sz="12" w:space="0" w:color="000000" w:themeColor="text1"/>
+              <w:top w:val="single" w:color="000000" w:themeColor="text1" w:sz="12" w:space="0"/>
+              <w:left w:val="single" w:color="000000" w:themeColor="text1" w:sz="12" w:space="0"/>
+              <w:bottom w:val="single" w:color="000000" w:themeColor="text1" w:sz="12" w:space="0"/>
+              <w:right w:val="single" w:color="000000" w:themeColor="text1" w:sz="12" w:space="0"/>
             </w:tcBorders>
             <w:tcMar>
               <w:left w:w="105" w:type="dxa"/>
@@ -8890,14 +8908,15 @@
           </w:tcPr>
           <w:p>
             <w:pPr>
+              <w:ind w:left="-90" w:firstLine="0"/>
               <w:jc w:val="center"/>
               <w:rPr>
-                <w:rFonts w:ascii="Arial" w:eastAsia="Arial" w:hAnsi="Arial" w:cs="Arial"/>
+                <w:rFonts w:ascii="Arial" w:hAnsi="Arial" w:eastAsia="Arial" w:cs="Arial"/>
               </w:rPr>
             </w:pPr>
             <w:r>
               <w:rPr>
-                <w:rFonts w:ascii="Arial" w:eastAsia="Arial" w:hAnsi="Arial" w:cs="Arial"/>
+                <w:rFonts w:ascii="Arial" w:hAnsi="Arial" w:eastAsia="Arial" w:cs="Arial"/>
               </w:rPr>
               <w:t>Project Schedule</w:t>
             </w:r>
@@ -8907,10 +8926,10 @@
           <w:tcPr>
             <w:tcW w:w="2055" w:type="dxa"/>
             <w:tcBorders>
-              <w:top w:val="single" w:sz="12" w:space="0" w:color="000000" w:themeColor="text1"/>
-              <w:left w:val="single" w:sz="12" w:space="0" w:color="000000" w:themeColor="text1"/>
-              <w:bottom w:val="single" w:sz="12" w:space="0" w:color="000000" w:themeColor="text1"/>
-              <w:right w:val="single" w:sz="12" w:space="0" w:color="000000" w:themeColor="text1"/>
+              <w:top w:val="single" w:color="000000" w:themeColor="text1" w:sz="12" w:space="0"/>
+              <w:left w:val="single" w:color="000000" w:themeColor="text1" w:sz="12" w:space="0"/>
+              <w:bottom w:val="single" w:color="000000" w:themeColor="text1" w:sz="12" w:space="0"/>
+              <w:right w:val="single" w:color="000000" w:themeColor="text1" w:sz="12" w:space="0"/>
             </w:tcBorders>
             <w:tcMar>
               <w:left w:w="105" w:type="dxa"/>
@@ -8920,14 +8939,15 @@
           </w:tcPr>
           <w:p>
             <w:pPr>
+              <w:ind w:left="-90" w:firstLine="0"/>
               <w:jc w:val="center"/>
               <w:rPr>
-                <w:rFonts w:ascii="Arial" w:eastAsia="Arial" w:hAnsi="Arial" w:cs="Arial"/>
+                <w:rFonts w:ascii="Arial" w:hAnsi="Arial" w:eastAsia="Arial" w:cs="Arial"/>
               </w:rPr>
             </w:pPr>
             <w:r>
               <w:rPr>
-                <w:rFonts w:ascii="Arial" w:eastAsia="Arial" w:hAnsi="Arial" w:cs="Arial"/>
+                <w:rFonts w:ascii="Arial" w:hAnsi="Arial" w:eastAsia="Arial" w:cs="Arial"/>
               </w:rPr>
               <w:t>Completed</w:t>
             </w:r>
@@ -8942,10 +8962,10 @@
           <w:tcPr>
             <w:tcW w:w="1260" w:type="dxa"/>
             <w:tcBorders>
-              <w:top w:val="single" w:sz="12" w:space="0" w:color="000000" w:themeColor="text1"/>
-              <w:left w:val="single" w:sz="12" w:space="0" w:color="000000" w:themeColor="text1"/>
-              <w:bottom w:val="single" w:sz="12" w:space="0" w:color="000000" w:themeColor="text1"/>
-              <w:right w:val="single" w:sz="12" w:space="0" w:color="000000" w:themeColor="text1"/>
+              <w:top w:val="single" w:color="000000" w:themeColor="text1" w:sz="12" w:space="0"/>
+              <w:left w:val="single" w:color="000000" w:themeColor="text1" w:sz="12" w:space="0"/>
+              <w:bottom w:val="single" w:color="000000" w:themeColor="text1" w:sz="12" w:space="0"/>
+              <w:right w:val="single" w:color="000000" w:themeColor="text1" w:sz="12" w:space="0"/>
             </w:tcBorders>
             <w:tcMar>
               <w:left w:w="105" w:type="dxa"/>
@@ -8955,14 +8975,15 @@
           </w:tcPr>
           <w:p>
             <w:pPr>
+              <w:ind w:left="-90" w:firstLine="0"/>
               <w:jc w:val="center"/>
               <w:rPr>
-                <w:rFonts w:ascii="Arial" w:eastAsia="Arial" w:hAnsi="Arial" w:cs="Arial"/>
+                <w:rFonts w:ascii="Arial" w:hAnsi="Arial" w:eastAsia="Arial" w:cs="Arial"/>
               </w:rPr>
             </w:pPr>
             <w:r>
               <w:rPr>
-                <w:rFonts w:ascii="Arial" w:eastAsia="Arial" w:hAnsi="Arial" w:cs="Arial"/>
+                <w:rFonts w:ascii="Arial" w:hAnsi="Arial" w:eastAsia="Arial" w:cs="Arial"/>
               </w:rPr>
               <w:t>6</w:t>
             </w:r>
@@ -8972,10 +8993,10 @@
           <w:tcPr>
             <w:tcW w:w="4305" w:type="dxa"/>
             <w:tcBorders>
-              <w:top w:val="single" w:sz="12" w:space="0" w:color="000000" w:themeColor="text1"/>
-              <w:left w:val="single" w:sz="12" w:space="0" w:color="000000" w:themeColor="text1"/>
-              <w:bottom w:val="single" w:sz="12" w:space="0" w:color="000000" w:themeColor="text1"/>
-              <w:right w:val="single" w:sz="12" w:space="0" w:color="000000" w:themeColor="text1"/>
+              <w:top w:val="single" w:color="000000" w:themeColor="text1" w:sz="12" w:space="0"/>
+              <w:left w:val="single" w:color="000000" w:themeColor="text1" w:sz="12" w:space="0"/>
+              <w:bottom w:val="single" w:color="000000" w:themeColor="text1" w:sz="12" w:space="0"/>
+              <w:right w:val="single" w:color="000000" w:themeColor="text1" w:sz="12" w:space="0"/>
             </w:tcBorders>
             <w:tcMar>
               <w:left w:w="105" w:type="dxa"/>
@@ -8985,14 +9006,15 @@
           </w:tcPr>
           <w:p>
             <w:pPr>
+              <w:ind w:left="-90" w:firstLine="0"/>
               <w:jc w:val="center"/>
               <w:rPr>
-                <w:rFonts w:ascii="Arial" w:eastAsia="Arial" w:hAnsi="Arial" w:cs="Arial"/>
+                <w:rFonts w:ascii="Arial" w:hAnsi="Arial" w:eastAsia="Arial" w:cs="Arial"/>
               </w:rPr>
             </w:pPr>
             <w:r>
               <w:rPr>
-                <w:rFonts w:ascii="Arial" w:eastAsia="Arial" w:hAnsi="Arial" w:cs="Arial"/>
+                <w:rFonts w:ascii="Arial" w:hAnsi="Arial" w:eastAsia="Arial" w:cs="Arial"/>
               </w:rPr>
               <w:t>RAID Log</w:t>
             </w:r>
@@ -9002,10 +9024,10 @@
           <w:tcPr>
             <w:tcW w:w="2055" w:type="dxa"/>
             <w:tcBorders>
-              <w:top w:val="single" w:sz="12" w:space="0" w:color="000000" w:themeColor="text1"/>
-              <w:left w:val="single" w:sz="12" w:space="0" w:color="000000" w:themeColor="text1"/>
-              <w:bottom w:val="single" w:sz="12" w:space="0" w:color="000000" w:themeColor="text1"/>
-              <w:right w:val="single" w:sz="12" w:space="0" w:color="000000" w:themeColor="text1"/>
+              <w:top w:val="single" w:color="000000" w:themeColor="text1" w:sz="12" w:space="0"/>
+              <w:left w:val="single" w:color="000000" w:themeColor="text1" w:sz="12" w:space="0"/>
+              <w:bottom w:val="single" w:color="000000" w:themeColor="text1" w:sz="12" w:space="0"/>
+              <w:right w:val="single" w:color="000000" w:themeColor="text1" w:sz="12" w:space="0"/>
             </w:tcBorders>
             <w:tcMar>
               <w:left w:w="105" w:type="dxa"/>
@@ -9015,14 +9037,15 @@
           </w:tcPr>
           <w:p>
             <w:pPr>
+              <w:ind w:left="-90" w:firstLine="0"/>
               <w:jc w:val="center"/>
               <w:rPr>
-                <w:rFonts w:ascii="Arial" w:eastAsia="Arial" w:hAnsi="Arial" w:cs="Arial"/>
+                <w:rFonts w:ascii="Arial" w:hAnsi="Arial" w:eastAsia="Arial" w:cs="Arial"/>
               </w:rPr>
             </w:pPr>
             <w:r>
               <w:rPr>
-                <w:rFonts w:ascii="Arial" w:eastAsia="Arial" w:hAnsi="Arial" w:cs="Arial"/>
+                <w:rFonts w:ascii="Arial" w:hAnsi="Arial" w:eastAsia="Arial" w:cs="Arial"/>
               </w:rPr>
               <w:t>Completed</w:t>
             </w:r>
@@ -9037,10 +9060,10 @@
           <w:tcPr>
             <w:tcW w:w="1260" w:type="dxa"/>
             <w:tcBorders>
-              <w:top w:val="single" w:sz="12" w:space="0" w:color="000000" w:themeColor="text1"/>
-              <w:left w:val="single" w:sz="12" w:space="0" w:color="000000" w:themeColor="text1"/>
-              <w:bottom w:val="single" w:sz="12" w:space="0" w:color="000000" w:themeColor="text1"/>
-              <w:right w:val="single" w:sz="12" w:space="0" w:color="000000" w:themeColor="text1"/>
+              <w:top w:val="single" w:color="000000" w:themeColor="text1" w:sz="12" w:space="0"/>
+              <w:left w:val="single" w:color="000000" w:themeColor="text1" w:sz="12" w:space="0"/>
+              <w:bottom w:val="single" w:color="000000" w:themeColor="text1" w:sz="12" w:space="0"/>
+              <w:right w:val="single" w:color="000000" w:themeColor="text1" w:sz="12" w:space="0"/>
             </w:tcBorders>
             <w:tcMar>
               <w:left w:w="105" w:type="dxa"/>
@@ -9050,14 +9073,15 @@
           </w:tcPr>
           <w:p>
             <w:pPr>
+              <w:ind w:left="-90" w:firstLine="0"/>
               <w:jc w:val="center"/>
               <w:rPr>
-                <w:rFonts w:ascii="Arial" w:eastAsia="Arial" w:hAnsi="Arial" w:cs="Arial"/>
+                <w:rFonts w:ascii="Arial" w:hAnsi="Arial" w:eastAsia="Arial" w:cs="Arial"/>
               </w:rPr>
             </w:pPr>
             <w:r>
               <w:rPr>
-                <w:rFonts w:ascii="Arial" w:eastAsia="Arial" w:hAnsi="Arial" w:cs="Arial"/>
+                <w:rFonts w:ascii="Arial" w:hAnsi="Arial" w:eastAsia="Arial" w:cs="Arial"/>
               </w:rPr>
               <w:t>7</w:t>
             </w:r>
@@ -9067,10 +9091,10 @@
           <w:tcPr>
             <w:tcW w:w="4305" w:type="dxa"/>
             <w:tcBorders>
-              <w:top w:val="single" w:sz="12" w:space="0" w:color="000000" w:themeColor="text1"/>
-              <w:left w:val="single" w:sz="12" w:space="0" w:color="000000" w:themeColor="text1"/>
-              <w:bottom w:val="single" w:sz="12" w:space="0" w:color="000000" w:themeColor="text1"/>
-              <w:right w:val="single" w:sz="12" w:space="0" w:color="000000" w:themeColor="text1"/>
+              <w:top w:val="single" w:color="000000" w:themeColor="text1" w:sz="12" w:space="0"/>
+              <w:left w:val="single" w:color="000000" w:themeColor="text1" w:sz="12" w:space="0"/>
+              <w:bottom w:val="single" w:color="000000" w:themeColor="text1" w:sz="12" w:space="0"/>
+              <w:right w:val="single" w:color="000000" w:themeColor="text1" w:sz="12" w:space="0"/>
             </w:tcBorders>
             <w:tcMar>
               <w:left w:w="105" w:type="dxa"/>
@@ -9080,14 +9104,15 @@
           </w:tcPr>
           <w:p>
             <w:pPr>
+              <w:ind w:left="-90" w:firstLine="0"/>
               <w:jc w:val="center"/>
               <w:rPr>
-                <w:rFonts w:ascii="Arial" w:eastAsia="Arial" w:hAnsi="Arial" w:cs="Arial"/>
+                <w:rFonts w:ascii="Arial" w:hAnsi="Arial" w:eastAsia="Arial" w:cs="Arial"/>
               </w:rPr>
             </w:pPr>
             <w:r>
               <w:rPr>
-                <w:rFonts w:ascii="Arial" w:eastAsia="Arial" w:hAnsi="Arial" w:cs="Arial"/>
+                <w:rFonts w:ascii="Arial" w:hAnsi="Arial" w:eastAsia="Arial" w:cs="Arial"/>
               </w:rPr>
               <w:t>Project Video</w:t>
             </w:r>
@@ -9097,10 +9122,10 @@
           <w:tcPr>
             <w:tcW w:w="2055" w:type="dxa"/>
             <w:tcBorders>
-              <w:top w:val="single" w:sz="12" w:space="0" w:color="000000" w:themeColor="text1"/>
-              <w:left w:val="single" w:sz="12" w:space="0" w:color="000000" w:themeColor="text1"/>
-              <w:bottom w:val="single" w:sz="12" w:space="0" w:color="000000" w:themeColor="text1"/>
-              <w:right w:val="single" w:sz="12" w:space="0" w:color="000000" w:themeColor="text1"/>
+              <w:top w:val="single" w:color="000000" w:themeColor="text1" w:sz="12" w:space="0"/>
+              <w:left w:val="single" w:color="000000" w:themeColor="text1" w:sz="12" w:space="0"/>
+              <w:bottom w:val="single" w:color="000000" w:themeColor="text1" w:sz="12" w:space="0"/>
+              <w:right w:val="single" w:color="000000" w:themeColor="text1" w:sz="12" w:space="0"/>
             </w:tcBorders>
             <w:tcMar>
               <w:left w:w="105" w:type="dxa"/>
@@ -9110,14 +9135,15 @@
           </w:tcPr>
           <w:p>
             <w:pPr>
+              <w:ind w:left="-90" w:firstLine="0"/>
               <w:jc w:val="center"/>
               <w:rPr>
-                <w:rFonts w:ascii="Arial" w:eastAsia="Arial" w:hAnsi="Arial" w:cs="Arial"/>
+                <w:rFonts w:ascii="Arial" w:hAnsi="Arial" w:eastAsia="Arial" w:cs="Arial"/>
               </w:rPr>
             </w:pPr>
             <w:r>
               <w:rPr>
-                <w:rFonts w:ascii="Arial" w:eastAsia="Arial" w:hAnsi="Arial" w:cs="Arial"/>
+                <w:rFonts w:ascii="Arial" w:hAnsi="Arial" w:eastAsia="Arial" w:cs="Arial"/>
               </w:rPr>
               <w:t>Completed</w:t>
             </w:r>
@@ -9132,10 +9158,10 @@
           <w:tcPr>
             <w:tcW w:w="1260" w:type="dxa"/>
             <w:tcBorders>
-              <w:top w:val="single" w:sz="12" w:space="0" w:color="000000" w:themeColor="text1"/>
-              <w:left w:val="single" w:sz="12" w:space="0" w:color="000000" w:themeColor="text1"/>
-              <w:bottom w:val="single" w:sz="12" w:space="0" w:color="000000" w:themeColor="text1"/>
-              <w:right w:val="single" w:sz="12" w:space="0" w:color="000000" w:themeColor="text1"/>
+              <w:top w:val="single" w:color="000000" w:themeColor="text1" w:sz="12" w:space="0"/>
+              <w:left w:val="single" w:color="000000" w:themeColor="text1" w:sz="12" w:space="0"/>
+              <w:bottom w:val="single" w:color="000000" w:themeColor="text1" w:sz="12" w:space="0"/>
+              <w:right w:val="single" w:color="000000" w:themeColor="text1" w:sz="12" w:space="0"/>
             </w:tcBorders>
             <w:tcMar>
               <w:left w:w="105" w:type="dxa"/>
@@ -9145,14 +9171,15 @@
           </w:tcPr>
           <w:p>
             <w:pPr>
+              <w:ind w:left="-90" w:firstLine="0"/>
               <w:jc w:val="center"/>
               <w:rPr>
-                <w:rFonts w:ascii="Arial" w:eastAsia="Arial" w:hAnsi="Arial" w:cs="Arial"/>
+                <w:rFonts w:ascii="Arial" w:hAnsi="Arial" w:eastAsia="Arial" w:cs="Arial"/>
               </w:rPr>
             </w:pPr>
             <w:r>
               <w:rPr>
-                <w:rFonts w:ascii="Arial" w:eastAsia="Arial" w:hAnsi="Arial" w:cs="Arial"/>
+                <w:rFonts w:ascii="Arial" w:hAnsi="Arial" w:eastAsia="Arial" w:cs="Arial"/>
               </w:rPr>
               <w:t>8</w:t>
             </w:r>
@@ -9162,10 +9189,10 @@
           <w:tcPr>
             <w:tcW w:w="4305" w:type="dxa"/>
             <w:tcBorders>
-              <w:top w:val="single" w:sz="12" w:space="0" w:color="000000" w:themeColor="text1"/>
-              <w:left w:val="single" w:sz="12" w:space="0" w:color="000000" w:themeColor="text1"/>
-              <w:bottom w:val="single" w:sz="12" w:space="0" w:color="000000" w:themeColor="text1"/>
-              <w:right w:val="single" w:sz="12" w:space="0" w:color="000000" w:themeColor="text1"/>
+              <w:top w:val="single" w:color="000000" w:themeColor="text1" w:sz="12" w:space="0"/>
+              <w:left w:val="single" w:color="000000" w:themeColor="text1" w:sz="12" w:space="0"/>
+              <w:bottom w:val="single" w:color="000000" w:themeColor="text1" w:sz="12" w:space="0"/>
+              <w:right w:val="single" w:color="000000" w:themeColor="text1" w:sz="12" w:space="0"/>
             </w:tcBorders>
             <w:tcMar>
               <w:left w:w="105" w:type="dxa"/>
@@ -9175,14 +9202,15 @@
           </w:tcPr>
           <w:p>
             <w:pPr>
+              <w:ind w:left="-90" w:firstLine="0"/>
               <w:jc w:val="center"/>
               <w:rPr>
-                <w:rFonts w:ascii="Arial" w:eastAsia="Arial" w:hAnsi="Arial" w:cs="Arial"/>
+                <w:rFonts w:ascii="Arial" w:hAnsi="Arial" w:eastAsia="Arial" w:cs="Arial"/>
               </w:rPr>
             </w:pPr>
             <w:r>
               <w:rPr>
-                <w:rFonts w:ascii="Arial" w:eastAsia="Arial" w:hAnsi="Arial" w:cs="Arial"/>
+                <w:rFonts w:ascii="Arial" w:hAnsi="Arial" w:eastAsia="Arial" w:cs="Arial"/>
               </w:rPr>
               <w:t>Work Breakdown Structure</w:t>
             </w:r>
@@ -9192,10 +9220,10 @@
           <w:tcPr>
             <w:tcW w:w="2055" w:type="dxa"/>
             <w:tcBorders>
-              <w:top w:val="single" w:sz="12" w:space="0" w:color="000000" w:themeColor="text1"/>
-              <w:left w:val="single" w:sz="12" w:space="0" w:color="000000" w:themeColor="text1"/>
-              <w:bottom w:val="single" w:sz="12" w:space="0" w:color="000000" w:themeColor="text1"/>
-              <w:right w:val="single" w:sz="12" w:space="0" w:color="000000" w:themeColor="text1"/>
+              <w:top w:val="single" w:color="000000" w:themeColor="text1" w:sz="12" w:space="0"/>
+              <w:left w:val="single" w:color="000000" w:themeColor="text1" w:sz="12" w:space="0"/>
+              <w:bottom w:val="single" w:color="000000" w:themeColor="text1" w:sz="12" w:space="0"/>
+              <w:right w:val="single" w:color="000000" w:themeColor="text1" w:sz="12" w:space="0"/>
             </w:tcBorders>
             <w:tcMar>
               <w:left w:w="105" w:type="dxa"/>
@@ -9205,14 +9233,15 @@
           </w:tcPr>
           <w:p>
             <w:pPr>
+              <w:ind w:left="-90" w:firstLine="0"/>
               <w:jc w:val="center"/>
               <w:rPr>
-                <w:rFonts w:ascii="Arial" w:eastAsia="Arial" w:hAnsi="Arial" w:cs="Arial"/>
+                <w:rFonts w:ascii="Arial" w:hAnsi="Arial" w:eastAsia="Arial" w:cs="Arial"/>
               </w:rPr>
             </w:pPr>
             <w:r>
               <w:rPr>
-                <w:rFonts w:ascii="Arial" w:eastAsia="Arial" w:hAnsi="Arial" w:cs="Arial"/>
+                <w:rFonts w:ascii="Arial" w:hAnsi="Arial" w:eastAsia="Arial" w:cs="Arial"/>
               </w:rPr>
               <w:t>Completed</w:t>
             </w:r>
@@ -9231,7 +9260,7 @@
     </w:p>
     <w:sectPr>
       <w:footerReference w:type="default" r:id="rId16"/>
-      <w:pgSz w:w="11910" w:h="16850"/>
+      <w:pgSz w:w="11910" w:h="16850" w:orient="portrait"/>
       <w:pgMar w:top="1701" w:right="1440" w:bottom="1440" w:left="1440" w:header="680" w:footer="57" w:gutter="0"/>
       <w:pgNumType w:start="1"/>
       <w:cols w:space="720"/>
@@ -9391,7 +9420,7 @@
 </file>
 
 <file path=word/header2.xml><?xml version="1.0" encoding="utf-8"?>
-<w:hdr xmlns:wpc="http://schemas.microsoft.com/office/word/2010/wordprocessingCanvas" xmlns:cx="http://schemas.microsoft.com/office/drawing/2014/chartex" xmlns:cx1="http://schemas.microsoft.com/office/drawing/2015/9/8/chartex" xmlns:cx2="http://schemas.microsoft.com/office/drawing/2015/10/21/chartex" xmlns:cx3="http://schemas.microsoft.com/office/drawing/2016/5/9/chartex" xmlns:cx4="http://schemas.microsoft.com/office/drawing/2016/5/10/chartex" xmlns:cx5="http://schemas.microsoft.com/office/drawing/2016/5/11/chartex" xmlns:cx6="http://schemas.microsoft.com/office/drawing/2016/5/12/chartex" xmlns:cx7="http://schemas.microsoft.com/office/drawing/2016/5/13/chartex" xmlns:cx8="http://schemas.microsoft.com/office/drawing/2016/5/14/chartex" xmlns:mc="http://schemas.openxmlformats.org/markup-compatibility/2006" xmlns:aink="http://schemas.microsoft.com/office/drawing/2016/ink" xmlns:am3d="http://schemas.microsoft.com/office/drawing/2017/model3d" xmlns:o="urn:schemas-microsoft-com:office:office" xmlns:oel="http://schemas.microsoft.com/office/2019/extlst" xmlns:r="http://schemas.openxmlformats.org/officeDocument/2006/relationships" xmlns:m="http://schemas.openxmlformats.org/officeDocument/2006/math" xmlns:v="urn:schemas-microsoft-com:vml" xmlns:wp14="http://schemas.microsoft.com/office/word/2010/wordprocessingDrawing" xmlns:wp="http://schemas.openxmlformats.org/drawingml/2006/wordprocessingDrawing" xmlns:w10="urn:schemas-microsoft-com:office:word" xmlns:w="http://schemas.openxmlformats.org/wordprocessingml/2006/main" xmlns:w14="http://schemas.microsoft.com/office/word/2010/wordml" xmlns:w15="http://schemas.microsoft.com/office/word/2012/wordml" xmlns:w16cex="http://schemas.microsoft.com/office/word/2018/wordml/cex" xmlns:w16cid="http://schemas.microsoft.com/office/word/2016/wordml/cid" xmlns:w16="http://schemas.microsoft.com/office/word/2018/wordml" xmlns:w16du="http://schemas.microsoft.com/office/word/2023/wordml/word16du" xmlns:w16sdtdh="http://schemas.microsoft.com/office/word/2020/wordml/sdtdatahash" xmlns:w16sdtfl="http://schemas.microsoft.com/office/word/2024/wordml/sdtformatlock" xmlns:w16se="http://schemas.microsoft.com/office/word/2015/wordml/symex" xmlns:wpg="http://schemas.microsoft.com/office/word/2010/wordprocessingGroup" xmlns:wpi="http://schemas.microsoft.com/office/word/2010/wordprocessingInk" xmlns:wne="http://schemas.microsoft.com/office/word/2006/wordml" xmlns:wps="http://schemas.microsoft.com/office/word/2010/wordprocessingShape" mc:Ignorable="w14 w15 w16se w16cid w16 w16cex w16sdtdh w16sdtfl w16du wp14">
+<w:hdr xmlns:wpc="http://schemas.microsoft.com/office/word/2010/wordprocessingCanvas" xmlns:cx="http://schemas.microsoft.com/office/drawing/2014/chartex" xmlns:cx1="http://schemas.microsoft.com/office/drawing/2015/9/8/chartex" xmlns:cx2="http://schemas.microsoft.com/office/drawing/2015/10/21/chartex" xmlns:cx3="http://schemas.microsoft.com/office/drawing/2016/5/9/chartex" xmlns:cx4="http://schemas.microsoft.com/office/drawing/2016/5/10/chartex" xmlns:cx5="http://schemas.microsoft.com/office/drawing/2016/5/11/chartex" xmlns:cx6="http://schemas.microsoft.com/office/drawing/2016/5/12/chartex" xmlns:cx7="http://schemas.microsoft.com/office/drawing/2016/5/13/chartex" xmlns:cx8="http://schemas.microsoft.com/office/drawing/2016/5/14/chartex" xmlns:mc="http://schemas.openxmlformats.org/markup-compatibility/2006" xmlns:aink="http://schemas.microsoft.com/office/drawing/2016/ink" xmlns:am3d="http://schemas.microsoft.com/office/drawing/2017/model3d" xmlns:o="urn:schemas-microsoft-com:office:office" xmlns:oel="http://schemas.microsoft.com/office/2019/extlst" xmlns:r="http://schemas.openxmlformats.org/officeDocument/2006/relationships" xmlns:m="http://schemas.openxmlformats.org/officeDocument/2006/math" xmlns:v="urn:schemas-microsoft-com:vml" xmlns:wp14="http://schemas.microsoft.com/office/word/2010/wordprocessingDrawing" xmlns:wp="http://schemas.openxmlformats.org/drawingml/2006/wordprocessingDrawing" xmlns:w10="urn:schemas-microsoft-com:office:word" xmlns:w="http://schemas.openxmlformats.org/wordprocessingml/2006/main" xmlns:w14="http://schemas.microsoft.com/office/word/2010/wordml" xmlns:w15="http://schemas.microsoft.com/office/word/2012/wordml" xmlns:w16cex="http://schemas.microsoft.com/office/word/2018/wordml/cex" xmlns:w16cid="http://schemas.microsoft.com/office/word/2016/wordml/cid" xmlns:w16="http://schemas.microsoft.com/office/word/2018/wordml" xmlns:w16du="http://schemas.microsoft.com/office/word/2023/wordml/word16du" xmlns:w16sdtdh="http://schemas.microsoft.com/office/word/2020/wordml/sdtdatahash" xmlns:w16sdtfl="http://schemas.microsoft.com/office/word/2024/wordml/sdtformatlock" xmlns:w16se="http://schemas.microsoft.com/office/word/2015/wordml/symex" xmlns:wpg="http://schemas.microsoft.com/office/word/2010/wordprocessingGroup" xmlns:wpi="http://schemas.microsoft.com/office/word/2010/wordprocessingInk" xmlns:wne="http://schemas.microsoft.com/office/word/2006/wordml" xmlns:wps="http://schemas.microsoft.com/office/word/2010/wordprocessingShape" xmlns:a="http://schemas.openxmlformats.org/drawingml/2006/main" xmlns:pic="http://schemas.openxmlformats.org/drawingml/2006/picture" xmlns:a14="http://schemas.microsoft.com/office/drawing/2010/main" mc:Ignorable="w14 w15 w16se w16cid w16 w16cex w16sdtdh w16sdtfl w16du wp14">
   <w:p>
     <w:pPr>
       <w:spacing w:before="46"/>
@@ -9509,6 +9538,91 @@
 
 <file path=word/numbering.xml><?xml version="1.0" encoding="utf-8"?>
 <w:numbering xmlns:wpc="http://schemas.microsoft.com/office/word/2010/wordprocessingCanvas" xmlns:cx="http://schemas.microsoft.com/office/drawing/2014/chartex" xmlns:cx1="http://schemas.microsoft.com/office/drawing/2015/9/8/chartex" xmlns:cx2="http://schemas.microsoft.com/office/drawing/2015/10/21/chartex" xmlns:cx3="http://schemas.microsoft.com/office/drawing/2016/5/9/chartex" xmlns:cx4="http://schemas.microsoft.com/office/drawing/2016/5/10/chartex" xmlns:cx5="http://schemas.microsoft.com/office/drawing/2016/5/11/chartex" xmlns:cx6="http://schemas.microsoft.com/office/drawing/2016/5/12/chartex" xmlns:cx7="http://schemas.microsoft.com/office/drawing/2016/5/13/chartex" xmlns:cx8="http://schemas.microsoft.com/office/drawing/2016/5/14/chartex" xmlns:mc="http://schemas.openxmlformats.org/markup-compatibility/2006" xmlns:aink="http://schemas.microsoft.com/office/drawing/2016/ink" xmlns:am3d="http://schemas.microsoft.com/office/drawing/2017/model3d" xmlns:o="urn:schemas-microsoft-com:office:office" xmlns:oel="http://schemas.microsoft.com/office/2019/extlst" xmlns:r="http://schemas.openxmlformats.org/officeDocument/2006/relationships" xmlns:m="http://schemas.openxmlformats.org/officeDocument/2006/math" xmlns:v="urn:schemas-microsoft-com:vml" xmlns:wp14="http://schemas.microsoft.com/office/word/2010/wordprocessingDrawing" xmlns:wp="http://schemas.openxmlformats.org/drawingml/2006/wordprocessingDrawing" xmlns:w10="urn:schemas-microsoft-com:office:word" xmlns:w="http://schemas.openxmlformats.org/wordprocessingml/2006/main" xmlns:w14="http://schemas.microsoft.com/office/word/2010/wordml" xmlns:w15="http://schemas.microsoft.com/office/word/2012/wordml" xmlns:w16cex="http://schemas.microsoft.com/office/word/2018/wordml/cex" xmlns:w16cid="http://schemas.microsoft.com/office/word/2016/wordml/cid" xmlns:w16="http://schemas.microsoft.com/office/word/2018/wordml" xmlns:w16du="http://schemas.microsoft.com/office/word/2023/wordml/word16du" xmlns:w16sdtdh="http://schemas.microsoft.com/office/word/2020/wordml/sdtdatahash" xmlns:w16sdtfl="http://schemas.microsoft.com/office/word/2024/wordml/sdtformatlock" xmlns:w16se="http://schemas.microsoft.com/office/word/2015/wordml/symex" xmlns:wpg="http://schemas.microsoft.com/office/word/2010/wordprocessingGroup" xmlns:wpi="http://schemas.microsoft.com/office/word/2010/wordprocessingInk" xmlns:wne="http://schemas.microsoft.com/office/word/2006/wordml" xmlns:wps="http://schemas.microsoft.com/office/word/2010/wordprocessingShape" mc:Ignorable="w14 w15 w16se w16cid w16 w16cex w16sdtdh w16sdtfl w16du wp14">
+  <w:abstractNum xmlns:w="http://schemas.openxmlformats.org/wordprocessingml/2006/main" w:abstractNumId="5">
+    <w:nsid w:val="20cc7a46"/>
+    <w:multiLevelType xmlns:w="http://schemas.openxmlformats.org/wordprocessingml/2006/main" w:val="hybridMultilevel"/>
+    <w:lvl xmlns:w="http://schemas.openxmlformats.org/wordprocessingml/2006/main" w:ilvl="0">
+      <w:start w:val="1"/>
+      <w:numFmt w:val="decimal"/>
+      <w:lvlText w:val="%1"/>
+      <w:lvlJc w:val="left"/>
+      <w:pPr>
+        <w:ind w:left="810" w:hanging="360"/>
+      </w:pPr>
+    </w:lvl>
+    <w:lvl xmlns:w="http://schemas.openxmlformats.org/wordprocessingml/2006/main" w:ilvl="1">
+      <w:start w:val="1"/>
+      <w:numFmt w:val="lowerLetter"/>
+      <w:lvlText w:val="%2."/>
+      <w:lvlJc w:val="left"/>
+      <w:pPr>
+        <w:ind w:left="1530" w:hanging="360"/>
+      </w:pPr>
+    </w:lvl>
+    <w:lvl xmlns:w="http://schemas.openxmlformats.org/wordprocessingml/2006/main" w:ilvl="2">
+      <w:start w:val="1"/>
+      <w:numFmt w:val="lowerRoman"/>
+      <w:lvlText w:val="%3."/>
+      <w:lvlJc w:val="right"/>
+      <w:pPr>
+        <w:ind w:left="2250" w:hanging="180"/>
+      </w:pPr>
+    </w:lvl>
+    <w:lvl xmlns:w="http://schemas.openxmlformats.org/wordprocessingml/2006/main" w:ilvl="3">
+      <w:start w:val="1"/>
+      <w:numFmt w:val="decimal"/>
+      <w:lvlText w:val="%4."/>
+      <w:lvlJc w:val="left"/>
+      <w:pPr>
+        <w:ind w:left="2970" w:hanging="360"/>
+      </w:pPr>
+    </w:lvl>
+    <w:lvl xmlns:w="http://schemas.openxmlformats.org/wordprocessingml/2006/main" w:ilvl="4">
+      <w:start w:val="1"/>
+      <w:numFmt w:val="lowerLetter"/>
+      <w:lvlText w:val="%5."/>
+      <w:lvlJc w:val="left"/>
+      <w:pPr>
+        <w:ind w:left="3690" w:hanging="360"/>
+      </w:pPr>
+    </w:lvl>
+    <w:lvl xmlns:w="http://schemas.openxmlformats.org/wordprocessingml/2006/main" w:ilvl="5">
+      <w:start w:val="1"/>
+      <w:numFmt w:val="lowerRoman"/>
+      <w:lvlText w:val="%6."/>
+      <w:lvlJc w:val="right"/>
+      <w:pPr>
+        <w:ind w:left="4410" w:hanging="180"/>
+      </w:pPr>
+    </w:lvl>
+    <w:lvl xmlns:w="http://schemas.openxmlformats.org/wordprocessingml/2006/main" w:ilvl="6">
+      <w:start w:val="1"/>
+      <w:numFmt w:val="decimal"/>
+      <w:lvlText w:val="%7."/>
+      <w:lvlJc w:val="left"/>
+      <w:pPr>
+        <w:ind w:left="5130" w:hanging="360"/>
+      </w:pPr>
+    </w:lvl>
+    <w:lvl xmlns:w="http://schemas.openxmlformats.org/wordprocessingml/2006/main" w:ilvl="7">
+      <w:start w:val="1"/>
+      <w:numFmt w:val="lowerLetter"/>
+      <w:lvlText w:val="%8."/>
+      <w:lvlJc w:val="left"/>
+      <w:pPr>
+        <w:ind w:left="5850" w:hanging="360"/>
+      </w:pPr>
+    </w:lvl>
+    <w:lvl xmlns:w="http://schemas.openxmlformats.org/wordprocessingml/2006/main" w:ilvl="8">
+      <w:start w:val="1"/>
+      <w:numFmt w:val="lowerRoman"/>
+      <w:lvlText w:val="%9."/>
+      <w:lvlJc w:val="right"/>
+      <w:pPr>
+        <w:ind w:left="6570" w:hanging="180"/>
+      </w:pPr>
+    </w:lvl>
+  </w:abstractNum>
   <w:abstractNum w:abstractNumId="0" w15:restartNumberingAfterBreak="0">
     <w:nsid w:val="0D6C2433"/>
     <w:multiLevelType w:val="hybridMultilevel"/>
@@ -9522,7 +9636,7 @@
         <w:ind w:left="360" w:hanging="360"/>
       </w:pPr>
       <w:rPr>
-        <w:rFonts w:ascii="Symbol" w:hAnsi="Symbol" w:hint="default"/>
+        <w:rFonts w:hint="default" w:ascii="Symbol" w:hAnsi="Symbol"/>
       </w:rPr>
     </w:lvl>
     <w:lvl w:ilvl="1" w:tplc="08090003" w:tentative="1">
@@ -9534,7 +9648,7 @@
         <w:ind w:left="1080" w:hanging="360"/>
       </w:pPr>
       <w:rPr>
-        <w:rFonts w:ascii="Courier New" w:hAnsi="Courier New" w:cs="Courier New" w:hint="default"/>
+        <w:rFonts w:hint="default" w:ascii="Courier New" w:hAnsi="Courier New" w:cs="Courier New"/>
       </w:rPr>
     </w:lvl>
     <w:lvl w:ilvl="2" w:tplc="08090005" w:tentative="1">
@@ -9546,7 +9660,7 @@
         <w:ind w:left="1800" w:hanging="360"/>
       </w:pPr>
       <w:rPr>
-        <w:rFonts w:ascii="Wingdings" w:hAnsi="Wingdings" w:hint="default"/>
+        <w:rFonts w:hint="default" w:ascii="Wingdings" w:hAnsi="Wingdings"/>
       </w:rPr>
     </w:lvl>
     <w:lvl w:ilvl="3" w:tplc="08090001" w:tentative="1">
@@ -9558,7 +9672,7 @@
         <w:ind w:left="2520" w:hanging="360"/>
       </w:pPr>
       <w:rPr>
-        <w:rFonts w:ascii="Symbol" w:hAnsi="Symbol" w:hint="default"/>
+        <w:rFonts w:hint="default" w:ascii="Symbol" w:hAnsi="Symbol"/>
       </w:rPr>
     </w:lvl>
     <w:lvl w:ilvl="4" w:tplc="08090003" w:tentative="1">
@@ -9570,7 +9684,7 @@
         <w:ind w:left="3240" w:hanging="360"/>
       </w:pPr>
       <w:rPr>
-        <w:rFonts w:ascii="Courier New" w:hAnsi="Courier New" w:cs="Courier New" w:hint="default"/>
+        <w:rFonts w:hint="default" w:ascii="Courier New" w:hAnsi="Courier New" w:cs="Courier New"/>
       </w:rPr>
     </w:lvl>
     <w:lvl w:ilvl="5" w:tplc="08090005" w:tentative="1">
@@ -9582,7 +9696,7 @@
         <w:ind w:left="3960" w:hanging="360"/>
       </w:pPr>
       <w:rPr>
-        <w:rFonts w:ascii="Wingdings" w:hAnsi="Wingdings" w:hint="default"/>
+        <w:rFonts w:hint="default" w:ascii="Wingdings" w:hAnsi="Wingdings"/>
       </w:rPr>
     </w:lvl>
     <w:lvl w:ilvl="6" w:tplc="08090001" w:tentative="1">
@@ -9594,7 +9708,7 @@
         <w:ind w:left="4680" w:hanging="360"/>
       </w:pPr>
       <w:rPr>
-        <w:rFonts w:ascii="Symbol" w:hAnsi="Symbol" w:hint="default"/>
+        <w:rFonts w:hint="default" w:ascii="Symbol" w:hAnsi="Symbol"/>
       </w:rPr>
     </w:lvl>
     <w:lvl w:ilvl="7" w:tplc="08090003" w:tentative="1">
@@ -9606,7 +9720,7 @@
         <w:ind w:left="5400" w:hanging="360"/>
       </w:pPr>
       <w:rPr>
-        <w:rFonts w:ascii="Courier New" w:hAnsi="Courier New" w:cs="Courier New" w:hint="default"/>
+        <w:rFonts w:hint="default" w:ascii="Courier New" w:hAnsi="Courier New" w:cs="Courier New"/>
       </w:rPr>
     </w:lvl>
     <w:lvl w:ilvl="8" w:tplc="08090005" w:tentative="1">
@@ -9618,7 +9732,7 @@
         <w:ind w:left="6120" w:hanging="360"/>
       </w:pPr>
       <w:rPr>
-        <w:rFonts w:ascii="Wingdings" w:hAnsi="Wingdings" w:hint="default"/>
+        <w:rFonts w:hint="default" w:ascii="Wingdings" w:hAnsi="Wingdings"/>
       </w:rPr>
     </w:lvl>
   </w:abstractNum>
@@ -9635,7 +9749,7 @@
         <w:ind w:left="720" w:hanging="360"/>
       </w:pPr>
       <w:rPr>
-        <w:rFonts w:ascii="Symbol" w:hAnsi="Symbol" w:hint="default"/>
+        <w:rFonts w:hint="default" w:ascii="Symbol" w:hAnsi="Symbol"/>
       </w:rPr>
     </w:lvl>
     <w:lvl w:ilvl="1" w:tplc="461AD9CC">
@@ -9647,7 +9761,7 @@
         <w:ind w:left="1440" w:hanging="360"/>
       </w:pPr>
       <w:rPr>
-        <w:rFonts w:ascii="Courier New" w:hAnsi="Courier New" w:hint="default"/>
+        <w:rFonts w:hint="default" w:ascii="Courier New" w:hAnsi="Courier New"/>
       </w:rPr>
     </w:lvl>
     <w:lvl w:ilvl="2" w:tplc="FD680384">
@@ -9659,7 +9773,7 @@
         <w:ind w:left="2160" w:hanging="360"/>
       </w:pPr>
       <w:rPr>
-        <w:rFonts w:ascii="Wingdings" w:hAnsi="Wingdings" w:hint="default"/>
+        <w:rFonts w:hint="default" w:ascii="Wingdings" w:hAnsi="Wingdings"/>
       </w:rPr>
     </w:lvl>
     <w:lvl w:ilvl="3" w:tplc="2B3E43C4">
@@ -9671,7 +9785,7 @@
         <w:ind w:left="2880" w:hanging="360"/>
       </w:pPr>
       <w:rPr>
-        <w:rFonts w:ascii="Symbol" w:hAnsi="Symbol" w:hint="default"/>
+        <w:rFonts w:hint="default" w:ascii="Symbol" w:hAnsi="Symbol"/>
       </w:rPr>
     </w:lvl>
     <w:lvl w:ilvl="4" w:tplc="36F4C058">
@@ -9683,7 +9797,7 @@
         <w:ind w:left="3600" w:hanging="360"/>
       </w:pPr>
       <w:rPr>
-        <w:rFonts w:ascii="Courier New" w:hAnsi="Courier New" w:hint="default"/>
+        <w:rFonts w:hint="default" w:ascii="Courier New" w:hAnsi="Courier New"/>
       </w:rPr>
     </w:lvl>
     <w:lvl w:ilvl="5" w:tplc="76006252">
@@ -9695,7 +9809,7 @@
         <w:ind w:left="4320" w:hanging="360"/>
       </w:pPr>
       <w:rPr>
-        <w:rFonts w:ascii="Wingdings" w:hAnsi="Wingdings" w:hint="default"/>
+        <w:rFonts w:hint="default" w:ascii="Wingdings" w:hAnsi="Wingdings"/>
       </w:rPr>
     </w:lvl>
     <w:lvl w:ilvl="6" w:tplc="7F2AEAE4">
@@ -9707,7 +9821,7 @@
         <w:ind w:left="5040" w:hanging="360"/>
       </w:pPr>
       <w:rPr>
-        <w:rFonts w:ascii="Symbol" w:hAnsi="Symbol" w:hint="default"/>
+        <w:rFonts w:hint="default" w:ascii="Symbol" w:hAnsi="Symbol"/>
       </w:rPr>
     </w:lvl>
     <w:lvl w:ilvl="7" w:tplc="EED86510">
@@ -9719,7 +9833,7 @@
         <w:ind w:left="5760" w:hanging="360"/>
       </w:pPr>
       <w:rPr>
-        <w:rFonts w:ascii="Courier New" w:hAnsi="Courier New" w:hint="default"/>
+        <w:rFonts w:hint="default" w:ascii="Courier New" w:hAnsi="Courier New"/>
       </w:rPr>
     </w:lvl>
     <w:lvl w:ilvl="8" w:tplc="B4ACD96E">
@@ -9731,7 +9845,7 @@
         <w:ind w:left="6480" w:hanging="360"/>
       </w:pPr>
       <w:rPr>
-        <w:rFonts w:ascii="Wingdings" w:hAnsi="Wingdings" w:hint="default"/>
+        <w:rFonts w:hint="default" w:ascii="Wingdings" w:hAnsi="Wingdings"/>
       </w:rPr>
     </w:lvl>
   </w:abstractNum>
@@ -9748,7 +9862,7 @@
         <w:ind w:left="2070" w:hanging="360"/>
       </w:pPr>
       <w:rPr>
-        <w:rFonts w:ascii="Symbol" w:hAnsi="Symbol" w:hint="default"/>
+        <w:rFonts w:hint="default" w:ascii="Symbol" w:hAnsi="Symbol"/>
       </w:rPr>
     </w:lvl>
     <w:lvl w:ilvl="1" w:tplc="8C32EC8A">
@@ -9760,7 +9874,7 @@
         <w:ind w:left="2790" w:hanging="360"/>
       </w:pPr>
       <w:rPr>
-        <w:rFonts w:ascii="Courier New" w:hAnsi="Courier New" w:hint="default"/>
+        <w:rFonts w:hint="default" w:ascii="Courier New" w:hAnsi="Courier New"/>
       </w:rPr>
     </w:lvl>
     <w:lvl w:ilvl="2" w:tplc="28DCCDB4">
@@ -9772,7 +9886,7 @@
         <w:ind w:left="3510" w:hanging="360"/>
       </w:pPr>
       <w:rPr>
-        <w:rFonts w:ascii="Wingdings" w:hAnsi="Wingdings" w:hint="default"/>
+        <w:rFonts w:hint="default" w:ascii="Wingdings" w:hAnsi="Wingdings"/>
       </w:rPr>
     </w:lvl>
     <w:lvl w:ilvl="3" w:tplc="F52C3A2E">
@@ -9784,7 +9898,7 @@
         <w:ind w:left="4230" w:hanging="360"/>
       </w:pPr>
       <w:rPr>
-        <w:rFonts w:ascii="Symbol" w:hAnsi="Symbol" w:hint="default"/>
+        <w:rFonts w:hint="default" w:ascii="Symbol" w:hAnsi="Symbol"/>
       </w:rPr>
     </w:lvl>
     <w:lvl w:ilvl="4" w:tplc="87B00A86">
@@ -9796,7 +9910,7 @@
         <w:ind w:left="4950" w:hanging="360"/>
       </w:pPr>
       <w:rPr>
-        <w:rFonts w:ascii="Courier New" w:hAnsi="Courier New" w:hint="default"/>
+        <w:rFonts w:hint="default" w:ascii="Courier New" w:hAnsi="Courier New"/>
       </w:rPr>
     </w:lvl>
     <w:lvl w:ilvl="5" w:tplc="236EABC8">
@@ -9808,7 +9922,7 @@
         <w:ind w:left="5670" w:hanging="360"/>
       </w:pPr>
       <w:rPr>
-        <w:rFonts w:ascii="Wingdings" w:hAnsi="Wingdings" w:hint="default"/>
+        <w:rFonts w:hint="default" w:ascii="Wingdings" w:hAnsi="Wingdings"/>
       </w:rPr>
     </w:lvl>
     <w:lvl w:ilvl="6" w:tplc="893071A6">
@@ -9820,7 +9934,7 @@
         <w:ind w:left="6390" w:hanging="360"/>
       </w:pPr>
       <w:rPr>
-        <w:rFonts w:ascii="Symbol" w:hAnsi="Symbol" w:hint="default"/>
+        <w:rFonts w:hint="default" w:ascii="Symbol" w:hAnsi="Symbol"/>
       </w:rPr>
     </w:lvl>
     <w:lvl w:ilvl="7" w:tplc="7C88E30C">
@@ -9832,7 +9946,7 @@
         <w:ind w:left="7110" w:hanging="360"/>
       </w:pPr>
       <w:rPr>
-        <w:rFonts w:ascii="Courier New" w:hAnsi="Courier New" w:hint="default"/>
+        <w:rFonts w:hint="default" w:ascii="Courier New" w:hAnsi="Courier New"/>
       </w:rPr>
     </w:lvl>
     <w:lvl w:ilvl="8" w:tplc="EEBE9E4C">
@@ -9844,13 +9958,13 @@
         <w:ind w:left="7830" w:hanging="360"/>
       </w:pPr>
       <w:rPr>
-        <w:rFonts w:ascii="Wingdings" w:hAnsi="Wingdings" w:hint="default"/>
+        <w:rFonts w:hint="default" w:ascii="Wingdings" w:hAnsi="Wingdings"/>
       </w:rPr>
     </w:lvl>
   </w:abstractNum>
   <w:abstractNum w:abstractNumId="3" w15:restartNumberingAfterBreak="0">
     <w:nsid w:val="41FD3EFB"/>
-    <w:multiLevelType w:val="multilevel"/>
+    <w:multiLevelType w:val="hybridMultilevel"/>
     <w:tmpl w:val="08090025"/>
     <w:lvl w:ilvl="0">
       <w:start w:val="1"/>
@@ -9956,7 +10070,7 @@
         <w:ind w:left="720" w:hanging="360"/>
       </w:pPr>
       <w:rPr>
-        <w:rFonts w:ascii="Symbol" w:hAnsi="Symbol" w:hint="default"/>
+        <w:rFonts w:hint="default" w:ascii="Symbol" w:hAnsi="Symbol"/>
       </w:rPr>
     </w:lvl>
     <w:lvl w:ilvl="1" w:tplc="517A39A2">
@@ -10032,6 +10146,9 @@
       </w:pPr>
     </w:lvl>
   </w:abstractNum>
+  <w:num w:numId="6">
+    <w:abstractNumId w:val="5"/>
+  </w:num>
   <w:num w:numId="1" w16cid:durableId="1364407535">
     <w:abstractNumId w:val="2"/>
   </w:num>
@@ -10056,7 +10173,7 @@
   <w:docDefaults>
     <w:rPrDefault>
       <w:rPr>
-        <w:rFonts w:asciiTheme="minorHAnsi" w:eastAsiaTheme="minorHAnsi" w:hAnsiTheme="minorHAnsi" w:cstheme="minorBidi"/>
+        <w:rFonts w:asciiTheme="minorHAnsi" w:hAnsiTheme="minorHAnsi" w:eastAsiaTheme="minorHAnsi" w:cstheme="minorBidi"/>
         <w:sz w:val="22"/>
         <w:szCs w:val="22"/>
         <w:lang w:val="en-US" w:eastAsia="en-US" w:bidi="ar-SA"/>
@@ -10073,14 +10190,14 @@
   <w:latentStyles w:defLockedState="0" w:defUIPriority="99" w:defSemiHidden="0" w:defUnhideWhenUsed="0" w:defQFormat="0" w:count="376">
     <w:lsdException w:name="Normal" w:uiPriority="0" w:qFormat="1"/>
     <w:lsdException w:name="heading 1" w:uiPriority="9" w:qFormat="1"/>
-    <w:lsdException w:name="heading 2" w:semiHidden="1" w:uiPriority="9" w:unhideWhenUsed="1" w:qFormat="1"/>
-    <w:lsdException w:name="heading 3" w:semiHidden="1" w:uiPriority="9" w:unhideWhenUsed="1" w:qFormat="1"/>
-    <w:lsdException w:name="heading 4" w:semiHidden="1" w:uiPriority="9" w:unhideWhenUsed="1" w:qFormat="1"/>
-    <w:lsdException w:name="heading 5" w:semiHidden="1" w:uiPriority="9" w:unhideWhenUsed="1" w:qFormat="1"/>
-    <w:lsdException w:name="heading 6" w:semiHidden="1" w:uiPriority="9" w:unhideWhenUsed="1" w:qFormat="1"/>
-    <w:lsdException w:name="heading 7" w:semiHidden="1" w:uiPriority="9" w:unhideWhenUsed="1" w:qFormat="1"/>
-    <w:lsdException w:name="heading 8" w:semiHidden="1" w:uiPriority="9" w:unhideWhenUsed="1" w:qFormat="1"/>
-    <w:lsdException w:name="heading 9" w:semiHidden="1" w:uiPriority="9" w:unhideWhenUsed="1" w:qFormat="1"/>
+    <w:lsdException w:name="heading 2" w:uiPriority="9" w:semiHidden="1" w:unhideWhenUsed="1" w:qFormat="1"/>
+    <w:lsdException w:name="heading 3" w:uiPriority="9" w:semiHidden="1" w:unhideWhenUsed="1" w:qFormat="1"/>
+    <w:lsdException w:name="heading 4" w:uiPriority="9" w:semiHidden="1" w:unhideWhenUsed="1" w:qFormat="1"/>
+    <w:lsdException w:name="heading 5" w:uiPriority="9" w:semiHidden="1" w:unhideWhenUsed="1" w:qFormat="1"/>
+    <w:lsdException w:name="heading 6" w:uiPriority="9" w:semiHidden="1" w:unhideWhenUsed="1" w:qFormat="1"/>
+    <w:lsdException w:name="heading 7" w:uiPriority="9" w:semiHidden="1" w:unhideWhenUsed="1" w:qFormat="1"/>
+    <w:lsdException w:name="heading 8" w:uiPriority="9" w:semiHidden="1" w:unhideWhenUsed="1" w:qFormat="1"/>
+    <w:lsdException w:name="heading 9" w:uiPriority="9" w:semiHidden="1" w:unhideWhenUsed="1" w:qFormat="1"/>
     <w:lsdException w:name="index 1" w:semiHidden="1" w:unhideWhenUsed="1"/>
     <w:lsdException w:name="index 2" w:semiHidden="1" w:unhideWhenUsed="1"/>
     <w:lsdException w:name="index 3" w:semiHidden="1" w:unhideWhenUsed="1"/>
@@ -10090,22 +10207,22 @@
     <w:lsdException w:name="index 7" w:semiHidden="1" w:unhideWhenUsed="1"/>
     <w:lsdException w:name="index 8" w:semiHidden="1" w:unhideWhenUsed="1"/>
     <w:lsdException w:name="index 9" w:semiHidden="1" w:unhideWhenUsed="1"/>
-    <w:lsdException w:name="toc 1" w:semiHidden="1" w:uiPriority="39" w:unhideWhenUsed="1"/>
-    <w:lsdException w:name="toc 2" w:semiHidden="1" w:uiPriority="39" w:unhideWhenUsed="1"/>
-    <w:lsdException w:name="toc 3" w:semiHidden="1" w:uiPriority="39" w:unhideWhenUsed="1"/>
-    <w:lsdException w:name="toc 4" w:semiHidden="1" w:uiPriority="39" w:unhideWhenUsed="1"/>
-    <w:lsdException w:name="toc 5" w:semiHidden="1" w:uiPriority="39" w:unhideWhenUsed="1"/>
-    <w:lsdException w:name="toc 6" w:semiHidden="1" w:uiPriority="39" w:unhideWhenUsed="1"/>
-    <w:lsdException w:name="toc 7" w:semiHidden="1" w:uiPriority="39" w:unhideWhenUsed="1"/>
-    <w:lsdException w:name="toc 8" w:semiHidden="1" w:uiPriority="39" w:unhideWhenUsed="1"/>
-    <w:lsdException w:name="toc 9" w:semiHidden="1" w:uiPriority="39" w:unhideWhenUsed="1"/>
+    <w:lsdException w:name="toc 1" w:uiPriority="39" w:semiHidden="1" w:unhideWhenUsed="1"/>
+    <w:lsdException w:name="toc 2" w:uiPriority="39" w:semiHidden="1" w:unhideWhenUsed="1"/>
+    <w:lsdException w:name="toc 3" w:uiPriority="39" w:semiHidden="1" w:unhideWhenUsed="1"/>
+    <w:lsdException w:name="toc 4" w:uiPriority="39" w:semiHidden="1" w:unhideWhenUsed="1"/>
+    <w:lsdException w:name="toc 5" w:uiPriority="39" w:semiHidden="1" w:unhideWhenUsed="1"/>
+    <w:lsdException w:name="toc 6" w:uiPriority="39" w:semiHidden="1" w:unhideWhenUsed="1"/>
+    <w:lsdException w:name="toc 7" w:uiPriority="39" w:semiHidden="1" w:unhideWhenUsed="1"/>
+    <w:lsdException w:name="toc 8" w:uiPriority="39" w:semiHidden="1" w:unhideWhenUsed="1"/>
+    <w:lsdException w:name="toc 9" w:uiPriority="39" w:semiHidden="1" w:unhideWhenUsed="1"/>
     <w:lsdException w:name="Normal Indent" w:semiHidden="1" w:unhideWhenUsed="1"/>
     <w:lsdException w:name="footnote text" w:semiHidden="1" w:unhideWhenUsed="1"/>
     <w:lsdException w:name="annotation text" w:semiHidden="1" w:unhideWhenUsed="1"/>
     <w:lsdException w:name="header" w:semiHidden="1" w:unhideWhenUsed="1"/>
-    <w:lsdException w:name="footer" w:semiHidden="1" w:uiPriority="0" w:unhideWhenUsed="1"/>
+    <w:lsdException w:name="footer" w:uiPriority="0" w:semiHidden="1" w:unhideWhenUsed="1"/>
     <w:lsdException w:name="index heading" w:semiHidden="1" w:unhideWhenUsed="1"/>
-    <w:lsdException w:name="caption" w:semiHidden="1" w:uiPriority="35" w:unhideWhenUsed="1" w:qFormat="1"/>
+    <w:lsdException w:name="caption" w:uiPriority="35" w:semiHidden="1" w:unhideWhenUsed="1" w:qFormat="1"/>
     <w:lsdException w:name="table of figures" w:semiHidden="1" w:unhideWhenUsed="1"/>
     <w:lsdException w:name="envelope address" w:semiHidden="1" w:unhideWhenUsed="1"/>
     <w:lsdException w:name="envelope return" w:semiHidden="1" w:unhideWhenUsed="1"/>
@@ -10136,7 +10253,7 @@
     <w:lsdException w:name="Title" w:uiPriority="10" w:qFormat="1"/>
     <w:lsdException w:name="Closing" w:semiHidden="1" w:unhideWhenUsed="1"/>
     <w:lsdException w:name="Signature" w:semiHidden="1" w:unhideWhenUsed="1"/>
-    <w:lsdException w:name="Default Paragraph Font" w:semiHidden="1" w:uiPriority="1" w:unhideWhenUsed="1"/>
+    <w:lsdException w:name="Default Paragraph Font" w:uiPriority="1" w:semiHidden="1" w:unhideWhenUsed="1"/>
     <w:lsdException w:name="Body Text" w:semiHidden="1" w:unhideWhenUsed="1"/>
     <w:lsdException w:name="Body Text Indent" w:semiHidden="1" w:unhideWhenUsed="1"/>
     <w:lsdException w:name="List Continue" w:semiHidden="1" w:unhideWhenUsed="1"/>
@@ -10336,8 +10453,8 @@
     <w:lsdException w:name="Subtle Reference" w:uiPriority="31" w:qFormat="1"/>
     <w:lsdException w:name="Intense Reference" w:uiPriority="32" w:qFormat="1"/>
     <w:lsdException w:name="Book Title" w:uiPriority="33" w:qFormat="1"/>
-    <w:lsdException w:name="Bibliography" w:semiHidden="1" w:uiPriority="37" w:unhideWhenUsed="1"/>
-    <w:lsdException w:name="TOC Heading" w:semiHidden="1" w:uiPriority="39" w:unhideWhenUsed="1" w:qFormat="1"/>
+    <w:lsdException w:name="Bibliography" w:uiPriority="37" w:semiHidden="1" w:unhideWhenUsed="1"/>
+    <w:lsdException w:name="TOC Heading" w:uiPriority="39" w:semiHidden="1" w:unhideWhenUsed="1" w:qFormat="1"/>
     <w:lsdException w:name="Plain Table 1" w:uiPriority="41"/>
     <w:lsdException w:name="Plain Table 2" w:uiPriority="42"/>
     <w:lsdException w:name="Plain Table 3" w:uiPriority="43"/>
@@ -10448,7 +10565,7 @@
     <w:lsdException w:name="Unresolved Mention" w:semiHidden="1" w:unhideWhenUsed="1"/>
     <w:lsdException w:name="Smart Link" w:semiHidden="1" w:unhideWhenUsed="1"/>
   </w:latentStyles>
-  <w:style w:type="paragraph" w:default="1" w:styleId="Normal">
+  <w:style w:type="paragraph" w:styleId="Normal" w:default="1">
     <w:name w:val="Normal"/>
     <w:uiPriority w:val="1"/>
     <w:qFormat/>
@@ -10459,7 +10576,7 @@
       <w:autoSpaceDN/>
     </w:pPr>
     <w:rPr>
-      <w:rFonts w:ascii="Times New Roman" w:eastAsia="Times New Roman" w:hAnsi="Times New Roman" w:cs="Times New Roman"/>
+      <w:rFonts w:ascii="Times New Roman" w:hAnsi="Times New Roman" w:eastAsia="Times New Roman" w:cs="Times New Roman"/>
       <w:sz w:val="24"/>
       <w:szCs w:val="24"/>
       <w:lang w:val="en-IN" w:eastAsia="en-GB"/>
@@ -10485,7 +10602,7 @@
       <w:outlineLvl w:val="0"/>
     </w:pPr>
     <w:rPr>
-      <w:rFonts w:ascii="Calibri" w:eastAsia="Calibri" w:hAnsi="Calibri" w:cs="Calibri"/>
+      <w:rFonts w:ascii="Calibri" w:hAnsi="Calibri" w:eastAsia="Calibri" w:cs="Calibri"/>
       <w:color w:val="000000"/>
       <w:sz w:val="48"/>
     </w:rPr>
@@ -10510,7 +10627,7 @@
       <w:outlineLvl w:val="1"/>
     </w:pPr>
     <w:rPr>
-      <w:rFonts w:asciiTheme="majorHAnsi" w:eastAsiaTheme="majorEastAsia" w:hAnsiTheme="majorHAnsi" w:cstheme="majorBidi"/>
+      <w:rFonts w:asciiTheme="majorHAnsi" w:hAnsiTheme="majorHAnsi" w:eastAsiaTheme="majorEastAsia" w:cstheme="majorBidi"/>
       <w:b/>
       <w:bCs/>
       <w:color w:val="3CA5D9" w:themeColor="accent1"/>
@@ -10538,7 +10655,7 @@
       <w:outlineLvl w:val="2"/>
     </w:pPr>
     <w:rPr>
-      <w:rFonts w:asciiTheme="majorHAnsi" w:eastAsiaTheme="majorEastAsia" w:hAnsiTheme="majorHAnsi" w:cstheme="majorBidi"/>
+      <w:rFonts w:asciiTheme="majorHAnsi" w:hAnsiTheme="majorHAnsi" w:eastAsiaTheme="majorEastAsia" w:cstheme="majorBidi"/>
       <w:b/>
       <w:bCs/>
       <w:color w:val="3CA5D9" w:themeColor="accent1"/>
@@ -10564,7 +10681,7 @@
       <w:outlineLvl w:val="3"/>
     </w:pPr>
     <w:rPr>
-      <w:rFonts w:asciiTheme="majorHAnsi" w:eastAsiaTheme="majorEastAsia" w:hAnsiTheme="majorHAnsi" w:cstheme="majorBidi"/>
+      <w:rFonts w:asciiTheme="majorHAnsi" w:hAnsiTheme="majorHAnsi" w:eastAsiaTheme="majorEastAsia" w:cstheme="majorBidi"/>
       <w:i/>
       <w:iCs/>
       <w:color w:val="227EAD" w:themeColor="accent1" w:themeShade="BF"/>
@@ -10590,7 +10707,7 @@
       <w:outlineLvl w:val="4"/>
     </w:pPr>
     <w:rPr>
-      <w:rFonts w:asciiTheme="majorHAnsi" w:eastAsiaTheme="majorEastAsia" w:hAnsiTheme="majorHAnsi" w:cstheme="majorBidi"/>
+      <w:rFonts w:asciiTheme="majorHAnsi" w:hAnsiTheme="majorHAnsi" w:eastAsiaTheme="majorEastAsia" w:cstheme="majorBidi"/>
       <w:color w:val="227EAD" w:themeColor="accent1" w:themeShade="BF"/>
     </w:rPr>
   </w:style>
@@ -10615,7 +10732,7 @@
       <w:outlineLvl w:val="5"/>
     </w:pPr>
     <w:rPr>
-      <w:rFonts w:asciiTheme="majorHAnsi" w:eastAsiaTheme="majorEastAsia" w:hAnsiTheme="majorHAnsi" w:cstheme="majorBidi"/>
+      <w:rFonts w:asciiTheme="majorHAnsi" w:hAnsiTheme="majorHAnsi" w:eastAsiaTheme="majorEastAsia" w:cstheme="majorBidi"/>
       <w:color w:val="165473" w:themeColor="accent1" w:themeShade="7F"/>
     </w:rPr>
   </w:style>
@@ -10640,7 +10757,7 @@
       <w:outlineLvl w:val="6"/>
     </w:pPr>
     <w:rPr>
-      <w:rFonts w:asciiTheme="majorHAnsi" w:eastAsiaTheme="majorEastAsia" w:hAnsiTheme="majorHAnsi" w:cstheme="majorBidi"/>
+      <w:rFonts w:asciiTheme="majorHAnsi" w:hAnsiTheme="majorHAnsi" w:eastAsiaTheme="majorEastAsia" w:cstheme="majorBidi"/>
       <w:i/>
       <w:iCs/>
       <w:color w:val="165473" w:themeColor="accent1" w:themeShade="7F"/>
@@ -10667,7 +10784,7 @@
       <w:outlineLvl w:val="7"/>
     </w:pPr>
     <w:rPr>
-      <w:rFonts w:asciiTheme="majorHAnsi" w:eastAsiaTheme="majorEastAsia" w:hAnsiTheme="majorHAnsi" w:cstheme="majorBidi"/>
+      <w:rFonts w:asciiTheme="majorHAnsi" w:hAnsiTheme="majorHAnsi" w:eastAsiaTheme="majorEastAsia" w:cstheme="majorBidi"/>
       <w:color w:val="272727" w:themeColor="text1" w:themeTint="D8"/>
       <w:sz w:val="21"/>
       <w:szCs w:val="21"/>
@@ -10694,7 +10811,7 @@
       <w:outlineLvl w:val="8"/>
     </w:pPr>
     <w:rPr>
-      <w:rFonts w:asciiTheme="majorHAnsi" w:eastAsiaTheme="majorEastAsia" w:hAnsiTheme="majorHAnsi" w:cstheme="majorBidi"/>
+      <w:rFonts w:asciiTheme="majorHAnsi" w:hAnsiTheme="majorHAnsi" w:eastAsiaTheme="majorEastAsia" w:cstheme="majorBidi"/>
       <w:i/>
       <w:iCs/>
       <w:color w:val="272727" w:themeColor="text1" w:themeTint="D8"/>
@@ -10702,13 +10819,13 @@
       <w:szCs w:val="21"/>
     </w:rPr>
   </w:style>
-  <w:style w:type="character" w:default="1" w:styleId="DefaultParagraphFont">
+  <w:style w:type="character" w:styleId="DefaultParagraphFont" w:default="1">
     <w:name w:val="Default Paragraph Font"/>
     <w:uiPriority w:val="1"/>
     <w:semiHidden/>
     <w:unhideWhenUsed/>
   </w:style>
-  <w:style w:type="table" w:default="1" w:styleId="TableNormal">
+  <w:style w:type="table" w:styleId="TableNormal" w:default="1">
     <w:name w:val="Normal Table"/>
     <w:uiPriority w:val="99"/>
     <w:semiHidden/>
@@ -10723,7 +10840,7 @@
       </w:tblCellMar>
     </w:tblPr>
   </w:style>
-  <w:style w:type="numbering" w:default="1" w:styleId="NoList">
+  <w:style w:type="numbering" w:styleId="NoList" w:default="1">
     <w:name w:val="No List"/>
     <w:uiPriority w:val="99"/>
     <w:semiHidden/>
@@ -10745,7 +10862,7 @@
     <w:uiPriority w:val="1"/>
     <w:qFormat/>
   </w:style>
-  <w:style w:type="paragraph" w:customStyle="1" w:styleId="TableParagraph">
+  <w:style w:type="paragraph" w:styleId="TableParagraph" w:customStyle="1">
     <w:name w:val="Table Paragraph"/>
     <w:basedOn w:val="Normal"/>
     <w:uiPriority w:val="1"/>
@@ -10765,14 +10882,14 @@
       </w:tabs>
     </w:pPr>
   </w:style>
-  <w:style w:type="character" w:customStyle="1" w:styleId="HeaderChar">
+  <w:style w:type="character" w:styleId="HeaderChar" w:customStyle="1">
     <w:name w:val="Header Char"/>
     <w:basedOn w:val="DefaultParagraphFont"/>
     <w:link w:val="Header"/>
     <w:uiPriority w:val="99"/>
     <w:rsid w:val="008F7E07"/>
     <w:rPr>
-      <w:rFonts w:ascii="Lucida Sans Unicode" w:eastAsia="Lucida Sans Unicode" w:hAnsi="Lucida Sans Unicode" w:cs="Lucida Sans Unicode"/>
+      <w:rFonts w:ascii="Lucida Sans Unicode" w:hAnsi="Lucida Sans Unicode" w:eastAsia="Lucida Sans Unicode" w:cs="Lucida Sans Unicode"/>
       <w:lang w:bidi="en-US"/>
     </w:rPr>
   </w:style>
@@ -10789,14 +10906,14 @@
       </w:tabs>
     </w:pPr>
   </w:style>
-  <w:style w:type="character" w:customStyle="1" w:styleId="FooterChar">
+  <w:style w:type="character" w:styleId="FooterChar" w:customStyle="1">
     <w:name w:val="Footer Char"/>
     <w:basedOn w:val="DefaultParagraphFont"/>
     <w:link w:val="Footer"/>
     <w:uiPriority w:val="99"/>
     <w:rsid w:val="008F7E07"/>
     <w:rPr>
-      <w:rFonts w:ascii="Lucida Sans Unicode" w:eastAsia="Lucida Sans Unicode" w:hAnsi="Lucida Sans Unicode" w:cs="Lucida Sans Unicode"/>
+      <w:rFonts w:ascii="Lucida Sans Unicode" w:hAnsi="Lucida Sans Unicode" w:eastAsia="Lucida Sans Unicode" w:cs="Lucida Sans Unicode"/>
       <w:lang w:bidi="en-US"/>
     </w:rPr>
   </w:style>
@@ -10814,7 +10931,7 @@
       <w:szCs w:val="16"/>
     </w:rPr>
   </w:style>
-  <w:style w:type="character" w:customStyle="1" w:styleId="BalloonTextChar">
+  <w:style w:type="character" w:styleId="BalloonTextChar" w:customStyle="1">
     <w:name w:val="Balloon Text Char"/>
     <w:basedOn w:val="DefaultParagraphFont"/>
     <w:link w:val="BalloonText"/>
@@ -10822,13 +10939,13 @@
     <w:semiHidden/>
     <w:rsid w:val="008F7E07"/>
     <w:rPr>
-      <w:rFonts w:ascii="Tahoma" w:eastAsia="Lucida Sans Unicode" w:hAnsi="Tahoma" w:cs="Tahoma"/>
+      <w:rFonts w:ascii="Tahoma" w:hAnsi="Tahoma" w:eastAsia="Lucida Sans Unicode" w:cs="Tahoma"/>
       <w:sz w:val="16"/>
       <w:szCs w:val="16"/>
       <w:lang w:bidi="en-US"/>
     </w:rPr>
   </w:style>
-  <w:style w:type="paragraph" w:customStyle="1" w:styleId="2909F619802848F09E01365C32F34654">
+  <w:style w:type="paragraph" w:styleId="2909F619802848F09E01365C32F34654" w:customStyle="1">
     <w:name w:val="2909F619802848F09E01365C32F34654"/>
     <w:rsid w:val="008F7E07"/>
     <w:pPr>
@@ -10842,7 +10959,7 @@
       <w:lang w:eastAsia="ja-JP"/>
     </w:rPr>
   </w:style>
-  <w:style w:type="table" w:customStyle="1" w:styleId="TableGrid">
+  <w:style w:type="table" w:styleId="TableGrid" w:customStyle="1">
     <w:name w:val="TableGrid"/>
     <w:rsid w:val="00AB3905"/>
     <w:pPr>
@@ -10862,26 +10979,26 @@
       </w:tblCellMar>
     </w:tblPr>
   </w:style>
-  <w:style w:type="character" w:customStyle="1" w:styleId="Heading1Char">
+  <w:style w:type="character" w:styleId="Heading1Char" w:customStyle="1">
     <w:name w:val="Heading 1 Char"/>
     <w:basedOn w:val="DefaultParagraphFont"/>
     <w:link w:val="Heading1"/>
     <w:uiPriority w:val="9"/>
     <w:rsid w:val="00AB3905"/>
     <w:rPr>
-      <w:rFonts w:ascii="Calibri" w:eastAsia="Calibri" w:hAnsi="Calibri" w:cs="Calibri"/>
+      <w:rFonts w:ascii="Calibri" w:hAnsi="Calibri" w:eastAsia="Calibri" w:cs="Calibri"/>
       <w:color w:val="000000"/>
       <w:sz w:val="48"/>
     </w:rPr>
   </w:style>
-  <w:style w:type="character" w:customStyle="1" w:styleId="Heading2Char">
+  <w:style w:type="character" w:styleId="Heading2Char" w:customStyle="1">
     <w:name w:val="Heading 2 Char"/>
     <w:basedOn w:val="DefaultParagraphFont"/>
     <w:link w:val="Heading2"/>
     <w:uiPriority w:val="9"/>
     <w:rsid w:val="00B934B1"/>
     <w:rPr>
-      <w:rFonts w:asciiTheme="majorHAnsi" w:eastAsiaTheme="majorEastAsia" w:hAnsiTheme="majorHAnsi" w:cstheme="majorBidi"/>
+      <w:rFonts w:asciiTheme="majorHAnsi" w:hAnsiTheme="majorHAnsi" w:eastAsiaTheme="majorEastAsia" w:cstheme="majorBidi"/>
       <w:b/>
       <w:bCs/>
       <w:color w:val="3CA5D9" w:themeColor="accent1"/>
@@ -10890,14 +11007,14 @@
       <w:lang w:val="en-IN" w:eastAsia="en-GB"/>
     </w:rPr>
   </w:style>
-  <w:style w:type="character" w:customStyle="1" w:styleId="Heading3Char">
+  <w:style w:type="character" w:styleId="Heading3Char" w:customStyle="1">
     <w:name w:val="Heading 3 Char"/>
     <w:basedOn w:val="DefaultParagraphFont"/>
     <w:link w:val="Heading3"/>
     <w:uiPriority w:val="9"/>
     <w:rsid w:val="00B71AAB"/>
     <w:rPr>
-      <w:rFonts w:asciiTheme="majorHAnsi" w:eastAsiaTheme="majorEastAsia" w:hAnsiTheme="majorHAnsi" w:cstheme="majorBidi"/>
+      <w:rFonts w:asciiTheme="majorHAnsi" w:hAnsiTheme="majorHAnsi" w:eastAsiaTheme="majorEastAsia" w:cstheme="majorBidi"/>
       <w:b/>
       <w:bCs/>
       <w:color w:val="3CA5D9" w:themeColor="accent1"/>
@@ -10920,7 +11037,7 @@
       <w:outlineLvl w:val="9"/>
     </w:pPr>
     <w:rPr>
-      <w:rFonts w:asciiTheme="majorHAnsi" w:eastAsiaTheme="majorEastAsia" w:hAnsiTheme="majorHAnsi" w:cstheme="majorBidi"/>
+      <w:rFonts w:asciiTheme="majorHAnsi" w:hAnsiTheme="majorHAnsi" w:eastAsiaTheme="majorEastAsia" w:cstheme="majorBidi"/>
       <w:color w:val="227EAD" w:themeColor="accent1" w:themeShade="BF"/>
       <w:sz w:val="32"/>
       <w:szCs w:val="32"/>
@@ -10960,14 +11077,14 @@
       <w:spacing w:before="100" w:beforeAutospacing="1" w:after="100" w:afterAutospacing="1"/>
     </w:pPr>
   </w:style>
-  <w:style w:type="character" w:customStyle="1" w:styleId="Heading4Char">
+  <w:style w:type="character" w:styleId="Heading4Char" w:customStyle="1">
     <w:name w:val="Heading 4 Char"/>
     <w:basedOn w:val="DefaultParagraphFont"/>
     <w:link w:val="Heading4"/>
     <w:uiPriority w:val="9"/>
     <w:rsid w:val="00A718FC"/>
     <w:rPr>
-      <w:rFonts w:asciiTheme="majorHAnsi" w:eastAsiaTheme="majorEastAsia" w:hAnsiTheme="majorHAnsi" w:cstheme="majorBidi"/>
+      <w:rFonts w:asciiTheme="majorHAnsi" w:hAnsiTheme="majorHAnsi" w:eastAsiaTheme="majorEastAsia" w:cstheme="majorBidi"/>
       <w:i/>
       <w:iCs/>
       <w:color w:val="227EAD" w:themeColor="accent1" w:themeShade="BF"/>
@@ -10976,21 +11093,21 @@
       <w:lang w:val="en-IN" w:eastAsia="en-GB"/>
     </w:rPr>
   </w:style>
-  <w:style w:type="character" w:customStyle="1" w:styleId="Heading5Char">
+  <w:style w:type="character" w:styleId="Heading5Char" w:customStyle="1">
     <w:name w:val="Heading 5 Char"/>
     <w:basedOn w:val="DefaultParagraphFont"/>
     <w:link w:val="Heading5"/>
     <w:uiPriority w:val="9"/>
     <w:rsid w:val="00A718FC"/>
     <w:rPr>
-      <w:rFonts w:asciiTheme="majorHAnsi" w:eastAsiaTheme="majorEastAsia" w:hAnsiTheme="majorHAnsi" w:cstheme="majorBidi"/>
+      <w:rFonts w:asciiTheme="majorHAnsi" w:hAnsiTheme="majorHAnsi" w:eastAsiaTheme="majorEastAsia" w:cstheme="majorBidi"/>
       <w:color w:val="227EAD" w:themeColor="accent1" w:themeShade="BF"/>
       <w:sz w:val="24"/>
       <w:szCs w:val="24"/>
       <w:lang w:val="en-IN" w:eastAsia="en-GB"/>
     </w:rPr>
   </w:style>
-  <w:style w:type="character" w:customStyle="1" w:styleId="Heading6Char">
+  <w:style w:type="character" w:styleId="Heading6Char" w:customStyle="1">
     <w:name w:val="Heading 6 Char"/>
     <w:basedOn w:val="DefaultParagraphFont"/>
     <w:link w:val="Heading6"/>
@@ -10998,14 +11115,14 @@
     <w:semiHidden/>
     <w:rsid w:val="00A718FC"/>
     <w:rPr>
-      <w:rFonts w:asciiTheme="majorHAnsi" w:eastAsiaTheme="majorEastAsia" w:hAnsiTheme="majorHAnsi" w:cstheme="majorBidi"/>
+      <w:rFonts w:asciiTheme="majorHAnsi" w:hAnsiTheme="majorHAnsi" w:eastAsiaTheme="majorEastAsia" w:cstheme="majorBidi"/>
       <w:color w:val="165473" w:themeColor="accent1" w:themeShade="7F"/>
       <w:sz w:val="24"/>
       <w:szCs w:val="24"/>
       <w:lang w:val="en-IN" w:eastAsia="en-GB"/>
     </w:rPr>
   </w:style>
-  <w:style w:type="character" w:customStyle="1" w:styleId="Heading7Char">
+  <w:style w:type="character" w:styleId="Heading7Char" w:customStyle="1">
     <w:name w:val="Heading 7 Char"/>
     <w:basedOn w:val="DefaultParagraphFont"/>
     <w:link w:val="Heading7"/>
@@ -11013,7 +11130,7 @@
     <w:semiHidden/>
     <w:rsid w:val="00A718FC"/>
     <w:rPr>
-      <w:rFonts w:asciiTheme="majorHAnsi" w:eastAsiaTheme="majorEastAsia" w:hAnsiTheme="majorHAnsi" w:cstheme="majorBidi"/>
+      <w:rFonts w:asciiTheme="majorHAnsi" w:hAnsiTheme="majorHAnsi" w:eastAsiaTheme="majorEastAsia" w:cstheme="majorBidi"/>
       <w:i/>
       <w:iCs/>
       <w:color w:val="165473" w:themeColor="accent1" w:themeShade="7F"/>
@@ -11022,7 +11139,7 @@
       <w:lang w:val="en-IN" w:eastAsia="en-GB"/>
     </w:rPr>
   </w:style>
-  <w:style w:type="character" w:customStyle="1" w:styleId="Heading8Char">
+  <w:style w:type="character" w:styleId="Heading8Char" w:customStyle="1">
     <w:name w:val="Heading 8 Char"/>
     <w:basedOn w:val="DefaultParagraphFont"/>
     <w:link w:val="Heading8"/>
@@ -11030,14 +11147,14 @@
     <w:semiHidden/>
     <w:rsid w:val="00A718FC"/>
     <w:rPr>
-      <w:rFonts w:asciiTheme="majorHAnsi" w:eastAsiaTheme="majorEastAsia" w:hAnsiTheme="majorHAnsi" w:cstheme="majorBidi"/>
+      <w:rFonts w:asciiTheme="majorHAnsi" w:hAnsiTheme="majorHAnsi" w:eastAsiaTheme="majorEastAsia" w:cstheme="majorBidi"/>
       <w:color w:val="272727" w:themeColor="text1" w:themeTint="D8"/>
       <w:sz w:val="21"/>
       <w:szCs w:val="21"/>
       <w:lang w:val="en-IN" w:eastAsia="en-GB"/>
     </w:rPr>
   </w:style>
-  <w:style w:type="character" w:customStyle="1" w:styleId="Heading9Char">
+  <w:style w:type="character" w:styleId="Heading9Char" w:customStyle="1">
     <w:name w:val="Heading 9 Char"/>
     <w:basedOn w:val="DefaultParagraphFont"/>
     <w:link w:val="Heading9"/>
@@ -11045,7 +11162,7 @@
     <w:semiHidden/>
     <w:rsid w:val="00A718FC"/>
     <w:rPr>
-      <w:rFonts w:asciiTheme="majorHAnsi" w:eastAsiaTheme="majorEastAsia" w:hAnsiTheme="majorHAnsi" w:cstheme="majorBidi"/>
+      <w:rFonts w:asciiTheme="majorHAnsi" w:hAnsiTheme="majorHAnsi" w:eastAsiaTheme="majorEastAsia" w:cstheme="majorBidi"/>
       <w:i/>
       <w:iCs/>
       <w:color w:val="272727" w:themeColor="text1" w:themeTint="D8"/>
@@ -11096,7 +11213,7 @@
       <w:lang w:eastAsia="zh-CN"/>
     </w:rPr>
   </w:style>
-  <w:style w:type="character" w:customStyle="1" w:styleId="NoSpacingChar">
+  <w:style w:type="character" w:styleId="NoSpacingChar" w:customStyle="1">
     <w:name w:val="No Spacing Char"/>
     <w:basedOn w:val="DefaultParagraphFont"/>
     <w:link w:val="NoSpacing"/>
@@ -11114,12 +11231,12 @@
     <w:rsid w:val="00BD1D43"/>
     <w:tblPr>
       <w:tblBorders>
-        <w:top w:val="single" w:sz="4" w:space="0" w:color="auto"/>
-        <w:left w:val="single" w:sz="4" w:space="0" w:color="auto"/>
-        <w:bottom w:val="single" w:sz="4" w:space="0" w:color="auto"/>
-        <w:right w:val="single" w:sz="4" w:space="0" w:color="auto"/>
-        <w:insideH w:val="single" w:sz="4" w:space="0" w:color="auto"/>
-        <w:insideV w:val="single" w:sz="4" w:space="0" w:color="auto"/>
+        <w:top w:val="single" w:color="auto" w:sz="4" w:space="0"/>
+        <w:left w:val="single" w:color="auto" w:sz="4" w:space="0"/>
+        <w:bottom w:val="single" w:color="auto" w:sz="4" w:space="0"/>
+        <w:right w:val="single" w:color="auto" w:sz="4" w:space="0"/>
+        <w:insideH w:val="single" w:color="auto" w:sz="4" w:space="0"/>
+        <w:insideV w:val="single" w:color="auto" w:sz="4" w:space="0"/>
       </w:tblBorders>
     </w:tblPr>
   </w:style>
@@ -11132,8 +11249,8 @@
       <w:tblStyleRowBandSize w:val="1"/>
       <w:tblStyleColBandSize w:val="1"/>
       <w:tblBorders>
-        <w:top w:val="single" w:sz="4" w:space="0" w:color="7F7F7F" w:themeColor="text1" w:themeTint="80"/>
-        <w:bottom w:val="single" w:sz="4" w:space="0" w:color="7F7F7F" w:themeColor="text1" w:themeTint="80"/>
+        <w:top w:val="single" w:color="7F7F7F" w:themeColor="text1" w:themeTint="80" w:sz="4" w:space="0"/>
+        <w:bottom w:val="single" w:color="7F7F7F" w:themeColor="text1" w:themeTint="80" w:sz="4" w:space="0"/>
       </w:tblBorders>
     </w:tblPr>
     <w:tblStylePr w:type="firstRow">
@@ -11144,7 +11261,7 @@
       <w:tblPr/>
       <w:tcPr>
         <w:tcBorders>
-          <w:bottom w:val="single" w:sz="4" w:space="0" w:color="7F7F7F" w:themeColor="text1" w:themeTint="80"/>
+          <w:bottom w:val="single" w:color="7F7F7F" w:themeColor="text1" w:themeTint="80" w:sz="4" w:space="0"/>
         </w:tcBorders>
       </w:tcPr>
     </w:tblStylePr>
@@ -11156,7 +11273,7 @@
       <w:tblPr/>
       <w:tcPr>
         <w:tcBorders>
-          <w:top w:val="single" w:sz="4" w:space="0" w:color="7F7F7F" w:themeColor="text1" w:themeTint="80"/>
+          <w:top w:val="single" w:color="7F7F7F" w:themeColor="text1" w:themeTint="80" w:sz="4" w:space="0"/>
         </w:tcBorders>
       </w:tcPr>
     </w:tblStylePr>
@@ -11176,8 +11293,8 @@
       <w:tblPr/>
       <w:tcPr>
         <w:tcBorders>
-          <w:left w:val="single" w:sz="4" w:space="0" w:color="7F7F7F" w:themeColor="text1" w:themeTint="80"/>
-          <w:right w:val="single" w:sz="4" w:space="0" w:color="7F7F7F" w:themeColor="text1" w:themeTint="80"/>
+          <w:left w:val="single" w:color="7F7F7F" w:themeColor="text1" w:themeTint="80" w:sz="4" w:space="0"/>
+          <w:right w:val="single" w:color="7F7F7F" w:themeColor="text1" w:themeTint="80" w:sz="4" w:space="0"/>
         </w:tcBorders>
       </w:tcPr>
     </w:tblStylePr>
@@ -11185,8 +11302,8 @@
       <w:tblPr/>
       <w:tcPr>
         <w:tcBorders>
-          <w:left w:val="single" w:sz="4" w:space="0" w:color="7F7F7F" w:themeColor="text1" w:themeTint="80"/>
-          <w:right w:val="single" w:sz="4" w:space="0" w:color="7F7F7F" w:themeColor="text1" w:themeTint="80"/>
+          <w:left w:val="single" w:color="7F7F7F" w:themeColor="text1" w:themeTint="80" w:sz="4" w:space="0"/>
+          <w:right w:val="single" w:color="7F7F7F" w:themeColor="text1" w:themeTint="80" w:sz="4" w:space="0"/>
         </w:tcBorders>
       </w:tcPr>
     </w:tblStylePr>
@@ -11194,8 +11311,8 @@
       <w:tblPr/>
       <w:tcPr>
         <w:tcBorders>
-          <w:top w:val="single" w:sz="4" w:space="0" w:color="7F7F7F" w:themeColor="text1" w:themeTint="80"/>
-          <w:bottom w:val="single" w:sz="4" w:space="0" w:color="7F7F7F" w:themeColor="text1" w:themeTint="80"/>
+          <w:top w:val="single" w:color="7F7F7F" w:themeColor="text1" w:themeTint="80" w:sz="4" w:space="0"/>
+          <w:bottom w:val="single" w:color="7F7F7F" w:themeColor="text1" w:themeTint="80" w:sz="4" w:space="0"/>
         </w:tcBorders>
       </w:tcPr>
     </w:tblStylePr>
@@ -11262,12 +11379,12 @@
     <w:unhideWhenUsed/>
     <w:rsid w:val="00627A62"/>
     <w:rPr>
-      <w:rFonts w:ascii="Courier New" w:eastAsia="Times New Roman" w:hAnsi="Courier New" w:cs="Courier New"/>
+      <w:rFonts w:ascii="Courier New" w:hAnsi="Courier New" w:eastAsia="Times New Roman" w:cs="Courier New"/>
       <w:sz w:val="20"/>
       <w:szCs w:val="20"/>
     </w:rPr>
   </w:style>
-  <w:style w:type="paragraph" w:customStyle="1" w:styleId="paginationitem">
+  <w:style w:type="paragraph" w:styleId="paginationitem" w:customStyle="1">
     <w:name w:val="pagination__item"/>
     <w:basedOn w:val="Normal"/>
     <w:rsid w:val="00627A62"/>
